--- a/0023_admin_console/0023_admin_console.docx
+++ b/0023_admin_console/0023_admin_console.docx
@@ -2,7 +2,7 @@
 <file path=word/document.xml><?xml version="1.0" encoding="utf-8"?>
 <w:document xmlns:w="http://schemas.openxmlformats.org/wordprocessingml/2006/main" xmlns:m="http://schemas.openxmlformats.org/officeDocument/2006/math" xmlns:r="http://schemas.openxmlformats.org/officeDocument/2006/relationships" xmlns:o="urn:schemas-microsoft-com:office:office" xmlns:v="urn:schemas-microsoft-com:vml" xmlns:w10="urn:schemas-microsoft-com:office:word" xmlns:a="http://schemas.openxmlformats.org/drawingml/2006/main" xmlns:pic="http://schemas.openxmlformats.org/drawingml/2006/picture" xmlns:wp="http://schemas.openxmlformats.org/drawingml/2006/wordprocessingDrawing">
   <w:body>
-    <w:bookmarkStart w:id="59" w:name="Xc83ac237fa79d49c1a9bc1d2ae29769edfb8f49"/>
+    <w:bookmarkStart w:id="71" w:name="Xc83ac237fa79d49c1a9bc1d2ae29769edfb8f49"/>
     <w:p>
       <w:pPr>
         <w:pStyle w:val="Heading1"/>
@@ -104,13 +104,13 @@
         </w:pict>
       </w:r>
     </w:p>
-    <w:bookmarkStart w:id="9" w:name="the-10-admin-surfaces"/>
+    <w:bookmarkStart w:id="12" w:name="the-28-admin-surfaces"/>
     <w:p>
       <w:pPr>
         <w:pStyle w:val="Heading2"/>
       </w:pPr>
       <w:r>
-        <w:t xml:space="preserve">1. The 10 admin surfaces</w:t>
+        <w:t xml:space="preserve">1. The 28 admin surfaces</w:t>
       </w:r>
     </w:p>
     <w:p>
@@ -145,7 +145,33 @@
         <w:t xml:space="preserve">/admin/...</w:t>
       </w:r>
       <w:r>
-        <w:t xml:space="preserve">. (Surface count updated 2026-05-17 from 8 → 9 with the addition of the Concierge Abuse review queue, then from 9 → 10 with the addition of the Add-on Management card view.)</w:t>
+        <w:t xml:space="preserve">. Surface count refreshed 2026-05-23 to enumerate ALL shipped admin routes — the prior 11-surface table (2026-05-18) listed only the speced surfaces and silently missed the 12 operational surfaces that shipped during the V1 build burst (Funnels, Payouts, Receipts, BIR 2307, Ads, Demo vendors, Events, Help inbox, Force majeure, Moodboard library, Operations &amp; Hiring, Taxonomy, plus Reviews). The 4 missing-from-code surfaces from the prior table (Disputes, Pricing, Add-on Management, Concierge Brain) all shipped in the 2026-05-23 admin alignment batch (</w:t>
+      </w:r>
+      <w:hyperlink r:id="rId9">
+        <w:r>
+          <w:rPr>
+            <w:rStyle w:val="Hyperlink"/>
+          </w:rPr>
+          <w:t xml:space="preserve">PRs #419 · #420 · #421 · #423</w:t>
+        </w:r>
+      </w:hyperlink>
+      <w:r>
+        <w:t xml:space="preserve">). Table below is grouped by the actual</w:t>
+      </w:r>
+      <w:r>
+        <w:t xml:space="preserve"> </w:t>
+      </w:r>
+      <w:r>
+        <w:rPr>
+          <w:rStyle w:val="VerbatimChar"/>
+        </w:rPr>
+        <w:t xml:space="preserve">apps/web/app/admin/_components/admin-nav.tsx</w:t>
+      </w:r>
+      <w:r>
+        <w:t xml:space="preserve"> </w:t>
+      </w:r>
+      <w:r>
+        <w:t xml:space="preserve">structure so spec readers see what an admin sees on the left rail.</w:t>
       </w:r>
     </w:p>
     <w:tbl>
@@ -156,10 +182,11 @@
         <w:tblLook w:firstRow="1" w:lastRow="0" w:firstColumn="0" w:lastColumn="0" w:noHBand="0" w:noVBand="0" w:val="0020"/>
       </w:tblPr>
       <w:tblGrid>
-        <w:gridCol w:w="1980"/>
-        <w:gridCol w:w="1980"/>
-        <w:gridCol w:w="1980"/>
-        <w:gridCol w:w="1980"/>
+        <w:gridCol w:w="1584"/>
+        <w:gridCol w:w="1584"/>
+        <w:gridCol w:w="1584"/>
+        <w:gridCol w:w="1584"/>
+        <w:gridCol w:w="1584"/>
       </w:tblGrid>
       <w:tr>
         <w:trPr>
@@ -172,6 +199,17 @@
               <w:pStyle w:val="Compact"/>
             </w:pPr>
             <w:r>
+              <w:t xml:space="preserve">Group</w:t>
+            </w:r>
+          </w:p>
+        </w:tc>
+        <w:tc>
+          <w:tcPr/>
+          <w:p>
+            <w:pPr>
+              <w:pStyle w:val="Compact"/>
+            </w:pPr>
+            <w:r>
               <w:t xml:space="preserve">#</w:t>
             </w:r>
           </w:p>
@@ -211,6 +249,17 @@
         </w:tc>
       </w:tr>
       <w:tr>
+        <w:tc>
+          <w:tcPr/>
+          <w:p>
+            <w:pPr>
+              <w:pStyle w:val="Compact"/>
+            </w:pPr>
+            <w:r>
+              <w:t xml:space="preserve">—</w:t>
+            </w:r>
+          </w:p>
+        </w:tc>
         <w:tc>
           <w:tcPr/>
           <w:p>
@@ -233,7 +282,7 @@
                 <w:b/>
                 <w:bCs/>
               </w:rPr>
-              <w:t xml:space="preserve">Home</w:t>
+              <w:t xml:space="preserve">Overview</w:t>
             </w:r>
           </w:p>
         </w:tc>
@@ -258,12 +307,23 @@
               <w:pStyle w:val="Compact"/>
             </w:pPr>
             <w:r>
-              <w:t xml:space="preserve">Queue overview · today’s actions · alerts · platform health metrics · Team Pool widget (for team members)</w:t>
+              <w:t xml:space="preserve">Queue summary · today’s actions · alerts · platform health · Team Pool widget (§ 10b · 🟢 team-member accounts)</w:t>
             </w:r>
           </w:p>
         </w:tc>
       </w:tr>
       <w:tr>
+        <w:tc>
+          <w:tcPr/>
+          <w:p>
+            <w:pPr>
+              <w:pStyle w:val="Compact"/>
+            </w:pPr>
+            <w:r>
+              <w:t xml:space="preserve">Queues</w:t>
+            </w:r>
+          </w:p>
+        </w:tc>
         <w:tc>
           <w:tcPr/>
           <w:p>
@@ -286,7 +346,7 @@
                 <w:b/>
                 <w:bCs/>
               </w:rPr>
-              <w:t xml:space="preserve">Verification Queues</w:t>
+              <w:t xml:space="preserve">Verification</w:t>
             </w:r>
           </w:p>
         </w:tc>
@@ -311,12 +371,23 @@
               <w:pStyle w:val="Compact"/>
             </w:pPr>
             <w:r>
-              <w:t xml:space="preserve">Vendor identity verification + service approval + custom-category review — three queues, one screen</w:t>
+              <w:t xml:space="preserve">Vendor identity verification + service approval + custom-category review · 12-doc checklist (§ 3.2)</w:t>
             </w:r>
           </w:p>
         </w:tc>
       </w:tr>
       <w:tr>
+        <w:tc>
+          <w:tcPr/>
+          <w:p>
+            <w:pPr>
+              <w:pStyle w:val="Compact"/>
+            </w:pPr>
+            <w:r>
+              <w:t xml:space="preserve">Queues</w:t>
+            </w:r>
+          </w:p>
+        </w:tc>
         <w:tc>
           <w:tcPr/>
           <w:p>
@@ -339,7 +410,7 @@
                 <w:b/>
                 <w:bCs/>
               </w:rPr>
-              <w:t xml:space="preserve">Payments &amp; Activations</w:t>
+              <w:t xml:space="preserve">Payments</w:t>
             </w:r>
           </w:p>
         </w:tc>
@@ -364,7 +435,7 @@
               <w:pStyle w:val="Compact"/>
             </w:pPr>
             <w:r>
-              <w:t xml:space="preserve">Customer payment confirmation → service activation hook fires. Refund processing too.</w:t>
+              <w:t xml:space="preserve">Manual BDO/GCash reconciliation → activation hook · refund processing (§ 3.3)</w:t>
             </w:r>
           </w:p>
         </w:tc>
@@ -377,7 +448,353 @@
               <w:pStyle w:val="Compact"/>
             </w:pPr>
             <w:r>
+              <w:t xml:space="preserve">Queues</w:t>
+            </w:r>
+          </w:p>
+        </w:tc>
+        <w:tc>
+          <w:tcPr/>
+          <w:p>
+            <w:pPr>
+              <w:pStyle w:val="Compact"/>
+            </w:pPr>
+            <w:r>
               <w:t xml:space="preserve">4</w:t>
+            </w:r>
+          </w:p>
+        </w:tc>
+        <w:tc>
+          <w:tcPr/>
+          <w:p>
+            <w:pPr>
+              <w:pStyle w:val="Compact"/>
+            </w:pPr>
+            <w:r>
+              <w:rPr>
+                <w:b/>
+                <w:bCs/>
+              </w:rPr>
+              <w:t xml:space="preserve">Reviews</w:t>
+            </w:r>
+          </w:p>
+        </w:tc>
+        <w:tc>
+          <w:tcPr/>
+          <w:p>
+            <w:pPr>
+              <w:pStyle w:val="Compact"/>
+            </w:pPr>
+            <w:r>
+              <w:rPr>
+                <w:rStyle w:val="VerbatimChar"/>
+              </w:rPr>
+              <w:t xml:space="preserve">/admin/reviews</w:t>
+            </w:r>
+          </w:p>
+        </w:tc>
+        <w:tc>
+          <w:tcPr/>
+          <w:p>
+            <w:pPr>
+              <w:pStyle w:val="Compact"/>
+            </w:pPr>
+            <w:r>
+              <w:t xml:space="preserve">Review moderation queue · self-review gate appeals (per 2026-05-15 dual-role lock — single-admin override-publish authority)</w:t>
+            </w:r>
+          </w:p>
+        </w:tc>
+      </w:tr>
+      <w:tr>
+        <w:tc>
+          <w:tcPr/>
+          <w:p>
+            <w:pPr>
+              <w:pStyle w:val="Compact"/>
+            </w:pPr>
+            <w:r>
+              <w:t xml:space="preserve">Queues</w:t>
+            </w:r>
+          </w:p>
+        </w:tc>
+        <w:tc>
+          <w:tcPr/>
+          <w:p>
+            <w:pPr>
+              <w:pStyle w:val="Compact"/>
+            </w:pPr>
+            <w:r>
+              <w:t xml:space="preserve">5</w:t>
+            </w:r>
+          </w:p>
+        </w:tc>
+        <w:tc>
+          <w:tcPr/>
+          <w:p>
+            <w:pPr>
+              <w:pStyle w:val="Compact"/>
+            </w:pPr>
+            <w:r>
+              <w:rPr>
+                <w:b/>
+                <w:bCs/>
+              </w:rPr>
+              <w:t xml:space="preserve">Help inbox</w:t>
+            </w:r>
+          </w:p>
+        </w:tc>
+        <w:tc>
+          <w:tcPr/>
+          <w:p>
+            <w:pPr>
+              <w:pStyle w:val="Compact"/>
+            </w:pPr>
+            <w:r>
+              <w:rPr>
+                <w:rStyle w:val="VerbatimChar"/>
+              </w:rPr>
+              <w:t xml:space="preserve">/admin/help</w:t>
+            </w:r>
+          </w:p>
+        </w:tc>
+        <w:tc>
+          <w:tcPr/>
+          <w:p>
+            <w:pPr>
+              <w:pStyle w:val="Compact"/>
+            </w:pPr>
+            <w:r>
+              <w:t xml:space="preserve">Customer + vendor support tickets · topic-routed (per 0029 Help Center) · structured contact-form intake</w:t>
+            </w:r>
+          </w:p>
+        </w:tc>
+      </w:tr>
+      <w:tr>
+        <w:tc>
+          <w:tcPr/>
+          <w:p>
+            <w:pPr>
+              <w:pStyle w:val="Compact"/>
+            </w:pPr>
+            <w:r>
+              <w:t xml:space="preserve">Queues</w:t>
+            </w:r>
+          </w:p>
+        </w:tc>
+        <w:tc>
+          <w:tcPr/>
+          <w:p>
+            <w:pPr>
+              <w:pStyle w:val="Compact"/>
+            </w:pPr>
+            <w:r>
+              <w:t xml:space="preserve">6</w:t>
+            </w:r>
+          </w:p>
+        </w:tc>
+        <w:tc>
+          <w:tcPr/>
+          <w:p>
+            <w:pPr>
+              <w:pStyle w:val="Compact"/>
+            </w:pPr>
+            <w:r>
+              <w:rPr>
+                <w:b/>
+                <w:bCs/>
+              </w:rPr>
+              <w:t xml:space="preserve">Force majeure</w:t>
+            </w:r>
+          </w:p>
+        </w:tc>
+        <w:tc>
+          <w:tcPr/>
+          <w:p>
+            <w:pPr>
+              <w:pStyle w:val="Compact"/>
+            </w:pPr>
+            <w:r>
+              <w:rPr>
+                <w:rStyle w:val="VerbatimChar"/>
+              </w:rPr>
+              <w:t xml:space="preserve">/admin/force-majeure</w:t>
+            </w:r>
+          </w:p>
+        </w:tc>
+        <w:tc>
+          <w:tcPr/>
+          <w:p>
+            <w:pPr>
+              <w:pStyle w:val="Compact"/>
+            </w:pPr>
+            <w:r>
+              <w:t xml:space="preserve">Force-majeure mediation escalations from chat threads · couple-side &amp; vendor-side date/venue change flows (per 0019 § force majeure)</w:t>
+            </w:r>
+          </w:p>
+        </w:tc>
+      </w:tr>
+      <w:tr>
+        <w:tc>
+          <w:tcPr/>
+          <w:p>
+            <w:pPr>
+              <w:pStyle w:val="Compact"/>
+            </w:pPr>
+            <w:r>
+              <w:t xml:space="preserve">Queues</w:t>
+            </w:r>
+          </w:p>
+        </w:tc>
+        <w:tc>
+          <w:tcPr/>
+          <w:p>
+            <w:pPr>
+              <w:pStyle w:val="Compact"/>
+            </w:pPr>
+            <w:r>
+              <w:t xml:space="preserve">7</w:t>
+            </w:r>
+          </w:p>
+        </w:tc>
+        <w:tc>
+          <w:tcPr/>
+          <w:p>
+            <w:pPr>
+              <w:pStyle w:val="Compact"/>
+            </w:pPr>
+            <w:r>
+              <w:rPr>
+                <w:b/>
+                <w:bCs/>
+              </w:rPr>
+              <w:t xml:space="preserve">Concierge abuse</w:t>
+            </w:r>
+          </w:p>
+        </w:tc>
+        <w:tc>
+          <w:tcPr/>
+          <w:p>
+            <w:pPr>
+              <w:pStyle w:val="Compact"/>
+            </w:pPr>
+            <w:r>
+              <w:rPr>
+                <w:rStyle w:val="VerbatimChar"/>
+              </w:rPr>
+              <w:t xml:space="preserve">/admin/concierge-abuse</w:t>
+            </w:r>
+          </w:p>
+        </w:tc>
+        <w:tc>
+          <w:tcPr/>
+          <w:p>
+            <w:pPr>
+              <w:pStyle w:val="Compact"/>
+            </w:pPr>
+            <w:r>
+              <w:t xml:space="preserve">Multi-account trial-cycling review · tiered enforcement (warning → trial ban → full ban) per § 3.11 · added 2026-05-17</w:t>
+            </w:r>
+          </w:p>
+        </w:tc>
+      </w:tr>
+      <w:tr>
+        <w:tc>
+          <w:tcPr/>
+          <w:p>
+            <w:pPr>
+              <w:pStyle w:val="Compact"/>
+            </w:pPr>
+            <w:r>
+              <w:t xml:space="preserve">Queues</w:t>
+            </w:r>
+          </w:p>
+        </w:tc>
+        <w:tc>
+          <w:tcPr/>
+          <w:p>
+            <w:pPr>
+              <w:pStyle w:val="Compact"/>
+            </w:pPr>
+            <w:r>
+              <w:t xml:space="preserve">8</w:t>
+            </w:r>
+          </w:p>
+        </w:tc>
+        <w:tc>
+          <w:tcPr/>
+          <w:p>
+            <w:pPr>
+              <w:pStyle w:val="Compact"/>
+            </w:pPr>
+            <w:r>
+              <w:rPr>
+                <w:b/>
+                <w:bCs/>
+              </w:rPr>
+              <w:t xml:space="preserve">Disputes</w:t>
+            </w:r>
+          </w:p>
+        </w:tc>
+        <w:tc>
+          <w:tcPr/>
+          <w:p>
+            <w:pPr>
+              <w:pStyle w:val="Compact"/>
+            </w:pPr>
+            <w:r>
+              <w:rPr>
+                <w:rStyle w:val="VerbatimChar"/>
+              </w:rPr>
+              <w:t xml:space="preserve">/admin/disputes</w:t>
+            </w:r>
+          </w:p>
+        </w:tc>
+        <w:tc>
+          <w:tcPr/>
+          <w:p>
+            <w:pPr>
+              <w:pStyle w:val="Compact"/>
+            </w:pPr>
+            <w:r>
+              <w:t xml:space="preserve">Dispute claim queue reading</w:t>
+            </w:r>
+            <w:r>
+              <w:t xml:space="preserve"> </w:t>
+            </w:r>
+            <w:r>
+              <w:rPr>
+                <w:rStyle w:val="VerbatimChar"/>
+              </w:rPr>
+              <w:t xml:space="preserve">vendor_disputes</w:t>
+            </w:r>
+            <w:r>
+              <w:t xml:space="preserve"> </w:t>
+            </w:r>
+            <w:r>
+              <w:t xml:space="preserve">· status + category filters · stats banner · V1 read-only list; detail + resolve actions V1.x · TIER 2 venue-scan self-claim sub-queue (per 2026-05-22 unified QR lock — § 3.6 + cross-ref) · added 2026-05-23</w:t>
+            </w:r>
+          </w:p>
+        </w:tc>
+      </w:tr>
+      <w:tr>
+        <w:tc>
+          <w:tcPr/>
+          <w:p>
+            <w:pPr>
+              <w:pStyle w:val="Compact"/>
+            </w:pPr>
+            <w:r>
+              <w:t xml:space="preserve">Directory</w:t>
+            </w:r>
+          </w:p>
+        </w:tc>
+        <w:tc>
+          <w:tcPr/>
+          <w:p>
+            <w:pPr>
+              <w:pStyle w:val="Compact"/>
+            </w:pPr>
+            <w:r>
+              <w:t xml:space="preserve">9</w:t>
             </w:r>
           </w:p>
         </w:tc>
@@ -430,7 +847,18 @@
               <w:pStyle w:val="Compact"/>
             </w:pPr>
             <w:r>
-              <w:t xml:space="preserve">5</w:t>
+              <w:t xml:space="preserve">Directory</w:t>
+            </w:r>
+          </w:p>
+        </w:tc>
+        <w:tc>
+          <w:tcPr/>
+          <w:p>
+            <w:pPr>
+              <w:pStyle w:val="Compact"/>
+            </w:pPr>
+            <w:r>
+              <w:t xml:space="preserve">10</w:t>
             </w:r>
           </w:p>
         </w:tc>
@@ -445,7 +873,360 @@
                 <w:b/>
                 <w:bCs/>
               </w:rPr>
-              <w:t xml:space="preserve">Pricing &amp; Catalog</w:t>
+              <w:t xml:space="preserve">Events</w:t>
+            </w:r>
+          </w:p>
+        </w:tc>
+        <w:tc>
+          <w:tcPr/>
+          <w:p>
+            <w:pPr>
+              <w:pStyle w:val="Compact"/>
+            </w:pPr>
+            <w:r>
+              <w:rPr>
+                <w:rStyle w:val="VerbatimChar"/>
+              </w:rPr>
+              <w:t xml:space="preserve">/admin/events</w:t>
+            </w:r>
+          </w:p>
+        </w:tc>
+        <w:tc>
+          <w:tcPr/>
+          <w:p>
+            <w:pPr>
+              <w:pStyle w:val="Compact"/>
+            </w:pPr>
+            <w:r>
+              <w:t xml:space="preserve">All events directory · admin actions (force-end, delete, archive, lifecycle-phase override)</w:t>
+            </w:r>
+          </w:p>
+        </w:tc>
+      </w:tr>
+      <w:tr>
+        <w:tc>
+          <w:tcPr/>
+          <w:p>
+            <w:pPr>
+              <w:pStyle w:val="Compact"/>
+            </w:pPr>
+            <w:r>
+              <w:t xml:space="preserve">Directory</w:t>
+            </w:r>
+          </w:p>
+        </w:tc>
+        <w:tc>
+          <w:tcPr/>
+          <w:p>
+            <w:pPr>
+              <w:pStyle w:val="Compact"/>
+            </w:pPr>
+            <w:r>
+              <w:t xml:space="preserve">11</w:t>
+            </w:r>
+          </w:p>
+        </w:tc>
+        <w:tc>
+          <w:tcPr/>
+          <w:p>
+            <w:pPr>
+              <w:pStyle w:val="Compact"/>
+            </w:pPr>
+            <w:r>
+              <w:rPr>
+                <w:b/>
+                <w:bCs/>
+              </w:rPr>
+              <w:t xml:space="preserve">Vendors</w:t>
+            </w:r>
+          </w:p>
+        </w:tc>
+        <w:tc>
+          <w:tcPr/>
+          <w:p>
+            <w:pPr>
+              <w:pStyle w:val="Compact"/>
+            </w:pPr>
+            <w:r>
+              <w:rPr>
+                <w:rStyle w:val="VerbatimChar"/>
+              </w:rPr>
+              <w:t xml:space="preserve">/admin/vendors</w:t>
+            </w:r>
+          </w:p>
+        </w:tc>
+        <w:tc>
+          <w:tcPr/>
+          <w:p>
+            <w:pPr>
+              <w:pStyle w:val="Compact"/>
+            </w:pPr>
+            <w:r>
+              <w:t xml:space="preserve">Vendor profiles directory · per-vendor edit form at</w:t>
+            </w:r>
+            <w:r>
+              <w:t xml:space="preserve"> </w:t>
+            </w:r>
+            <w:r>
+              <w:rPr>
+                <w:rStyle w:val="VerbatimChar"/>
+              </w:rPr>
+              <w:t xml:space="preserve">/admin/vendors/[vendorProfileId]/edit</w:t>
+            </w:r>
+          </w:p>
+        </w:tc>
+      </w:tr>
+      <w:tr>
+        <w:tc>
+          <w:tcPr/>
+          <w:p>
+            <w:pPr>
+              <w:pStyle w:val="Compact"/>
+            </w:pPr>
+            <w:r>
+              <w:t xml:space="preserve">Directory</w:t>
+            </w:r>
+          </w:p>
+        </w:tc>
+        <w:tc>
+          <w:tcPr/>
+          <w:p>
+            <w:pPr>
+              <w:pStyle w:val="Compact"/>
+            </w:pPr>
+            <w:r>
+              <w:t xml:space="preserve">12</w:t>
+            </w:r>
+          </w:p>
+        </w:tc>
+        <w:tc>
+          <w:tcPr/>
+          <w:p>
+            <w:pPr>
+              <w:pStyle w:val="Compact"/>
+            </w:pPr>
+            <w:r>
+              <w:rPr>
+                <w:b/>
+                <w:bCs/>
+              </w:rPr>
+              <w:t xml:space="preserve">Venues</w:t>
+            </w:r>
+          </w:p>
+        </w:tc>
+        <w:tc>
+          <w:tcPr/>
+          <w:p>
+            <w:pPr>
+              <w:pStyle w:val="Compact"/>
+            </w:pPr>
+            <w:r>
+              <w:rPr>
+                <w:rStyle w:val="VerbatimChar"/>
+              </w:rPr>
+              <w:t xml:space="preserve">/admin/venues</w:t>
+            </w:r>
+          </w:p>
+        </w:tc>
+        <w:tc>
+          <w:tcPr/>
+          <w:p>
+            <w:pPr>
+              <w:pStyle w:val="Compact"/>
+            </w:pPr>
+            <w:r>
+              <w:t xml:space="preserve">Venue directory · new venue CTA at</w:t>
+            </w:r>
+            <w:r>
+              <w:t xml:space="preserve"> </w:t>
+            </w:r>
+            <w:r>
+              <w:rPr>
+                <w:rStyle w:val="VerbatimChar"/>
+              </w:rPr>
+              <w:t xml:space="preserve">/admin/venues/new</w:t>
+            </w:r>
+            <w:r>
+              <w:t xml:space="preserve"> </w:t>
+            </w:r>
+            <w:r>
+              <w:t xml:space="preserve">· detail at</w:t>
+            </w:r>
+            <w:r>
+              <w:t xml:space="preserve"> </w:t>
+            </w:r>
+            <w:r>
+              <w:rPr>
+                <w:rStyle w:val="VerbatimChar"/>
+              </w:rPr>
+              <w:t xml:space="preserve">/admin/venues/[id]</w:t>
+            </w:r>
+          </w:p>
+        </w:tc>
+      </w:tr>
+      <w:tr>
+        <w:tc>
+          <w:tcPr/>
+          <w:p>
+            <w:pPr>
+              <w:pStyle w:val="Compact"/>
+            </w:pPr>
+            <w:r>
+              <w:t xml:space="preserve">Directory</w:t>
+            </w:r>
+          </w:p>
+        </w:tc>
+        <w:tc>
+          <w:tcPr/>
+          <w:p>
+            <w:pPr>
+              <w:pStyle w:val="Compact"/>
+            </w:pPr>
+            <w:r>
+              <w:t xml:space="preserve">13</w:t>
+            </w:r>
+          </w:p>
+        </w:tc>
+        <w:tc>
+          <w:tcPr/>
+          <w:p>
+            <w:pPr>
+              <w:pStyle w:val="Compact"/>
+            </w:pPr>
+            <w:r>
+              <w:rPr>
+                <w:b/>
+                <w:bCs/>
+              </w:rPr>
+              <w:t xml:space="preserve">Demo vendors</w:t>
+            </w:r>
+          </w:p>
+        </w:tc>
+        <w:tc>
+          <w:tcPr/>
+          <w:p>
+            <w:pPr>
+              <w:pStyle w:val="Compact"/>
+            </w:pPr>
+            <w:r>
+              <w:rPr>
+                <w:rStyle w:val="VerbatimChar"/>
+              </w:rPr>
+              <w:t xml:space="preserve">/admin/demo-vendors</w:t>
+            </w:r>
+          </w:p>
+        </w:tc>
+        <w:tc>
+          <w:tcPr/>
+          <w:p>
+            <w:pPr>
+              <w:pStyle w:val="Compact"/>
+            </w:pPr>
+            <w:r>
+              <w:t xml:space="preserve">Demo vendor management for pre-launch + pilot mode (§ pilot scope per [[project_setnayan_pilot_timeline]])</w:t>
+            </w:r>
+          </w:p>
+        </w:tc>
+      </w:tr>
+      <w:tr>
+        <w:tc>
+          <w:tcPr/>
+          <w:p>
+            <w:pPr>
+              <w:pStyle w:val="Compact"/>
+            </w:pPr>
+            <w:r>
+              <w:t xml:space="preserve">Money</w:t>
+            </w:r>
+          </w:p>
+        </w:tc>
+        <w:tc>
+          <w:tcPr/>
+          <w:p>
+            <w:pPr>
+              <w:pStyle w:val="Compact"/>
+            </w:pPr>
+            <w:r>
+              <w:t xml:space="preserve">14</w:t>
+            </w:r>
+          </w:p>
+        </w:tc>
+        <w:tc>
+          <w:tcPr/>
+          <w:p>
+            <w:pPr>
+              <w:pStyle w:val="Compact"/>
+            </w:pPr>
+            <w:r>
+              <w:rPr>
+                <w:b/>
+                <w:bCs/>
+              </w:rPr>
+              <w:t xml:space="preserve">Payouts</w:t>
+            </w:r>
+          </w:p>
+        </w:tc>
+        <w:tc>
+          <w:tcPr/>
+          <w:p>
+            <w:pPr>
+              <w:pStyle w:val="Compact"/>
+            </w:pPr>
+            <w:r>
+              <w:rPr>
+                <w:rStyle w:val="VerbatimChar"/>
+              </w:rPr>
+              <w:t xml:space="preserve">/admin/payouts</w:t>
+            </w:r>
+          </w:p>
+        </w:tc>
+        <w:tc>
+          <w:tcPr/>
+          <w:p>
+            <w:pPr>
+              <w:pStyle w:val="Compact"/>
+            </w:pPr>
+            <w:r>
+              <w:t xml:space="preserve">Vendor payout dispatch + Maya Bulk Fund Transfer batches (V1.5+) · manual reconciliation · 3-stage milestone tracking for coming_soon vendors (per 2026-05-17 disbursement lock)</w:t>
+            </w:r>
+          </w:p>
+        </w:tc>
+      </w:tr>
+      <w:tr>
+        <w:tc>
+          <w:tcPr/>
+          <w:p>
+            <w:pPr>
+              <w:pStyle w:val="Compact"/>
+            </w:pPr>
+            <w:r>
+              <w:t xml:space="preserve">Money</w:t>
+            </w:r>
+          </w:p>
+        </w:tc>
+        <w:tc>
+          <w:tcPr/>
+          <w:p>
+            <w:pPr>
+              <w:pStyle w:val="Compact"/>
+            </w:pPr>
+            <w:r>
+              <w:t xml:space="preserve">15</w:t>
+            </w:r>
+          </w:p>
+        </w:tc>
+        <w:tc>
+          <w:tcPr/>
+          <w:p>
+            <w:pPr>
+              <w:pStyle w:val="Compact"/>
+            </w:pPr>
+            <w:r>
+              <w:rPr>
+                <w:b/>
+                <w:bCs/>
+              </w:rPr>
+              <w:t xml:space="preserve">Pricing</w:t>
             </w:r>
           </w:p>
         </w:tc>
@@ -470,7 +1251,22 @@
               <w:pStyle w:val="Compact"/>
             </w:pPr>
             <w:r>
-              <w:t xml:space="preserve">SKU price control (tabular grid) · comp / freebie tooling · promo codes · price-history audit · internal accounts (§ 3.5b) · payment-receiving accounts (§ 3.5c). Engineering / audit view.</w:t>
+              <w:t xml:space="preserve">Read-only SKU catalog reading</w:t>
+            </w:r>
+            <w:r>
+              <w:t xml:space="preserve"> </w:t>
+            </w:r>
+            <w:r>
+              <w:rPr>
+                <w:rStyle w:val="VerbatimChar"/>
+              </w:rPr>
+              <w:t xml:space="preserve">service_catalog</w:t>
+            </w:r>
+            <w:r>
+              <w:t xml:space="preserve"> </w:t>
+            </w:r>
+            <w:r>
+              <w:t xml:space="preserve">· category + active-state + billing-model filters · stats banner · V1 read-only; edit form + Cost Watch + price-history audit ship V1.x (per 2026-05-22 read-mostly admin pattern) · added 2026-05-23</w:t>
             </w:r>
           </w:p>
         </w:tc>
@@ -483,7 +1279,18 @@
               <w:pStyle w:val="Compact"/>
             </w:pPr>
             <w:r>
-              <w:t xml:space="preserve">6</w:t>
+              <w:t xml:space="preserve">Money</w:t>
+            </w:r>
+          </w:p>
+        </w:tc>
+        <w:tc>
+          <w:tcPr/>
+          <w:p>
+            <w:pPr>
+              <w:pStyle w:val="Compact"/>
+            </w:pPr>
+            <w:r>
+              <w:t xml:space="preserve">16</w:t>
             </w:r>
           </w:p>
         </w:tc>
@@ -498,7 +1305,7 @@
                 <w:b/>
                 <w:bCs/>
               </w:rPr>
-              <w:t xml:space="preserve">Disputes &amp; Refunds</w:t>
+              <w:t xml:space="preserve">Receipts</w:t>
             </w:r>
           </w:p>
         </w:tc>
@@ -512,18 +1319,18 @@
               <w:rPr>
                 <w:rStyle w:val="VerbatimChar"/>
               </w:rPr>
-              <w:t xml:space="preserve">/admin/disputes</w:t>
-            </w:r>
-          </w:p>
-        </w:tc>
-        <w:tc>
-          <w:tcPr/>
-          <w:p>
-            <w:pPr>
-              <w:pStyle w:val="Compact"/>
-            </w:pPr>
-            <w:r>
-              <w:t xml:space="preserve">Dispute claim queue · mediation flow · refund + replacement-vendor process</w:t>
+              <w:t xml:space="preserve">/admin/receipts</w:t>
+            </w:r>
+          </w:p>
+        </w:tc>
+        <w:tc>
+          <w:tcPr/>
+          <w:p>
+            <w:pPr>
+              <w:pStyle w:val="Compact"/>
+            </w:pPr>
+            <w:r>
+              <w:t xml:space="preserve">BIR-compliant Official Receipts per order · per-order audit (per 0026 BIR compliance)</w:t>
             </w:r>
           </w:p>
         </w:tc>
@@ -536,7 +1343,18 @@
               <w:pStyle w:val="Compact"/>
             </w:pPr>
             <w:r>
-              <w:t xml:space="preserve">7</w:t>
+              <w:t xml:space="preserve">Money</w:t>
+            </w:r>
+          </w:p>
+        </w:tc>
+        <w:tc>
+          <w:tcPr/>
+          <w:p>
+            <w:pPr>
+              <w:pStyle w:val="Compact"/>
+            </w:pPr>
+            <w:r>
+              <w:t xml:space="preserve">17</w:t>
             </w:r>
           </w:p>
         </w:tc>
@@ -551,7 +1369,7 @@
                 <w:b/>
                 <w:bCs/>
               </w:rPr>
-              <w:t xml:space="preserve">Settings</w:t>
+              <w:t xml:space="preserve">BIR 2307</w:t>
             </w:r>
           </w:p>
         </w:tc>
@@ -565,18 +1383,18 @@
               <w:rPr>
                 <w:rStyle w:val="VerbatimChar"/>
               </w:rPr>
-              <w:t xml:space="preserve">/admin/settings</w:t>
-            </w:r>
-          </w:p>
-        </w:tc>
-        <w:tc>
-          <w:tcPr/>
-          <w:p>
-            <w:pPr>
-              <w:pStyle w:val="Compact"/>
-            </w:pPr>
-            <w:r>
-              <w:t xml:space="preserve">Platform-wide config · brand-mark management · feature flags · two-admin approval queue · admin role provisioning</w:t>
+              <w:t xml:space="preserve">/admin/bir/2307</w:t>
+            </w:r>
+          </w:p>
+        </w:tc>
+        <w:tc>
+          <w:tcPr/>
+          <w:p>
+            <w:pPr>
+              <w:pStyle w:val="Compact"/>
+            </w:pPr>
+            <w:r>
+              <w:t xml:space="preserve">Quarterly Form 2307 PDFs for vendor EWT reporting (per 0026 BIR compliance)</w:t>
             </w:r>
           </w:p>
         </w:tc>
@@ -589,7 +1407,210 @@
               <w:pStyle w:val="Compact"/>
             </w:pPr>
             <w:r>
-              <w:t xml:space="preserve">8</w:t>
+              <w:t xml:space="preserve">Money</w:t>
+            </w:r>
+          </w:p>
+        </w:tc>
+        <w:tc>
+          <w:tcPr/>
+          <w:p>
+            <w:pPr>
+              <w:pStyle w:val="Compact"/>
+            </w:pPr>
+            <w:r>
+              <w:t xml:space="preserve">18</w:t>
+            </w:r>
+          </w:p>
+        </w:tc>
+        <w:tc>
+          <w:tcPr/>
+          <w:p>
+            <w:pPr>
+              <w:pStyle w:val="Compact"/>
+            </w:pPr>
+            <w:r>
+              <w:rPr>
+                <w:b/>
+                <w:bCs/>
+              </w:rPr>
+              <w:t xml:space="preserve">Ads</w:t>
+            </w:r>
+          </w:p>
+        </w:tc>
+        <w:tc>
+          <w:tcPr/>
+          <w:p>
+            <w:pPr>
+              <w:pStyle w:val="Compact"/>
+            </w:pPr>
+            <w:r>
+              <w:rPr>
+                <w:rStyle w:val="VerbatimChar"/>
+              </w:rPr>
+              <w:t xml:space="preserve">/admin/ads</w:t>
+            </w:r>
+          </w:p>
+        </w:tc>
+        <w:tc>
+          <w:tcPr/>
+          <w:p>
+            <w:pPr>
+              <w:pStyle w:val="Compact"/>
+            </w:pPr>
+            <w:r>
+              <w:t xml:space="preserve">Boosted Ads + Sponsored Boost vendor management (per 0022 § 5b vendor marketing tiers)</w:t>
+            </w:r>
+          </w:p>
+        </w:tc>
+      </w:tr>
+      <w:tr>
+        <w:tc>
+          <w:tcPr/>
+          <w:p>
+            <w:pPr>
+              <w:pStyle w:val="Compact"/>
+            </w:pPr>
+            <w:r>
+              <w:t xml:space="preserve">Money</w:t>
+            </w:r>
+          </w:p>
+        </w:tc>
+        <w:tc>
+          <w:tcPr/>
+          <w:p>
+            <w:pPr>
+              <w:pStyle w:val="Compact"/>
+            </w:pPr>
+            <w:r>
+              <w:t xml:space="preserve">19</w:t>
+            </w:r>
+          </w:p>
+        </w:tc>
+        <w:tc>
+          <w:tcPr/>
+          <w:p>
+            <w:pPr>
+              <w:pStyle w:val="Compact"/>
+            </w:pPr>
+            <w:r>
+              <w:rPr>
+                <w:b/>
+                <w:bCs/>
+              </w:rPr>
+              <w:t xml:space="preserve">Payment methods</w:t>
+            </w:r>
+          </w:p>
+        </w:tc>
+        <w:tc>
+          <w:tcPr/>
+          <w:p>
+            <w:pPr>
+              <w:pStyle w:val="Compact"/>
+            </w:pPr>
+            <w:r>
+              <w:rPr>
+                <w:rStyle w:val="VerbatimChar"/>
+              </w:rPr>
+              <w:t xml:space="preserve">/admin/settings/payment-methods</w:t>
+            </w:r>
+          </w:p>
+        </w:tc>
+        <w:tc>
+          <w:tcPr/>
+          <w:p>
+            <w:pPr>
+              <w:pStyle w:val="Compact"/>
+            </w:pPr>
+            <w:r>
+              <w:t xml:space="preserve">Per-method config (rates · eligibility per account type · active flag) · read-only V1 banner pattern · also reachable from Settings group below</w:t>
+            </w:r>
+          </w:p>
+        </w:tc>
+      </w:tr>
+      <w:tr>
+        <w:tc>
+          <w:tcPr/>
+          <w:p>
+            <w:pPr>
+              <w:pStyle w:val="Compact"/>
+            </w:pPr>
+            <w:r>
+              <w:t xml:space="preserve">Content</w:t>
+            </w:r>
+          </w:p>
+        </w:tc>
+        <w:tc>
+          <w:tcPr/>
+          <w:p>
+            <w:pPr>
+              <w:pStyle w:val="Compact"/>
+            </w:pPr>
+            <w:r>
+              <w:t xml:space="preserve">20</w:t>
+            </w:r>
+          </w:p>
+        </w:tc>
+        <w:tc>
+          <w:tcPr/>
+          <w:p>
+            <w:pPr>
+              <w:pStyle w:val="Compact"/>
+            </w:pPr>
+            <w:r>
+              <w:rPr>
+                <w:b/>
+                <w:bCs/>
+              </w:rPr>
+              <w:t xml:space="preserve">Taxonomy</w:t>
+            </w:r>
+          </w:p>
+        </w:tc>
+        <w:tc>
+          <w:tcPr/>
+          <w:p>
+            <w:pPr>
+              <w:pStyle w:val="Compact"/>
+            </w:pPr>
+            <w:r>
+              <w:rPr>
+                <w:rStyle w:val="VerbatimChar"/>
+              </w:rPr>
+              <w:t xml:space="preserve">/admin/taxonomy</w:t>
+            </w:r>
+          </w:p>
+        </w:tc>
+        <w:tc>
+          <w:tcPr/>
+          <w:p>
+            <w:pPr>
+              <w:pStyle w:val="Compact"/>
+            </w:pPr>
+            <w:r>
+              <w:t xml:space="preserve">Vendor canonical_services taxonomy management — 192-row v11 taxonomy across 12 wedding folders (per 2026-05-20 marketplace remap)</w:t>
+            </w:r>
+          </w:p>
+        </w:tc>
+      </w:tr>
+      <w:tr>
+        <w:tc>
+          <w:tcPr/>
+          <w:p>
+            <w:pPr>
+              <w:pStyle w:val="Compact"/>
+            </w:pPr>
+            <w:r>
+              <w:t xml:space="preserve">Content</w:t>
+            </w:r>
+          </w:p>
+        </w:tc>
+        <w:tc>
+          <w:tcPr/>
+          <w:p>
+            <w:pPr>
+              <w:pStyle w:val="Compact"/>
+            </w:pPr>
+            <w:r>
+              <w:t xml:space="preserve">21</w:t>
             </w:r>
           </w:p>
         </w:tc>
@@ -629,7 +1650,7 @@
               <w:pStyle w:val="Compact"/>
             </w:pPr>
             <w:r>
-              <w:t xml:space="preserve">Marketing-site widget management — enable/disable + drag-drop reorder per page (home · /for-vendors · /features · /about). See § 3.10.</w:t>
+              <w:t xml:space="preserve">Marketing-site widget management — enable/disable + drag-drop reorder per page (home · /for-vendors · /features · /about) · see § 3.10</w:t>
             </w:r>
           </w:p>
         </w:tc>
@@ -642,7 +1663,18 @@
               <w:pStyle w:val="Compact"/>
             </w:pPr>
             <w:r>
-              <w:t xml:space="preserve">9</w:t>
+              <w:t xml:space="preserve">Content</w:t>
+            </w:r>
+          </w:p>
+        </w:tc>
+        <w:tc>
+          <w:tcPr/>
+          <w:p>
+            <w:pPr>
+              <w:pStyle w:val="Compact"/>
+            </w:pPr>
+            <w:r>
+              <w:t xml:space="preserve">22</w:t>
             </w:r>
           </w:p>
         </w:tc>
@@ -657,7 +1689,7 @@
                 <w:b/>
                 <w:bCs/>
               </w:rPr>
-              <w:t xml:space="preserve">Concierge Abuse</w:t>
+              <w:t xml:space="preserve">Add-ons</w:t>
             </w:r>
           </w:p>
         </w:tc>
@@ -671,18 +1703,63 @@
               <w:rPr>
                 <w:rStyle w:val="VerbatimChar"/>
               </w:rPr>
-              <w:t xml:space="preserve">/admin/concierge-abuse</w:t>
-            </w:r>
-          </w:p>
-        </w:tc>
-        <w:tc>
-          <w:tcPr/>
-          <w:p>
-            <w:pPr>
-              <w:pStyle w:val="Compact"/>
-            </w:pPr>
-            <w:r>
-              <w:t xml:space="preserve">Multi-account trial-cycling review queue. Tiered enforcement (warning → trial ban → full ban). See § 3.11. Added 2026-05-17.</w:t>
+              <w:t xml:space="preserve">/admin/addons</w:t>
+            </w:r>
+          </w:p>
+        </w:tc>
+        <w:tc>
+          <w:tcPr/>
+          <w:p>
+            <w:pPr>
+              <w:pStyle w:val="Compact"/>
+            </w:pPr>
+            <w:r>
+              <w:t xml:space="preserve">App Store-style card view of customer SKUs reading</w:t>
+            </w:r>
+            <w:r>
+              <w:t xml:space="preserve"> </w:t>
+            </w:r>
+            <w:r>
+              <w:rPr>
+                <w:rStyle w:val="VerbatimChar"/>
+              </w:rPr>
+              <w:t xml:space="preserve">service_catalog</w:t>
+            </w:r>
+            <w:r>
+              <w:t xml:space="preserve"> </w:t>
+            </w:r>
+            <w:r>
+              <w:t xml:space="preserve">+</w:t>
+            </w:r>
+            <w:r>
+              <w:t xml:space="preserve"> </w:t>
+            </w:r>
+            <w:r>
+              <w:rPr>
+                <w:rStyle w:val="VerbatimChar"/>
+              </w:rPr>
+              <w:t xml:space="preserve">feature_policy</w:t>
+            </w:r>
+            <w:r>
+              <w:t xml:space="preserve"> </w:t>
+            </w:r>
+            <w:r>
+              <w:t xml:space="preserve">· Pricing Report download generates</w:t>
+            </w:r>
+            <w:r>
+              <w:t xml:space="preserve"> </w:t>
+            </w:r>
+            <w:r>
+              <w:rPr>
+                <w:rStyle w:val="VerbatimChar"/>
+              </w:rPr>
+              <w:t xml:space="preserve">Pricing.md</w:t>
+            </w:r>
+            <w:r>
+              <w:t xml:space="preserve"> </w:t>
+            </w:r>
+            <w:r>
+              <w:t xml:space="preserve">snapshot from live DB · per-card eligibility dots · vendor add-ons tab Coming soon · added 2026-05-23 (V1 single tab; V1.x adds per-SKU drawer + vendor tab + edit affordances)</w:t>
             </w:r>
           </w:p>
         </w:tc>
@@ -695,7 +1772,18 @@
               <w:pStyle w:val="Compact"/>
             </w:pPr>
             <w:r>
-              <w:t xml:space="preserve">10</w:t>
+              <w:t xml:space="preserve">Content</w:t>
+            </w:r>
+          </w:p>
+        </w:tc>
+        <w:tc>
+          <w:tcPr/>
+          <w:p>
+            <w:pPr>
+              <w:pStyle w:val="Compact"/>
+            </w:pPr>
+            <w:r>
+              <w:t xml:space="preserve">23</w:t>
             </w:r>
           </w:p>
         </w:tc>
@@ -710,7 +1798,7 @@
                 <w:b/>
                 <w:bCs/>
               </w:rPr>
-              <w:t xml:space="preserve">Add-on Management</w:t>
+              <w:t xml:space="preserve">Concierge brain</w:t>
             </w:r>
           </w:p>
         </w:tc>
@@ -724,18 +1812,18 @@
               <w:rPr>
                 <w:rStyle w:val="VerbatimChar"/>
               </w:rPr>
-              <w:t xml:space="preserve">/admin/addons</w:t>
-            </w:r>
-          </w:p>
-        </w:tc>
-        <w:tc>
-          <w:tcPr/>
-          <w:p>
-            <w:pPr>
-              <w:pStyle w:val="Compact"/>
-            </w:pPr>
-            <w:r>
-              <w:t xml:space="preserve">App Store-style card view mirroring the customer-facing add-ons grid + admin-only tiles (Concierge etc.) + a second tab for vendor-side add-ons. Per-tile drawer covers eligibility · pricing · current users · statistics. Generates the consolidated</w:t>
+              <w:t xml:space="preserve">/admin/brain</w:t>
+            </w:r>
+          </w:p>
+        </w:tc>
+        <w:tc>
+          <w:tcPr/>
+          <w:p>
+            <w:pPr>
+              <w:pStyle w:val="Compact"/>
+            </w:pPr>
+            <w:r>
+              <w:t xml:space="preserve">Browse</w:t>
             </w:r>
             <w:r>
               <w:t xml:space="preserve"> </w:t>
@@ -744,43 +1832,354 @@
               <w:rPr>
                 <w:rStyle w:val="VerbatimChar"/>
               </w:rPr>
-              <w:t xml:space="preserve">Pricing.md</w:t>
+              <w:t xml:space="preserve">concierge_brain_chunks</w:t>
             </w:r>
             <w:r>
               <w:t xml:space="preserve"> </w:t>
             </w:r>
             <w:r>
-              <w:t xml:space="preserve">report from live</w:t>
-            </w:r>
-            <w:r>
-              <w:t xml:space="preserve"> </w:t>
-            </w:r>
+              <w:t xml:space="preserve">grouped by 8 topic files (Filipino Cultural Reference · Regional Pricing Benchmarks · Seasonal Weather · Planning Timelines · Legal BIR · Setnayan Feature Reference · Vendor Decision Logic · Budget Allocation) · paid-tier-only badge · is_stale flag · hit_count_30d · pilot banner (</w:t>
+            </w:r>
+            <w:r>
+              <w:t xml:space="preserve">“Concierge is OFF for pilot — content authoring lands ahead of post-pilot launch”</w:t>
+            </w:r>
+            <w:r>
+              <w:t xml:space="preserve">) · V1 read-only browse; Unanswered Questions queue + Cost Watch + per-chunk re-embed land V1.x · added 2026-05-23</w:t>
+            </w:r>
+          </w:p>
+        </w:tc>
+      </w:tr>
+      <w:tr>
+        <w:tc>
+          <w:tcPr/>
+          <w:p>
+            <w:pPr>
+              <w:pStyle w:val="Compact"/>
+            </w:pPr>
+            <w:r>
+              <w:t xml:space="preserve">Content</w:t>
+            </w:r>
+          </w:p>
+        </w:tc>
+        <w:tc>
+          <w:tcPr/>
+          <w:p>
+            <w:pPr>
+              <w:pStyle w:val="Compact"/>
+            </w:pPr>
+            <w:r>
+              <w:t xml:space="preserve">24</w:t>
+            </w:r>
+          </w:p>
+        </w:tc>
+        <w:tc>
+          <w:tcPr/>
+          <w:p>
+            <w:pPr>
+              <w:pStyle w:val="Compact"/>
+            </w:pPr>
+            <w:r>
+              <w:rPr>
+                <w:b/>
+                <w:bCs/>
+              </w:rPr>
+              <w:t xml:space="preserve">Moodboard library</w:t>
+            </w:r>
+          </w:p>
+        </w:tc>
+        <w:tc>
+          <w:tcPr/>
+          <w:p>
+            <w:pPr>
+              <w:pStyle w:val="Compact"/>
+            </w:pPr>
             <w:r>
               <w:rPr>
                 <w:rStyle w:val="VerbatimChar"/>
               </w:rPr>
-              <w:t xml:space="preserve">service_catalog</w:t>
-            </w:r>
-            <w:r>
-              <w:t xml:space="preserve"> </w:t>
-            </w:r>
-            <w:r>
-              <w:t xml:space="preserve">+</w:t>
-            </w:r>
-            <w:r>
-              <w:t xml:space="preserve"> </w:t>
-            </w:r>
+              <w:t xml:space="preserve">/admin/moodboard-library</w:t>
+            </w:r>
+          </w:p>
+        </w:tc>
+        <w:tc>
+          <w:tcPr/>
+          <w:p>
+            <w:pPr>
+              <w:pStyle w:val="Compact"/>
+            </w:pPr>
+            <w:r>
+              <w:t xml:space="preserve">Higgsfield-generated asset library + Color Range Manipulator + treatment specializations (ceiling · wall · surroundings · tunnel) per 2026-05-21 Visual preview pillars lock</w:t>
+            </w:r>
+          </w:p>
+        </w:tc>
+      </w:tr>
+      <w:tr>
+        <w:tc>
+          <w:tcPr/>
+          <w:p>
+            <w:pPr>
+              <w:pStyle w:val="Compact"/>
+            </w:pPr>
+            <w:r>
+              <w:t xml:space="preserve">Operations</w:t>
+            </w:r>
+          </w:p>
+        </w:tc>
+        <w:tc>
+          <w:tcPr/>
+          <w:p>
+            <w:pPr>
+              <w:pStyle w:val="Compact"/>
+            </w:pPr>
+            <w:r>
+              <w:t xml:space="preserve">25</w:t>
+            </w:r>
+          </w:p>
+        </w:tc>
+        <w:tc>
+          <w:tcPr/>
+          <w:p>
+            <w:pPr>
+              <w:pStyle w:val="Compact"/>
+            </w:pPr>
+            <w:r>
+              <w:rPr>
+                <w:b/>
+                <w:bCs/>
+              </w:rPr>
+              <w:t xml:space="preserve">Hiring &amp; Growth</w:t>
+            </w:r>
+          </w:p>
+        </w:tc>
+        <w:tc>
+          <w:tcPr/>
+          <w:p>
+            <w:pPr>
+              <w:pStyle w:val="Compact"/>
+            </w:pPr>
             <w:r>
               <w:rPr>
                 <w:rStyle w:val="VerbatimChar"/>
               </w:rPr>
-              <w:t xml:space="preserve">feature_policy</w:t>
+              <w:t xml:space="preserve">/admin/operations-hiring</w:t>
+            </w:r>
+          </w:p>
+        </w:tc>
+        <w:tc>
+          <w:tcPr/>
+          <w:p>
+            <w:pPr>
+              <w:pStyle w:val="Compact"/>
+            </w:pPr>
+            <w:r>
+              <w:t xml:space="preserve">Owner-only growth cockpit · hiring forecasts · bottleneck signals (verification backlog · support response time · engineering blockers · marketing pipeline · disputes volume · founder time) · pulse model state (per 2026-05-20 hiring predictive guide lock)</w:t>
+            </w:r>
+          </w:p>
+        </w:tc>
+      </w:tr>
+      <w:tr>
+        <w:tc>
+          <w:tcPr/>
+          <w:p>
+            <w:pPr>
+              <w:pStyle w:val="Compact"/>
+            </w:pPr>
+            <w:r>
+              <w:t xml:space="preserve">—</w:t>
+            </w:r>
+          </w:p>
+        </w:tc>
+        <w:tc>
+          <w:tcPr/>
+          <w:p>
+            <w:pPr>
+              <w:pStyle w:val="Compact"/>
+            </w:pPr>
+            <w:r>
+              <w:t xml:space="preserve">26</w:t>
+            </w:r>
+          </w:p>
+        </w:tc>
+        <w:tc>
+          <w:tcPr/>
+          <w:p>
+            <w:pPr>
+              <w:pStyle w:val="Compact"/>
+            </w:pPr>
+            <w:r>
+              <w:rPr>
+                <w:b/>
+                <w:bCs/>
+              </w:rPr>
+              <w:t xml:space="preserve">Funnels</w:t>
+            </w:r>
+          </w:p>
+        </w:tc>
+        <w:tc>
+          <w:tcPr/>
+          <w:p>
+            <w:pPr>
+              <w:pStyle w:val="Compact"/>
+            </w:pPr>
+            <w:r>
+              <w:rPr>
+                <w:rStyle w:val="VerbatimChar"/>
+              </w:rPr>
+              <w:t xml:space="preserve">/admin/funnels</w:t>
+            </w:r>
+          </w:p>
+        </w:tc>
+        <w:tc>
+          <w:tcPr/>
+          <w:p>
+            <w:pPr>
+              <w:pStyle w:val="Compact"/>
+            </w:pPr>
+            <w:r>
+              <w:t xml:space="preserve">PostHog funnel deep-links · conversion analytics · ext-link to PostHog dashboard for cohort + retention views</w:t>
+            </w:r>
+          </w:p>
+        </w:tc>
+      </w:tr>
+      <w:tr>
+        <w:tc>
+          <w:tcPr/>
+          <w:p>
+            <w:pPr>
+              <w:pStyle w:val="Compact"/>
+            </w:pPr>
+            <w:r>
+              <w:t xml:space="preserve">Settings</w:t>
+            </w:r>
+          </w:p>
+        </w:tc>
+        <w:tc>
+          <w:tcPr/>
+          <w:p>
+            <w:pPr>
+              <w:pStyle w:val="Compact"/>
+            </w:pPr>
+            <w:r>
+              <w:t xml:space="preserve">27</w:t>
+            </w:r>
+          </w:p>
+        </w:tc>
+        <w:tc>
+          <w:tcPr/>
+          <w:p>
+            <w:pPr>
+              <w:pStyle w:val="Compact"/>
+            </w:pPr>
+            <w:r>
+              <w:rPr>
+                <w:b/>
+                <w:bCs/>
+              </w:rPr>
+              <w:t xml:space="preserve">Platform settings</w:t>
+            </w:r>
+          </w:p>
+        </w:tc>
+        <w:tc>
+          <w:tcPr/>
+          <w:p>
+            <w:pPr>
+              <w:pStyle w:val="Compact"/>
+            </w:pPr>
+            <w:r>
+              <w:rPr>
+                <w:rStyle w:val="VerbatimChar"/>
+              </w:rPr>
+              <w:t xml:space="preserve">/admin/settings</w:t>
+            </w:r>
+          </w:p>
+        </w:tc>
+        <w:tc>
+          <w:tcPr/>
+          <w:p>
+            <w:pPr>
+              <w:pStyle w:val="Compact"/>
+            </w:pPr>
+            <w:r>
+              <w:t xml:space="preserve">Brand-mark management · feature flags · two-admin approval queue · admin role provisioning · internal accounts (§ 3.5b) · payment-receiving accounts (§ 3.5c) · BIR config (§ 3.5d) · feature-policy grid (§ 3.5e — V1.x) · payment-method policy matrix (§ 3.5f — V1.x) · brand-active UI theme picker (per 2026-05-15 theme system lock) · Setnayan Pay convenience-fee rate config (per 2026-05-17 row 16)</w:t>
+            </w:r>
+          </w:p>
+        </w:tc>
+      </w:tr>
+      <w:tr>
+        <w:tc>
+          <w:tcPr/>
+          <w:p>
+            <w:pPr>
+              <w:pStyle w:val="Compact"/>
+            </w:pPr>
+            <w:r>
+              <w:t xml:space="preserve">Settings</w:t>
+            </w:r>
+          </w:p>
+        </w:tc>
+        <w:tc>
+          <w:tcPr/>
+          <w:p>
+            <w:pPr>
+              <w:pStyle w:val="Compact"/>
+            </w:pPr>
+            <w:r>
+              <w:t xml:space="preserve">28</w:t>
+            </w:r>
+          </w:p>
+        </w:tc>
+        <w:tc>
+          <w:tcPr/>
+          <w:p>
+            <w:pPr>
+              <w:pStyle w:val="Compact"/>
+            </w:pPr>
+            <w:r>
+              <w:rPr>
+                <w:b/>
+                <w:bCs/>
+              </w:rPr>
+              <w:t xml:space="preserve">Demo mode</w:t>
+            </w:r>
+          </w:p>
+        </w:tc>
+        <w:tc>
+          <w:tcPr/>
+          <w:p>
+            <w:pPr>
+              <w:pStyle w:val="Compact"/>
+            </w:pPr>
+            <w:r>
+              <w:rPr>
+                <w:rStyle w:val="VerbatimChar"/>
+              </w:rPr>
+              <w:t xml:space="preserve">/admin/settings/demo-mode</w:t>
+            </w:r>
+          </w:p>
+        </w:tc>
+        <w:tc>
+          <w:tcPr/>
+          <w:p>
+            <w:pPr>
+              <w:pStyle w:val="Compact"/>
+            </w:pPr>
+            <w:r>
+              <w:t xml:space="preserve">Demo-mode toggle for pre-launch + pilot · feeds</w:t>
             </w:r>
             <w:r>
               <w:t xml:space="preserve"> </w:t>
             </w:r>
             <w:r>
-              <w:t xml:space="preserve">state. See § 3.12. Added 2026-05-17.</w:t>
+              <w:rPr>
+                <w:rStyle w:val="VerbatimChar"/>
+              </w:rPr>
+              <w:t xml:space="preserve">NEXT_PUBLIC_PILOT_MODE_FREE_UNTIL</w:t>
+            </w:r>
+            <w:r>
+              <w:t xml:space="preserve"> </w:t>
+            </w:r>
+            <w:r>
+              <w:t xml:space="preserve">env-derived state</w:t>
             </w:r>
           </w:p>
         </w:tc>
@@ -791,17 +2190,212 @@
         <w:pStyle w:val="BodyText"/>
       </w:pPr>
       <w:r>
-        <w:t xml:space="preserve">Mobile uses a 5-tab bottom nav:</w:t>
-      </w:r>
-      <w:r>
-        <w:t xml:space="preserve"> </w:t>
-      </w:r>
-      <w:r>
         <w:rPr>
           <w:b/>
           <w:bCs/>
         </w:rPr>
-        <w:t xml:space="preserve">Home · Queues · Payments · Users · More</w:t>
+        <w:t xml:space="preserve">Sub-routes accessible via parent list pages</w:t>
+      </w:r>
+      <w:r>
+        <w:t xml:space="preserve"> </w:t>
+      </w:r>
+      <w:r>
+        <w:t xml:space="preserve">(not standalone nav entries):</w:t>
+      </w:r>
+      <w:r>
+        <w:t xml:space="preserve"> </w:t>
+      </w:r>
+      <w:r>
+        <w:t xml:space="preserve">-</w:t>
+      </w:r>
+      <w:r>
+        <w:t xml:space="preserve"> </w:t>
+      </w:r>
+      <w:r>
+        <w:rPr>
+          <w:rStyle w:val="VerbatimChar"/>
+        </w:rPr>
+        <w:t xml:space="preserve">/admin/disputes/[disputeId]</w:t>
+      </w:r>
+      <w:r>
+        <w:t xml:space="preserve"> </w:t>
+      </w:r>
+      <w:r>
+        <w:t xml:space="preserve">— dispute detail + resolve actions (V1.x)</w:t>
+      </w:r>
+      <w:r>
+        <w:t xml:space="preserve"> </w:t>
+      </w:r>
+      <w:r>
+        <w:t xml:space="preserve">-</w:t>
+      </w:r>
+      <w:r>
+        <w:t xml:space="preserve"> </w:t>
+      </w:r>
+      <w:r>
+        <w:rPr>
+          <w:rStyle w:val="VerbatimChar"/>
+        </w:rPr>
+        <w:t xml:space="preserve">/admin/force-majeure/[flagId]</w:t>
+      </w:r>
+      <w:r>
+        <w:t xml:space="preserve"> </w:t>
+      </w:r>
+      <w:r>
+        <w:t xml:space="preserve">— force-majeure flag detail</w:t>
+      </w:r>
+      <w:r>
+        <w:t xml:space="preserve"> </w:t>
+      </w:r>
+      <w:r>
+        <w:t xml:space="preserve">-</w:t>
+      </w:r>
+      <w:r>
+        <w:t xml:space="preserve"> </w:t>
+      </w:r>
+      <w:r>
+        <w:rPr>
+          <w:rStyle w:val="VerbatimChar"/>
+        </w:rPr>
+        <w:t xml:space="preserve">/admin/vendors/[vendorProfileId]/edit</w:t>
+      </w:r>
+      <w:r>
+        <w:t xml:space="preserve"> </w:t>
+      </w:r>
+      <w:r>
+        <w:t xml:space="preserve">— vendor profile edit form</w:t>
+      </w:r>
+      <w:r>
+        <w:t xml:space="preserve"> </w:t>
+      </w:r>
+      <w:r>
+        <w:t xml:space="preserve">-</w:t>
+      </w:r>
+      <w:r>
+        <w:t xml:space="preserve"> </w:t>
+      </w:r>
+      <w:r>
+        <w:rPr>
+          <w:rStyle w:val="VerbatimChar"/>
+        </w:rPr>
+        <w:t xml:space="preserve">/admin/venues/[id]</w:t>
+      </w:r>
+      <w:r>
+        <w:t xml:space="preserve"> </w:t>
+      </w:r>
+      <w:r>
+        <w:t xml:space="preserve">— venue detail ·</w:t>
+      </w:r>
+      <w:r>
+        <w:t xml:space="preserve"> </w:t>
+      </w:r>
+      <w:r>
+        <w:rPr>
+          <w:rStyle w:val="VerbatimChar"/>
+        </w:rPr>
+        <w:t xml:space="preserve">/admin/venues/new</w:t>
+      </w:r>
+      <w:r>
+        <w:t xml:space="preserve"> </w:t>
+      </w:r>
+      <w:r>
+        <w:t xml:space="preserve">— create form</w:t>
+      </w:r>
+      <w:r>
+        <w:t xml:space="preserve"> </w:t>
+      </w:r>
+      <w:r>
+        <w:t xml:space="preserve">-</w:t>
+      </w:r>
+      <w:r>
+        <w:t xml:space="preserve"> </w:t>
+      </w:r>
+      <w:r>
+        <w:rPr>
+          <w:rStyle w:val="VerbatimChar"/>
+        </w:rPr>
+        <w:t xml:space="preserve">/admin/pricing/[skuCode]</w:t>
+      </w:r>
+      <w:r>
+        <w:t xml:space="preserve"> </w:t>
+      </w:r>
+      <w:r>
+        <w:t xml:space="preserve">— SKU detail + edit form (V1.x)</w:t>
+      </w:r>
+      <w:r>
+        <w:t xml:space="preserve"> </w:t>
+      </w:r>
+      <w:r>
+        <w:t xml:space="preserve">-</w:t>
+      </w:r>
+      <w:r>
+        <w:t xml:space="preserve"> </w:t>
+      </w:r>
+      <w:r>
+        <w:rPr>
+          <w:rStyle w:val="VerbatimChar"/>
+        </w:rPr>
+        <w:t xml:space="preserve">/admin/addons?sku=&lt;sku_code&gt;</w:t>
+      </w:r>
+      <w:r>
+        <w:t xml:space="preserve"> </w:t>
+      </w:r>
+      <w:r>
+        <w:t xml:space="preserve">— expanded card via URL state (Finder-column pattern per PR #367)</w:t>
+      </w:r>
+      <w:r>
+        <w:t xml:space="preserve"> </w:t>
+      </w:r>
+      <w:r>
+        <w:t xml:space="preserve">-</w:t>
+      </w:r>
+      <w:r>
+        <w:t xml:space="preserve"> </w:t>
+      </w:r>
+      <w:r>
+        <w:rPr>
+          <w:rStyle w:val="VerbatimChar"/>
+        </w:rPr>
+        <w:t xml:space="preserve">/admin/addons/pricing-report</w:t>
+      </w:r>
+      <w:r>
+        <w:t xml:space="preserve"> </w:t>
+      </w:r>
+      <w:r>
+        <w:t xml:space="preserve">—</w:t>
+      </w:r>
+      <w:r>
+        <w:t xml:space="preserve"> </w:t>
+      </w:r>
+      <w:r>
+        <w:rPr>
+          <w:rStyle w:val="VerbatimChar"/>
+        </w:rPr>
+        <w:t xml:space="preserve">Pricing.md</w:t>
+      </w:r>
+      <w:r>
+        <w:t xml:space="preserve"> </w:t>
+      </w:r>
+      <w:r>
+        <w:t xml:space="preserve">snapshot download route handler</w:t>
+      </w:r>
+    </w:p>
+    <w:p>
+      <w:pPr>
+        <w:pStyle w:val="BodyText"/>
+      </w:pPr>
+      <w:r>
+        <w:t xml:space="preserve">Mobile uses a 5-tab bottom nav:</w:t>
+      </w:r>
+      <w:r>
+        <w:t xml:space="preserve"> </w:t>
+      </w:r>
+      <w:r>
+        <w:rPr>
+          <w:b/>
+          <w:bCs/>
+        </w:rPr>
+        <w:t xml:space="preserve">Home · Queues · Directory · Money · More</w:t>
       </w:r>
       <w:r>
         <w:t xml:space="preserve">. The</w:t>
@@ -816,7 +2410,71 @@
         <w:t xml:space="preserve"> </w:t>
       </w:r>
       <w:r>
-        <w:t xml:space="preserve">tab houses Pricing, Disputes, Settings, Website editor, Concierge Abuse, and Add-on Management.</w:t>
+        <w:t xml:space="preserve">tab houses Content + Operations + Funnels + Settings.</w:t>
+      </w:r>
+    </w:p>
+    <w:p>
+      <w:pPr>
+        <w:pStyle w:val="BlockText"/>
+      </w:pPr>
+      <w:r>
+        <w:rPr>
+          <w:b/>
+          <w:bCs/>
+        </w:rPr>
+        <w:t xml:space="preserve">Vendor TIER 2 self-claim moderation · cross-reference (2026-05-22):</w:t>
+      </w:r>
+      <w:r>
+        <w:t xml:space="preserve"> </w:t>
+      </w:r>
+      <w:r>
+        <w:t xml:space="preserve">The vendor scan-at-venue flow locked 2026-05-22 (per</w:t>
+      </w:r>
+      <w:r>
+        <w:t xml:space="preserve"> </w:t>
+      </w:r>
+      <w:hyperlink r:id="rId10">
+        <w:r>
+          <w:rPr>
+            <w:rStyle w:val="Hyperlink"/>
+          </w:rPr>
+          <w:t xml:space="preserve">0002 § Unified QR Code Lifecycle Model</w:t>
+        </w:r>
+      </w:hyperlink>
+      <w:r>
+        <w:t xml:space="preserve"> </w:t>
+      </w:r>
+      <w:r>
+        <w:t xml:space="preserve">+</w:t>
+      </w:r>
+      <w:r>
+        <w:t xml:space="preserve"> </w:t>
+      </w:r>
+      <w:hyperlink r:id="rId11">
+        <w:r>
+          <w:rPr>
+            <w:rStyle w:val="Hyperlink"/>
+          </w:rPr>
+          <w:t xml:space="preserve">0006 § Vendor scan at venue · TIER 1 / TIER 2</w:t>
+        </w:r>
+      </w:hyperlink>
+      <w:r>
+        <w:t xml:space="preserve">) routes TIER 2 self-claims into the existing 4-layer moderation pipeline locked 2026-05-20 (vendor verified + canonical service coverage + active-in-city + couple veto + admin). Admin review queue lives on surface 6 (Disputes &amp; Refunds) as a new sub-queue alongside the existing dispute claim queue — claims tagged</w:t>
+      </w:r>
+      <w:r>
+        <w:t xml:space="preserve"> </w:t>
+      </w:r>
+      <w:r>
+        <w:rPr>
+          <w:rStyle w:val="VerbatimChar"/>
+        </w:rPr>
+        <w:t xml:space="preserve">claim_source = 'venue_qr_scan'</w:t>
+      </w:r>
+      <w:r>
+        <w:t xml:space="preserve"> </w:t>
+      </w:r>
+      <w:r>
+        <w:t xml:space="preserve">get a +5% bump in auto-approval probability (physical presence at the venue at event-time is a strong legitimacy signal). The 48-hr SLA from the 2026-05-20 lock applies. Anti-spam caps (5 claims/day · 3 rejections in 30 days = 30-day ban · couple permanent block) inherited from 2026-05-20.</w:t>
       </w:r>
     </w:p>
     <w:p>
@@ -826,8 +2484,8 @@
         </w:pict>
       </w:r>
     </w:p>
-    <w:bookmarkEnd w:id="9"/>
-    <w:bookmarkStart w:id="10" w:name="X3287cb32d8e8918b7fc54714ce038e693274466"/>
+    <w:bookmarkEnd w:id="12"/>
+    <w:bookmarkStart w:id="13" w:name="X3287cb32d8e8918b7fc54714ce038e693274466"/>
     <w:p>
       <w:pPr>
         <w:pStyle w:val="Heading2"/>
@@ -999,8 +2657,8 @@
         </w:pict>
       </w:r>
     </w:p>
-    <w:bookmarkEnd w:id="10"/>
-    <w:bookmarkStart w:id="48" w:name="per-surface-mechanics"/>
+    <w:bookmarkEnd w:id="13"/>
+    <w:bookmarkStart w:id="60" w:name="per-surface-mechanics"/>
     <w:p>
       <w:pPr>
         <w:pStyle w:val="Heading2"/>
@@ -1009,7 +2667,7 @@
         <w:t xml:space="preserve">3. Per-surface mechanics</w:t>
       </w:r>
     </w:p>
-    <w:bookmarkStart w:id="11" w:name="home-queue-overview"/>
+    <w:bookmarkStart w:id="14" w:name="home-queue-overview"/>
     <w:p>
       <w:pPr>
         <w:pStyle w:val="Heading3"/>
@@ -1166,8 +2824,8 @@
         <w:t xml:space="preserve">Below: recent admin activity feed (other admins’ actions), platform metrics (DAU, conversion, payments processed today).</w:t>
       </w:r>
     </w:p>
-    <w:bookmarkEnd w:id="11"/>
-    <w:bookmarkStart w:id="12" w:name="verification-queues"/>
+    <w:bookmarkEnd w:id="14"/>
+    <w:bookmarkStart w:id="15" w:name="verification-queues"/>
     <w:p>
       <w:pPr>
         <w:pStyle w:val="Heading3"/>
@@ -1459,8 +3117,8 @@
         <w:t xml:space="preserve">Each queue item has standard actions: Approve · Reject · Request more info · Flag for senior admin.</w:t>
       </w:r>
     </w:p>
-    <w:bookmarkEnd w:id="12"/>
-    <w:bookmarkStart w:id="13" w:name="payments-activations"/>
+    <w:bookmarkEnd w:id="15"/>
+    <w:bookmarkStart w:id="16" w:name="payments-activations"/>
     <w:p>
       <w:pPr>
         <w:pStyle w:val="Heading3"/>
@@ -1750,8 +3408,8 @@
         <w:t xml:space="preserve">“this is the vendor buying their own product, not a customer purchase.”</w:t>
       </w:r>
     </w:p>
-    <w:bookmarkEnd w:id="13"/>
-    <w:bookmarkStart w:id="14" w:name="users"/>
+    <w:bookmarkEnd w:id="16"/>
+    <w:bookmarkStart w:id="17" w:name="users"/>
     <w:p>
       <w:pPr>
         <w:pStyle w:val="Heading3"/>
@@ -3042,8 +4700,8 @@
         <w:t xml:space="preserve">column stays on the schema for now (deprecated; drop in a future migration once the audit window has passed).</w:t>
       </w:r>
     </w:p>
-    <w:bookmarkEnd w:id="14"/>
-    <w:bookmarkStart w:id="15" w:name="pricing-catalog"/>
+    <w:bookmarkEnd w:id="17"/>
+    <w:bookmarkStart w:id="18" w:name="pricing-catalog"/>
     <w:p>
       <w:pPr>
         <w:pStyle w:val="Heading3"/>
@@ -4552,8 +6210,8 @@
         <w:t xml:space="preserve">E.g., LAUNCH50 = 50% off Papic 5-seat for the first 100 redemptions, expires 2026-12-31.</w:t>
       </w:r>
     </w:p>
-    <w:bookmarkEnd w:id="15"/>
-    <w:bookmarkStart w:id="16" w:name="X629d01d941ffb7283460480520ac7430455fa9c"/>
+    <w:bookmarkEnd w:id="18"/>
+    <w:bookmarkStart w:id="19" w:name="X629d01d941ffb7283460480520ac7430455fa9c"/>
     <w:p>
       <w:pPr>
         <w:pStyle w:val="Heading3"/>
@@ -7065,8 +8723,8 @@
         <w:t xml:space="preserve">CHECK constraint enforces the mutual exclusivity locked in § 10a + § 10b — owners can never accidentally be flagged as team-pool eligible (which would create double-comping ambiguity).</w:t>
       </w:r>
     </w:p>
-    <w:bookmarkEnd w:id="16"/>
-    <w:bookmarkStart w:id="17" w:name="X62d13111ffeb67bac72323e8c803b2424f056e6"/>
+    <w:bookmarkEnd w:id="19"/>
+    <w:bookmarkStart w:id="20" w:name="X62d13111ffeb67bac72323e8c803b2424f056e6"/>
     <w:p>
       <w:pPr>
         <w:pStyle w:val="Heading3"/>
@@ -8042,8 +9700,8 @@
         <w:t xml:space="preserve">changing the receiving account numbers is the single highest-leverage fraud vector in the V1 payment system. If a compromised admin account silently swaps the BDO account number for an attacker-controlled one, every customer payment for 24 hours could route to the attacker. Two-admin approval makes this attack require simultaneous compromise of two admins, which is dramatically harder. The 24-hour reconciliation SLA means the attack window is bounded even if both admins are compromised — finance sees the diversion the next day.</w:t>
       </w:r>
     </w:p>
-    <w:bookmarkEnd w:id="17"/>
-    <w:bookmarkStart w:id="18" w:name="X993371b02f222a109786e8c79afe7766fce93b6"/>
+    <w:bookmarkEnd w:id="20"/>
+    <w:bookmarkStart w:id="21" w:name="X993371b02f222a109786e8c79afe7766fce93b6"/>
     <w:p>
       <w:pPr>
         <w:pStyle w:val="Heading3"/>
@@ -9036,8 +10694,8 @@
         <w:t xml:space="preserve">) or to align with renegotiated gateway contracts. Changes ripple to the customer-facing checkout fee calculator (0034 § Setnayan Pay) within 1 minute via cache TTL.</w:t>
       </w:r>
     </w:p>
-    <w:bookmarkEnd w:id="18"/>
-    <w:bookmarkStart w:id="19" w:name="Xe9854108212c086270d35a62e476819f4ef86f0"/>
+    <w:bookmarkEnd w:id="21"/>
+    <w:bookmarkStart w:id="22" w:name="Xe9854108212c086270d35a62e476819f4ef86f0"/>
     <w:p>
       <w:pPr>
         <w:pStyle w:val="Heading3"/>
@@ -9447,8 +11105,8 @@
         <w:t xml:space="preserve">);</w:t>
       </w:r>
     </w:p>
-    <w:bookmarkEnd w:id="19"/>
-    <w:bookmarkStart w:id="21" w:name="X2ed130420e47bed43fb955e334b9d6bc04e4b83"/>
+    <w:bookmarkEnd w:id="22"/>
+    <w:bookmarkStart w:id="24" w:name="X2ed130420e47bed43fb955e334b9d6bc04e4b83"/>
     <w:p>
       <w:pPr>
         <w:pStyle w:val="Heading3"/>
@@ -9591,7 +11249,7 @@
       <w:r>
         <w:t xml:space="preserve"> </w:t>
       </w:r>
-      <w:hyperlink r:id="rId20">
+      <w:hyperlink r:id="rId23">
         <w:r>
           <w:rPr>
             <w:rStyle w:val="Hyperlink"/>
@@ -10765,8 +12423,8 @@
         <w:t xml:space="preserve">schema lands in V1 (matrix is sparse — only BDO QR, GCash QR, and bank-transfer-manual are populated). When Maya Business is approved at V1.5+, the matrix expands automatically as the new method rows insert via § 3.5d migration. No code change needed to onboard new methods; the admin just flips toggles on the new rows.</w:t>
       </w:r>
     </w:p>
-    <w:bookmarkEnd w:id="21"/>
-    <w:bookmarkStart w:id="22" w:name="disputes-refunds"/>
+    <w:bookmarkEnd w:id="24"/>
+    <w:bookmarkStart w:id="25" w:name="disputes-refunds"/>
     <w:p>
       <w:pPr>
         <w:pStyle w:val="Heading3"/>
@@ -10986,8 +12644,8 @@
         <w:t xml:space="preserve">. High-value disputes (&gt; ₱20,000 refund) require two-admin approval.</w:t>
       </w:r>
     </w:p>
-    <w:bookmarkEnd w:id="22"/>
-    <w:bookmarkStart w:id="23" w:name="Xd7c336140f865377312ec7bbd876077fcae07d9"/>
+    <w:bookmarkEnd w:id="25"/>
+    <w:bookmarkStart w:id="26" w:name="Xd7c336140f865377312ec7bbd876077fcae07d9"/>
     <w:p>
       <w:pPr>
         <w:pStyle w:val="Heading3"/>
@@ -11090,8 +12748,8 @@
         <w:t xml:space="preserve">All decisions logged with admin attribution. Refunds &gt; ₱25K still require two-admin approval per § 9.1.</w:t>
       </w:r>
     </w:p>
-    <w:bookmarkEnd w:id="23"/>
-    <w:bookmarkStart w:id="24" w:name="settings"/>
+    <w:bookmarkEnd w:id="26"/>
+    <w:bookmarkStart w:id="27" w:name="settings"/>
     <w:p>
       <w:pPr>
         <w:pStyle w:val="Heading3"/>
@@ -11342,8 +13000,8 @@
         <w:t xml:space="preserve">for compliance / post-incident review</w:t>
       </w:r>
     </w:p>
-    <w:bookmarkEnd w:id="24"/>
-    <w:bookmarkStart w:id="25" w:name="funnel-analytics-new-2026-05-12"/>
+    <w:bookmarkEnd w:id="27"/>
+    <w:bookmarkStart w:id="28" w:name="funnel-analytics-new-2026-05-12"/>
     <w:p>
       <w:pPr>
         <w:pStyle w:val="Heading3"/>
@@ -12137,8 +13795,8 @@
         <w:t xml:space="preserve">; etc. Spec each iteration’s funnel-event emissions in its own .md doc when next touched.</w:t>
       </w:r>
     </w:p>
-    <w:bookmarkEnd w:id="25"/>
-    <w:bookmarkStart w:id="26" w:name="X35c3f4e33a0e275681f3aaa541c34d9d09ef9c4"/>
+    <w:bookmarkEnd w:id="28"/>
+    <w:bookmarkStart w:id="29" w:name="X35c3f4e33a0e275681f3aaa541c34d9d09ef9c4"/>
     <w:p>
       <w:pPr>
         <w:pStyle w:val="Heading3"/>
@@ -13723,8 +15381,8 @@
         </w:pict>
       </w:r>
     </w:p>
-    <w:bookmarkEnd w:id="26"/>
-    <w:bookmarkStart w:id="27" w:name="website-editor-locked-2026-05-15"/>
+    <w:bookmarkEnd w:id="29"/>
+    <w:bookmarkStart w:id="30" w:name="website-editor-locked-2026-05-15"/>
     <w:p>
       <w:pPr>
         <w:pStyle w:val="Heading3"/>
@@ -14150,8 +15808,8 @@
         </w:pict>
       </w:r>
     </w:p>
-    <w:bookmarkEnd w:id="27"/>
-    <w:bookmarkStart w:id="34" w:name="Xfa425620ba31ba0212d6c7de11585cc49d489b9"/>
+    <w:bookmarkEnd w:id="30"/>
+    <w:bookmarkStart w:id="37" w:name="Xfa425620ba31ba0212d6c7de11585cc49d489b9"/>
     <w:p>
       <w:pPr>
         <w:pStyle w:val="Heading3"/>
@@ -14202,7 +15860,7 @@
         <w:t xml:space="preserve">single-admin per § 4.3 (review decisions are reversible — admin can lift enforcement via the appeal flow without two-admin approval).</w:t>
       </w:r>
     </w:p>
-    <w:bookmarkStart w:id="28" w:name="queue-view-default"/>
+    <w:bookmarkStart w:id="31" w:name="queue-view-default"/>
     <w:p>
       <w:pPr>
         <w:pStyle w:val="Heading4"/>
@@ -14804,8 +16462,8 @@
         </w:tc>
       </w:tr>
     </w:tbl>
-    <w:bookmarkEnd w:id="28"/>
-    <w:bookmarkStart w:id="29" w:name="per-match-comparison-panel-drilldown"/>
+    <w:bookmarkEnd w:id="31"/>
+    <w:bookmarkStart w:id="32" w:name="per-match-comparison-panel-drilldown"/>
     <w:p>
       <w:pPr>
         <w:pStyle w:val="Heading4"/>
@@ -14822,8 +16480,8 @@
         <w:t xml:space="preserve">Clicking a row expands into a side-by-side comparison of the flagged account’s event vs each matched trial-used account’s event. Three columns: signal type / flagged-account value / matched-account value, with the matching signals highlighted. Admin can scan and decide: is this the same person on a new account (abuse) or a different couple at the same venue/date (false positive — common for popular Tagaytay venues on Saturday afternoons).</w:t>
       </w:r>
     </w:p>
-    <w:bookmarkEnd w:id="29"/>
-    <w:bookmarkStart w:id="30" w:name="admin-actions"/>
+    <w:bookmarkEnd w:id="32"/>
+    <w:bookmarkStart w:id="33" w:name="admin-actions"/>
     <w:p>
       <w:pPr>
         <w:pStyle w:val="Heading4"/>
@@ -15253,8 +16911,8 @@
         <w:t xml:space="preserve">(the trial-start UI shows the under-review modal).</w:t>
       </w:r>
     </w:p>
-    <w:bookmarkEnd w:id="30"/>
-    <w:bookmarkStart w:id="31" w:name="appeal-driven-enforcement-reversal"/>
+    <w:bookmarkEnd w:id="33"/>
+    <w:bookmarkStart w:id="34" w:name="appeal-driven-enforcement-reversal"/>
     <w:p>
       <w:pPr>
         <w:pStyle w:val="Heading4"/>
@@ -15422,8 +17080,8 @@
         <w:t xml:space="preserve">“Your appeal was reviewed and your Setnayan Concierge access has been restored. Reason: {admin_notes}.”</w:t>
       </w:r>
     </w:p>
-    <w:bookmarkEnd w:id="31"/>
-    <w:bookmarkStart w:id="32" w:name="mobile"/>
+    <w:bookmarkEnd w:id="34"/>
+    <w:bookmarkStart w:id="35" w:name="mobile"/>
     <w:p>
       <w:pPr>
         <w:pStyle w:val="Heading4"/>
@@ -15458,8 +17116,8 @@
         <w:t xml:space="preserve">opens the per-match comparison panel as a full-screen sheet with the Clear / Confirm / Defer actions at the bottom.</w:t>
       </w:r>
     </w:p>
-    <w:bookmarkEnd w:id="32"/>
-    <w:bookmarkStart w:id="33" w:name="X55f09cbb45585140ceeb8288a987485c4695ce1"/>
+    <w:bookmarkEnd w:id="35"/>
+    <w:bookmarkStart w:id="36" w:name="X55f09cbb45585140ceeb8288a987485c4695ce1"/>
     <w:p>
       <w:pPr>
         <w:pStyle w:val="Heading4"/>
@@ -16029,9 +17687,9 @@
         </w:pict>
       </w:r>
     </w:p>
-    <w:bookmarkEnd w:id="33"/>
-    <w:bookmarkEnd w:id="34"/>
-    <w:bookmarkStart w:id="47" w:name="X3077a367f7be1b4761ca96ee83a509ba024c8b8"/>
+    <w:bookmarkEnd w:id="36"/>
+    <w:bookmarkEnd w:id="37"/>
+    <w:bookmarkStart w:id="50" w:name="X3077a367f7be1b4761ca96ee83a509ba024c8b8"/>
     <w:p>
       <w:pPr>
         <w:pStyle w:val="Heading3"/>
@@ -16129,7 +17787,7 @@
         <w:t xml:space="preserve">report (corpus root) on demand from live database state.</w:t>
       </w:r>
     </w:p>
-    <w:bookmarkStart w:id="35" w:name="layout-two-tab-card-grid"/>
+    <w:bookmarkStart w:id="38" w:name="layout-two-tab-card-grid"/>
     <w:p>
       <w:pPr>
         <w:pStyle w:val="Heading4"/>
@@ -16401,8 +18059,8 @@
         <w:t xml:space="preserve">sub-section so they don’t disrupt visual parity above.</w:t>
       </w:r>
     </w:p>
-    <w:bookmarkEnd w:id="35"/>
-    <w:bookmarkStart w:id="40" w:name="per-sku-settings-drawer"/>
+    <w:bookmarkEnd w:id="38"/>
+    <w:bookmarkStart w:id="43" w:name="per-sku-settings-drawer"/>
     <w:p>
       <w:pPr>
         <w:pStyle w:val="Heading4"/>
@@ -16419,7 +18077,7 @@
         <w:t xml:space="preserve">Click any tile → opens a right-side drawer (full height, 480 px wide) with 4 tabs:</w:t>
       </w:r>
     </w:p>
-    <w:bookmarkStart w:id="36" w:name="tab-1-eligibility"/>
+    <w:bookmarkStart w:id="39" w:name="tab-1-eligibility"/>
     <w:p>
       <w:pPr>
         <w:pStyle w:val="Heading5"/>
@@ -16638,8 +18296,8 @@
         <w:t xml:space="preserve">per the iteration 0023 § 2 audit pattern.</w:t>
       </w:r>
     </w:p>
-    <w:bookmarkEnd w:id="36"/>
-    <w:bookmarkStart w:id="37" w:name="tab-2-pricing"/>
+    <w:bookmarkEnd w:id="39"/>
+    <w:bookmarkStart w:id="40" w:name="tab-2-pricing"/>
     <w:p>
       <w:pPr>
         <w:pStyle w:val="Heading5"/>
@@ -17004,8 +18662,8 @@
         <w:t xml:space="preserve">with prior price · new price · prior frequency · new frequency · admin · reason · timestamp.</w:t>
       </w:r>
     </w:p>
-    <w:bookmarkEnd w:id="37"/>
-    <w:bookmarkStart w:id="38" w:name="tab-3-current-users"/>
+    <w:bookmarkEnd w:id="40"/>
+    <w:bookmarkStart w:id="41" w:name="tab-3-current-users"/>
     <w:p>
       <w:pPr>
         <w:pStyle w:val="Heading5"/>
@@ -17090,8 +18748,8 @@
         <w:t xml:space="preserve">For one-time SKUs (e.g., Papic 5-seat), shows lifetime purchases (one per event). For recurring SKUs (e.g., Vendor Pro Weekly), shows currently-active subscriptions only with a separate count for lifetime purchases.</w:t>
       </w:r>
     </w:p>
-    <w:bookmarkEnd w:id="38"/>
-    <w:bookmarkStart w:id="39" w:name="tab-4-statistics"/>
+    <w:bookmarkEnd w:id="41"/>
+    <w:bookmarkStart w:id="42" w:name="tab-4-statistics"/>
     <w:p>
       <w:pPr>
         <w:pStyle w:val="Heading5"/>
@@ -17479,9 +19137,9 @@
         <w:t xml:space="preserve">.</w:t>
       </w:r>
     </w:p>
-    <w:bookmarkEnd w:id="39"/>
-    <w:bookmarkEnd w:id="40"/>
-    <w:bookmarkStart w:id="42" w:name="X98414b96873c8db6dfa6a21bbf3ac85e063f6a3"/>
+    <w:bookmarkEnd w:id="42"/>
+    <w:bookmarkEnd w:id="43"/>
+    <w:bookmarkStart w:id="45" w:name="X98414b96873c8db6dfa6a21bbf3ac85e063f6a3"/>
     <w:p>
       <w:pPr>
         <w:pStyle w:val="Heading4"/>
@@ -17597,7 +19255,7 @@
       <w:r>
         <w:t xml:space="preserve"> </w:t>
       </w:r>
-      <w:hyperlink r:id="rId41">
+      <w:hyperlink r:id="rId44">
         <w:r>
           <w:rPr>
             <w:rStyle w:val="Hyperlink"/>
@@ -17782,8 +19440,8 @@
         <w:t xml:space="preserve">The button is single-admin authority — generation is a read-only-from-DB operation, no state mutations. Only writes the report files.</w:t>
       </w:r>
     </w:p>
-    <w:bookmarkEnd w:id="42"/>
-    <w:bookmarkStart w:id="43" w:name="future-automation-v1.5-deferred"/>
+    <w:bookmarkEnd w:id="45"/>
+    <w:bookmarkStart w:id="46" w:name="future-automation-v1.5-deferred"/>
     <w:p>
       <w:pPr>
         <w:pStyle w:val="Heading4"/>
@@ -17977,8 +19635,8 @@
         <w:t xml:space="preserve">All four deferred to V1.5+; V1 ships with manual button-triggered regeneration.</w:t>
       </w:r>
     </w:p>
-    <w:bookmarkEnd w:id="43"/>
-    <w:bookmarkStart w:id="44" w:name="mobile-parity"/>
+    <w:bookmarkEnd w:id="46"/>
+    <w:bookmarkStart w:id="47" w:name="mobile-parity"/>
     <w:p>
       <w:pPr>
         <w:pStyle w:val="Heading4"/>
@@ -17995,8 +19653,8 @@
         <w:t xml:space="preserve">Card grid renders as 2-column on phone (1-column on narrow viewports). Drawer becomes a bottom sheet (full-height swipe-up) per the existing 0023 mobile pattern. All 4 tabs in the drawer remain accessible — no feature gating on mobile.</w:t>
       </w:r>
     </w:p>
-    <w:bookmarkEnd w:id="44"/>
-    <w:bookmarkStart w:id="45" w:name="schema-no-new-tables-leverages-existing"/>
+    <w:bookmarkEnd w:id="47"/>
+    <w:bookmarkStart w:id="48" w:name="schema-no-new-tables-leverages-existing"/>
     <w:p>
       <w:pPr>
         <w:pStyle w:val="Heading4"/>
@@ -18228,8 +19886,8 @@
         <w:t xml:space="preserve">) but no new DB tables.</w:t>
       </w:r>
     </w:p>
-    <w:bookmarkEnd w:id="45"/>
-    <w:bookmarkStart w:id="46" w:name="cross-references"/>
+    <w:bookmarkEnd w:id="48"/>
+    <w:bookmarkStart w:id="49" w:name="cross-references"/>
     <w:p>
       <w:pPr>
         <w:pStyle w:val="Heading4"/>
@@ -18438,7 +20096,7 @@
       <w:r>
         <w:t xml:space="preserve"> </w:t>
       </w:r>
-      <w:hyperlink r:id="rId41">
+      <w:hyperlink r:id="rId44">
         <w:r>
           <w:rPr>
             <w:rStyle w:val="VerbatimChar"/>
@@ -18460,61 +20118,396 @@
         </w:pict>
       </w:r>
     </w:p>
-    <w:bookmarkEnd w:id="46"/>
-    <w:bookmarkEnd w:id="47"/>
-    <w:bookmarkEnd w:id="48"/>
-    <w:bookmarkStart w:id="54" w:name="Xc7e30205e6be7ba74b71021e7544c0dc5649b69"/>
-    <w:p>
-      <w:pPr>
-        <w:pStyle w:val="Heading2"/>
-      </w:pPr>
-      <w:r>
-        <w:t xml:space="preserve">4. Two-admin approval pattern (locked scope per Vendor Agreement § 9.1)</w:t>
+    <w:bookmarkEnd w:id="49"/>
+    <w:bookmarkEnd w:id="50"/>
+    <w:bookmarkStart w:id="58" w:name="X1c9fc3f178b58f11c75dbe413398c2545c9010a"/>
+    <w:p>
+      <w:pPr>
+        <w:pStyle w:val="Heading3"/>
+      </w:pPr>
+      <w:r>
+        <w:t xml:space="preserve">3.13 Concierge Brain admin surface (locked 2026-05-18)</w:t>
       </w:r>
     </w:p>
     <w:p>
       <w:pPr>
         <w:pStyle w:val="FirstParagraph"/>
       </w:pPr>
-      <w:r>
-        <w:t xml:space="preserve">The</w:t>
-      </w:r>
-      <w:r>
-        <w:t xml:space="preserve"> </w:t>
-      </w:r>
-      <w:r>
-        <w:t xml:space="preserve">“four-eyes”</w:t>
-      </w:r>
-      <w:r>
-        <w:t xml:space="preserve"> </w:t>
-      </w:r>
-      <w:r>
-        <w:t xml:space="preserve">two-admin pattern applies ONLY to high-stakes, irreversible, or fraud-adjacent actions. Routine operational work — payment reconciliation, vendor verification, comp gifts within bounds, standard refunds, tier moves within policy — is</w:t>
-      </w:r>
-      <w:r>
-        <w:t xml:space="preserve"> </w:t>
-      </w:r>
       <w:r>
         <w:rPr>
           <w:b/>
           <w:bCs/>
         </w:rPr>
-        <w:t xml:space="preserve">single-admin authority</w:t>
-      </w:r>
-      <w:r>
-        <w:t xml:space="preserve"> </w:t>
-      </w:r>
-      <w:r>
-        <w:t xml:space="preserve">so the team can run the day-to-day at speed.</w:t>
-      </w:r>
-    </w:p>
-    <w:bookmarkStart w:id="49" w:name="mechanics"/>
-    <w:p>
-      <w:pPr>
-        <w:pStyle w:val="Heading3"/>
-      </w:pPr>
-      <w:r>
-        <w:t xml:space="preserve">4.1 Mechanics</w:t>
+        <w:t xml:space="preserve">Purpose.</w:t>
+      </w:r>
+      <w:r>
+        <w:t xml:space="preserve"> </w:t>
+      </w:r>
+      <w:r>
+        <w:t xml:space="preserve">The single admin tab where the Setnayan Concierge brain’s content (the curated Filipino-wedding knowledge base) is</w:t>
+      </w:r>
+      <w:r>
+        <w:t xml:space="preserve"> </w:t>
+      </w:r>
+      <w:r>
+        <w:rPr>
+          <w:b/>
+          <w:bCs/>
+        </w:rPr>
+        <w:t xml:space="preserve">viewed</w:t>
+      </w:r>
+      <w:r>
+        <w:t xml:space="preserve">,</w:t>
+      </w:r>
+      <w:r>
+        <w:t xml:space="preserve"> </w:t>
+      </w:r>
+      <w:r>
+        <w:rPr>
+          <w:b/>
+          <w:bCs/>
+        </w:rPr>
+        <w:t xml:space="preserve">edited</w:t>
+      </w:r>
+      <w:r>
+        <w:t xml:space="preserve">,</w:t>
+      </w:r>
+      <w:r>
+        <w:t xml:space="preserve"> </w:t>
+      </w:r>
+      <w:r>
+        <w:rPr>
+          <w:b/>
+          <w:bCs/>
+        </w:rPr>
+        <w:t xml:space="preserve">grown</w:t>
+      </w:r>
+      <w:r>
+        <w:t xml:space="preserve">, and</w:t>
+      </w:r>
+      <w:r>
+        <w:t xml:space="preserve"> </w:t>
+      </w:r>
+      <w:r>
+        <w:rPr>
+          <w:b/>
+          <w:bCs/>
+        </w:rPr>
+        <w:t xml:space="preserve">monitored</w:t>
+      </w:r>
+      <w:r>
+        <w:t xml:space="preserve">. Four subviews under one route</w:t>
+      </w:r>
+      <w:r>
+        <w:t xml:space="preserve"> </w:t>
+      </w:r>
+      <w:r>
+        <w:rPr>
+          <w:rStyle w:val="VerbatimChar"/>
+        </w:rPr>
+        <w:t xml:space="preserve">/admin/brain</w:t>
+      </w:r>
+      <w:r>
+        <w:t xml:space="preserve">. Cross-references the brain architecture in</w:t>
+      </w:r>
+      <w:r>
+        <w:t xml:space="preserve"> </w:t>
+      </w:r>
+      <w:r>
+        <w:rPr>
+          <w:rStyle w:val="VerbatimChar"/>
+        </w:rPr>
+        <w:t xml:space="preserve">02_Specifications/18_Concierge_Brain/00_Architecture.md</w:t>
+      </w:r>
+      <w:r>
+        <w:t xml:space="preserve"> </w:t>
+      </w:r>
+      <w:r>
+        <w:t xml:space="preserve">(locked 2026-05-18 row 2) and the wizard architecture in 0016 § 0b (this same-day lock).</w:t>
+      </w:r>
+    </w:p>
+    <w:p>
+      <w:pPr>
+        <w:pStyle w:val="BodyText"/>
+      </w:pPr>
+      <w:r>
+        <w:rPr>
+          <w:b/>
+          <w:bCs/>
+        </w:rPr>
+        <w:t xml:space="preserve">Governance.</w:t>
+      </w:r>
+      <w:r>
+        <w:t xml:space="preserve"> </w:t>
+      </w:r>
+      <w:r>
+        <w:t xml:space="preserve">Single-admin authority for brain edits (mirrors 0006 review-gate appeal pattern). Every edit is audit-logged in</w:t>
+      </w:r>
+      <w:r>
+        <w:t xml:space="preserve"> </w:t>
+      </w:r>
+      <w:r>
+        <w:rPr>
+          <w:rStyle w:val="VerbatimChar"/>
+        </w:rPr>
+        <w:t xml:space="preserve">admin_audit_log</w:t>
+      </w:r>
+      <w:r>
+        <w:t xml:space="preserve"> </w:t>
+      </w:r>
+      <w:r>
+        <w:t xml:space="preserve">with</w:t>
+      </w:r>
+      <w:r>
+        <w:t xml:space="preserve"> </w:t>
+      </w:r>
+      <w:r>
+        <w:rPr>
+          <w:rStyle w:val="VerbatimChar"/>
+        </w:rPr>
+        <w:t xml:space="preserve">target_table = 'concierge_brain_chunks'</w:t>
+      </w:r>
+      <w:r>
+        <w:t xml:space="preserve">. Quality compounds over time — admin reviews top-hit cached Q&amp;A answers (sorted by</w:t>
+      </w:r>
+      <w:r>
+        <w:t xml:space="preserve"> </w:t>
+      </w:r>
+      <w:r>
+        <w:rPr>
+          <w:rStyle w:val="VerbatimChar"/>
+        </w:rPr>
+        <w:t xml:space="preserve">hit_count</w:t>
+      </w:r>
+      <w:r>
+        <w:t xml:space="preserve">) and hand-tweaks for accuracy / brand voice; hand-edits propagate to every future couple in that combination via the cache-forever architecture.</w:t>
+      </w:r>
+    </w:p>
+    <w:bookmarkStart w:id="51" w:name="X5aac32bc6ce7e9922bad979e1b29d680380cb3c"/>
+    <w:p>
+      <w:pPr>
+        <w:pStyle w:val="Heading4"/>
+      </w:pPr>
+      <w:r>
+        <w:t xml:space="preserve">3.13a Subview 1 — Brain Editor (the primary surface)</w:t>
+      </w:r>
+    </w:p>
+    <w:p>
+      <w:pPr>
+        <w:pStyle w:val="FirstParagraph"/>
+      </w:pPr>
+      <w:r>
+        <w:t xml:space="preserve">The markdown editor for</w:t>
+      </w:r>
+      <w:r>
+        <w:t xml:space="preserve"> </w:t>
+      </w:r>
+      <w:r>
+        <w:rPr>
+          <w:rStyle w:val="VerbatimChar"/>
+        </w:rPr>
+        <w:t xml:space="preserve">concierge_brain_chunks</w:t>
+      </w:r>
+      <w:r>
+        <w:t xml:space="preserve">. Lists all chunks across the 8 topic files (</w:t>
+      </w:r>
+      <w:r>
+        <w:rPr>
+          <w:rStyle w:val="VerbatimChar"/>
+        </w:rPr>
+        <w:t xml:space="preserve">01_Filipino_Cultural_Reference.md</w:t>
+      </w:r>
+      <w:r>
+        <w:t xml:space="preserve"> </w:t>
+      </w:r>
+      <w:r>
+        <w:t xml:space="preserve">·</w:t>
+      </w:r>
+      <w:r>
+        <w:t xml:space="preserve"> </w:t>
+      </w:r>
+      <w:r>
+        <w:rPr>
+          <w:rStyle w:val="VerbatimChar"/>
+        </w:rPr>
+        <w:t xml:space="preserve">02_Regional_Pricing_Benchmarks.md</w:t>
+      </w:r>
+      <w:r>
+        <w:t xml:space="preserve"> </w:t>
+      </w:r>
+      <w:r>
+        <w:t xml:space="preserve">·</w:t>
+      </w:r>
+      <w:r>
+        <w:t xml:space="preserve"> </w:t>
+      </w:r>
+      <w:r>
+        <w:rPr>
+          <w:rStyle w:val="VerbatimChar"/>
+        </w:rPr>
+        <w:t xml:space="preserve">03_Seasonal_Weather_Reference.md</w:t>
+      </w:r>
+      <w:r>
+        <w:t xml:space="preserve"> </w:t>
+      </w:r>
+      <w:r>
+        <w:t xml:space="preserve">·</w:t>
+      </w:r>
+      <w:r>
+        <w:t xml:space="preserve"> </w:t>
+      </w:r>
+      <w:r>
+        <w:rPr>
+          <w:rStyle w:val="VerbatimChar"/>
+        </w:rPr>
+        <w:t xml:space="preserve">04_Planning_Timelines.md</w:t>
+      </w:r>
+      <w:r>
+        <w:t xml:space="preserve"> </w:t>
+      </w:r>
+      <w:r>
+        <w:t xml:space="preserve">·</w:t>
+      </w:r>
+      <w:r>
+        <w:t xml:space="preserve"> </w:t>
+      </w:r>
+      <w:r>
+        <w:rPr>
+          <w:rStyle w:val="VerbatimChar"/>
+        </w:rPr>
+        <w:t xml:space="preserve">05_Legal_BIR_Reference.md</w:t>
+      </w:r>
+      <w:r>
+        <w:t xml:space="preserve"> </w:t>
+      </w:r>
+      <w:r>
+        <w:t xml:space="preserve">·</w:t>
+      </w:r>
+      <w:r>
+        <w:t xml:space="preserve"> </w:t>
+      </w:r>
+      <w:r>
+        <w:rPr>
+          <w:rStyle w:val="VerbatimChar"/>
+        </w:rPr>
+        <w:t xml:space="preserve">06_Setnayan_Feature_Reference.md</w:t>
+      </w:r>
+      <w:r>
+        <w:t xml:space="preserve"> </w:t>
+      </w:r>
+      <w:r>
+        <w:t xml:space="preserve">·</w:t>
+      </w:r>
+      <w:r>
+        <w:t xml:space="preserve"> </w:t>
+      </w:r>
+      <w:r>
+        <w:rPr>
+          <w:rStyle w:val="VerbatimChar"/>
+        </w:rPr>
+        <w:t xml:space="preserve">07_Vendor_Decision_Logic.md</w:t>
+      </w:r>
+      <w:r>
+        <w:t xml:space="preserve"> </w:t>
+      </w:r>
+      <w:r>
+        <w:t xml:space="preserve">·</w:t>
+      </w:r>
+      <w:r>
+        <w:t xml:space="preserve"> </w:t>
+      </w:r>
+      <w:r>
+        <w:rPr>
+          <w:rStyle w:val="VerbatimChar"/>
+        </w:rPr>
+        <w:t xml:space="preserve">08_Budget_Allocation_Reference.md</w:t>
+      </w:r>
+      <w:r>
+        <w:t xml:space="preserve">) plus any custom chunks created post-launch.</w:t>
+      </w:r>
+    </w:p>
+    <w:p>
+      <w:pPr>
+        <w:pStyle w:val="BodyText"/>
+      </w:pPr>
+      <w:r>
+        <w:rPr>
+          <w:b/>
+          <w:bCs/>
+        </w:rPr>
+        <w:t xml:space="preserve">List view columns:</w:t>
+      </w:r>
+      <w:r>
+        <w:t xml:space="preserve"> </w:t>
+      </w:r>
+      <w:r>
+        <w:t xml:space="preserve">- Topic file (sortable / filterable)</w:t>
+      </w:r>
+      <w:r>
+        <w:t xml:space="preserve"> </w:t>
+      </w:r>
+      <w:r>
+        <w:t xml:space="preserve">- Chunk title</w:t>
+      </w:r>
+      <w:r>
+        <w:t xml:space="preserve"> </w:t>
+      </w:r>
+      <w:r>
+        <w:t xml:space="preserve">- Tags (chip-rendered)</w:t>
+      </w:r>
+      <w:r>
+        <w:t xml:space="preserve"> </w:t>
+      </w:r>
+      <w:r>
+        <w:t xml:space="preserve">- Applies to (audience filter)</w:t>
+      </w:r>
+      <w:r>
+        <w:t xml:space="preserve"> </w:t>
+      </w:r>
+      <w:r>
+        <w:t xml:space="preserve">- Paid-tier-only flag (🔒 chip when TRUE)</w:t>
+      </w:r>
+      <w:r>
+        <w:t xml:space="preserve"> </w:t>
+      </w:r>
+      <w:r>
+        <w:t xml:space="preserve">- Tier visibility (DIY / Trial / Active dots)</w:t>
+      </w:r>
+      <w:r>
+        <w:t xml:space="preserve"> </w:t>
+      </w:r>
+      <w:r>
+        <w:t xml:space="preserve">- Last verified date + reviewer</w:t>
+      </w:r>
+      <w:r>
+        <w:t xml:space="preserve"> </w:t>
+      </w:r>
+      <w:r>
+        <w:t xml:space="preserve">- Hit count (how many times retrieved by Q&amp;A in last 30 days)</w:t>
+      </w:r>
+      <w:r>
+        <w:t xml:space="preserve"> </w:t>
+      </w:r>
+      <w:r>
+        <w:t xml:space="preserve">- Embedding status (✅ current / ⚠ stale-flagged for regenerate)</w:t>
+      </w:r>
+      <w:r>
+        <w:t xml:space="preserve"> </w:t>
+      </w:r>
+      <w:r>
+        <w:t xml:space="preserve">- Active toggle</w:t>
+      </w:r>
+    </w:p>
+    <w:p>
+      <w:pPr>
+        <w:pStyle w:val="BodyText"/>
+      </w:pPr>
+      <w:r>
+        <w:rPr>
+          <w:b/>
+          <w:bCs/>
+        </w:rPr>
+        <w:t xml:space="preserve">Edit drawer (right side, 720px wide, 5 tabs):</w:t>
       </w:r>
     </w:p>
     <w:p>
@@ -18526,16 +20519,29 @@
         </w:numPr>
       </w:pPr>
       <w:r>
-        <w:t xml:space="preserve">Admin A initiates the action via the admin console UI (e.g.,</w:t>
-      </w:r>
-      <w:r>
-        <w:t xml:space="preserve"> </w:t>
-      </w:r>
-      <w:r>
-        <w:t xml:space="preserve">“Add internal account: jane@setnayan.com”</w:t>
-      </w:r>
-      <w:r>
-        <w:t xml:space="preserve">)</w:t>
+        <w:rPr>
+          <w:b/>
+          <w:bCs/>
+        </w:rPr>
+        <w:t xml:space="preserve">Content</w:t>
+      </w:r>
+      <w:r>
+        <w:t xml:space="preserve"> </w:t>
+      </w:r>
+      <w:r>
+        <w:t xml:space="preserve">— markdown editor with live preview (50/50 split). Renders the chunk exactly as the LLM will see it when retrieved. Saves to</w:t>
+      </w:r>
+      <w:r>
+        <w:t xml:space="preserve"> </w:t>
+      </w:r>
+      <w:r>
+        <w:rPr>
+          <w:rStyle w:val="VerbatimChar"/>
+        </w:rPr>
+        <w:t xml:space="preserve">concierge_brain_chunks.body</w:t>
+      </w:r>
+      <w:r>
+        <w:t xml:space="preserve">.</w:t>
       </w:r>
     </w:p>
     <w:p>
@@ -18547,34 +20553,29 @@
         </w:numPr>
       </w:pPr>
       <w:r>
-        <w:t xml:space="preserve">Request lands in</w:t>
-      </w:r>
-      <w:r>
-        <w:t xml:space="preserve"> </w:t>
-      </w:r>
-      <w:r>
-        <w:rPr>
-          <w:rStyle w:val="VerbatimChar"/>
-        </w:rPr>
-        <w:t xml:space="preserve">admin_approval_requests</w:t>
-      </w:r>
-      <w:r>
-        <w:t xml:space="preserve"> </w:t>
-      </w:r>
-      <w:r>
-        <w:t xml:space="preserve">with status</w:t>
-      </w:r>
-      <w:r>
-        <w:t xml:space="preserve"> </w:t>
-      </w:r>
-      <w:r>
-        <w:rPr>
-          <w:rStyle w:val="VerbatimChar"/>
-        </w:rPr>
-        <w:t xml:space="preserve">pending</w:t>
-      </w:r>
-      <w:r>
-        <w:t xml:space="preserve">, free-form rationale captured</w:t>
+        <w:rPr>
+          <w:b/>
+          <w:bCs/>
+        </w:rPr>
+        <w:t xml:space="preserve">Metadata</w:t>
+      </w:r>
+      <w:r>
+        <w:t xml:space="preserve"> </w:t>
+      </w:r>
+      <w:r>
+        <w:t xml:space="preserve">— tags (autocomplete from existing tags + free-input new tags), applies-to selector, cross-ref linker (autocompletes iteration paths + other brain chunks), paid-tier-only checkbox, tier visibility toggles (DIY / Trial / Active), source citation field (required —</w:t>
+      </w:r>
+      <w:r>
+        <w:t xml:space="preserve"> </w:t>
+      </w:r>
+      <w:r>
+        <w:t xml:space="preserve">“no anonymous common knowledge”</w:t>
+      </w:r>
+      <w:r>
+        <w:t xml:space="preserve"> </w:t>
+      </w:r>
+      <w:r>
+        <w:t xml:space="preserve">per brain README governance).</w:t>
       </w:r>
     </w:p>
     <w:p>
@@ -18586,19 +20587,74 @@
         </w:numPr>
       </w:pPr>
       <w:r>
-        <w:t xml:space="preserve">Other admins see it in their Home queue under</w:t>
-      </w:r>
-      <w:r>
-        <w:t xml:space="preserve"> </w:t>
-      </w:r>
-      <w:r>
-        <w:t xml:space="preserve">“Two-admin approvals pending”</w:t>
-      </w:r>
-      <w:r>
-        <w:t xml:space="preserve"> </w:t>
-      </w:r>
-      <w:r>
-        <w:t xml:space="preserve">+ receive in-app notification</w:t>
+        <w:rPr>
+          <w:b/>
+          <w:bCs/>
+        </w:rPr>
+        <w:t xml:space="preserve">Embedding</w:t>
+      </w:r>
+      <w:r>
+        <w:t xml:space="preserve"> </w:t>
+      </w:r>
+      <w:r>
+        <w:t xml:space="preserve">— current embedding status,</w:t>
+      </w:r>
+      <w:r>
+        <w:t xml:space="preserve"> </w:t>
+      </w:r>
+      <w:r>
+        <w:rPr>
+          <w:rStyle w:val="VerbatimChar"/>
+        </w:rPr>
+        <w:t xml:space="preserve">embedding_generated_at</w:t>
+      </w:r>
+      <w:r>
+        <w:t xml:space="preserve"> </w:t>
+      </w:r>
+      <w:r>
+        <w:t xml:space="preserve">timestamp, manual</w:t>
+      </w:r>
+      <w:r>
+        <w:t xml:space="preserve"> </w:t>
+      </w:r>
+      <w:r>
+        <w:t xml:space="preserve">“Regenerate now”</w:t>
+      </w:r>
+      <w:r>
+        <w:t xml:space="preserve"> </w:t>
+      </w:r>
+      <w:r>
+        <w:t xml:space="preserve">button (fires</w:t>
+      </w:r>
+      <w:r>
+        <w:t xml:space="preserve"> </w:t>
+      </w:r>
+      <w:r>
+        <w:rPr>
+          <w:rStyle w:val="VerbatimChar"/>
+        </w:rPr>
+        <w:t xml:space="preserve">regenerate_chunk_embedding(chunk_id, admin_user_id)</w:t>
+      </w:r>
+      <w:r>
+        <w:t xml:space="preserve"> </w:t>
+      </w:r>
+      <w:r>
+        <w:t xml:space="preserve">— single Cloudflare neuron call, idempotent). Auto-flags as</w:t>
+      </w:r>
+      <w:r>
+        <w:t xml:space="preserve"> </w:t>
+      </w:r>
+      <w:r>
+        <w:rPr>
+          <w:rStyle w:val="VerbatimChar"/>
+        </w:rPr>
+        <w:t xml:space="preserve">stale</w:t>
+      </w:r>
+      <w:r>
+        <w:t xml:space="preserve"> </w:t>
+      </w:r>
+      <w:r>
+        <w:t xml:space="preserve">when body changes; next nightly sweep regenerates.</w:t>
       </w:r>
     </w:p>
     <w:p>
@@ -18610,112 +20666,17 @@
         </w:numPr>
       </w:pPr>
       <w:r>
-        <w:t xml:space="preserve">Admin B (must be a different person, enforced by</w:t>
-      </w:r>
-      <w:r>
-        <w:t xml:space="preserve"> </w:t>
-      </w:r>
-      <w:r>
-        <w:rPr>
-          <w:rStyle w:val="VerbatimChar"/>
-        </w:rPr>
-        <w:t xml:space="preserve">CHECK (approver_id != initiated_by)</w:t>
-      </w:r>
-      <w:r>
-        <w:t xml:space="preserve">) reviews and either:</w:t>
-      </w:r>
-    </w:p>
-    <w:p>
-      <w:pPr>
-        <w:pStyle w:val="Compact"/>
-        <w:numPr>
-          <w:ilvl w:val="1"/>
-          <w:numId w:val="1029"/>
-        </w:numPr>
-      </w:pPr>
-      <w:r>
         <w:rPr>
           <w:b/>
           <w:bCs/>
         </w:rPr>
-        <w:t xml:space="preserve">Approves</w:t>
-      </w:r>
-      <w:r>
-        <w:t xml:space="preserve"> </w:t>
-      </w:r>
-      <w:r>
-        <w:t xml:space="preserve">→ status</w:t>
-      </w:r>
-      <w:r>
-        <w:t xml:space="preserve"> </w:t>
-      </w:r>
-      <w:r>
-        <w:rPr>
-          <w:rStyle w:val="VerbatimChar"/>
-        </w:rPr>
-        <w:t xml:space="preserve">approved</w:t>
-      </w:r>
-      <w:r>
-        <w:t xml:space="preserve">, action executes, full audit log entry written with both admin IDs</w:t>
-      </w:r>
-    </w:p>
-    <w:p>
-      <w:pPr>
-        <w:pStyle w:val="Compact"/>
-        <w:numPr>
-          <w:ilvl w:val="1"/>
-          <w:numId w:val="1029"/>
-        </w:numPr>
-      </w:pPr>
-      <w:r>
-        <w:rPr>
-          <w:b/>
-          <w:bCs/>
-        </w:rPr>
-        <w:t xml:space="preserve">Rejects</w:t>
-      </w:r>
-      <w:r>
-        <w:t xml:space="preserve"> </w:t>
-      </w:r>
-      <w:r>
-        <w:t xml:space="preserve">→ status</w:t>
-      </w:r>
-      <w:r>
-        <w:t xml:space="preserve"> </w:t>
-      </w:r>
-      <w:r>
-        <w:rPr>
-          <w:rStyle w:val="VerbatimChar"/>
-        </w:rPr>
-        <w:t xml:space="preserve">rejected</w:t>
-      </w:r>
-      <w:r>
-        <w:t xml:space="preserve"> </w:t>
-      </w:r>
-      <w:r>
-        <w:t xml:space="preserve">with Admin B’s reason; Admin A is notified</w:t>
-      </w:r>
-    </w:p>
-    <w:p>
-      <w:pPr>
-        <w:pStyle w:val="Compact"/>
-        <w:numPr>
-          <w:ilvl w:val="1"/>
-          <w:numId w:val="1029"/>
-        </w:numPr>
-      </w:pPr>
-      <w:r>
-        <w:rPr>
-          <w:b/>
-          <w:bCs/>
-        </w:rPr>
-        <w:t xml:space="preserve">Requests changes</w:t>
-      </w:r>
-      <w:r>
-        <w:t xml:space="preserve"> </w:t>
-      </w:r>
-      <w:r>
-        <w:t xml:space="preserve">→ comments; Admin A revises and re-submits</w:t>
+        <w:t xml:space="preserve">Retrieval stats</w:t>
+      </w:r>
+      <w:r>
+        <w:t xml:space="preserve"> </w:t>
+      </w:r>
+      <w:r>
+        <w:t xml:space="preserve">— last-30-day retrieval count, average rank position when retrieved, top 5 query embeddings that matched, top 5 cached responses derived from this chunk. Helps admin identify high-leverage chunks for quality review.</w:t>
       </w:r>
     </w:p>
     <w:p>
@@ -18731,13 +20692,460 @@
           <w:b/>
           <w:bCs/>
         </w:rPr>
-        <w:t xml:space="preserve">Expiry:</w:t>
-      </w:r>
-      <w:r>
-        <w:t xml:space="preserve"> </w:t>
-      </w:r>
-      <w:r>
-        <w:t xml:space="preserve">7-day decision window. Un-decided requests auto-expire and must be re-initiated.</w:t>
+        <w:t xml:space="preserve">Audit log</w:t>
+      </w:r>
+      <w:r>
+        <w:t xml:space="preserve"> </w:t>
+      </w:r>
+      <w:r>
+        <w:t xml:space="preserve">— chronological list of edits with admin user, before/after diff, timestamp. Read-only.</w:t>
+      </w:r>
+    </w:p>
+    <w:p>
+      <w:pPr>
+        <w:pStyle w:val="FirstParagraph"/>
+      </w:pPr>
+      <w:r>
+        <w:rPr>
+          <w:b/>
+          <w:bCs/>
+        </w:rPr>
+        <w:t xml:space="preserve">Bulk operations</w:t>
+      </w:r>
+      <w:r>
+        <w:t xml:space="preserve"> </w:t>
+      </w:r>
+      <w:r>
+        <w:t xml:space="preserve">(top toolbar):</w:t>
+      </w:r>
+      <w:r>
+        <w:t xml:space="preserve"> </w:t>
+      </w:r>
+      <w:r>
+        <w:t xml:space="preserve">-</w:t>
+      </w:r>
+      <w:r>
+        <w:t xml:space="preserve"> </w:t>
+      </w:r>
+      <w:r>
+        <w:t xml:space="preserve">“Regenerate all stale embeddings”</w:t>
+      </w:r>
+      <w:r>
+        <w:t xml:space="preserve"> </w:t>
+      </w:r>
+      <w:r>
+        <w:t xml:space="preserve">(admin-triggered nightly sweep fallback)</w:t>
+      </w:r>
+      <w:r>
+        <w:t xml:space="preserve"> </w:t>
+      </w:r>
+      <w:r>
+        <w:t xml:space="preserve">-</w:t>
+      </w:r>
+      <w:r>
+        <w:t xml:space="preserve"> </w:t>
+      </w:r>
+      <w:r>
+        <w:t xml:space="preserve">“Export all chunks as</w:t>
+      </w:r>
+      <w:r>
+        <w:t xml:space="preserve"> </w:t>
+      </w:r>
+      <w:r>
+        <w:rPr>
+          <w:rStyle w:val="VerbatimChar"/>
+        </w:rPr>
+        <w:t xml:space="preserve">.md</w:t>
+      </w:r>
+      <w:r>
+        <w:t xml:space="preserve"> </w:t>
+      </w:r>
+      <w:r>
+        <w:t xml:space="preserve">archive”</w:t>
+      </w:r>
+      <w:r>
+        <w:t xml:space="preserve"> </w:t>
+      </w:r>
+      <w:r>
+        <w:t xml:space="preserve">(for Cowork sync — see § 3.13d)</w:t>
+      </w:r>
+      <w:r>
+        <w:t xml:space="preserve"> </w:t>
+      </w:r>
+      <w:r>
+        <w:t xml:space="preserve">-</w:t>
+      </w:r>
+      <w:r>
+        <w:t xml:space="preserve"> </w:t>
+      </w:r>
+      <w:r>
+        <w:t xml:space="preserve">“Bulk flag for review”</w:t>
+      </w:r>
+      <w:r>
+        <w:t xml:space="preserve"> </w:t>
+      </w:r>
+      <w:r>
+        <w:t xml:space="preserve">(when a brain content audit is needed)</w:t>
+      </w:r>
+    </w:p>
+    <w:bookmarkEnd w:id="51"/>
+    <w:bookmarkStart w:id="52" w:name="b-subview-2-unanswered-questions-queue"/>
+    <w:p>
+      <w:pPr>
+        <w:pStyle w:val="Heading4"/>
+      </w:pPr>
+      <w:r>
+        <w:t xml:space="preserve">3.13b Subview 2 — Unanswered Questions queue</w:t>
+      </w:r>
+    </w:p>
+    <w:p>
+      <w:pPr>
+        <w:pStyle w:val="FirstParagraph"/>
+      </w:pPr>
+      <w:r>
+        <w:t xml:space="preserve">Lists</w:t>
+      </w:r>
+      <w:r>
+        <w:t xml:space="preserve"> </w:t>
+      </w:r>
+      <w:r>
+        <w:rPr>
+          <w:rStyle w:val="VerbatimChar"/>
+        </w:rPr>
+        <w:t xml:space="preserve">concierge_unanswered_questions</w:t>
+      </w:r>
+      <w:r>
+        <w:t xml:space="preserve"> </w:t>
+      </w:r>
+      <w:r>
+        <w:t xml:space="preserve">rows — questions that retrieved zero chunks above similarity threshold OR returned the canned</w:t>
+      </w:r>
+      <w:r>
+        <w:t xml:space="preserve"> </w:t>
+      </w:r>
+      <w:r>
+        <w:t xml:space="preserve">“I’m not sure about that yet”</w:t>
+      </w:r>
+      <w:r>
+        <w:t xml:space="preserve"> </w:t>
+      </w:r>
+      <w:r>
+        <w:t xml:space="preserve">fallback. These represent</w:t>
+      </w:r>
+      <w:r>
+        <w:t xml:space="preserve"> </w:t>
+      </w:r>
+      <w:r>
+        <w:rPr>
+          <w:b/>
+          <w:bCs/>
+        </w:rPr>
+        <w:t xml:space="preserve">real demand for brain content that doesn’t exist yet</w:t>
+      </w:r>
+      <w:r>
+        <w:t xml:space="preserve">, so they drive brain growth from couple usage patterns.</w:t>
+      </w:r>
+    </w:p>
+    <w:p>
+      <w:pPr>
+        <w:pStyle w:val="BodyText"/>
+      </w:pPr>
+      <w:r>
+        <w:rPr>
+          <w:b/>
+          <w:bCs/>
+        </w:rPr>
+        <w:t xml:space="preserve">Queue columns:</w:t>
+      </w:r>
+      <w:r>
+        <w:t xml:space="preserve"> </w:t>
+      </w:r>
+      <w:r>
+        <w:t xml:space="preserve">- Question text (truncated)</w:t>
+      </w:r>
+      <w:r>
+        <w:t xml:space="preserve"> </w:t>
+      </w:r>
+      <w:r>
+        <w:t xml:space="preserve">- Frequency (count of similar questions in last 30 days)</w:t>
+      </w:r>
+      <w:r>
+        <w:t xml:space="preserve"> </w:t>
+      </w:r>
+      <w:r>
+        <w:t xml:space="preserve">- First asked / last asked</w:t>
+      </w:r>
+      <w:r>
+        <w:t xml:space="preserve"> </w:t>
+      </w:r>
+      <w:r>
+        <w:t xml:space="preserve">- Couple tier when asked (DIY / Trial / Active)</w:t>
+      </w:r>
+      <w:r>
+        <w:t xml:space="preserve"> </w:t>
+      </w:r>
+      <w:r>
+        <w:t xml:space="preserve">- Admin action status (pending / authored / out-of-scope)</w:t>
+      </w:r>
+    </w:p>
+    <w:p>
+      <w:pPr>
+        <w:pStyle w:val="BodyText"/>
+      </w:pPr>
+      <w:r>
+        <w:rPr>
+          <w:b/>
+          <w:bCs/>
+        </w:rPr>
+        <w:t xml:space="preserve">Per-row admin actions:</w:t>
+      </w:r>
+      <w:r>
+        <w:t xml:space="preserve"> </w:t>
+      </w:r>
+      <w:r>
+        <w:t xml:space="preserve">-</w:t>
+      </w:r>
+      <w:r>
+        <w:t xml:space="preserve"> </w:t>
+      </w:r>
+      <w:r>
+        <w:rPr>
+          <w:b/>
+          <w:bCs/>
+        </w:rPr>
+        <w:t xml:space="preserve">Author chunk</w:t>
+      </w:r>
+      <w:r>
+        <w:t xml:space="preserve"> </w:t>
+      </w:r>
+      <w:r>
+        <w:t xml:space="preserve">→ opens the Brain Editor drawer pre-filled with the question as the prompt context; admin writes the chunk that answers this question; saves into the appropriate</w:t>
+      </w:r>
+      <w:r>
+        <w:t xml:space="preserve"> </w:t>
+      </w:r>
+      <w:r>
+        <w:rPr>
+          <w:rStyle w:val="VerbatimChar"/>
+        </w:rPr>
+        <w:t xml:space="preserve">topic_file</w:t>
+      </w:r>
+      <w:r>
+        <w:t xml:space="preserve">. The cached Q&amp;A response for similar queries auto-regenerates on next access.</w:t>
+      </w:r>
+      <w:r>
+        <w:t xml:space="preserve"> </w:t>
+      </w:r>
+      <w:r>
+        <w:t xml:space="preserve">-</w:t>
+      </w:r>
+      <w:r>
+        <w:t xml:space="preserve"> </w:t>
+      </w:r>
+      <w:r>
+        <w:rPr>
+          <w:b/>
+          <w:bCs/>
+        </w:rPr>
+        <w:t xml:space="preserve">Mark out-of-scope</w:t>
+      </w:r>
+      <w:r>
+        <w:t xml:space="preserve"> </w:t>
+      </w:r>
+      <w:r>
+        <w:t xml:space="preserve">→ flags the question as</w:t>
+      </w:r>
+      <w:r>
+        <w:t xml:space="preserve"> </w:t>
+      </w:r>
+      <w:r>
+        <w:t xml:space="preserve">“intentionally not in the brain”</w:t>
+      </w:r>
+      <w:r>
+        <w:t xml:space="preserve"> </w:t>
+      </w:r>
+      <w:r>
+        <w:t xml:space="preserve">(e.g., gift recommendations · jokes · off-topic). Future similar questions return a polite</w:t>
+      </w:r>
+      <w:r>
+        <w:t xml:space="preserve"> </w:t>
+      </w:r>
+      <w:r>
+        <w:t xml:space="preserve">“Setnayan Concierge can’t help with that — try the help center”</w:t>
+      </w:r>
+      <w:r>
+        <w:t xml:space="preserve"> </w:t>
+      </w:r>
+      <w:r>
+        <w:t xml:space="preserve">response.</w:t>
+      </w:r>
+      <w:r>
+        <w:t xml:space="preserve"> </w:t>
+      </w:r>
+      <w:r>
+        <w:t xml:space="preserve">-</w:t>
+      </w:r>
+      <w:r>
+        <w:t xml:space="preserve"> </w:t>
+      </w:r>
+      <w:r>
+        <w:rPr>
+          <w:b/>
+          <w:bCs/>
+        </w:rPr>
+        <w:t xml:space="preserve">Merge with existing chunk</w:t>
+      </w:r>
+      <w:r>
+        <w:t xml:space="preserve"> </w:t>
+      </w:r>
+      <w:r>
+        <w:t xml:space="preserve">→ if the question is answered by an existing chunk but the embedding didn’t surface it, admin can re-tag / re-embed the existing chunk to capture this query pattern.</w:t>
+      </w:r>
+    </w:p>
+    <w:p>
+      <w:pPr>
+        <w:pStyle w:val="BodyText"/>
+      </w:pPr>
+      <w:r>
+        <w:t xml:space="preserve">Queue sorts by frequency descending — admin triages high-leverage chunks first.</w:t>
+      </w:r>
+    </w:p>
+    <w:bookmarkEnd w:id="52"/>
+    <w:bookmarkStart w:id="53" w:name="c-subview-3-concierge-cost-watch"/>
+    <w:p>
+      <w:pPr>
+        <w:pStyle w:val="Heading4"/>
+      </w:pPr>
+      <w:r>
+        <w:t xml:space="preserve">3.13c Subview 3 — Concierge Cost Watch</w:t>
+      </w:r>
+    </w:p>
+    <w:p>
+      <w:pPr>
+        <w:pStyle w:val="FirstParagraph"/>
+      </w:pPr>
+      <w:r>
+        <w:t xml:space="preserve">Aggregates</w:t>
+      </w:r>
+      <w:r>
+        <w:t xml:space="preserve"> </w:t>
+      </w:r>
+      <w:r>
+        <w:rPr>
+          <w:rStyle w:val="VerbatimChar"/>
+        </w:rPr>
+        <w:t xml:space="preserve">concierge_messages.cost_centavos</w:t>
+      </w:r>
+      <w:r>
+        <w:t xml:space="preserve"> </w:t>
+      </w:r>
+      <w:r>
+        <w:t xml:space="preserve">+ plan-generation costs + ad-hoc Q&amp;A costs broken down by synthesis model, tier, and time window. Feeds the existing</w:t>
+      </w:r>
+      <w:r>
+        <w:t xml:space="preserve"> </w:t>
+      </w:r>
+      <w:r>
+        <w:rPr>
+          <w:rStyle w:val="VerbatimChar"/>
+        </w:rPr>
+        <w:t xml:space="preserve">service_catalog_cost_watch</w:t>
+      </w:r>
+      <w:r>
+        <w:t xml:space="preserve"> </w:t>
+      </w:r>
+      <w:r>
+        <w:t xml:space="preserve">pattern from § 3.5.</w:t>
+      </w:r>
+    </w:p>
+    <w:p>
+      <w:pPr>
+        <w:pStyle w:val="BodyText"/>
+      </w:pPr>
+      <w:r>
+        <w:rPr>
+          <w:b/>
+          <w:bCs/>
+        </w:rPr>
+        <w:t xml:space="preserve">Surface charts:</w:t>
+      </w:r>
+      <w:r>
+        <w:t xml:space="preserve"> </w:t>
+      </w:r>
+      <w:r>
+        <w:t xml:space="preserve">- Daily inference spend (Llama free / Haiku paid) with the Cloudflare 10K-neurons/day cap as a reference line</w:t>
+      </w:r>
+      <w:r>
+        <w:t xml:space="preserve"> </w:t>
+      </w:r>
+      <w:r>
+        <w:t xml:space="preserve">- Cache hit rate over time (target 95%+ at steady state)</w:t>
+      </w:r>
+      <w:r>
+        <w:t xml:space="preserve"> </w:t>
+      </w:r>
+      <w:r>
+        <w:t xml:space="preserve">- Cost per active concierge couple (target ~₱1/year at steady state)</w:t>
+      </w:r>
+      <w:r>
+        <w:t xml:space="preserve"> </w:t>
+      </w:r>
+      <w:r>
+        <w:t xml:space="preserve">- Top 10 most-cached responses by hit count</w:t>
+      </w:r>
+      <w:r>
+        <w:t xml:space="preserve"> </w:t>
+      </w:r>
+      <w:r>
+        <w:t xml:space="preserve">- Top 10 most-expensive un-cached queries (admin reviews to add to the brain or improve retrieval)</w:t>
+      </w:r>
+    </w:p>
+    <w:p>
+      <w:pPr>
+        <w:pStyle w:val="BodyText"/>
+      </w:pPr>
+      <w:r>
+        <w:rPr>
+          <w:b/>
+          <w:bCs/>
+        </w:rPr>
+        <w:t xml:space="preserve">Alerts:</w:t>
+      </w:r>
+      <w:r>
+        <w:t xml:space="preserve"> </w:t>
+      </w:r>
+      <w:r>
+        <w:t xml:space="preserve">- Cloudflare free-tier 80%+ daily usage → admin notification</w:t>
+      </w:r>
+      <w:r>
+        <w:t xml:space="preserve"> </w:t>
+      </w:r>
+      <w:r>
+        <w:t xml:space="preserve">- Anthropic spend &gt; ₱X/day → admin notification</w:t>
+      </w:r>
+      <w:r>
+        <w:t xml:space="preserve"> </w:t>
+      </w:r>
+      <w:r>
+        <w:t xml:space="preserve">- Cache hit rate drops below 80% → admin investigates (likely brain edit invalidated too many cached responses; admin can do a planned regenerate sweep)</w:t>
+      </w:r>
+    </w:p>
+    <w:bookmarkEnd w:id="53"/>
+    <w:bookmarkStart w:id="54" w:name="d-subview-4-cowork-sync-lane"/>
+    <w:p>
+      <w:pPr>
+        <w:pStyle w:val="Heading4"/>
+      </w:pPr>
+      <w:r>
+        <w:t xml:space="preserve">3.13d Subview 4 — Cowork sync lane</w:t>
+      </w:r>
+    </w:p>
+    <w:p>
+      <w:pPr>
+        <w:pStyle w:val="FirstParagraph"/>
+      </w:pPr>
+      <w:r>
+        <w:t xml:space="preserve">The secondary authoring path for non-Setnayan-team content contributors (cultural consultants, regional pricing analysts, legal advisors). Workflow:</w:t>
       </w:r>
     </w:p>
     <w:p>
@@ -18745,58 +21153,557 @@
         <w:pStyle w:val="Compact"/>
         <w:numPr>
           <w:ilvl w:val="0"/>
-          <w:numId w:val="1028"/>
+          <w:numId w:val="1029"/>
         </w:numPr>
       </w:pPr>
+      <w:r>
+        <w:t xml:space="preserve">Admin generates a Cowork share link for a specific topic file or set of chunks</w:t>
+      </w:r>
+    </w:p>
+    <w:p>
+      <w:pPr>
+        <w:pStyle w:val="Compact"/>
+        <w:numPr>
+          <w:ilvl w:val="0"/>
+          <w:numId w:val="1029"/>
+        </w:numPr>
+      </w:pPr>
+      <w:r>
+        <w:t xml:space="preserve">External author opens the link in Cowork (markdown editing in a separate workspace)</w:t>
+      </w:r>
+    </w:p>
+    <w:p>
+      <w:pPr>
+        <w:pStyle w:val="Compact"/>
+        <w:numPr>
+          <w:ilvl w:val="0"/>
+          <w:numId w:val="1029"/>
+        </w:numPr>
+      </w:pPr>
+      <w:r>
+        <w:t xml:space="preserve">Author writes / edits chunks following the README authoring template</w:t>
+      </w:r>
+    </w:p>
+    <w:p>
+      <w:pPr>
+        <w:pStyle w:val="Compact"/>
+        <w:numPr>
+          <w:ilvl w:val="0"/>
+          <w:numId w:val="1029"/>
+        </w:numPr>
+      </w:pPr>
+      <w:r>
+        <w:t xml:space="preserve">On save, Cowork posts back to Setnayan via a webhook</w:t>
+      </w:r>
+    </w:p>
+    <w:p>
+      <w:pPr>
+        <w:pStyle w:val="Compact"/>
+        <w:numPr>
+          <w:ilvl w:val="0"/>
+          <w:numId w:val="1029"/>
+        </w:numPr>
+      </w:pPr>
+      <w:r>
+        <w:t xml:space="preserve">The new/edited chunks land in this subview as</w:t>
+      </w:r>
+      <w:r>
+        <w:t xml:space="preserve"> </w:t>
+      </w:r>
       <w:r>
         <w:rPr>
           <w:b/>
           <w:bCs/>
         </w:rPr>
-        <w:t xml:space="preserve">Bootstrap exception:</w:t>
-      </w:r>
-      <w:r>
-        <w:t xml:space="preserve"> </w:t>
-      </w:r>
-      <w:r>
-        <w:t xml:space="preserve">when the platform has fewer than 2 admins, the founding Owner can self-promote one additional admin (typically the spouse) without two-admin approval — logged with a</w:t>
-      </w:r>
-      <w:r>
-        <w:t xml:space="preserve"> </w:t>
-      </w:r>
-      <w:r>
-        <w:rPr>
-          <w:rStyle w:val="VerbatimChar"/>
-        </w:rPr>
-        <w:t xml:space="preserve">bootstrap=true</w:t>
-      </w:r>
-      <w:r>
-        <w:t xml:space="preserve"> </w:t>
-      </w:r>
-      <w:r>
-        <w:t xml:space="preserve">audit tag. Single-use; no further exceptions after the second admin exists.</w:t>
-      </w:r>
-    </w:p>
-    <w:bookmarkEnd w:id="49"/>
-    <w:bookmarkStart w:id="50" w:name="required-for-the-major-decisions-list"/>
+        <w:t xml:space="preserve">pending review</w:t>
+      </w:r>
+    </w:p>
+    <w:p>
+      <w:pPr>
+        <w:pStyle w:val="Compact"/>
+        <w:numPr>
+          <w:ilvl w:val="0"/>
+          <w:numId w:val="1029"/>
+        </w:numPr>
+      </w:pPr>
+      <w:r>
+        <w:t xml:space="preserve">Admin reviews each pending chunk → approve (lands in</w:t>
+      </w:r>
+      <w:r>
+        <w:t xml:space="preserve"> </w:t>
+      </w:r>
+      <w:r>
+        <w:rPr>
+          <w:rStyle w:val="VerbatimChar"/>
+        </w:rPr>
+        <w:t xml:space="preserve">concierge_brain_chunks</w:t>
+      </w:r>
+      <w:r>
+        <w:t xml:space="preserve">, embedding generated) or reject (sends feedback to the Cowork doc for revision)</w:t>
+      </w:r>
+    </w:p>
+    <w:p>
+      <w:pPr>
+        <w:pStyle w:val="FirstParagraph"/>
+      </w:pPr>
+      <w:r>
+        <w:rPr>
+          <w:b/>
+          <w:bCs/>
+        </w:rPr>
+        <w:t xml:space="preserve">Cowork sync rules:</w:t>
+      </w:r>
+      <w:r>
+        <w:t xml:space="preserve"> </w:t>
+      </w:r>
+      <w:r>
+        <w:t xml:space="preserve">- All Cowork-authored chunks default to</w:t>
+      </w:r>
+      <w:r>
+        <w:t xml:space="preserve"> </w:t>
+      </w:r>
+      <w:r>
+        <w:rPr>
+          <w:rStyle w:val="VerbatimChar"/>
+        </w:rPr>
+        <w:t xml:space="preserve">is_active = FALSE</w:t>
+      </w:r>
+      <w:r>
+        <w:t xml:space="preserve"> </w:t>
+      </w:r>
+      <w:r>
+        <w:t xml:space="preserve">until admin approves</w:t>
+      </w:r>
+      <w:r>
+        <w:t xml:space="preserve"> </w:t>
+      </w:r>
+      <w:r>
+        <w:t xml:space="preserve">- Embedding generation only fires on admin approval (saves cost during draft cycles)</w:t>
+      </w:r>
+      <w:r>
+        <w:t xml:space="preserve"> </w:t>
+      </w:r>
+      <w:r>
+        <w:t xml:space="preserve">- Cowork access is per-topic-file scoped (a cultural consultant doesn’t get edit access to legal/BIR chunks)</w:t>
+      </w:r>
+      <w:r>
+        <w:t xml:space="preserve"> </w:t>
+      </w:r>
+      <w:r>
+        <w:t xml:space="preserve">- Single-admin-authority discipline still applies — Cowork authors</w:t>
+      </w:r>
+      <w:r>
+        <w:t xml:space="preserve"> </w:t>
+      </w:r>
+      <w:r>
+        <w:rPr>
+          <w:i/>
+          <w:iCs/>
+        </w:rPr>
+        <w:t xml:space="preserve">propose</w:t>
+      </w:r>
+      <w:r>
+        <w:t xml:space="preserve">, Setnayan admin</w:t>
+      </w:r>
+      <w:r>
+        <w:t xml:space="preserve"> </w:t>
+      </w:r>
+      <w:r>
+        <w:rPr>
+          <w:i/>
+          <w:iCs/>
+        </w:rPr>
+        <w:t xml:space="preserve">approves</w:t>
+      </w:r>
+    </w:p>
+    <w:p>
+      <w:pPr>
+        <w:pStyle w:val="BodyText"/>
+      </w:pPr>
+      <w:r>
+        <w:rPr>
+          <w:b/>
+          <w:bCs/>
+        </w:rPr>
+        <w:t xml:space="preserve">V1.5+:</w:t>
+      </w:r>
+      <w:r>
+        <w:t xml:space="preserve"> </w:t>
+      </w:r>
+      <w:r>
+        <w:t xml:space="preserve">GitHub Actions-style</w:t>
+      </w:r>
+      <w:r>
+        <w:t xml:space="preserve"> </w:t>
+      </w:r>
+      <w:r>
+        <w:t xml:space="preserve">“request-changes”</w:t>
+      </w:r>
+      <w:r>
+        <w:t xml:space="preserve"> </w:t>
+      </w:r>
+      <w:r>
+        <w:t xml:space="preserve">workflow with inline diff comments back to Cowork. V1 ships approve / reject with text feedback.</w:t>
+      </w:r>
+    </w:p>
+    <w:bookmarkEnd w:id="54"/>
+    <w:bookmarkStart w:id="55" w:name="schema"/>
+    <w:p>
+      <w:pPr>
+        <w:pStyle w:val="Heading4"/>
+      </w:pPr>
+      <w:r>
+        <w:t xml:space="preserve">Schema</w:t>
+      </w:r>
+    </w:p>
+    <w:p>
+      <w:pPr>
+        <w:pStyle w:val="FirstParagraph"/>
+      </w:pPr>
+      <w:r>
+        <w:t xml:space="preserve">No new tables required. Uses existing infrastructure:</w:t>
+      </w:r>
+      <w:r>
+        <w:t xml:space="preserve"> </w:t>
+      </w:r>
+      <w:r>
+        <w:t xml:space="preserve">-</w:t>
+      </w:r>
+      <w:r>
+        <w:t xml:space="preserve"> </w:t>
+      </w:r>
+      <w:r>
+        <w:rPr>
+          <w:rStyle w:val="VerbatimChar"/>
+        </w:rPr>
+        <w:t xml:space="preserve">concierge_brain_chunks</w:t>
+      </w:r>
+      <w:r>
+        <w:t xml:space="preserve"> </w:t>
+      </w:r>
+      <w:r>
+        <w:t xml:space="preserve">(locked in brain architecture 2026-05-18 row 2 — see</w:t>
+      </w:r>
+      <w:r>
+        <w:t xml:space="preserve"> </w:t>
+      </w:r>
+      <w:r>
+        <w:rPr>
+          <w:rStyle w:val="VerbatimChar"/>
+        </w:rPr>
+        <w:t xml:space="preserve">18_Concierge_Brain/00_Architecture.md</w:t>
+      </w:r>
+      <w:r>
+        <w:t xml:space="preserve"> </w:t>
+      </w:r>
+      <w:r>
+        <w:t xml:space="preserve">§ 5)</w:t>
+      </w:r>
+      <w:r>
+        <w:t xml:space="preserve"> </w:t>
+      </w:r>
+      <w:r>
+        <w:t xml:space="preserve">-</w:t>
+      </w:r>
+      <w:r>
+        <w:t xml:space="preserve"> </w:t>
+      </w:r>
+      <w:r>
+        <w:rPr>
+          <w:rStyle w:val="VerbatimChar"/>
+        </w:rPr>
+        <w:t xml:space="preserve">concierge_unanswered_questions</w:t>
+      </w:r>
+      <w:r>
+        <w:t xml:space="preserve"> </w:t>
+      </w:r>
+      <w:r>
+        <w:t xml:space="preserve">(locked in brain architecture row 2)</w:t>
+      </w:r>
+      <w:r>
+        <w:t xml:space="preserve"> </w:t>
+      </w:r>
+      <w:r>
+        <w:t xml:space="preserve">-</w:t>
+      </w:r>
+      <w:r>
+        <w:t xml:space="preserve"> </w:t>
+      </w:r>
+      <w:r>
+        <w:rPr>
+          <w:rStyle w:val="VerbatimChar"/>
+        </w:rPr>
+        <w:t xml:space="preserve">concierge_response_cache</w:t>
+      </w:r>
+      <w:r>
+        <w:t xml:space="preserve"> </w:t>
+      </w:r>
+      <w:r>
+        <w:t xml:space="preserve">(cache-forever per this same-day row 6 supersedes the 24h TTL)</w:t>
+      </w:r>
+      <w:r>
+        <w:t xml:space="preserve"> </w:t>
+      </w:r>
+      <w:r>
+        <w:t xml:space="preserve">-</w:t>
+      </w:r>
+      <w:r>
+        <w:t xml:space="preserve"> </w:t>
+      </w:r>
+      <w:r>
+        <w:rPr>
+          <w:rStyle w:val="VerbatimChar"/>
+        </w:rPr>
+        <w:t xml:space="preserve">concierge_messages</w:t>
+      </w:r>
+      <w:r>
+        <w:t xml:space="preserve"> </w:t>
+      </w:r>
+      <w:r>
+        <w:t xml:space="preserve">(per row 2, with</w:t>
+      </w:r>
+      <w:r>
+        <w:t xml:space="preserve"> </w:t>
+      </w:r>
+      <w:r>
+        <w:rPr>
+          <w:rStyle w:val="VerbatimChar"/>
+        </w:rPr>
+        <w:t xml:space="preserve">synthesis_model</w:t>
+      </w:r>
+      <w:r>
+        <w:t xml:space="preserve"> </w:t>
+      </w:r>
+      <w:r>
+        <w:t xml:space="preserve">+</w:t>
+      </w:r>
+      <w:r>
+        <w:t xml:space="preserve"> </w:t>
+      </w:r>
+      <w:r>
+        <w:rPr>
+          <w:rStyle w:val="VerbatimChar"/>
+        </w:rPr>
+        <w:t xml:space="preserve">cost_centavos</w:t>
+      </w:r>
+      <w:r>
+        <w:t xml:space="preserve"> </w:t>
+      </w:r>
+      <w:r>
+        <w:t xml:space="preserve">columns feeding Cost Watch)</w:t>
+      </w:r>
+      <w:r>
+        <w:t xml:space="preserve"> </w:t>
+      </w:r>
+      <w:r>
+        <w:t xml:space="preserve">- New columns on</w:t>
+      </w:r>
+      <w:r>
+        <w:t xml:space="preserve"> </w:t>
+      </w:r>
+      <w:r>
+        <w:rPr>
+          <w:rStyle w:val="VerbatimChar"/>
+        </w:rPr>
+        <w:t xml:space="preserve">concierge_brain_chunks</w:t>
+      </w:r>
+      <w:r>
+        <w:t xml:space="preserve"> </w:t>
+      </w:r>
+      <w:r>
+        <w:t xml:space="preserve">for Cowork pending state:</w:t>
+      </w:r>
+      <w:r>
+        <w:t xml:space="preserve"> </w:t>
+      </w:r>
+      <w:r>
+        <w:rPr>
+          <w:rStyle w:val="VerbatimChar"/>
+        </w:rPr>
+        <w:t xml:space="preserve">cowork_authored_by TEXT NULL · cowork_pending_review BOOLEAN NOT NULL DEFAULT FALSE</w:t>
+      </w:r>
+    </w:p>
+    <w:bookmarkEnd w:id="55"/>
+    <w:bookmarkStart w:id="56" w:name="mobile-placement"/>
+    <w:p>
+      <w:pPr>
+        <w:pStyle w:val="Heading4"/>
+      </w:pPr>
+      <w:r>
+        <w:t xml:space="preserve">Mobile placement</w:t>
+      </w:r>
+    </w:p>
+    <w:p>
+      <w:pPr>
+        <w:pStyle w:val="FirstParagraph"/>
+      </w:pPr>
+      <w:r>
+        <w:t xml:space="preserve">Concierge Brain joins the</w:t>
+      </w:r>
+      <w:r>
+        <w:t xml:space="preserve"> </w:t>
+      </w:r>
+      <w:r>
+        <w:t xml:space="preserve">“More”</w:t>
+      </w:r>
+      <w:r>
+        <w:t xml:space="preserve"> </w:t>
+      </w:r>
+      <w:r>
+        <w:t xml:space="preserve">tab on mobile (alongside Pricing, Disputes, Settings, Website editor, Concierge Abuse, Add-on Management). Mobile UI is read-only for content (admin reviews chunks on phone) — editing happens on desktop where the markdown editor + drawer fit.</w:t>
+      </w:r>
+    </w:p>
+    <w:bookmarkEnd w:id="56"/>
+    <w:bookmarkStart w:id="57" w:name="v1-vs-v1.5-scope"/>
+    <w:p>
+      <w:pPr>
+        <w:pStyle w:val="Heading4"/>
+      </w:pPr>
+      <w:r>
+        <w:t xml:space="preserve">V1 vs V1.5+ scope</w:t>
+      </w:r>
+    </w:p>
+    <w:p>
+      <w:pPr>
+        <w:pStyle w:val="FirstParagraph"/>
+      </w:pPr>
+      <w:r>
+        <w:rPr>
+          <w:b/>
+          <w:bCs/>
+        </w:rPr>
+        <w:t xml:space="preserve">V1 ships:</w:t>
+      </w:r>
+      <w:r>
+        <w:t xml:space="preserve"> </w:t>
+      </w:r>
+      <w:r>
+        <w:t xml:space="preserve">- Brain Editor (subview 1) — full CRUD</w:t>
+      </w:r>
+      <w:r>
+        <w:t xml:space="preserve"> </w:t>
+      </w:r>
+      <w:r>
+        <w:t xml:space="preserve">- Unanswered Questions queue (subview 2) — basic queue + author-chunk flow</w:t>
+      </w:r>
+      <w:r>
+        <w:t xml:space="preserve"> </w:t>
+      </w:r>
+      <w:r>
+        <w:t xml:space="preserve">- Cost Watch (subview 3) — basic charts + alerts</w:t>
+      </w:r>
+      <w:r>
+        <w:t xml:space="preserve"> </w:t>
+      </w:r>
+      <w:r>
+        <w:t xml:space="preserve">- Cowork sync lane (subview 4) — manual share-link + webhook-back</w:t>
+      </w:r>
+    </w:p>
+    <w:p>
+      <w:pPr>
+        <w:pStyle w:val="BodyText"/>
+      </w:pPr>
+      <w:r>
+        <w:rPr>
+          <w:b/>
+          <w:bCs/>
+        </w:rPr>
+        <w:t xml:space="preserve">V1.5+ defers:</w:t>
+      </w:r>
+      <w:r>
+        <w:t xml:space="preserve"> </w:t>
+      </w:r>
+      <w:r>
+        <w:t xml:space="preserve">- Real-time collaborative editing in the Brain Editor itself</w:t>
+      </w:r>
+      <w:r>
+        <w:t xml:space="preserve"> </w:t>
+      </w:r>
+      <w:r>
+        <w:t xml:space="preserve">- GitHub Actions-style inline diff comments in Cowork</w:t>
+      </w:r>
+      <w:r>
+        <w:t xml:space="preserve"> </w:t>
+      </w:r>
+      <w:r>
+        <w:t xml:space="preserve">- Automated chunk-quality scoring (LLM-generated quality scores for cached answers)</w:t>
+      </w:r>
+      <w:r>
+        <w:t xml:space="preserve"> </w:t>
+      </w:r>
+      <w:r>
+        <w:t xml:space="preserve">- Multi-language chunk variants (mirroring 0025 EN/TL/CEB locale toggle)</w:t>
+      </w:r>
+      <w:r>
+        <w:t xml:space="preserve"> </w:t>
+      </w:r>
+      <w:r>
+        <w:t xml:space="preserve">- A/B testing infrastructure for cached Q&amp;A responses</w:t>
+      </w:r>
+    </w:p>
+    <w:p>
+      <w:r>
+        <w:pict>
+          <v:rect style="width:0;height:1.5pt" o:hralign="center" o:hrstd="t" o:hr="t"/>
+        </w:pict>
+      </w:r>
+    </w:p>
+    <w:bookmarkEnd w:id="57"/>
+    <w:bookmarkEnd w:id="58"/>
+    <w:bookmarkStart w:id="59" w:name="X4aac9bb159c69783bbe0139d97fce0f9d406631"/>
     <w:p>
       <w:pPr>
         <w:pStyle w:val="Heading3"/>
       </w:pPr>
       <w:r>
-        <w:t xml:space="preserve">4.2 Required for (the</w:t>
-      </w:r>
-      <w:r>
-        <w:t xml:space="preserve"> </w:t>
-      </w:r>
-      <w:r>
-        <w:t xml:space="preserve">“major decisions”</w:t>
-      </w:r>
-      <w:r>
-        <w:t xml:space="preserve"> </w:t>
-      </w:r>
-      <w:r>
-        <w:t xml:space="preserve">list)</w:t>
+        <w:t xml:space="preserve">3.14 Operations &amp; Hiring — Growth Cockpit (locked 2026-05-20, shipped PR #211 + #212)</w:t>
+      </w:r>
+    </w:p>
+    <w:p>
+      <w:pPr>
+        <w:pStyle w:val="FirstParagraph"/>
+      </w:pPr>
+      <w:r>
+        <w:t xml:space="preserve">Owner-facing dashboard at</w:t>
+      </w:r>
+      <w:r>
+        <w:t xml:space="preserve"> </w:t>
+      </w:r>
+      <w:r>
+        <w:rPr>
+          <w:rStyle w:val="VerbatimChar"/>
+        </w:rPr>
+        <w:t xml:space="preserve">/admin/operations-hiring</w:t>
+      </w:r>
+      <w:r>
+        <w:t xml:space="preserve">, accessible only to internal/admin users per the existing admin layout auth gate. Tracks bottleneck signals + milestone forecasts + hiring roadmap tied to the Jan 30, 2027 launch-promo sunset. Routes alerts to</w:t>
+      </w:r>
+      <w:r>
+        <w:t xml:space="preserve"> </w:t>
+      </w:r>
+      <w:r>
+        <w:rPr>
+          <w:rStyle w:val="VerbatimChar"/>
+        </w:rPr>
+        <w:t xml:space="preserve">iscasasolaii@gmail.com</w:t>
+      </w:r>
+      <w:r>
+        <w:t xml:space="preserve"> </w:t>
+      </w:r>
+      <w:r>
+        <w:t xml:space="preserve">via the existing Resend infra in [[0028]].</w:t>
+      </w:r>
+    </w:p>
+    <w:p>
+      <w:pPr>
+        <w:pStyle w:val="BodyText"/>
+      </w:pPr>
+      <w:r>
+        <w:rPr>
+          <w:b/>
+          <w:bCs/>
+        </w:rPr>
+        <w:t xml:space="preserve">Dashboard panels (server-rendered on every load):</w:t>
       </w:r>
     </w:p>
     <w:tbl>
@@ -18821,18 +21728,18 @@
               <w:pStyle w:val="Compact"/>
             </w:pPr>
             <w:r>
-              <w:t xml:space="preserve">Action</w:t>
-            </w:r>
-          </w:p>
-        </w:tc>
-        <w:tc>
-          <w:tcPr/>
-          <w:p>
-            <w:pPr>
-              <w:pStyle w:val="Compact"/>
-            </w:pPr>
-            <w:r>
-              <w:t xml:space="preserve">Why two-admin</w:t>
+              <w:t xml:space="preserve">Panel</w:t>
+            </w:r>
+          </w:p>
+        </w:tc>
+        <w:tc>
+          <w:tcPr/>
+          <w:p>
+            <w:pPr>
+              <w:pStyle w:val="Compact"/>
+            </w:pPr>
+            <w:r>
+              <w:t xml:space="preserve">Surfaces</w:t>
             </w:r>
           </w:p>
         </w:tc>
@@ -18845,18 +21752,22 @@
               <w:pStyle w:val="Compact"/>
             </w:pPr>
             <w:r>
-              <w:t xml:space="preserve">Promote a user to any admin role</w:t>
-            </w:r>
-          </w:p>
-        </w:tc>
-        <w:tc>
-          <w:tcPr/>
-          <w:p>
-            <w:pPr>
-              <w:pStyle w:val="Compact"/>
-            </w:pPr>
-            <w:r>
-              <w:t xml:space="preserve">Privilege escalation — irreversible damage potential</w:t>
+              <w:rPr>
+                <w:b/>
+                <w:bCs/>
+              </w:rPr>
+              <w:t xml:space="preserve">NOW</w:t>
+            </w:r>
+          </w:p>
+        </w:tc>
+        <w:tc>
+          <w:tcPr/>
+          <w:p>
+            <w:pPr>
+              <w:pStyle w:val="Compact"/>
+            </w:pPr>
+            <w:r>
+              <w:t xml:space="preserve">Verified active vendors · signups last week · signups prior week · refresh timestamp</w:t>
             </w:r>
           </w:p>
         </w:tc>
@@ -18869,27 +21780,22 @@
               <w:pStyle w:val="Compact"/>
             </w:pPr>
             <w:r>
-              <w:t xml:space="preserve">Add an internal account (</w:t>
-            </w:r>
-            <w:r>
               <w:rPr>
-                <w:rStyle w:val="VerbatimChar"/>
+                <w:b/>
+                <w:bCs/>
               </w:rPr>
-              <w:t xml:space="preserve">users.is_internal = TRUE</w:t>
-            </w:r>
-            <w:r>
-              <w:t xml:space="preserve">, § 10a · 🟣)</w:t>
-            </w:r>
-          </w:p>
-        </w:tc>
-        <w:tc>
-          <w:tcPr/>
-          <w:p>
-            <w:pPr>
-              <w:pStyle w:val="Compact"/>
-            </w:pPr>
-            <w:r>
-              <w:t xml:space="preserve">Bypasses all billing permanently</w:t>
+              <w:t xml:space="preserve">NEXT MILESTONE</w:t>
+            </w:r>
+          </w:p>
+        </w:tc>
+        <w:tc>
+          <w:tcPr/>
+          <w:p>
+            <w:pPr>
+              <w:pStyle w:val="Compact"/>
+            </w:pPr>
+            <w:r>
+              <w:t xml:space="preserve">3 forecasts (100 / 1,000 / 5,000 vendor targets) with projected dates from 4-week moving average × growth-rate adjustment</w:t>
             </w:r>
           </w:p>
         </w:tc>
@@ -18902,27 +21808,22 @@
               <w:pStyle w:val="Compact"/>
             </w:pPr>
             <w:r>
-              <w:t xml:space="preserve">Add a team member to shared-pool eligibility (</w:t>
-            </w:r>
-            <w:r>
               <w:rPr>
-                <w:rStyle w:val="VerbatimChar"/>
+                <w:b/>
+                <w:bCs/>
               </w:rPr>
-              <w:t xml:space="preserve">users.is_team_member = TRUE</w:t>
-            </w:r>
-            <w:r>
-              <w:t xml:space="preserve">, § 10b · 🟢)</w:t>
-            </w:r>
-          </w:p>
-        </w:tc>
-        <w:tc>
-          <w:tcPr/>
-          <w:p>
-            <w:pPr>
-              <w:pStyle w:val="Compact"/>
-            </w:pPr>
-            <w:r>
-              <w:t xml:space="preserve">Grants ongoing pool draw rights</w:t>
+              <w:t xml:space="preserve">Bottleneck signals</w:t>
+            </w:r>
+          </w:p>
+        </w:tc>
+        <w:tc>
+          <w:tcPr/>
+          <w:p>
+            <w:pPr>
+              <w:pStyle w:val="Compact"/>
+            </w:pPr>
+            <w:r>
+              <w:t xml:space="preserve">Live traffic-light (green/yellow/red) on 6 signals — vendor verification backlog · customer support response · marketing pipeline w-o-w · open disputes · engineering blockers (manual) · founder time on one function (manual self-report)</w:t>
             </w:r>
           </w:p>
         </w:tc>
@@ -18935,33 +21836,22 @@
               <w:pStyle w:val="Compact"/>
             </w:pPr>
             <w:r>
-              <w:t xml:space="preserve">Issue an</w:t>
-            </w:r>
-            <w:r>
-              <w:t xml:space="preserve"> </w:t>
-            </w:r>
-            <w:r>
               <w:rPr>
-                <w:rStyle w:val="VerbatimChar"/>
+                <w:b/>
+                <w:bCs/>
               </w:rPr>
-              <w:t xml:space="preserve">unlimited_use_grant</w:t>
-            </w:r>
-            <w:r>
-              <w:t xml:space="preserve"> </w:t>
-            </w:r>
-            <w:r>
-              <w:t xml:space="preserve">worth &gt; ₱10,000 retail to an external customer</w:t>
-            </w:r>
-          </w:p>
-        </w:tc>
-        <w:tc>
-          <w:tcPr/>
-          <w:p>
-            <w:pPr>
-              <w:pStyle w:val="Compact"/>
-            </w:pPr>
-            <w:r>
-              <w:t xml:space="preserve">Material giveaway</w:t>
+              <w:t xml:space="preserve">Hiring roadmap</w:t>
+            </w:r>
+          </w:p>
+        </w:tc>
+        <w:tc>
+          <w:tcPr/>
+          <w:p>
+            <w:pPr>
+              <w:pStyle w:val="Compact"/>
+            </w:pPr>
+            <w:r>
+              <w:t xml:space="preserve">4 seeded Jan 30, 2027 sunset deadlines (Sep 30 CS Lead · Oct 31 Marketing Lead · Nov 30 Verification Lead · Dec 30 CSM) with days-until countdowns (rose-700 highlight when &lt;30 days)</w:t>
             </w:r>
           </w:p>
         </w:tc>
@@ -18974,18 +21864,22 @@
               <w:pStyle w:val="Compact"/>
             </w:pPr>
             <w:r>
-              <w:t xml:space="preserve">Modify Setnayan’s static BDO / GCash payment-receiving account numbers (§ 3.5c)</w:t>
-            </w:r>
-          </w:p>
-        </w:tc>
-        <w:tc>
-          <w:tcPr/>
-          <w:p>
-            <w:pPr>
-              <w:pStyle w:val="Compact"/>
-            </w:pPr>
-            <w:r>
-              <w:t xml:space="preserve">Payment redirection = fraud risk</w:t>
+              <w:rPr>
+                <w:b/>
+                <w:bCs/>
+              </w:rPr>
+              <w:t xml:space="preserve">Unacknowledged alerts banner</w:t>
+            </w:r>
+          </w:p>
+        </w:tc>
+        <w:tc>
+          <w:tcPr/>
+          <w:p>
+            <w:pPr>
+              <w:pStyle w:val="Compact"/>
+            </w:pPr>
+            <w:r>
+              <w:t xml:space="preserve">Top-of-page rose-50 banner showing recent unacknowledged alerts</w:t>
             </w:r>
           </w:p>
         </w:tc>
@@ -18998,18 +21892,97 @@
               <w:pStyle w:val="Compact"/>
             </w:pPr>
             <w:r>
-              <w:t xml:space="preserve">Mid-quarter price change on any in-app SKU</w:t>
-            </w:r>
-          </w:p>
-        </w:tc>
-        <w:tc>
-          <w:tcPr/>
-          <w:p>
-            <w:pPr>
-              <w:pStyle w:val="Compact"/>
-            </w:pPr>
-            <w:r>
-              <w:t xml:space="preserve">Pricing governance per Vendor Agreement § 8</w:t>
+              <w:rPr>
+                <w:b/>
+                <w:bCs/>
+              </w:rPr>
+              <w:t xml:space="preserve">Sweep footer</w:t>
+            </w:r>
+          </w:p>
+        </w:tc>
+        <w:tc>
+          <w:tcPr/>
+          <w:p>
+            <w:pPr>
+              <w:pStyle w:val="Compact"/>
+            </w:pPr>
+            <w:r>
+              <w:t xml:space="preserve">Per-page-load summary of alerts fired + emails sent/failed</w:t>
+            </w:r>
+          </w:p>
+        </w:tc>
+      </w:tr>
+    </w:tbl>
+    <w:p>
+      <w:pPr>
+        <w:pStyle w:val="BodyText"/>
+      </w:pPr>
+      <w:r>
+        <w:rPr>
+          <w:b/>
+          <w:bCs/>
+        </w:rPr>
+        <w:t xml:space="preserve">Signal thresholds (green / yellow / red):</w:t>
+      </w:r>
+    </w:p>
+    <w:tbl>
+      <w:tblPr>
+        <w:tblStyle w:val="Table"/>
+        <w:tblW w:type="pct" w:w="5000"/>
+        <w:tblLayout w:type="fixed"/>
+        <w:tblLook w:firstRow="1" w:lastRow="0" w:firstColumn="0" w:lastColumn="0" w:noHBand="0" w:noVBand="0" w:val="0020"/>
+      </w:tblPr>
+      <w:tblGrid>
+        <w:gridCol w:w="1980"/>
+        <w:gridCol w:w="1980"/>
+        <w:gridCol w:w="1980"/>
+        <w:gridCol w:w="1980"/>
+      </w:tblGrid>
+      <w:tr>
+        <w:trPr>
+          <w:tblHeader w:val="on"/>
+        </w:trPr>
+        <w:tc>
+          <w:tcPr/>
+          <w:p>
+            <w:pPr>
+              <w:pStyle w:val="Compact"/>
+            </w:pPr>
+            <w:r>
+              <w:t xml:space="preserve">Signal</w:t>
+            </w:r>
+          </w:p>
+        </w:tc>
+        <w:tc>
+          <w:tcPr/>
+          <w:p>
+            <w:pPr>
+              <w:pStyle w:val="Compact"/>
+            </w:pPr>
+            <w:r>
+              <w:t xml:space="preserve">Green</w:t>
+            </w:r>
+          </w:p>
+        </w:tc>
+        <w:tc>
+          <w:tcPr/>
+          <w:p>
+            <w:pPr>
+              <w:pStyle w:val="Compact"/>
+            </w:pPr>
+            <w:r>
+              <w:t xml:space="preserve">Yellow</w:t>
+            </w:r>
+          </w:p>
+        </w:tc>
+        <w:tc>
+          <w:tcPr/>
+          <w:p>
+            <w:pPr>
+              <w:pStyle w:val="Compact"/>
+            </w:pPr>
+            <w:r>
+              <w:t xml:space="preserve">Red</w:t>
             </w:r>
           </w:p>
         </w:tc>
@@ -19022,18 +21995,40 @@
               <w:pStyle w:val="Compact"/>
             </w:pPr>
             <w:r>
-              <w:t xml:space="preserve">Vendor force-delisting (revoke tier without due-process timeline)</w:t>
-            </w:r>
-          </w:p>
-        </w:tc>
-        <w:tc>
-          <w:tcPr/>
-          <w:p>
-            <w:pPr>
-              <w:pStyle w:val="Compact"/>
-            </w:pPr>
-            <w:r>
-              <w:t xml:space="preserve">Vendor protection</w:t>
+              <w:t xml:space="preserve">Vendor verification backlog</w:t>
+            </w:r>
+          </w:p>
+        </w:tc>
+        <w:tc>
+          <w:tcPr/>
+          <w:p>
+            <w:pPr>
+              <w:pStyle w:val="Compact"/>
+            </w:pPr>
+            <w:r>
+              <w:t xml:space="preserve">&lt; 10 / week</w:t>
+            </w:r>
+          </w:p>
+        </w:tc>
+        <w:tc>
+          <w:tcPr/>
+          <w:p>
+            <w:pPr>
+              <w:pStyle w:val="Compact"/>
+            </w:pPr>
+            <w:r>
+              <w:t xml:space="preserve">10–25 / week</w:t>
+            </w:r>
+          </w:p>
+        </w:tc>
+        <w:tc>
+          <w:tcPr/>
+          <w:p>
+            <w:pPr>
+              <w:pStyle w:val="Compact"/>
+            </w:pPr>
+            <w:r>
+              <w:t xml:space="preserve">&gt; 25 / week</w:t>
             </w:r>
           </w:p>
         </w:tc>
@@ -19046,18 +22041,40 @@
               <w:pStyle w:val="Compact"/>
             </w:pPr>
             <w:r>
-              <w:t xml:space="preserve">Refund any single transaction &gt; ₱25,000</w:t>
-            </w:r>
-          </w:p>
-        </w:tc>
-        <w:tc>
-          <w:tcPr/>
-          <w:p>
-            <w:pPr>
-              <w:pStyle w:val="Compact"/>
-            </w:pPr>
-            <w:r>
-              <w:t xml:space="preserve">Financial control</w:t>
+              <w:t xml:space="preserve">Customer support response</w:t>
+            </w:r>
+          </w:p>
+        </w:tc>
+        <w:tc>
+          <w:tcPr/>
+          <w:p>
+            <w:pPr>
+              <w:pStyle w:val="Compact"/>
+            </w:pPr>
+            <w:r>
+              <w:t xml:space="preserve">&lt; 2h avg</w:t>
+            </w:r>
+          </w:p>
+        </w:tc>
+        <w:tc>
+          <w:tcPr/>
+          <w:p>
+            <w:pPr>
+              <w:pStyle w:val="Compact"/>
+            </w:pPr>
+            <w:r>
+              <w:t xml:space="preserve">2–24h avg</w:t>
+            </w:r>
+          </w:p>
+        </w:tc>
+        <w:tc>
+          <w:tcPr/>
+          <w:p>
+            <w:pPr>
+              <w:pStyle w:val="Compact"/>
+            </w:pPr>
+            <w:r>
+              <w:t xml:space="preserve">&gt; 24h avg</w:t>
             </w:r>
           </w:p>
         </w:tc>
@@ -19070,18 +22087,40 @@
               <w:pStyle w:val="Compact"/>
             </w:pPr>
             <w:r>
-              <w:t xml:space="preserve">Re-publish a previously rejected vendor application</w:t>
-            </w:r>
-          </w:p>
-        </w:tc>
-        <w:tc>
-          <w:tcPr/>
-          <w:p>
-            <w:pPr>
-              <w:pStyle w:val="Compact"/>
-            </w:pPr>
-            <w:r>
-              <w:t xml:space="preserve">Verification integrity</w:t>
+              <w:t xml:space="preserve">Engineering blockers</w:t>
+            </w:r>
+          </w:p>
+        </w:tc>
+        <w:tc>
+          <w:tcPr/>
+          <w:p>
+            <w:pPr>
+              <w:pStyle w:val="Compact"/>
+            </w:pPr>
+            <w:r>
+              <w:t xml:space="preserve">0 critical</w:t>
+            </w:r>
+          </w:p>
+        </w:tc>
+        <w:tc>
+          <w:tcPr/>
+          <w:p>
+            <w:pPr>
+              <w:pStyle w:val="Compact"/>
+            </w:pPr>
+            <w:r>
+              <w:t xml:space="preserve">1 critical</w:t>
+            </w:r>
+          </w:p>
+        </w:tc>
+        <w:tc>
+          <w:tcPr/>
+          <w:p>
+            <w:pPr>
+              <w:pStyle w:val="Compact"/>
+            </w:pPr>
+            <w:r>
+              <w:t xml:space="preserve">&gt; 1 critical for 2+ weeks</w:t>
             </w:r>
           </w:p>
         </w:tc>
@@ -19094,18 +22133,40 @@
               <w:pStyle w:val="Compact"/>
             </w:pPr>
             <w:r>
-              <w:t xml:space="preserve">Brand-mark version flips (logo, wordmark, tagline)</w:t>
-            </w:r>
-          </w:p>
-        </w:tc>
-        <w:tc>
-          <w:tcPr/>
-          <w:p>
-            <w:pPr>
-              <w:pStyle w:val="Compact"/>
-            </w:pPr>
-            <w:r>
-              <w:t xml:space="preserve">Marketing governance</w:t>
+              <w:t xml:space="preserve">Marketing pipeline</w:t>
+            </w:r>
+          </w:p>
+        </w:tc>
+        <w:tc>
+          <w:tcPr/>
+          <w:p>
+            <w:pPr>
+              <w:pStyle w:val="Compact"/>
+            </w:pPr>
+            <w:r>
+              <w:t xml:space="preserve">growing w-o-w</w:t>
+            </w:r>
+          </w:p>
+        </w:tc>
+        <w:tc>
+          <w:tcPr/>
+          <w:p>
+            <w:pPr>
+              <w:pStyle w:val="Compact"/>
+            </w:pPr>
+            <w:r>
+              <w:t xml:space="preserve">flat 2 weeks</w:t>
+            </w:r>
+          </w:p>
+        </w:tc>
+        <w:tc>
+          <w:tcPr/>
+          <w:p>
+            <w:pPr>
+              <w:pStyle w:val="Compact"/>
+            </w:pPr>
+            <w:r>
+              <w:t xml:space="preserve">declining 2 weeks</w:t>
             </w:r>
           </w:p>
         </w:tc>
@@ -19118,18 +22179,40 @@
               <w:pStyle w:val="Compact"/>
             </w:pPr>
             <w:r>
-              <w:t xml:space="preserve">Platform kill-switch toggles (disable Papic / Panood / etc. globally)</w:t>
-            </w:r>
-          </w:p>
-        </w:tc>
-        <w:tc>
-          <w:tcPr/>
-          <w:p>
-            <w:pPr>
-              <w:pStyle w:val="Compact"/>
-            </w:pPr>
-            <w:r>
-              <w:t xml:space="preserve">Operational blast radius</w:t>
+              <w:t xml:space="preserve">Open disputes</w:t>
+            </w:r>
+          </w:p>
+        </w:tc>
+        <w:tc>
+          <w:tcPr/>
+          <w:p>
+            <w:pPr>
+              <w:pStyle w:val="Compact"/>
+            </w:pPr>
+            <w:r>
+              <w:t xml:space="preserve">&lt; 2 / week</w:t>
+            </w:r>
+          </w:p>
+        </w:tc>
+        <w:tc>
+          <w:tcPr/>
+          <w:p>
+            <w:pPr>
+              <w:pStyle w:val="Compact"/>
+            </w:pPr>
+            <w:r>
+              <w:t xml:space="preserve">2–5 / week</w:t>
+            </w:r>
+          </w:p>
+        </w:tc>
+        <w:tc>
+          <w:tcPr/>
+          <w:p>
+            <w:pPr>
+              <w:pStyle w:val="Compact"/>
+            </w:pPr>
+            <w:r>
+              <w:t xml:space="preserve">&gt; 5 / week</w:t>
             </w:r>
           </w:p>
         </w:tc>
@@ -19142,43 +22225,956 @@
               <w:pStyle w:val="Compact"/>
             </w:pPr>
             <w:r>
-              <w:t xml:space="preserve">Bulk price updates affecting &gt; 100 active accounts</w:t>
-            </w:r>
-          </w:p>
-        </w:tc>
-        <w:tc>
-          <w:tcPr/>
-          <w:p>
-            <w:pPr>
-              <w:pStyle w:val="Compact"/>
-            </w:pPr>
-            <w:r>
-              <w:t xml:space="preserve">Bulk impact</w:t>
+              <w:t xml:space="preserve">Founder time on one function</w:t>
+            </w:r>
+          </w:p>
+        </w:tc>
+        <w:tc>
+          <w:tcPr/>
+          <w:p>
+            <w:pPr>
+              <w:pStyle w:val="Compact"/>
+            </w:pPr>
+            <w:r>
+              <w:t xml:space="preserve">&lt; 30%</w:t>
+            </w:r>
+          </w:p>
+        </w:tc>
+        <w:tc>
+          <w:tcPr/>
+          <w:p>
+            <w:pPr>
+              <w:pStyle w:val="Compact"/>
+            </w:pPr>
+            <w:r>
+              <w:t xml:space="preserve">30–50%</w:t>
+            </w:r>
+          </w:p>
+        </w:tc>
+        <w:tc>
+          <w:tcPr/>
+          <w:p>
+            <w:pPr>
+              <w:pStyle w:val="Compact"/>
+            </w:pPr>
+            <w:r>
+              <w:t xml:space="preserve">&gt; 50%</w:t>
             </w:r>
           </w:p>
         </w:tc>
       </w:tr>
     </w:tbl>
-    <w:bookmarkEnd w:id="50"/>
-    <w:bookmarkStart w:id="51" w:name="X754d6eede66ea75fcf8256626c58de509bb89e6"/>
+    <w:p>
+      <w:pPr>
+        <w:pStyle w:val="BodyText"/>
+      </w:pPr>
+      <w:r>
+        <w:rPr>
+          <w:b/>
+          <w:bCs/>
+        </w:rPr>
+        <w:t xml:space="preserve">Schema</w:t>
+      </w:r>
+      <w:r>
+        <w:t xml:space="preserve"> </w:t>
+      </w:r>
+      <w:r>
+        <w:t xml:space="preserve">(</w:t>
+      </w:r>
+      <w:r>
+        <w:rPr>
+          <w:rStyle w:val="VerbatimChar"/>
+        </w:rPr>
+        <w:t xml:space="preserve">supabase/migrations/20260523000000_hiring_guide_owner_alerts.sql</w:t>
+      </w:r>
+      <w:r>
+        <w:t xml:space="preserve">):</w:t>
+      </w:r>
+    </w:p>
+    <w:p>
+      <w:pPr>
+        <w:pStyle w:val="Compact"/>
+        <w:numPr>
+          <w:ilvl w:val="0"/>
+          <w:numId w:val="1030"/>
+        </w:numPr>
+      </w:pPr>
+      <w:r>
+        <w:rPr>
+          <w:rStyle w:val="VerbatimChar"/>
+        </w:rPr>
+        <w:t xml:space="preserve">owner_alerts</w:t>
+      </w:r>
+      <w:r>
+        <w:t xml:space="preserve"> </w:t>
+      </w:r>
+      <w:r>
+        <w:t xml:space="preserve">— fired alert log with acknowledgement workflow</w:t>
+      </w:r>
+    </w:p>
+    <w:p>
+      <w:pPr>
+        <w:pStyle w:val="Compact"/>
+        <w:numPr>
+          <w:ilvl w:val="0"/>
+          <w:numId w:val="1030"/>
+        </w:numPr>
+      </w:pPr>
+      <w:r>
+        <w:rPr>
+          <w:rStyle w:val="VerbatimChar"/>
+        </w:rPr>
+        <w:t xml:space="preserve">founder_time_log</w:t>
+      </w:r>
+      <w:r>
+        <w:t xml:space="preserve"> </w:t>
+      </w:r>
+      <w:r>
+        <w:t xml:space="preserve">— weekly self-report for the</w:t>
+      </w:r>
+      <w:r>
+        <w:t xml:space="preserve"> </w:t>
+      </w:r>
+      <w:r>
+        <w:t xml:space="preserve">“founder time”</w:t>
+      </w:r>
+      <w:r>
+        <w:t xml:space="preserve"> </w:t>
+      </w:r>
+      <w:r>
+        <w:t xml:space="preserve">signal</w:t>
+      </w:r>
+    </w:p>
+    <w:p>
+      <w:pPr>
+        <w:pStyle w:val="Compact"/>
+        <w:numPr>
+          <w:ilvl w:val="0"/>
+          <w:numId w:val="1030"/>
+        </w:numPr>
+      </w:pPr>
+      <w:r>
+        <w:rPr>
+          <w:rStyle w:val="VerbatimChar"/>
+        </w:rPr>
+        <w:t xml:space="preserve">hiring_roadmap</w:t>
+      </w:r>
+      <w:r>
+        <w:t xml:space="preserve"> </w:t>
+      </w:r>
+      <w:r>
+        <w:t xml:space="preserve">— seeded with 4 Pulse 2 deadlines (admin updates status: not_open → sourcing → interviewing → offer_extended → hired)</w:t>
+      </w:r>
+    </w:p>
+    <w:p>
+      <w:pPr>
+        <w:pStyle w:val="Compact"/>
+        <w:numPr>
+          <w:ilvl w:val="0"/>
+          <w:numId w:val="1030"/>
+        </w:numPr>
+      </w:pPr>
+      <w:r>
+        <w:rPr>
+          <w:rStyle w:val="VerbatimChar"/>
+        </w:rPr>
+        <w:t xml:space="preserve">bottleneck_signals_current</w:t>
+      </w:r>
+      <w:r>
+        <w:t xml:space="preserve"> </w:t>
+      </w:r>
+      <w:r>
+        <w:t xml:space="preserve">materialized view — refresh-on-access pattern (no</w:t>
+      </w:r>
+      <w:r>
+        <w:t xml:space="preserve"> </w:t>
+      </w:r>
+      <w:r>
+        <w:rPr>
+          <w:rStyle w:val="VerbatimChar"/>
+        </w:rPr>
+        <w:t xml:space="preserve">pg_cron</w:t>
+      </w:r>
+      <w:r>
+        <w:t xml:space="preserve"> </w:t>
+      </w:r>
+      <w:r>
+        <w:t xml:space="preserve">per [[reference_setnayan_cron_strategy]])</w:t>
+      </w:r>
+    </w:p>
+    <w:p>
+      <w:pPr>
+        <w:pStyle w:val="Compact"/>
+        <w:numPr>
+          <w:ilvl w:val="0"/>
+          <w:numId w:val="1030"/>
+        </w:numPr>
+      </w:pPr>
+      <w:r>
+        <w:t xml:space="preserve">RLS: admin + internal-only</w:t>
+      </w:r>
+    </w:p>
+    <w:p>
+      <w:pPr>
+        <w:pStyle w:val="FirstParagraph"/>
+      </w:pPr>
+      <w:r>
+        <w:rPr>
+          <w:b/>
+          <w:bCs/>
+        </w:rPr>
+        <w:t xml:space="preserve">On-access alert sweep</w:t>
+      </w:r>
+      <w:r>
+        <w:t xml:space="preserve"> </w:t>
+      </w:r>
+      <w:r>
+        <w:t xml:space="preserve">(</w:t>
+      </w:r>
+      <w:r>
+        <w:rPr>
+          <w:rStyle w:val="VerbatimChar"/>
+        </w:rPr>
+        <w:t xml:space="preserve">apps/web/lib/hiring-guide/alert-engine.ts</w:t>
+      </w:r>
+      <w:r>
+        <w:t xml:space="preserve">):</w:t>
+      </w:r>
+    </w:p>
+    <w:p>
+      <w:pPr>
+        <w:pStyle w:val="BodyText"/>
+      </w:pPr>
+      <w:r>
+        <w:t xml:space="preserve">Every page load of</w:t>
+      </w:r>
+      <w:r>
+        <w:t xml:space="preserve"> </w:t>
+      </w:r>
+      <w:r>
+        <w:rPr>
+          <w:rStyle w:val="VerbatimChar"/>
+        </w:rPr>
+        <w:t xml:space="preserve">/admin/operations-hiring</w:t>
+      </w:r>
+      <w:r>
+        <w:t xml:space="preserve"> </w:t>
+      </w:r>
+      <w:r>
+        <w:t xml:space="preserve">triggers</w:t>
+      </w:r>
+      <w:r>
+        <w:t xml:space="preserve"> </w:t>
+      </w:r>
+      <w:r>
+        <w:rPr>
+          <w:rStyle w:val="VerbatimChar"/>
+        </w:rPr>
+        <w:t xml:space="preserve">runHiringAlertSweep()</w:t>
+      </w:r>
+      <w:r>
+        <w:t xml:space="preserve">:</w:t>
+      </w:r>
+    </w:p>
+    <w:p>
+      <w:pPr>
+        <w:pStyle w:val="Compact"/>
+        <w:numPr>
+          <w:ilvl w:val="0"/>
+          <w:numId w:val="1031"/>
+        </w:numPr>
+      </w:pPr>
+      <w:r>
+        <w:t xml:space="preserve">Refresh stale signals if</w:t>
+      </w:r>
+      <w:r>
+        <w:t xml:space="preserve"> </w:t>
+      </w:r>
+      <w:r>
+        <w:rPr>
+          <w:rStyle w:val="VerbatimChar"/>
+        </w:rPr>
+        <w:t xml:space="preserve">refreshed_at</w:t>
+      </w:r>
+      <w:r>
+        <w:t xml:space="preserve"> </w:t>
+      </w:r>
+      <w:r>
+        <w:t xml:space="preserve">is &gt;1 hour old</w:t>
+      </w:r>
+    </w:p>
+    <w:p>
+      <w:pPr>
+        <w:pStyle w:val="Compact"/>
+        <w:numPr>
+          <w:ilvl w:val="0"/>
+          <w:numId w:val="1031"/>
+        </w:numPr>
+      </w:pPr>
+      <w:r>
+        <w:t xml:space="preserve">Detect signal flips (red-level fires email + 7-day suppression to prevent fatigue)</w:t>
+      </w:r>
+    </w:p>
+    <w:p>
+      <w:pPr>
+        <w:pStyle w:val="Compact"/>
+        <w:numPr>
+          <w:ilvl w:val="0"/>
+          <w:numId w:val="1031"/>
+        </w:numPr>
+      </w:pPr>
+      <w:r>
+        <w:t xml:space="preserve">Detect milestone hits (deduped per milestone; 1,000-vendor hit emails note marketing-SKU unlock per [[CLAUDE.md]] decision log row)</w:t>
+      </w:r>
+    </w:p>
+    <w:p>
+      <w:pPr>
+        <w:pStyle w:val="Compact"/>
+        <w:numPr>
+          <w:ilvl w:val="0"/>
+          <w:numId w:val="1031"/>
+        </w:numPr>
+      </w:pPr>
+      <w:r>
+        <w:t xml:space="preserve">Detect hiring countdowns (T-30/T-14/T-7 days from each hire-by date, deduped per role+threshold)</w:t>
+      </w:r>
+    </w:p>
+    <w:p>
+      <w:pPr>
+        <w:pStyle w:val="Compact"/>
+        <w:numPr>
+          <w:ilvl w:val="0"/>
+          <w:numId w:val="1031"/>
+        </w:numPr>
+      </w:pPr>
+      <w:r>
+        <w:t xml:space="preserve">Insert into</w:t>
+      </w:r>
+      <w:r>
+        <w:t xml:space="preserve"> </w:t>
+      </w:r>
+      <w:r>
+        <w:rPr>
+          <w:rStyle w:val="VerbatimChar"/>
+        </w:rPr>
+        <w:t xml:space="preserve">owner_alerts</w:t>
+      </w:r>
+      <w:r>
+        <w:t xml:space="preserve"> </w:t>
+      </w:r>
+      <w:r>
+        <w:t xml:space="preserve">+ dispatch email (best-effort — email failure doesn’t roll back the alert log)</w:t>
+      </w:r>
+    </w:p>
+    <w:p>
+      <w:pPr>
+        <w:pStyle w:val="FirstParagraph"/>
+      </w:pPr>
+      <w:r>
+        <w:rPr>
+          <w:b/>
+          <w:bCs/>
+        </w:rPr>
+        <w:t xml:space="preserve">4 email templates</w:t>
+      </w:r>
+      <w:r>
+        <w:t xml:space="preserve"> </w:t>
+      </w:r>
+      <w:r>
+        <w:t xml:space="preserve">(</w:t>
+      </w:r>
+      <w:r>
+        <w:rPr>
+          <w:rStyle w:val="VerbatimChar"/>
+        </w:rPr>
+        <w:t xml:space="preserve">apps/web/lib/hiring-guide/emails.ts</w:t>
+      </w:r>
+      <w:r>
+        <w:t xml:space="preserve">, dispatched via [[0028]] Resend infra):</w:t>
+      </w:r>
+    </w:p>
+    <w:p>
+      <w:pPr>
+        <w:pStyle w:val="Compact"/>
+        <w:numPr>
+          <w:ilvl w:val="0"/>
+          <w:numId w:val="1032"/>
+        </w:numPr>
+      </w:pPr>
+      <w:r>
+        <w:rPr>
+          <w:rStyle w:val="VerbatimChar"/>
+        </w:rPr>
+        <w:t xml:space="preserve">sendHiringWeeklyDigestEmail</w:t>
+      </w:r>
+      <w:r>
+        <w:t xml:space="preserve"> </w:t>
+      </w:r>
+      <w:r>
+        <w:t xml:space="preserve">— recurring Mon 8am PHT (caller wires schedule)</w:t>
+      </w:r>
+    </w:p>
+    <w:p>
+      <w:pPr>
+        <w:pStyle w:val="Compact"/>
+        <w:numPr>
+          <w:ilvl w:val="0"/>
+          <w:numId w:val="1032"/>
+        </w:numPr>
+      </w:pPr>
+      <w:r>
+        <w:rPr>
+          <w:rStyle w:val="VerbatimChar"/>
+        </w:rPr>
+        <w:t xml:space="preserve">sendBottleneckAlertEmail</w:t>
+      </w:r>
+      <w:r>
+        <w:t xml:space="preserve"> </w:t>
+      </w:r>
+      <w:r>
+        <w:t xml:space="preserve">— fires on signal flip to red</w:t>
+      </w:r>
+    </w:p>
+    <w:p>
+      <w:pPr>
+        <w:pStyle w:val="Compact"/>
+        <w:numPr>
+          <w:ilvl w:val="0"/>
+          <w:numId w:val="1032"/>
+        </w:numPr>
+      </w:pPr>
+      <w:r>
+        <w:rPr>
+          <w:rStyle w:val="VerbatimChar"/>
+        </w:rPr>
+        <w:t xml:space="preserve">sendMilestoneHitEmail</w:t>
+      </w:r>
+      <w:r>
+        <w:t xml:space="preserve"> </w:t>
+      </w:r>
+      <w:r>
+        <w:t xml:space="preserve">— fires when verified-vendor count crosses 100 / 1,000 / 5,000 / 25,000</w:t>
+      </w:r>
+    </w:p>
+    <w:p>
+      <w:pPr>
+        <w:pStyle w:val="Compact"/>
+        <w:numPr>
+          <w:ilvl w:val="0"/>
+          <w:numId w:val="1032"/>
+        </w:numPr>
+      </w:pPr>
+      <w:r>
+        <w:rPr>
+          <w:rStyle w:val="VerbatimChar"/>
+        </w:rPr>
+        <w:t xml:space="preserve">sendHiringCountdownEmail</w:t>
+      </w:r>
+      <w:r>
+        <w:t xml:space="preserve"> </w:t>
+      </w:r>
+      <w:r>
+        <w:t xml:space="preserve">— fires T-30 / T-14 / T-7 days before each hire-by date</w:t>
+      </w:r>
+    </w:p>
+    <w:p>
+      <w:pPr>
+        <w:pStyle w:val="FirstParagraph"/>
+      </w:pPr>
+      <w:r>
+        <w:t xml:space="preserve">Owner email resolved via</w:t>
+      </w:r>
+      <w:r>
+        <w:t xml:space="preserve"> </w:t>
+      </w:r>
+      <w:r>
+        <w:rPr>
+          <w:rStyle w:val="VerbatimChar"/>
+        </w:rPr>
+        <w:t xml:space="preserve">process.env.OWNER_NOTIFICATION_EMAIL</w:t>
+      </w:r>
+      <w:r>
+        <w:t xml:space="preserve"> </w:t>
+      </w:r>
+      <w:r>
+        <w:t xml:space="preserve">(fallback</w:t>
+      </w:r>
+      <w:r>
+        <w:t xml:space="preserve"> </w:t>
+      </w:r>
+      <w:r>
+        <w:rPr>
+          <w:rStyle w:val="VerbatimChar"/>
+        </w:rPr>
+        <w:t xml:space="preserve">iscasasolaii@gmail.com</w:t>
+      </w:r>
+      <w:r>
+        <w:t xml:space="preserve"> </w:t>
+      </w:r>
+      <w:r>
+        <w:t xml:space="preserve">per [[reference_setnayan_owner_email]]).</w:t>
+      </w:r>
+    </w:p>
+    <w:p>
+      <w:pPr>
+        <w:pStyle w:val="BodyText"/>
+      </w:pPr>
+      <w:r>
+        <w:rPr>
+          <w:b/>
+          <w:bCs/>
+        </w:rPr>
+        <w:t xml:space="preserve">Admin nav placement:</w:t>
+      </w:r>
+      <w:r>
+        <w:t xml:space="preserve"> </w:t>
+      </w:r>
+      <w:r>
+        <w:t xml:space="preserve">new</w:t>
+      </w:r>
+      <w:r>
+        <w:t xml:space="preserve"> </w:t>
+      </w:r>
+      <w:r>
+        <w:t xml:space="preserve">“Operations · Hiring &amp; Growth”</w:t>
+      </w:r>
+      <w:r>
+        <w:t xml:space="preserve"> </w:t>
+      </w:r>
+      <w:r>
+        <w:t xml:space="preserve">entry in</w:t>
+      </w:r>
+      <w:r>
+        <w:t xml:space="preserve"> </w:t>
+      </w:r>
+      <w:r>
+        <w:rPr>
+          <w:rStyle w:val="VerbatimChar"/>
+        </w:rPr>
+        <w:t xml:space="preserve">apps/web/app/admin/_components/admin-nav.tsx</w:t>
+      </w:r>
+      <w:r>
+        <w:t xml:space="preserve">, sitting between Content and Funnels.</w:t>
+      </w:r>
+    </w:p>
+    <w:p>
+      <w:pPr>
+        <w:pStyle w:val="BodyText"/>
+      </w:pPr>
+      <w:r>
+        <w:rPr>
+          <w:b/>
+          <w:bCs/>
+        </w:rPr>
+        <w:t xml:space="preserve">Bumps admin surface count: 11 → 12</w:t>
+      </w:r>
+      <w:r>
+        <w:t xml:space="preserve"> </w:t>
+      </w:r>
+      <w:r>
+        <w:t xml:space="preserve">(per § 1 admin surface list).</w:t>
+      </w:r>
+    </w:p>
+    <w:p>
+      <w:pPr>
+        <w:pStyle w:val="BodyText"/>
+      </w:pPr>
+      <w:r>
+        <w:rPr>
+          <w:b/>
+          <w:bCs/>
+        </w:rPr>
+        <w:t xml:space="preserve">Out of scope at V1 (separate follow-ons):</w:t>
+      </w:r>
+      <w:r>
+        <w:t xml:space="preserve"> </w:t>
+      </w:r>
+      <w:r>
+        <w:t xml:space="preserve">- HTML email rendering (templates remain plain-text per existing 0028 pattern)</w:t>
+      </w:r>
+      <w:r>
+        <w:t xml:space="preserve"> </w:t>
+      </w:r>
+      <w:r>
+        <w:t xml:space="preserve">- Weekly digest scheduling (manual trigger via dashboard load for now)</w:t>
+      </w:r>
+      <w:r>
+        <w:t xml:space="preserve"> </w:t>
+      </w:r>
+      <w:r>
+        <w:t xml:space="preserve">- Founder time-log entry form (currently DB insert via SQL)</w:t>
+      </w:r>
+      <w:r>
+        <w:t xml:space="preserve"> </w:t>
+      </w:r>
+      <w:r>
+        <w:t xml:space="preserve">- Engineering blockers signal automated wiring (manual for now)</w:t>
+      </w:r>
+      <w:r>
+        <w:t xml:space="preserve"> </w:t>
+      </w:r>
+      <w:r>
+        <w:t xml:space="preserve">-</w:t>
+      </w:r>
+      <w:r>
+        <w:t xml:space="preserve"> </w:t>
+      </w:r>
+      <w:r>
+        <w:rPr>
+          <w:rStyle w:val="VerbatimChar"/>
+        </w:rPr>
+        <w:t xml:space="preserve">refresh_bottleneck_signals</w:t>
+      </w:r>
+      <w:r>
+        <w:t xml:space="preserve"> </w:t>
+      </w:r>
+      <w:r>
+        <w:t xml:space="preserve">RPC (queries.ts falls back gracefully)</w:t>
+      </w:r>
+    </w:p>
+    <w:p>
+      <w:r>
+        <w:pict>
+          <v:rect style="width:0;height:1.5pt" o:hralign="center" o:hrstd="t" o:hr="t"/>
+        </w:pict>
+      </w:r>
+    </w:p>
+    <w:bookmarkEnd w:id="59"/>
+    <w:bookmarkEnd w:id="60"/>
+    <w:bookmarkStart w:id="66" w:name="Xc7e30205e6be7ba74b71021e7544c0dc5649b69"/>
+    <w:p>
+      <w:pPr>
+        <w:pStyle w:val="Heading2"/>
+      </w:pPr>
+      <w:r>
+        <w:t xml:space="preserve">4. Two-admin approval pattern (locked scope per Vendor Agreement § 9.1)</w:t>
+      </w:r>
+    </w:p>
+    <w:p>
+      <w:pPr>
+        <w:pStyle w:val="FirstParagraph"/>
+      </w:pPr>
+      <w:r>
+        <w:t xml:space="preserve">The</w:t>
+      </w:r>
+      <w:r>
+        <w:t xml:space="preserve"> </w:t>
+      </w:r>
+      <w:r>
+        <w:t xml:space="preserve">“four-eyes”</w:t>
+      </w:r>
+      <w:r>
+        <w:t xml:space="preserve"> </w:t>
+      </w:r>
+      <w:r>
+        <w:t xml:space="preserve">two-admin pattern applies ONLY to high-stakes, irreversible, or fraud-adjacent actions. Routine operational work — payment reconciliation, vendor verification, comp gifts within bounds, standard refunds, tier moves within policy — is</w:t>
+      </w:r>
+      <w:r>
+        <w:t xml:space="preserve"> </w:t>
+      </w:r>
+      <w:r>
+        <w:rPr>
+          <w:b/>
+          <w:bCs/>
+        </w:rPr>
+        <w:t xml:space="preserve">single-admin authority</w:t>
+      </w:r>
+      <w:r>
+        <w:t xml:space="preserve"> </w:t>
+      </w:r>
+      <w:r>
+        <w:t xml:space="preserve">so the team can run the day-to-day at speed.</w:t>
+      </w:r>
+    </w:p>
+    <w:bookmarkStart w:id="61" w:name="mechanics"/>
     <w:p>
       <w:pPr>
         <w:pStyle w:val="Heading3"/>
       </w:pPr>
       <w:r>
-        <w:t xml:space="preserve">4.3 Single-admin authority (the</w:t>
-      </w:r>
-      <w:r>
-        <w:t xml:space="preserve"> </w:t>
-      </w:r>
-      <w:r>
-        <w:t xml:space="preserve">“lighter decisions”</w:t>
-      </w:r>
-      <w:r>
-        <w:t xml:space="preserve"> </w:t>
-      </w:r>
-      <w:r>
-        <w:t xml:space="preserve">list — NO approval gate)</w:t>
+        <w:t xml:space="preserve">4.1 Mechanics</w:t>
+      </w:r>
+    </w:p>
+    <w:p>
+      <w:pPr>
+        <w:pStyle w:val="Compact"/>
+        <w:numPr>
+          <w:ilvl w:val="0"/>
+          <w:numId w:val="1033"/>
+        </w:numPr>
+      </w:pPr>
+      <w:r>
+        <w:t xml:space="preserve">Admin A initiates the action via the admin console UI (e.g.,</w:t>
+      </w:r>
+      <w:r>
+        <w:t xml:space="preserve"> </w:t>
+      </w:r>
+      <w:r>
+        <w:t xml:space="preserve">“Add internal account: jane@setnayan.com”</w:t>
+      </w:r>
+      <w:r>
+        <w:t xml:space="preserve">)</w:t>
+      </w:r>
+    </w:p>
+    <w:p>
+      <w:pPr>
+        <w:pStyle w:val="Compact"/>
+        <w:numPr>
+          <w:ilvl w:val="0"/>
+          <w:numId w:val="1033"/>
+        </w:numPr>
+      </w:pPr>
+      <w:r>
+        <w:t xml:space="preserve">Request lands in</w:t>
+      </w:r>
+      <w:r>
+        <w:t xml:space="preserve"> </w:t>
+      </w:r>
+      <w:r>
+        <w:rPr>
+          <w:rStyle w:val="VerbatimChar"/>
+        </w:rPr>
+        <w:t xml:space="preserve">admin_approval_requests</w:t>
+      </w:r>
+      <w:r>
+        <w:t xml:space="preserve"> </w:t>
+      </w:r>
+      <w:r>
+        <w:t xml:space="preserve">with status</w:t>
+      </w:r>
+      <w:r>
+        <w:t xml:space="preserve"> </w:t>
+      </w:r>
+      <w:r>
+        <w:rPr>
+          <w:rStyle w:val="VerbatimChar"/>
+        </w:rPr>
+        <w:t xml:space="preserve">pending</w:t>
+      </w:r>
+      <w:r>
+        <w:t xml:space="preserve">, free-form rationale captured</w:t>
+      </w:r>
+    </w:p>
+    <w:p>
+      <w:pPr>
+        <w:pStyle w:val="Compact"/>
+        <w:numPr>
+          <w:ilvl w:val="0"/>
+          <w:numId w:val="1033"/>
+        </w:numPr>
+      </w:pPr>
+      <w:r>
+        <w:t xml:space="preserve">Other admins see it in their Home queue under</w:t>
+      </w:r>
+      <w:r>
+        <w:t xml:space="preserve"> </w:t>
+      </w:r>
+      <w:r>
+        <w:t xml:space="preserve">“Two-admin approvals pending”</w:t>
+      </w:r>
+      <w:r>
+        <w:t xml:space="preserve"> </w:t>
+      </w:r>
+      <w:r>
+        <w:t xml:space="preserve">+ receive in-app notification</w:t>
+      </w:r>
+    </w:p>
+    <w:p>
+      <w:pPr>
+        <w:pStyle w:val="Compact"/>
+        <w:numPr>
+          <w:ilvl w:val="0"/>
+          <w:numId w:val="1033"/>
+        </w:numPr>
+      </w:pPr>
+      <w:r>
+        <w:t xml:space="preserve">Admin B (must be a different person, enforced by</w:t>
+      </w:r>
+      <w:r>
+        <w:t xml:space="preserve"> </w:t>
+      </w:r>
+      <w:r>
+        <w:rPr>
+          <w:rStyle w:val="VerbatimChar"/>
+        </w:rPr>
+        <w:t xml:space="preserve">CHECK (approver_id != initiated_by)</w:t>
+      </w:r>
+      <w:r>
+        <w:t xml:space="preserve">) reviews and either:</w:t>
+      </w:r>
+    </w:p>
+    <w:p>
+      <w:pPr>
+        <w:pStyle w:val="Compact"/>
+        <w:numPr>
+          <w:ilvl w:val="1"/>
+          <w:numId w:val="1034"/>
+        </w:numPr>
+      </w:pPr>
+      <w:r>
+        <w:rPr>
+          <w:b/>
+          <w:bCs/>
+        </w:rPr>
+        <w:t xml:space="preserve">Approves</w:t>
+      </w:r>
+      <w:r>
+        <w:t xml:space="preserve"> </w:t>
+      </w:r>
+      <w:r>
+        <w:t xml:space="preserve">→ status</w:t>
+      </w:r>
+      <w:r>
+        <w:t xml:space="preserve"> </w:t>
+      </w:r>
+      <w:r>
+        <w:rPr>
+          <w:rStyle w:val="VerbatimChar"/>
+        </w:rPr>
+        <w:t xml:space="preserve">approved</w:t>
+      </w:r>
+      <w:r>
+        <w:t xml:space="preserve">, action executes, full audit log entry written with both admin IDs</w:t>
+      </w:r>
+    </w:p>
+    <w:p>
+      <w:pPr>
+        <w:pStyle w:val="Compact"/>
+        <w:numPr>
+          <w:ilvl w:val="1"/>
+          <w:numId w:val="1034"/>
+        </w:numPr>
+      </w:pPr>
+      <w:r>
+        <w:rPr>
+          <w:b/>
+          <w:bCs/>
+        </w:rPr>
+        <w:t xml:space="preserve">Rejects</w:t>
+      </w:r>
+      <w:r>
+        <w:t xml:space="preserve"> </w:t>
+      </w:r>
+      <w:r>
+        <w:t xml:space="preserve">→ status</w:t>
+      </w:r>
+      <w:r>
+        <w:t xml:space="preserve"> </w:t>
+      </w:r>
+      <w:r>
+        <w:rPr>
+          <w:rStyle w:val="VerbatimChar"/>
+        </w:rPr>
+        <w:t xml:space="preserve">rejected</w:t>
+      </w:r>
+      <w:r>
+        <w:t xml:space="preserve"> </w:t>
+      </w:r>
+      <w:r>
+        <w:t xml:space="preserve">with Admin B’s reason; Admin A is notified</w:t>
+      </w:r>
+    </w:p>
+    <w:p>
+      <w:pPr>
+        <w:pStyle w:val="Compact"/>
+        <w:numPr>
+          <w:ilvl w:val="1"/>
+          <w:numId w:val="1034"/>
+        </w:numPr>
+      </w:pPr>
+      <w:r>
+        <w:rPr>
+          <w:b/>
+          <w:bCs/>
+        </w:rPr>
+        <w:t xml:space="preserve">Requests changes</w:t>
+      </w:r>
+      <w:r>
+        <w:t xml:space="preserve"> </w:t>
+      </w:r>
+      <w:r>
+        <w:t xml:space="preserve">→ comments; Admin A revises and re-submits</w:t>
+      </w:r>
+    </w:p>
+    <w:p>
+      <w:pPr>
+        <w:pStyle w:val="Compact"/>
+        <w:numPr>
+          <w:ilvl w:val="0"/>
+          <w:numId w:val="1033"/>
+        </w:numPr>
+      </w:pPr>
+      <w:r>
+        <w:rPr>
+          <w:b/>
+          <w:bCs/>
+        </w:rPr>
+        <w:t xml:space="preserve">Expiry:</w:t>
+      </w:r>
+      <w:r>
+        <w:t xml:space="preserve"> </w:t>
+      </w:r>
+      <w:r>
+        <w:t xml:space="preserve">7-day decision window. Un-decided requests auto-expire and must be re-initiated.</w:t>
+      </w:r>
+    </w:p>
+    <w:p>
+      <w:pPr>
+        <w:pStyle w:val="Compact"/>
+        <w:numPr>
+          <w:ilvl w:val="0"/>
+          <w:numId w:val="1033"/>
+        </w:numPr>
+      </w:pPr>
+      <w:r>
+        <w:rPr>
+          <w:b/>
+          <w:bCs/>
+        </w:rPr>
+        <w:t xml:space="preserve">Bootstrap exception:</w:t>
+      </w:r>
+      <w:r>
+        <w:t xml:space="preserve"> </w:t>
+      </w:r>
+      <w:r>
+        <w:t xml:space="preserve">when the platform has fewer than 2 admins, the founding Owner can self-promote one additional admin (typically the spouse) without two-admin approval — logged with a</w:t>
+      </w:r>
+      <w:r>
+        <w:t xml:space="preserve"> </w:t>
+      </w:r>
+      <w:r>
+        <w:rPr>
+          <w:rStyle w:val="VerbatimChar"/>
+        </w:rPr>
+        <w:t xml:space="preserve">bootstrap=true</w:t>
+      </w:r>
+      <w:r>
+        <w:t xml:space="preserve"> </w:t>
+      </w:r>
+      <w:r>
+        <w:t xml:space="preserve">audit tag. Single-use; no further exceptions after the second admin exists.</w:t>
+      </w:r>
+    </w:p>
+    <w:bookmarkEnd w:id="61"/>
+    <w:bookmarkStart w:id="62" w:name="required-for-the-major-decisions-list"/>
+    <w:p>
+      <w:pPr>
+        <w:pStyle w:val="Heading3"/>
+      </w:pPr>
+      <w:r>
+        <w:t xml:space="preserve">4.2 Required for (the</w:t>
+      </w:r>
+      <w:r>
+        <w:t xml:space="preserve"> </w:t>
+      </w:r>
+      <w:r>
+        <w:t xml:space="preserve">“major decisions”</w:t>
+      </w:r>
+      <w:r>
+        <w:t xml:space="preserve"> </w:t>
+      </w:r>
+      <w:r>
+        <w:t xml:space="preserve">list)</w:t>
       </w:r>
     </w:p>
     <w:tbl>
@@ -19214,6 +23210,388 @@
               <w:pStyle w:val="Compact"/>
             </w:pPr>
             <w:r>
+              <w:t xml:space="preserve">Why two-admin</w:t>
+            </w:r>
+          </w:p>
+        </w:tc>
+      </w:tr>
+      <w:tr>
+        <w:tc>
+          <w:tcPr/>
+          <w:p>
+            <w:pPr>
+              <w:pStyle w:val="Compact"/>
+            </w:pPr>
+            <w:r>
+              <w:t xml:space="preserve">Promote a user to any admin role</w:t>
+            </w:r>
+          </w:p>
+        </w:tc>
+        <w:tc>
+          <w:tcPr/>
+          <w:p>
+            <w:pPr>
+              <w:pStyle w:val="Compact"/>
+            </w:pPr>
+            <w:r>
+              <w:t xml:space="preserve">Privilege escalation — irreversible damage potential</w:t>
+            </w:r>
+          </w:p>
+        </w:tc>
+      </w:tr>
+      <w:tr>
+        <w:tc>
+          <w:tcPr/>
+          <w:p>
+            <w:pPr>
+              <w:pStyle w:val="Compact"/>
+            </w:pPr>
+            <w:r>
+              <w:t xml:space="preserve">Add an internal account (</w:t>
+            </w:r>
+            <w:r>
+              <w:rPr>
+                <w:rStyle w:val="VerbatimChar"/>
+              </w:rPr>
+              <w:t xml:space="preserve">users.is_internal = TRUE</w:t>
+            </w:r>
+            <w:r>
+              <w:t xml:space="preserve">, § 10a · 🟣)</w:t>
+            </w:r>
+          </w:p>
+        </w:tc>
+        <w:tc>
+          <w:tcPr/>
+          <w:p>
+            <w:pPr>
+              <w:pStyle w:val="Compact"/>
+            </w:pPr>
+            <w:r>
+              <w:t xml:space="preserve">Bypasses all billing permanently</w:t>
+            </w:r>
+          </w:p>
+        </w:tc>
+      </w:tr>
+      <w:tr>
+        <w:tc>
+          <w:tcPr/>
+          <w:p>
+            <w:pPr>
+              <w:pStyle w:val="Compact"/>
+            </w:pPr>
+            <w:r>
+              <w:t xml:space="preserve">Add a team member to shared-pool eligibility (</w:t>
+            </w:r>
+            <w:r>
+              <w:rPr>
+                <w:rStyle w:val="VerbatimChar"/>
+              </w:rPr>
+              <w:t xml:space="preserve">users.is_team_member = TRUE</w:t>
+            </w:r>
+            <w:r>
+              <w:t xml:space="preserve">, § 10b · 🟢)</w:t>
+            </w:r>
+          </w:p>
+        </w:tc>
+        <w:tc>
+          <w:tcPr/>
+          <w:p>
+            <w:pPr>
+              <w:pStyle w:val="Compact"/>
+            </w:pPr>
+            <w:r>
+              <w:t xml:space="preserve">Grants ongoing pool draw rights</w:t>
+            </w:r>
+          </w:p>
+        </w:tc>
+      </w:tr>
+      <w:tr>
+        <w:tc>
+          <w:tcPr/>
+          <w:p>
+            <w:pPr>
+              <w:pStyle w:val="Compact"/>
+            </w:pPr>
+            <w:r>
+              <w:t xml:space="preserve">Issue an</w:t>
+            </w:r>
+            <w:r>
+              <w:t xml:space="preserve"> </w:t>
+            </w:r>
+            <w:r>
+              <w:rPr>
+                <w:rStyle w:val="VerbatimChar"/>
+              </w:rPr>
+              <w:t xml:space="preserve">unlimited_use_grant</w:t>
+            </w:r>
+            <w:r>
+              <w:t xml:space="preserve"> </w:t>
+            </w:r>
+            <w:r>
+              <w:t xml:space="preserve">worth &gt; ₱10,000 retail to an external customer</w:t>
+            </w:r>
+          </w:p>
+        </w:tc>
+        <w:tc>
+          <w:tcPr/>
+          <w:p>
+            <w:pPr>
+              <w:pStyle w:val="Compact"/>
+            </w:pPr>
+            <w:r>
+              <w:t xml:space="preserve">Material giveaway</w:t>
+            </w:r>
+          </w:p>
+        </w:tc>
+      </w:tr>
+      <w:tr>
+        <w:tc>
+          <w:tcPr/>
+          <w:p>
+            <w:pPr>
+              <w:pStyle w:val="Compact"/>
+            </w:pPr>
+            <w:r>
+              <w:t xml:space="preserve">Modify Setnayan’s static BDO / GCash payment-receiving account numbers (§ 3.5c)</w:t>
+            </w:r>
+          </w:p>
+        </w:tc>
+        <w:tc>
+          <w:tcPr/>
+          <w:p>
+            <w:pPr>
+              <w:pStyle w:val="Compact"/>
+            </w:pPr>
+            <w:r>
+              <w:t xml:space="preserve">Payment redirection = fraud risk</w:t>
+            </w:r>
+          </w:p>
+        </w:tc>
+      </w:tr>
+      <w:tr>
+        <w:tc>
+          <w:tcPr/>
+          <w:p>
+            <w:pPr>
+              <w:pStyle w:val="Compact"/>
+            </w:pPr>
+            <w:r>
+              <w:t xml:space="preserve">Mid-quarter price change on any in-app SKU</w:t>
+            </w:r>
+          </w:p>
+        </w:tc>
+        <w:tc>
+          <w:tcPr/>
+          <w:p>
+            <w:pPr>
+              <w:pStyle w:val="Compact"/>
+            </w:pPr>
+            <w:r>
+              <w:t xml:space="preserve">Pricing governance per Vendor Agreement § 8</w:t>
+            </w:r>
+          </w:p>
+        </w:tc>
+      </w:tr>
+      <w:tr>
+        <w:tc>
+          <w:tcPr/>
+          <w:p>
+            <w:pPr>
+              <w:pStyle w:val="Compact"/>
+            </w:pPr>
+            <w:r>
+              <w:t xml:space="preserve">Vendor force-delisting (revoke tier without due-process timeline)</w:t>
+            </w:r>
+          </w:p>
+        </w:tc>
+        <w:tc>
+          <w:tcPr/>
+          <w:p>
+            <w:pPr>
+              <w:pStyle w:val="Compact"/>
+            </w:pPr>
+            <w:r>
+              <w:t xml:space="preserve">Vendor protection</w:t>
+            </w:r>
+          </w:p>
+        </w:tc>
+      </w:tr>
+      <w:tr>
+        <w:tc>
+          <w:tcPr/>
+          <w:p>
+            <w:pPr>
+              <w:pStyle w:val="Compact"/>
+            </w:pPr>
+            <w:r>
+              <w:t xml:space="preserve">Refund any single transaction &gt; ₱25,000</w:t>
+            </w:r>
+          </w:p>
+        </w:tc>
+        <w:tc>
+          <w:tcPr/>
+          <w:p>
+            <w:pPr>
+              <w:pStyle w:val="Compact"/>
+            </w:pPr>
+            <w:r>
+              <w:t xml:space="preserve">Financial control</w:t>
+            </w:r>
+          </w:p>
+        </w:tc>
+      </w:tr>
+      <w:tr>
+        <w:tc>
+          <w:tcPr/>
+          <w:p>
+            <w:pPr>
+              <w:pStyle w:val="Compact"/>
+            </w:pPr>
+            <w:r>
+              <w:t xml:space="preserve">Re-publish a previously rejected vendor application</w:t>
+            </w:r>
+          </w:p>
+        </w:tc>
+        <w:tc>
+          <w:tcPr/>
+          <w:p>
+            <w:pPr>
+              <w:pStyle w:val="Compact"/>
+            </w:pPr>
+            <w:r>
+              <w:t xml:space="preserve">Verification integrity</w:t>
+            </w:r>
+          </w:p>
+        </w:tc>
+      </w:tr>
+      <w:tr>
+        <w:tc>
+          <w:tcPr/>
+          <w:p>
+            <w:pPr>
+              <w:pStyle w:val="Compact"/>
+            </w:pPr>
+            <w:r>
+              <w:t xml:space="preserve">Brand-mark version flips (logo, wordmark, tagline)</w:t>
+            </w:r>
+          </w:p>
+        </w:tc>
+        <w:tc>
+          <w:tcPr/>
+          <w:p>
+            <w:pPr>
+              <w:pStyle w:val="Compact"/>
+            </w:pPr>
+            <w:r>
+              <w:t xml:space="preserve">Marketing governance</w:t>
+            </w:r>
+          </w:p>
+        </w:tc>
+      </w:tr>
+      <w:tr>
+        <w:tc>
+          <w:tcPr/>
+          <w:p>
+            <w:pPr>
+              <w:pStyle w:val="Compact"/>
+            </w:pPr>
+            <w:r>
+              <w:t xml:space="preserve">Platform kill-switch toggles (disable Papic / Panood / etc. globally)</w:t>
+            </w:r>
+          </w:p>
+        </w:tc>
+        <w:tc>
+          <w:tcPr/>
+          <w:p>
+            <w:pPr>
+              <w:pStyle w:val="Compact"/>
+            </w:pPr>
+            <w:r>
+              <w:t xml:space="preserve">Operational blast radius</w:t>
+            </w:r>
+          </w:p>
+        </w:tc>
+      </w:tr>
+      <w:tr>
+        <w:tc>
+          <w:tcPr/>
+          <w:p>
+            <w:pPr>
+              <w:pStyle w:val="Compact"/>
+            </w:pPr>
+            <w:r>
+              <w:t xml:space="preserve">Bulk price updates affecting &gt; 100 active accounts</w:t>
+            </w:r>
+          </w:p>
+        </w:tc>
+        <w:tc>
+          <w:tcPr/>
+          <w:p>
+            <w:pPr>
+              <w:pStyle w:val="Compact"/>
+            </w:pPr>
+            <w:r>
+              <w:t xml:space="preserve">Bulk impact</w:t>
+            </w:r>
+          </w:p>
+        </w:tc>
+      </w:tr>
+    </w:tbl>
+    <w:bookmarkEnd w:id="62"/>
+    <w:bookmarkStart w:id="63" w:name="X754d6eede66ea75fcf8256626c58de509bb89e6"/>
+    <w:p>
+      <w:pPr>
+        <w:pStyle w:val="Heading3"/>
+      </w:pPr>
+      <w:r>
+        <w:t xml:space="preserve">4.3 Single-admin authority (the</w:t>
+      </w:r>
+      <w:r>
+        <w:t xml:space="preserve"> </w:t>
+      </w:r>
+      <w:r>
+        <w:t xml:space="preserve">“lighter decisions”</w:t>
+      </w:r>
+      <w:r>
+        <w:t xml:space="preserve"> </w:t>
+      </w:r>
+      <w:r>
+        <w:t xml:space="preserve">list — NO approval gate)</w:t>
+      </w:r>
+    </w:p>
+    <w:tbl>
+      <w:tblPr>
+        <w:tblStyle w:val="Table"/>
+        <w:tblW w:type="pct" w:w="5000"/>
+        <w:tblLayout w:type="fixed"/>
+        <w:tblLook w:firstRow="1" w:lastRow="0" w:firstColumn="0" w:lastColumn="0" w:noHBand="0" w:noVBand="0" w:val="0020"/>
+      </w:tblPr>
+      <w:tblGrid>
+        <w:gridCol w:w="3960"/>
+        <w:gridCol w:w="3960"/>
+      </w:tblGrid>
+      <w:tr>
+        <w:trPr>
+          <w:tblHeader w:val="on"/>
+        </w:trPr>
+        <w:tc>
+          <w:tcPr/>
+          <w:p>
+            <w:pPr>
+              <w:pStyle w:val="Compact"/>
+            </w:pPr>
+            <w:r>
+              <w:t xml:space="preserve">Action</w:t>
+            </w:r>
+          </w:p>
+        </w:tc>
+        <w:tc>
+          <w:tcPr/>
+          <w:p>
+            <w:pPr>
+              <w:pStyle w:val="Compact"/>
+            </w:pPr>
+            <w:r>
               <w:t xml:space="preserve">Authorized role(s)</w:t>
             </w:r>
           </w:p>
@@ -19511,8 +23889,8 @@
         </w:tc>
       </w:tr>
     </w:tbl>
-    <w:bookmarkEnd w:id="51"/>
-    <w:bookmarkStart w:id="52" w:name="why-this-scope-is-right-for-v1"/>
+    <w:bookmarkEnd w:id="63"/>
+    <w:bookmarkStart w:id="64" w:name="why-this-scope-is-right-for-v1"/>
     <w:p>
       <w:pPr>
         <w:pStyle w:val="Heading3"/>
@@ -19526,7 +23904,7 @@
         <w:pStyle w:val="Compact"/>
         <w:numPr>
           <w:ilvl w:val="0"/>
-          <w:numId w:val="1030"/>
+          <w:numId w:val="1035"/>
         </w:numPr>
       </w:pPr>
       <w:r>
@@ -19548,7 +23926,7 @@
         <w:pStyle w:val="Compact"/>
         <w:numPr>
           <w:ilvl w:val="0"/>
-          <w:numId w:val="1030"/>
+          <w:numId w:val="1035"/>
         </w:numPr>
       </w:pPr>
       <w:r>
@@ -19570,7 +23948,7 @@
         <w:pStyle w:val="Compact"/>
         <w:numPr>
           <w:ilvl w:val="0"/>
-          <w:numId w:val="1030"/>
+          <w:numId w:val="1035"/>
         </w:numPr>
       </w:pPr>
       <w:r>
@@ -19607,7 +23985,7 @@
         <w:pStyle w:val="Compact"/>
         <w:numPr>
           <w:ilvl w:val="0"/>
-          <w:numId w:val="1030"/>
+          <w:numId w:val="1035"/>
         </w:numPr>
       </w:pPr>
       <w:r>
@@ -19624,8 +24002,8 @@
         <w:t xml:space="preserve">New admin promotions, internal-account creation, payment-account changes, mid-quarter pricing moves happen weekly or less — friction is a feature, not a bug, on those.</w:t>
       </w:r>
     </w:p>
-    <w:bookmarkEnd w:id="52"/>
-    <w:bookmarkStart w:id="53" w:name="schema"/>
+    <w:bookmarkEnd w:id="64"/>
+    <w:bookmarkStart w:id="65" w:name="schema-1"/>
     <w:p>
       <w:pPr>
         <w:pStyle w:val="Heading3"/>
@@ -20393,9 +24771,9 @@
         </w:pict>
       </w:r>
     </w:p>
-    <w:bookmarkEnd w:id="53"/>
-    <w:bookmarkEnd w:id="54"/>
-    <w:bookmarkStart w:id="55" w:name="mobile-vital-info-rule-inherited"/>
+    <w:bookmarkEnd w:id="65"/>
+    <w:bookmarkEnd w:id="66"/>
+    <w:bookmarkStart w:id="67" w:name="mobile-vital-info-rule-inherited"/>
     <w:p>
       <w:pPr>
         <w:pStyle w:val="Heading2"/>
@@ -20430,7 +24808,7 @@
         <w:pStyle w:val="Compact"/>
         <w:numPr>
           <w:ilvl w:val="0"/>
-          <w:numId w:val="1031"/>
+          <w:numId w:val="1036"/>
         </w:numPr>
       </w:pPr>
       <w:r>
@@ -20442,7 +24820,7 @@
         <w:pStyle w:val="Compact"/>
         <w:numPr>
           <w:ilvl w:val="0"/>
-          <w:numId w:val="1031"/>
+          <w:numId w:val="1036"/>
         </w:numPr>
       </w:pPr>
       <w:r>
@@ -20454,7 +24832,7 @@
         <w:pStyle w:val="Compact"/>
         <w:numPr>
           <w:ilvl w:val="0"/>
-          <w:numId w:val="1031"/>
+          <w:numId w:val="1036"/>
         </w:numPr>
       </w:pPr>
       <w:r>
@@ -20466,7 +24844,7 @@
         <w:pStyle w:val="Compact"/>
         <w:numPr>
           <w:ilvl w:val="0"/>
-          <w:numId w:val="1031"/>
+          <w:numId w:val="1036"/>
         </w:numPr>
       </w:pPr>
       <w:r>
@@ -20480,8 +24858,8 @@
         </w:pict>
       </w:r>
     </w:p>
-    <w:bookmarkEnd w:id="55"/>
-    <w:bookmarkStart w:id="56" w:name="cross-iteration-handoffs"/>
+    <w:bookmarkEnd w:id="67"/>
+    <w:bookmarkStart w:id="68" w:name="cross-iteration-handoffs"/>
     <w:p>
       <w:pPr>
         <w:pStyle w:val="Heading2"/>
@@ -20495,7 +24873,7 @@
         <w:pStyle w:val="Compact"/>
         <w:numPr>
           <w:ilvl w:val="0"/>
-          <w:numId w:val="1032"/>
+          <w:numId w:val="1037"/>
         </w:numPr>
       </w:pPr>
       <w:r>
@@ -20517,7 +24895,7 @@
         <w:pStyle w:val="Compact"/>
         <w:numPr>
           <w:ilvl w:val="0"/>
-          <w:numId w:val="1032"/>
+          <w:numId w:val="1037"/>
         </w:numPr>
       </w:pPr>
       <w:r>
@@ -20539,7 +24917,7 @@
         <w:pStyle w:val="Compact"/>
         <w:numPr>
           <w:ilvl w:val="0"/>
-          <w:numId w:val="1032"/>
+          <w:numId w:val="1037"/>
         </w:numPr>
       </w:pPr>
       <w:r>
@@ -20561,7 +24939,7 @@
         <w:pStyle w:val="Compact"/>
         <w:numPr>
           <w:ilvl w:val="0"/>
-          <w:numId w:val="1032"/>
+          <w:numId w:val="1037"/>
         </w:numPr>
       </w:pPr>
       <w:r>
@@ -20583,7 +24961,7 @@
         <w:pStyle w:val="Compact"/>
         <w:numPr>
           <w:ilvl w:val="0"/>
-          <w:numId w:val="1032"/>
+          <w:numId w:val="1037"/>
         </w:numPr>
       </w:pPr>
       <w:r>
@@ -20605,7 +24983,7 @@
         <w:pStyle w:val="Compact"/>
         <w:numPr>
           <w:ilvl w:val="0"/>
-          <w:numId w:val="1032"/>
+          <w:numId w:val="1037"/>
         </w:numPr>
       </w:pPr>
       <w:r>
@@ -20627,7 +25005,7 @@
         <w:pStyle w:val="Compact"/>
         <w:numPr>
           <w:ilvl w:val="0"/>
-          <w:numId w:val="1032"/>
+          <w:numId w:val="1037"/>
         </w:numPr>
       </w:pPr>
       <w:r>
@@ -20651,8 +25029,8 @@
         </w:pict>
       </w:r>
     </w:p>
-    <w:bookmarkEnd w:id="56"/>
-    <w:bookmarkStart w:id="57" w:name="Xd4881637e7acba4a4ba0743ec8ee3c62da9c61c"/>
+    <w:bookmarkEnd w:id="68"/>
+    <w:bookmarkStart w:id="69" w:name="Xd4881637e7acba4a4ba0743ec8ee3c62da9c61c"/>
     <w:p>
       <w:pPr>
         <w:pStyle w:val="Heading2"/>
@@ -21290,8 +25668,8 @@
         </w:pict>
       </w:r>
     </w:p>
-    <w:bookmarkEnd w:id="57"/>
-    <w:bookmarkStart w:id="58" w:name="companions-and-next-steps"/>
+    <w:bookmarkEnd w:id="69"/>
+    <w:bookmarkStart w:id="70" w:name="companions-and-next-steps"/>
     <w:p>
       <w:pPr>
         <w:pStyle w:val="Heading2"/>
@@ -21305,7 +25683,7 @@
         <w:pStyle w:val="Compact"/>
         <w:numPr>
           <w:ilvl w:val="0"/>
-          <w:numId w:val="1033"/>
+          <w:numId w:val="1038"/>
         </w:numPr>
       </w:pPr>
       <w:r>
@@ -21326,7 +25704,7 @@
         <w:pStyle w:val="Compact"/>
         <w:numPr>
           <w:ilvl w:val="0"/>
-          <w:numId w:val="1033"/>
+          <w:numId w:val="1038"/>
         </w:numPr>
       </w:pPr>
       <w:r>
@@ -21347,15 +25725,15 @@
         <w:pStyle w:val="Compact"/>
         <w:numPr>
           <w:ilvl w:val="0"/>
-          <w:numId w:val="1033"/>
+          <w:numId w:val="1038"/>
         </w:numPr>
       </w:pPr>
       <w:r>
         <w:t xml:space="preserve">The admin console is operationally critical for Setnayan launch · ships alongside 0015 (marketing site)</w:t>
       </w:r>
     </w:p>
-    <w:bookmarkEnd w:id="58"/>
-    <w:bookmarkEnd w:id="59"/>
+    <w:bookmarkEnd w:id="70"/>
+    <w:bookmarkEnd w:id="71"/>
     <w:sectPr>
       <w:footnotePr>
         <w:numRestart w:val="eachSect"/>
@@ -21877,18 +26255,114 @@
     </w:lvlOverride>
   </w:num>
   <w:num w:numId="1029">
-    <w:abstractNumId w:val="991"/>
+    <w:abstractNumId w:val="99411"/>
+    <w:lvlOverride w:ilvl="0">
+      <w:startOverride w:val="1"/>
+    </w:lvlOverride>
+    <w:lvlOverride w:ilvl="1">
+      <w:startOverride w:val="1"/>
+    </w:lvlOverride>
+    <w:lvlOverride w:ilvl="2">
+      <w:startOverride w:val="1"/>
+    </w:lvlOverride>
+    <w:lvlOverride w:ilvl="3">
+      <w:startOverride w:val="1"/>
+    </w:lvlOverride>
+    <w:lvlOverride w:ilvl="4">
+      <w:startOverride w:val="1"/>
+    </w:lvlOverride>
+    <w:lvlOverride w:ilvl="5">
+      <w:startOverride w:val="1"/>
+    </w:lvlOverride>
+    <w:lvlOverride w:ilvl="6">
+      <w:startOverride w:val="1"/>
+    </w:lvlOverride>
+    <w:lvlOverride w:ilvl="7">
+      <w:startOverride w:val="1"/>
+    </w:lvlOverride>
+    <w:lvlOverride w:ilvl="8">
+      <w:startOverride w:val="1"/>
+    </w:lvlOverride>
   </w:num>
   <w:num w:numId="1030">
     <w:abstractNumId w:val="991"/>
   </w:num>
   <w:num w:numId="1031">
-    <w:abstractNumId w:val="991"/>
+    <w:abstractNumId w:val="99411"/>
+    <w:lvlOverride w:ilvl="0">
+      <w:startOverride w:val="1"/>
+    </w:lvlOverride>
+    <w:lvlOverride w:ilvl="1">
+      <w:startOverride w:val="1"/>
+    </w:lvlOverride>
+    <w:lvlOverride w:ilvl="2">
+      <w:startOverride w:val="1"/>
+    </w:lvlOverride>
+    <w:lvlOverride w:ilvl="3">
+      <w:startOverride w:val="1"/>
+    </w:lvlOverride>
+    <w:lvlOverride w:ilvl="4">
+      <w:startOverride w:val="1"/>
+    </w:lvlOverride>
+    <w:lvlOverride w:ilvl="5">
+      <w:startOverride w:val="1"/>
+    </w:lvlOverride>
+    <w:lvlOverride w:ilvl="6">
+      <w:startOverride w:val="1"/>
+    </w:lvlOverride>
+    <w:lvlOverride w:ilvl="7">
+      <w:startOverride w:val="1"/>
+    </w:lvlOverride>
+    <w:lvlOverride w:ilvl="8">
+      <w:startOverride w:val="1"/>
+    </w:lvlOverride>
   </w:num>
   <w:num w:numId="1032">
     <w:abstractNumId w:val="991"/>
   </w:num>
   <w:num w:numId="1033">
+    <w:abstractNumId w:val="99411"/>
+    <w:lvlOverride w:ilvl="0">
+      <w:startOverride w:val="1"/>
+    </w:lvlOverride>
+    <w:lvlOverride w:ilvl="1">
+      <w:startOverride w:val="1"/>
+    </w:lvlOverride>
+    <w:lvlOverride w:ilvl="2">
+      <w:startOverride w:val="1"/>
+    </w:lvlOverride>
+    <w:lvlOverride w:ilvl="3">
+      <w:startOverride w:val="1"/>
+    </w:lvlOverride>
+    <w:lvlOverride w:ilvl="4">
+      <w:startOverride w:val="1"/>
+    </w:lvlOverride>
+    <w:lvlOverride w:ilvl="5">
+      <w:startOverride w:val="1"/>
+    </w:lvlOverride>
+    <w:lvlOverride w:ilvl="6">
+      <w:startOverride w:val="1"/>
+    </w:lvlOverride>
+    <w:lvlOverride w:ilvl="7">
+      <w:startOverride w:val="1"/>
+    </w:lvlOverride>
+    <w:lvlOverride w:ilvl="8">
+      <w:startOverride w:val="1"/>
+    </w:lvlOverride>
+  </w:num>
+  <w:num w:numId="1034">
+    <w:abstractNumId w:val="991"/>
+  </w:num>
+  <w:num w:numId="1035">
+    <w:abstractNumId w:val="991"/>
+  </w:num>
+  <w:num w:numId="1036">
+    <w:abstractNumId w:val="991"/>
+  </w:num>
+  <w:num w:numId="1037">
+    <w:abstractNumId w:val="991"/>
+  </w:num>
+  <w:num w:numId="1038">
     <w:abstractNumId w:val="991"/>
   </w:num>
 </w:numbering>

--- a/0023_admin_console/0023_admin_console.docx
+++ b/0023_admin_console/0023_admin_console.docx
@@ -2,7 +2,7 @@
 <file path=word/document.xml><?xml version="1.0" encoding="utf-8"?>
 <w:document xmlns:w="http://schemas.openxmlformats.org/wordprocessingml/2006/main" xmlns:m="http://schemas.openxmlformats.org/officeDocument/2006/math" xmlns:r="http://schemas.openxmlformats.org/officeDocument/2006/relationships" xmlns:o="urn:schemas-microsoft-com:office:office" xmlns:v="urn:schemas-microsoft-com:vml" xmlns:w10="urn:schemas-microsoft-com:office:word" xmlns:a="http://schemas.openxmlformats.org/drawingml/2006/main" xmlns:pic="http://schemas.openxmlformats.org/drawingml/2006/picture" xmlns:wp="http://schemas.openxmlformats.org/drawingml/2006/wordprocessingDrawing">
   <w:body>
-    <w:bookmarkStart w:id="71" w:name="Xc83ac237fa79d49c1a9bc1d2ae29769edfb8f49"/>
+    <w:bookmarkStart w:id="72" w:name="Xc83ac237fa79d49c1a9bc1d2ae29769edfb8f49"/>
     <w:p>
       <w:pPr>
         <w:pStyle w:val="Heading1"/>
@@ -104,7 +104,7 @@
         </w:pict>
       </w:r>
     </w:p>
-    <w:bookmarkStart w:id="12" w:name="the-28-admin-surfaces"/>
+    <w:bookmarkStart w:id="13" w:name="the-28-admin-surfaces"/>
     <w:p>
       <w:pPr>
         <w:pStyle w:val="Heading2"/>
@@ -1586,8 +1586,135 @@
               <w:pStyle w:val="Compact"/>
             </w:pPr>
             <w:r>
-              <w:t xml:space="preserve">Vendor canonical_services taxonomy management — 192-row v11 taxonomy across 12 wedding folders (per 2026-05-20 marketplace remap)</w:t>
-            </w:r>
+              <w:t xml:space="preserve">Vendor canonical_services taxonomy management — the</w:t>
+            </w:r>
+            <w:r>
+              <w:t xml:space="preserve"> </w:t>
+            </w:r>
+            <w:r>
+              <w:rPr>
+                <w:b/>
+                <w:bCs/>
+              </w:rPr>
+              <w:t xml:space="preserve">10-parent shrunk taxonomy</w:t>
+            </w:r>
+            <w:r>
+              <w:t xml:space="preserve"> </w:t>
+            </w:r>
+            <w:r>
+              <w:t xml:space="preserve">(per 2026-05-30 shrink + the 2026-06-03</w:t>
+            </w:r>
+            <w:r>
+              <w:t xml:space="preserve"> </w:t>
+            </w:r>
+            <w:r>
+              <w:rPr>
+                <w:b/>
+                <w:bCs/>
+              </w:rPr>
+              <w:t xml:space="preserve">Design › Digital Services</w:t>
+            </w:r>
+            <w:r>
+              <w:t xml:space="preserve"> </w:t>
+            </w:r>
+            <w:r>
+              <w:t xml:space="preserve">child; supersedes the old 192-row/12-folder model). Surfaces the parent → child-tile tree incl. Digital Services (Pakanta · Animated Monogram · Pro Website · Live Venue Photo Wall · Pailaw). Also: SKU catalog (</w:t>
+            </w:r>
+            <w:r>
+              <w:rPr>
+                <w:rStyle w:val="VerbatimChar"/>
+              </w:rPr>
+              <w:t xml:space="preserve">/admin/pricing</w:t>
+            </w:r>
+            <w:r>
+              <w:t xml:space="preserve"> </w:t>
+            </w:r>
+            <w:r>
+              <w:t xml:space="preserve">+</w:t>
+            </w:r>
+            <w:r>
+              <w:t xml:space="preserve"> </w:t>
+            </w:r>
+            <w:r>
+              <w:rPr>
+                <w:rStyle w:val="VerbatimChar"/>
+              </w:rPr>
+              <w:t xml:space="preserve">/admin/addons</w:t>
+            </w:r>
+            <w:r>
+              <w:t xml:space="preserve">) needs a</w:t>
+            </w:r>
+            <w:r>
+              <w:t xml:space="preserve"> </w:t>
+            </w:r>
+            <w:r>
+              <w:rPr>
+                <w:rStyle w:val="VerbatimChar"/>
+              </w:rPr>
+              <w:t xml:space="preserve">digital_services</w:t>
+            </w:r>
+            <w:r>
+              <w:t xml:space="preserve"> </w:t>
+            </w:r>
+            <w:r>
+              <w:t xml:space="preserve">category bucket;</w:t>
+            </w:r>
+            <w:r>
+              <w:t xml:space="preserve"> </w:t>
+            </w:r>
+            <w:r>
+              <w:rPr>
+                <w:b/>
+                <w:bCs/>
+              </w:rPr>
+              <w:t xml:space="preserve">Pakanta / Pro Website / Live Venue Photo Wall have no</w:t>
+            </w:r>
+            <w:r>
+              <w:rPr>
+                <w:b/>
+                <w:bCs/>
+              </w:rPr>
+              <w:t xml:space="preserve"> </w:t>
+            </w:r>
+            <w:r>
+              <w:rPr>
+                <w:rStyle w:val="VerbatimChar"/>
+                <w:b/>
+                <w:bCs/>
+              </w:rPr>
+              <w:t xml:space="preserve">service_catalog</w:t>
+            </w:r>
+            <w:r>
+              <w:rPr>
+                <w:b/>
+                <w:bCs/>
+              </w:rPr>
+              <w:t xml:space="preserve"> </w:t>
+            </w:r>
+            <w:r>
+              <w:rPr>
+                <w:b/>
+                <w:bCs/>
+              </w:rPr>
+              <w:t xml:space="preserve">SKU rows yet</w:t>
+            </w:r>
+            <w:r>
+              <w:t xml:space="preserve"> </w:t>
+            </w:r>
+            <w:r>
+              <w:t xml:space="preserve">(gap). Detailed CRUD-vs-view spec TODO. See</w:t>
+            </w:r>
+            <w:r>
+              <w:t xml:space="preserve"> </w:t>
+            </w:r>
+            <w:hyperlink r:id="rId10">
+              <w:r>
+                <w:rPr>
+                  <w:rStyle w:val="Hyperlink"/>
+                </w:rPr>
+                <w:t xml:space="preserve">Digital_Services_Cross_Surface_Map_2026-06-03.md</w:t>
+              </w:r>
+            </w:hyperlink>
           </w:p>
         </w:tc>
       </w:tr>
@@ -2433,7 +2560,7 @@
       <w:r>
         <w:t xml:space="preserve"> </w:t>
       </w:r>
-      <w:hyperlink r:id="rId10">
+      <w:hyperlink r:id="rId11">
         <w:r>
           <w:rPr>
             <w:rStyle w:val="Hyperlink"/>
@@ -2450,7 +2577,7 @@
       <w:r>
         <w:t xml:space="preserve"> </w:t>
       </w:r>
-      <w:hyperlink r:id="rId11">
+      <w:hyperlink r:id="rId12">
         <w:r>
           <w:rPr>
             <w:rStyle w:val="Hyperlink"/>
@@ -2484,8 +2611,8 @@
         </w:pict>
       </w:r>
     </w:p>
-    <w:bookmarkEnd w:id="12"/>
-    <w:bookmarkStart w:id="13" w:name="X3287cb32d8e8918b7fc54714ce038e693274466"/>
+    <w:bookmarkEnd w:id="13"/>
+    <w:bookmarkStart w:id="14" w:name="X3287cb32d8e8918b7fc54714ce038e693274466"/>
     <w:p>
       <w:pPr>
         <w:pStyle w:val="Heading2"/>
@@ -2657,8 +2784,8 @@
         </w:pict>
       </w:r>
     </w:p>
-    <w:bookmarkEnd w:id="13"/>
-    <w:bookmarkStart w:id="60" w:name="per-surface-mechanics"/>
+    <w:bookmarkEnd w:id="14"/>
+    <w:bookmarkStart w:id="61" w:name="per-surface-mechanics"/>
     <w:p>
       <w:pPr>
         <w:pStyle w:val="Heading2"/>
@@ -2667,7 +2794,7 @@
         <w:t xml:space="preserve">3. Per-surface mechanics</w:t>
       </w:r>
     </w:p>
-    <w:bookmarkStart w:id="14" w:name="home-queue-overview"/>
+    <w:bookmarkStart w:id="15" w:name="home-queue-overview"/>
     <w:p>
       <w:pPr>
         <w:pStyle w:val="Heading3"/>
@@ -2824,8 +2951,8 @@
         <w:t xml:space="preserve">Below: recent admin activity feed (other admins’ actions), platform metrics (DAU, conversion, payments processed today).</w:t>
       </w:r>
     </w:p>
-    <w:bookmarkEnd w:id="14"/>
-    <w:bookmarkStart w:id="15" w:name="verification-queues"/>
+    <w:bookmarkEnd w:id="15"/>
+    <w:bookmarkStart w:id="16" w:name="verification-queues"/>
     <w:p>
       <w:pPr>
         <w:pStyle w:val="Heading3"/>
@@ -3117,8 +3244,8 @@
         <w:t xml:space="preserve">Each queue item has standard actions: Approve · Reject · Request more info · Flag for senior admin.</w:t>
       </w:r>
     </w:p>
-    <w:bookmarkEnd w:id="15"/>
-    <w:bookmarkStart w:id="16" w:name="payments-activations"/>
+    <w:bookmarkEnd w:id="16"/>
+    <w:bookmarkStart w:id="17" w:name="payments-activations"/>
     <w:p>
       <w:pPr>
         <w:pStyle w:val="Heading3"/>
@@ -3408,8 +3535,8 @@
         <w:t xml:space="preserve">“this is the vendor buying their own product, not a customer purchase.”</w:t>
       </w:r>
     </w:p>
-    <w:bookmarkEnd w:id="16"/>
-    <w:bookmarkStart w:id="17" w:name="users"/>
+    <w:bookmarkEnd w:id="17"/>
+    <w:bookmarkStart w:id="18" w:name="users"/>
     <w:p>
       <w:pPr>
         <w:pStyle w:val="Heading3"/>
@@ -4700,8 +4827,8 @@
         <w:t xml:space="preserve">column stays on the schema for now (deprecated; drop in a future migration once the audit window has passed).</w:t>
       </w:r>
     </w:p>
-    <w:bookmarkEnd w:id="17"/>
-    <w:bookmarkStart w:id="18" w:name="pricing-catalog"/>
+    <w:bookmarkEnd w:id="18"/>
+    <w:bookmarkStart w:id="19" w:name="pricing-catalog"/>
     <w:p>
       <w:pPr>
         <w:pStyle w:val="Heading3"/>
@@ -6210,8 +6337,8 @@
         <w:t xml:space="preserve">E.g., LAUNCH50 = 50% off Papic 5-seat for the first 100 redemptions, expires 2026-12-31.</w:t>
       </w:r>
     </w:p>
-    <w:bookmarkEnd w:id="18"/>
-    <w:bookmarkStart w:id="19" w:name="X629d01d941ffb7283460480520ac7430455fa9c"/>
+    <w:bookmarkEnd w:id="19"/>
+    <w:bookmarkStart w:id="20" w:name="X629d01d941ffb7283460480520ac7430455fa9c"/>
     <w:p>
       <w:pPr>
         <w:pStyle w:val="Heading3"/>
@@ -8723,8 +8850,8 @@
         <w:t xml:space="preserve">CHECK constraint enforces the mutual exclusivity locked in § 10a + § 10b — owners can never accidentally be flagged as team-pool eligible (which would create double-comping ambiguity).</w:t>
       </w:r>
     </w:p>
-    <w:bookmarkEnd w:id="19"/>
-    <w:bookmarkStart w:id="20" w:name="X62d13111ffeb67bac72323e8c803b2424f056e6"/>
+    <w:bookmarkEnd w:id="20"/>
+    <w:bookmarkStart w:id="21" w:name="X62d13111ffeb67bac72323e8c803b2424f056e6"/>
     <w:p>
       <w:pPr>
         <w:pStyle w:val="Heading3"/>
@@ -9700,8 +9827,8 @@
         <w:t xml:space="preserve">changing the receiving account numbers is the single highest-leverage fraud vector in the V1 payment system. If a compromised admin account silently swaps the BDO account number for an attacker-controlled one, every customer payment for 24 hours could route to the attacker. Two-admin approval makes this attack require simultaneous compromise of two admins, which is dramatically harder. The 24-hour reconciliation SLA means the attack window is bounded even if both admins are compromised — finance sees the diversion the next day.</w:t>
       </w:r>
     </w:p>
-    <w:bookmarkEnd w:id="20"/>
-    <w:bookmarkStart w:id="21" w:name="X993371b02f222a109786e8c79afe7766fce93b6"/>
+    <w:bookmarkEnd w:id="21"/>
+    <w:bookmarkStart w:id="22" w:name="X993371b02f222a109786e8c79afe7766fce93b6"/>
     <w:p>
       <w:pPr>
         <w:pStyle w:val="Heading3"/>
@@ -10694,8 +10821,8 @@
         <w:t xml:space="preserve">) or to align with renegotiated gateway contracts. Changes ripple to the customer-facing checkout fee calculator (0034 § Setnayan Pay) within 1 minute via cache TTL.</w:t>
       </w:r>
     </w:p>
-    <w:bookmarkEnd w:id="21"/>
-    <w:bookmarkStart w:id="22" w:name="Xe9854108212c086270d35a62e476819f4ef86f0"/>
+    <w:bookmarkEnd w:id="22"/>
+    <w:bookmarkStart w:id="23" w:name="Xe9854108212c086270d35a62e476819f4ef86f0"/>
     <w:p>
       <w:pPr>
         <w:pStyle w:val="Heading3"/>
@@ -11105,8 +11232,8 @@
         <w:t xml:space="preserve">);</w:t>
       </w:r>
     </w:p>
-    <w:bookmarkEnd w:id="22"/>
-    <w:bookmarkStart w:id="24" w:name="X2ed130420e47bed43fb955e334b9d6bc04e4b83"/>
+    <w:bookmarkEnd w:id="23"/>
+    <w:bookmarkStart w:id="25" w:name="X2ed130420e47bed43fb955e334b9d6bc04e4b83"/>
     <w:p>
       <w:pPr>
         <w:pStyle w:val="Heading3"/>
@@ -11249,7 +11376,7 @@
       <w:r>
         <w:t xml:space="preserve"> </w:t>
       </w:r>
-      <w:hyperlink r:id="rId23">
+      <w:hyperlink r:id="rId24">
         <w:r>
           <w:rPr>
             <w:rStyle w:val="Hyperlink"/>
@@ -12423,8 +12550,8 @@
         <w:t xml:space="preserve">schema lands in V1 (matrix is sparse — only BDO QR, GCash QR, and bank-transfer-manual are populated). When Maya Business is approved at V1.5+, the matrix expands automatically as the new method rows insert via § 3.5d migration. No code change needed to onboard new methods; the admin just flips toggles on the new rows.</w:t>
       </w:r>
     </w:p>
-    <w:bookmarkEnd w:id="24"/>
-    <w:bookmarkStart w:id="25" w:name="disputes-refunds"/>
+    <w:bookmarkEnd w:id="25"/>
+    <w:bookmarkStart w:id="26" w:name="disputes-refunds"/>
     <w:p>
       <w:pPr>
         <w:pStyle w:val="Heading3"/>
@@ -12644,8 +12771,8 @@
         <w:t xml:space="preserve">. High-value disputes (&gt; ₱20,000 refund) require two-admin approval.</w:t>
       </w:r>
     </w:p>
-    <w:bookmarkEnd w:id="25"/>
-    <w:bookmarkStart w:id="26" w:name="Xd7c336140f865377312ec7bbd876077fcae07d9"/>
+    <w:bookmarkEnd w:id="26"/>
+    <w:bookmarkStart w:id="27" w:name="Xd7c336140f865377312ec7bbd876077fcae07d9"/>
     <w:p>
       <w:pPr>
         <w:pStyle w:val="Heading3"/>
@@ -12748,8 +12875,8 @@
         <w:t xml:space="preserve">All decisions logged with admin attribution. Refunds &gt; ₱25K still require two-admin approval per § 9.1.</w:t>
       </w:r>
     </w:p>
-    <w:bookmarkEnd w:id="26"/>
-    <w:bookmarkStart w:id="27" w:name="settings"/>
+    <w:bookmarkEnd w:id="27"/>
+    <w:bookmarkStart w:id="28" w:name="settings"/>
     <w:p>
       <w:pPr>
         <w:pStyle w:val="Heading3"/>
@@ -13000,8 +13127,8 @@
         <w:t xml:space="preserve">for compliance / post-incident review</w:t>
       </w:r>
     </w:p>
-    <w:bookmarkEnd w:id="27"/>
-    <w:bookmarkStart w:id="28" w:name="funnel-analytics-new-2026-05-12"/>
+    <w:bookmarkEnd w:id="28"/>
+    <w:bookmarkStart w:id="29" w:name="funnel-analytics-new-2026-05-12"/>
     <w:p>
       <w:pPr>
         <w:pStyle w:val="Heading3"/>
@@ -13795,8 +13922,8 @@
         <w:t xml:space="preserve">; etc. Spec each iteration’s funnel-event emissions in its own .md doc when next touched.</w:t>
       </w:r>
     </w:p>
-    <w:bookmarkEnd w:id="28"/>
-    <w:bookmarkStart w:id="29" w:name="X35c3f4e33a0e275681f3aaa541c34d9d09ef9c4"/>
+    <w:bookmarkEnd w:id="29"/>
+    <w:bookmarkStart w:id="30" w:name="X35c3f4e33a0e275681f3aaa541c34d9d09ef9c4"/>
     <w:p>
       <w:pPr>
         <w:pStyle w:val="Heading3"/>
@@ -15381,8 +15508,8 @@
         </w:pict>
       </w:r>
     </w:p>
-    <w:bookmarkEnd w:id="29"/>
-    <w:bookmarkStart w:id="30" w:name="website-editor-locked-2026-05-15"/>
+    <w:bookmarkEnd w:id="30"/>
+    <w:bookmarkStart w:id="31" w:name="website-editor-locked-2026-05-15"/>
     <w:p>
       <w:pPr>
         <w:pStyle w:val="Heading3"/>
@@ -15808,8 +15935,8 @@
         </w:pict>
       </w:r>
     </w:p>
-    <w:bookmarkEnd w:id="30"/>
-    <w:bookmarkStart w:id="37" w:name="Xfa425620ba31ba0212d6c7de11585cc49d489b9"/>
+    <w:bookmarkEnd w:id="31"/>
+    <w:bookmarkStart w:id="38" w:name="Xfa425620ba31ba0212d6c7de11585cc49d489b9"/>
     <w:p>
       <w:pPr>
         <w:pStyle w:val="Heading3"/>
@@ -15860,7 +15987,7 @@
         <w:t xml:space="preserve">single-admin per § 4.3 (review decisions are reversible — admin can lift enforcement via the appeal flow without two-admin approval).</w:t>
       </w:r>
     </w:p>
-    <w:bookmarkStart w:id="31" w:name="queue-view-default"/>
+    <w:bookmarkStart w:id="32" w:name="queue-view-default"/>
     <w:p>
       <w:pPr>
         <w:pStyle w:val="Heading4"/>
@@ -16462,8 +16589,8 @@
         </w:tc>
       </w:tr>
     </w:tbl>
-    <w:bookmarkEnd w:id="31"/>
-    <w:bookmarkStart w:id="32" w:name="per-match-comparison-panel-drilldown"/>
+    <w:bookmarkEnd w:id="32"/>
+    <w:bookmarkStart w:id="33" w:name="per-match-comparison-panel-drilldown"/>
     <w:p>
       <w:pPr>
         <w:pStyle w:val="Heading4"/>
@@ -16480,8 +16607,8 @@
         <w:t xml:space="preserve">Clicking a row expands into a side-by-side comparison of the flagged account’s event vs each matched trial-used account’s event. Three columns: signal type / flagged-account value / matched-account value, with the matching signals highlighted. Admin can scan and decide: is this the same person on a new account (abuse) or a different couple at the same venue/date (false positive — common for popular Tagaytay venues on Saturday afternoons).</w:t>
       </w:r>
     </w:p>
-    <w:bookmarkEnd w:id="32"/>
-    <w:bookmarkStart w:id="33" w:name="admin-actions"/>
+    <w:bookmarkEnd w:id="33"/>
+    <w:bookmarkStart w:id="34" w:name="admin-actions"/>
     <w:p>
       <w:pPr>
         <w:pStyle w:val="Heading4"/>
@@ -16911,8 +17038,8 @@
         <w:t xml:space="preserve">(the trial-start UI shows the under-review modal).</w:t>
       </w:r>
     </w:p>
-    <w:bookmarkEnd w:id="33"/>
-    <w:bookmarkStart w:id="34" w:name="appeal-driven-enforcement-reversal"/>
+    <w:bookmarkEnd w:id="34"/>
+    <w:bookmarkStart w:id="35" w:name="appeal-driven-enforcement-reversal"/>
     <w:p>
       <w:pPr>
         <w:pStyle w:val="Heading4"/>
@@ -17080,8 +17207,8 @@
         <w:t xml:space="preserve">“Your appeal was reviewed and your Setnayan Concierge access has been restored. Reason: {admin_notes}.”</w:t>
       </w:r>
     </w:p>
-    <w:bookmarkEnd w:id="34"/>
-    <w:bookmarkStart w:id="35" w:name="mobile"/>
+    <w:bookmarkEnd w:id="35"/>
+    <w:bookmarkStart w:id="36" w:name="mobile"/>
     <w:p>
       <w:pPr>
         <w:pStyle w:val="Heading4"/>
@@ -17116,8 +17243,8 @@
         <w:t xml:space="preserve">opens the per-match comparison panel as a full-screen sheet with the Clear / Confirm / Defer actions at the bottom.</w:t>
       </w:r>
     </w:p>
-    <w:bookmarkEnd w:id="35"/>
-    <w:bookmarkStart w:id="36" w:name="X55f09cbb45585140ceeb8288a987485c4695ce1"/>
+    <w:bookmarkEnd w:id="36"/>
+    <w:bookmarkStart w:id="37" w:name="X55f09cbb45585140ceeb8288a987485c4695ce1"/>
     <w:p>
       <w:pPr>
         <w:pStyle w:val="Heading4"/>
@@ -17687,9 +17814,9 @@
         </w:pict>
       </w:r>
     </w:p>
-    <w:bookmarkEnd w:id="36"/>
     <w:bookmarkEnd w:id="37"/>
-    <w:bookmarkStart w:id="50" w:name="X3077a367f7be1b4761ca96ee83a509ba024c8b8"/>
+    <w:bookmarkEnd w:id="38"/>
+    <w:bookmarkStart w:id="51" w:name="X3077a367f7be1b4761ca96ee83a509ba024c8b8"/>
     <w:p>
       <w:pPr>
         <w:pStyle w:val="Heading3"/>
@@ -17787,7 +17914,7 @@
         <w:t xml:space="preserve">report (corpus root) on demand from live database state.</w:t>
       </w:r>
     </w:p>
-    <w:bookmarkStart w:id="38" w:name="layout-two-tab-card-grid"/>
+    <w:bookmarkStart w:id="39" w:name="layout-two-tab-card-grid"/>
     <w:p>
       <w:pPr>
         <w:pStyle w:val="Heading4"/>
@@ -18059,8 +18186,8 @@
         <w:t xml:space="preserve">sub-section so they don’t disrupt visual parity above.</w:t>
       </w:r>
     </w:p>
-    <w:bookmarkEnd w:id="38"/>
-    <w:bookmarkStart w:id="43" w:name="per-sku-settings-drawer"/>
+    <w:bookmarkEnd w:id="39"/>
+    <w:bookmarkStart w:id="44" w:name="per-sku-settings-drawer"/>
     <w:p>
       <w:pPr>
         <w:pStyle w:val="Heading4"/>
@@ -18077,7 +18204,7 @@
         <w:t xml:space="preserve">Click any tile → opens a right-side drawer (full height, 480 px wide) with 4 tabs:</w:t>
       </w:r>
     </w:p>
-    <w:bookmarkStart w:id="39" w:name="tab-1-eligibility"/>
+    <w:bookmarkStart w:id="40" w:name="tab-1-eligibility"/>
     <w:p>
       <w:pPr>
         <w:pStyle w:val="Heading5"/>
@@ -18296,8 +18423,8 @@
         <w:t xml:space="preserve">per the iteration 0023 § 2 audit pattern.</w:t>
       </w:r>
     </w:p>
-    <w:bookmarkEnd w:id="39"/>
-    <w:bookmarkStart w:id="40" w:name="tab-2-pricing"/>
+    <w:bookmarkEnd w:id="40"/>
+    <w:bookmarkStart w:id="41" w:name="tab-2-pricing"/>
     <w:p>
       <w:pPr>
         <w:pStyle w:val="Heading5"/>
@@ -18662,8 +18789,8 @@
         <w:t xml:space="preserve">with prior price · new price · prior frequency · new frequency · admin · reason · timestamp.</w:t>
       </w:r>
     </w:p>
-    <w:bookmarkEnd w:id="40"/>
-    <w:bookmarkStart w:id="41" w:name="tab-3-current-users"/>
+    <w:bookmarkEnd w:id="41"/>
+    <w:bookmarkStart w:id="42" w:name="tab-3-current-users"/>
     <w:p>
       <w:pPr>
         <w:pStyle w:val="Heading5"/>
@@ -18748,8 +18875,8 @@
         <w:t xml:space="preserve">For one-time SKUs (e.g., Papic 5-seat), shows lifetime purchases (one per event). For recurring SKUs (e.g., Vendor Pro Weekly), shows currently-active subscriptions only with a separate count for lifetime purchases.</w:t>
       </w:r>
     </w:p>
-    <w:bookmarkEnd w:id="41"/>
-    <w:bookmarkStart w:id="42" w:name="tab-4-statistics"/>
+    <w:bookmarkEnd w:id="42"/>
+    <w:bookmarkStart w:id="43" w:name="tab-4-statistics"/>
     <w:p>
       <w:pPr>
         <w:pStyle w:val="Heading5"/>
@@ -19137,9 +19264,9 @@
         <w:t xml:space="preserve">.</w:t>
       </w:r>
     </w:p>
-    <w:bookmarkEnd w:id="42"/>
     <w:bookmarkEnd w:id="43"/>
-    <w:bookmarkStart w:id="45" w:name="X98414b96873c8db6dfa6a21bbf3ac85e063f6a3"/>
+    <w:bookmarkEnd w:id="44"/>
+    <w:bookmarkStart w:id="46" w:name="X98414b96873c8db6dfa6a21bbf3ac85e063f6a3"/>
     <w:p>
       <w:pPr>
         <w:pStyle w:val="Heading4"/>
@@ -19255,7 +19382,7 @@
       <w:r>
         <w:t xml:space="preserve"> </w:t>
       </w:r>
-      <w:hyperlink r:id="rId44">
+      <w:hyperlink r:id="rId45">
         <w:r>
           <w:rPr>
             <w:rStyle w:val="Hyperlink"/>
@@ -19440,8 +19567,8 @@
         <w:t xml:space="preserve">The button is single-admin authority — generation is a read-only-from-DB operation, no state mutations. Only writes the report files.</w:t>
       </w:r>
     </w:p>
-    <w:bookmarkEnd w:id="45"/>
-    <w:bookmarkStart w:id="46" w:name="future-automation-v1.5-deferred"/>
+    <w:bookmarkEnd w:id="46"/>
+    <w:bookmarkStart w:id="47" w:name="future-automation-v1.5-deferred"/>
     <w:p>
       <w:pPr>
         <w:pStyle w:val="Heading4"/>
@@ -19635,8 +19762,8 @@
         <w:t xml:space="preserve">All four deferred to V1.5+; V1 ships with manual button-triggered regeneration.</w:t>
       </w:r>
     </w:p>
-    <w:bookmarkEnd w:id="46"/>
-    <w:bookmarkStart w:id="47" w:name="mobile-parity"/>
+    <w:bookmarkEnd w:id="47"/>
+    <w:bookmarkStart w:id="48" w:name="mobile-parity"/>
     <w:p>
       <w:pPr>
         <w:pStyle w:val="Heading4"/>
@@ -19653,8 +19780,8 @@
         <w:t xml:space="preserve">Card grid renders as 2-column on phone (1-column on narrow viewports). Drawer becomes a bottom sheet (full-height swipe-up) per the existing 0023 mobile pattern. All 4 tabs in the drawer remain accessible — no feature gating on mobile.</w:t>
       </w:r>
     </w:p>
-    <w:bookmarkEnd w:id="47"/>
-    <w:bookmarkStart w:id="48" w:name="schema-no-new-tables-leverages-existing"/>
+    <w:bookmarkEnd w:id="48"/>
+    <w:bookmarkStart w:id="49" w:name="schema-no-new-tables-leverages-existing"/>
     <w:p>
       <w:pPr>
         <w:pStyle w:val="Heading4"/>
@@ -19886,8 +20013,8 @@
         <w:t xml:space="preserve">) but no new DB tables.</w:t>
       </w:r>
     </w:p>
-    <w:bookmarkEnd w:id="48"/>
-    <w:bookmarkStart w:id="49" w:name="cross-references"/>
+    <w:bookmarkEnd w:id="49"/>
+    <w:bookmarkStart w:id="50" w:name="cross-references"/>
     <w:p>
       <w:pPr>
         <w:pStyle w:val="Heading4"/>
@@ -20096,7 +20223,7 @@
       <w:r>
         <w:t xml:space="preserve"> </w:t>
       </w:r>
-      <w:hyperlink r:id="rId44">
+      <w:hyperlink r:id="rId45">
         <w:r>
           <w:rPr>
             <w:rStyle w:val="VerbatimChar"/>
@@ -20118,9 +20245,9 @@
         </w:pict>
       </w:r>
     </w:p>
-    <w:bookmarkEnd w:id="49"/>
     <w:bookmarkEnd w:id="50"/>
-    <w:bookmarkStart w:id="58" w:name="X1c9fc3f178b58f11c75dbe413398c2545c9010a"/>
+    <w:bookmarkEnd w:id="51"/>
+    <w:bookmarkStart w:id="59" w:name="X1c9fc3f178b58f11c75dbe413398c2545c9010a"/>
     <w:p>
       <w:pPr>
         <w:pStyle w:val="Heading3"/>
@@ -20283,7 +20410,7 @@
         <w:t xml:space="preserve">) and hand-tweaks for accuracy / brand voice; hand-edits propagate to every future couple in that combination via the cache-forever architecture.</w:t>
       </w:r>
     </w:p>
-    <w:bookmarkStart w:id="51" w:name="X5aac32bc6ce7e9922bad979e1b29d680380cb3c"/>
+    <w:bookmarkStart w:id="52" w:name="X5aac32bc6ce7e9922bad979e1b29d680380cb3c"/>
     <w:p>
       <w:pPr>
         <w:pStyle w:val="Heading4"/>
@@ -20788,8 +20915,8 @@
         <w:t xml:space="preserve">(when a brain content audit is needed)</w:t>
       </w:r>
     </w:p>
-    <w:bookmarkEnd w:id="51"/>
-    <w:bookmarkStart w:id="52" w:name="b-subview-2-unanswered-questions-queue"/>
+    <w:bookmarkEnd w:id="52"/>
+    <w:bookmarkStart w:id="53" w:name="b-subview-2-unanswered-questions-queue"/>
     <w:p>
       <w:pPr>
         <w:pStyle w:val="Heading4"/>
@@ -21010,8 +21137,8 @@
         <w:t xml:space="preserve">Queue sorts by frequency descending — admin triages high-leverage chunks first.</w:t>
       </w:r>
     </w:p>
-    <w:bookmarkEnd w:id="52"/>
-    <w:bookmarkStart w:id="53" w:name="c-subview-3-concierge-cost-watch"/>
+    <w:bookmarkEnd w:id="53"/>
+    <w:bookmarkStart w:id="54" w:name="c-subview-3-concierge-cost-watch"/>
     <w:p>
       <w:pPr>
         <w:pStyle w:val="Heading4"/>
@@ -21130,8 +21257,8 @@
         <w:t xml:space="preserve">- Cache hit rate drops below 80% → admin investigates (likely brain edit invalidated too many cached responses; admin can do a planned regenerate sweep)</w:t>
       </w:r>
     </w:p>
-    <w:bookmarkEnd w:id="53"/>
-    <w:bookmarkStart w:id="54" w:name="d-subview-4-cowork-sync-lane"/>
+    <w:bookmarkEnd w:id="54"/>
+    <w:bookmarkStart w:id="55" w:name="d-subview-4-cowork-sync-lane"/>
     <w:p>
       <w:pPr>
         <w:pStyle w:val="Heading4"/>
@@ -21346,8 +21473,8 @@
         <w:t xml:space="preserve">workflow with inline diff comments back to Cowork. V1 ships approve / reject with text feedback.</w:t>
       </w:r>
     </w:p>
-    <w:bookmarkEnd w:id="54"/>
-    <w:bookmarkStart w:id="55" w:name="schema"/>
+    <w:bookmarkEnd w:id="55"/>
+    <w:bookmarkStart w:id="56" w:name="schema"/>
     <w:p>
       <w:pPr>
         <w:pStyle w:val="Heading4"/>
@@ -21523,8 +21650,8 @@
         <w:t xml:space="preserve">cowork_authored_by TEXT NULL · cowork_pending_review BOOLEAN NOT NULL DEFAULT FALSE</w:t>
       </w:r>
     </w:p>
-    <w:bookmarkEnd w:id="55"/>
-    <w:bookmarkStart w:id="56" w:name="mobile-placement"/>
+    <w:bookmarkEnd w:id="56"/>
+    <w:bookmarkStart w:id="57" w:name="mobile-placement"/>
     <w:p>
       <w:pPr>
         <w:pStyle w:val="Heading4"/>
@@ -21553,8 +21680,8 @@
         <w:t xml:space="preserve">tab on mobile (alongside Pricing, Disputes, Settings, Website editor, Concierge Abuse, Add-on Management). Mobile UI is read-only for content (admin reviews chunks on phone) — editing happens on desktop where the markdown editor + drawer fit.</w:t>
       </w:r>
     </w:p>
-    <w:bookmarkEnd w:id="56"/>
-    <w:bookmarkStart w:id="57" w:name="v1-vs-v1.5-scope"/>
+    <w:bookmarkEnd w:id="57"/>
+    <w:bookmarkStart w:id="58" w:name="v1-vs-v1.5-scope"/>
     <w:p>
       <w:pPr>
         <w:pStyle w:val="Heading4"/>
@@ -21648,9 +21775,9 @@
         </w:pict>
       </w:r>
     </w:p>
-    <w:bookmarkEnd w:id="57"/>
     <w:bookmarkEnd w:id="58"/>
-    <w:bookmarkStart w:id="59" w:name="X4aac9bb159c69783bbe0139d97fce0f9d406631"/>
+    <w:bookmarkEnd w:id="59"/>
+    <w:bookmarkStart w:id="60" w:name="X4aac9bb159c69783bbe0139d97fce0f9d406631"/>
     <w:p>
       <w:pPr>
         <w:pStyle w:val="Heading3"/>
@@ -22839,9 +22966,9 @@
         </w:pict>
       </w:r>
     </w:p>
-    <w:bookmarkEnd w:id="59"/>
     <w:bookmarkEnd w:id="60"/>
-    <w:bookmarkStart w:id="66" w:name="Xc7e30205e6be7ba74b71021e7544c0dc5649b69"/>
+    <w:bookmarkEnd w:id="61"/>
+    <w:bookmarkStart w:id="67" w:name="Xc7e30205e6be7ba74b71021e7544c0dc5649b69"/>
     <w:p>
       <w:pPr>
         <w:pStyle w:val="Heading2"/>
@@ -22886,7 +23013,7 @@
         <w:t xml:space="preserve">so the team can run the day-to-day at speed.</w:t>
       </w:r>
     </w:p>
-    <w:bookmarkStart w:id="61" w:name="mechanics"/>
+    <w:bookmarkStart w:id="62" w:name="mechanics"/>
     <w:p>
       <w:pPr>
         <w:pStyle w:val="Heading3"/>
@@ -23155,8 +23282,8 @@
         <w:t xml:space="preserve">audit tag. Single-use; no further exceptions after the second admin exists.</w:t>
       </w:r>
     </w:p>
-    <w:bookmarkEnd w:id="61"/>
-    <w:bookmarkStart w:id="62" w:name="required-for-the-major-decisions-list"/>
+    <w:bookmarkEnd w:id="62"/>
+    <w:bookmarkStart w:id="63" w:name="required-for-the-major-decisions-list"/>
     <w:p>
       <w:pPr>
         <w:pStyle w:val="Heading3"/>
@@ -23537,8 +23664,8 @@
         </w:tc>
       </w:tr>
     </w:tbl>
-    <w:bookmarkEnd w:id="62"/>
-    <w:bookmarkStart w:id="63" w:name="X754d6eede66ea75fcf8256626c58de509bb89e6"/>
+    <w:bookmarkEnd w:id="63"/>
+    <w:bookmarkStart w:id="64" w:name="X754d6eede66ea75fcf8256626c58de509bb89e6"/>
     <w:p>
       <w:pPr>
         <w:pStyle w:val="Heading3"/>
@@ -23889,8 +24016,8 @@
         </w:tc>
       </w:tr>
     </w:tbl>
-    <w:bookmarkEnd w:id="63"/>
-    <w:bookmarkStart w:id="64" w:name="why-this-scope-is-right-for-v1"/>
+    <w:bookmarkEnd w:id="64"/>
+    <w:bookmarkStart w:id="65" w:name="why-this-scope-is-right-for-v1"/>
     <w:p>
       <w:pPr>
         <w:pStyle w:val="Heading3"/>
@@ -24002,8 +24129,8 @@
         <w:t xml:space="preserve">New admin promotions, internal-account creation, payment-account changes, mid-quarter pricing moves happen weekly or less — friction is a feature, not a bug, on those.</w:t>
       </w:r>
     </w:p>
-    <w:bookmarkEnd w:id="64"/>
-    <w:bookmarkStart w:id="65" w:name="schema-1"/>
+    <w:bookmarkEnd w:id="65"/>
+    <w:bookmarkStart w:id="66" w:name="schema-1"/>
     <w:p>
       <w:pPr>
         <w:pStyle w:val="Heading3"/>
@@ -24771,9 +24898,9 @@
         </w:pict>
       </w:r>
     </w:p>
-    <w:bookmarkEnd w:id="65"/>
     <w:bookmarkEnd w:id="66"/>
-    <w:bookmarkStart w:id="67" w:name="mobile-vital-info-rule-inherited"/>
+    <w:bookmarkEnd w:id="67"/>
+    <w:bookmarkStart w:id="68" w:name="mobile-vital-info-rule-inherited"/>
     <w:p>
       <w:pPr>
         <w:pStyle w:val="Heading2"/>
@@ -24858,8 +24985,8 @@
         </w:pict>
       </w:r>
     </w:p>
-    <w:bookmarkEnd w:id="67"/>
-    <w:bookmarkStart w:id="68" w:name="cross-iteration-handoffs"/>
+    <w:bookmarkEnd w:id="68"/>
+    <w:bookmarkStart w:id="69" w:name="cross-iteration-handoffs"/>
     <w:p>
       <w:pPr>
         <w:pStyle w:val="Heading2"/>
@@ -25029,8 +25156,8 @@
         </w:pict>
       </w:r>
     </w:p>
-    <w:bookmarkEnd w:id="68"/>
-    <w:bookmarkStart w:id="69" w:name="Xd4881637e7acba4a4ba0743ec8ee3c62da9c61c"/>
+    <w:bookmarkEnd w:id="69"/>
+    <w:bookmarkStart w:id="70" w:name="Xd4881637e7acba4a4ba0743ec8ee3c62da9c61c"/>
     <w:p>
       <w:pPr>
         <w:pStyle w:val="Heading2"/>
@@ -25668,8 +25795,8 @@
         </w:pict>
       </w:r>
     </w:p>
-    <w:bookmarkEnd w:id="69"/>
-    <w:bookmarkStart w:id="70" w:name="companions-and-next-steps"/>
+    <w:bookmarkEnd w:id="70"/>
+    <w:bookmarkStart w:id="71" w:name="companions-and-next-steps"/>
     <w:p>
       <w:pPr>
         <w:pStyle w:val="Heading2"/>
@@ -25732,8 +25859,8 @@
         <w:t xml:space="preserve">The admin console is operationally critical for Setnayan launch · ships alongside 0015 (marketing site)</w:t>
       </w:r>
     </w:p>
-    <w:bookmarkEnd w:id="70"/>
     <w:bookmarkEnd w:id="71"/>
+    <w:bookmarkEnd w:id="72"/>
     <w:sectPr>
       <w:footnotePr>
         <w:numRestart w:val="eachSect"/>

--- a/0023_admin_console/0023_admin_console.docx
+++ b/0023_admin_console/0023_admin_console.docx
@@ -2,7 +2,7 @@
 <file path=word/document.xml><?xml version="1.0" encoding="utf-8"?>
 <w:document xmlns:w="http://schemas.openxmlformats.org/wordprocessingml/2006/main" xmlns:m="http://schemas.openxmlformats.org/officeDocument/2006/math" xmlns:r="http://schemas.openxmlformats.org/officeDocument/2006/relationships" xmlns:o="urn:schemas-microsoft-com:office:office" xmlns:v="urn:schemas-microsoft-com:vml" xmlns:w10="urn:schemas-microsoft-com:office:word" xmlns:a="http://schemas.openxmlformats.org/drawingml/2006/main" xmlns:pic="http://schemas.openxmlformats.org/drawingml/2006/picture" xmlns:wp="http://schemas.openxmlformats.org/drawingml/2006/wordprocessingDrawing">
   <w:body>
-    <w:bookmarkStart w:id="72" w:name="Xc83ac237fa79d49c1a9bc1d2ae29769edfb8f49"/>
+    <w:bookmarkStart w:id="74" w:name="Xc83ac237fa79d49c1a9bc1d2ae29769edfb8f49"/>
     <w:p>
       <w:pPr>
         <w:pStyle w:val="Heading1"/>
@@ -1618,7 +1618,31 @@
               <w:t xml:space="preserve"> </w:t>
             </w:r>
             <w:r>
-              <w:t xml:space="preserve">child; supersedes the old 192-row/12-folder model). Surfaces the parent → child-tile tree incl. Digital Services (Pakanta · Animated Monogram · Pro Website · Live Venue Photo Wall · Pailaw). Also: SKU catalog (</w:t>
+              <w:t xml:space="preserve">child; supersedes the old 192-row/12-folder model). Surfaces the parent → child-tile tree incl. Digital Services (Pakanta · Animated Monogram · Pro Website · Live Venue Photo Wall · Pailaw). The purchasable SKUs all exist in the V2 retail catalog (</w:t>
+            </w:r>
+            <w:r>
+              <w:rPr>
+                <w:rStyle w:val="VerbatimChar"/>
+              </w:rPr>
+              <w:t xml:space="preserve">platform_retail_catalog_v2</w:t>
+            </w:r>
+            <w:r>
+              <w:t xml:space="preserve"> </w:t>
+            </w:r>
+            <w:r>
+              <w:t xml:space="preserve">· flat · no category column) — Animated Monogram ₱2,499 · Pro Website ₱2,999 · Live Venue Photo Wall ₱3,499 · Pakanta ₱3,499 · Pailaw/Live Background (</w:t>
+            </w:r>
+            <w:r>
+              <w:rPr>
+                <w:rStyle w:val="VerbatimChar"/>
+              </w:rPr>
+              <w:t xml:space="preserve">LIVE_BACKGROUND</w:t>
+            </w:r>
+            <w:r>
+              <w:t xml:space="preserve">) ₱2,499 — priced in</w:t>
+            </w:r>
+            <w:r>
+              <w:t xml:space="preserve"> </w:t>
             </w:r>
             <w:r>
               <w:rPr>
@@ -1642,67 +1666,10 @@
               <w:t xml:space="preserve">/admin/addons</w:t>
             </w:r>
             <w:r>
-              <w:t xml:space="preserve">) needs a</w:t>
-            </w:r>
-            <w:r>
               <w:t xml:space="preserve"> </w:t>
             </w:r>
             <w:r>
-              <w:rPr>
-                <w:rStyle w:val="VerbatimChar"/>
-              </w:rPr>
-              <w:t xml:space="preserve">digital_services</w:t>
-            </w:r>
-            <w:r>
-              <w:t xml:space="preserve"> </w:t>
-            </w:r>
-            <w:r>
-              <w:t xml:space="preserve">category bucket;</w:t>
-            </w:r>
-            <w:r>
-              <w:t xml:space="preserve"> </w:t>
-            </w:r>
-            <w:r>
-              <w:rPr>
-                <w:b/>
-                <w:bCs/>
-              </w:rPr>
-              <w:t xml:space="preserve">Pakanta / Pro Website / Live Venue Photo Wall have no</w:t>
-            </w:r>
-            <w:r>
-              <w:rPr>
-                <w:b/>
-                <w:bCs/>
-              </w:rPr>
-              <w:t xml:space="preserve"> </w:t>
-            </w:r>
-            <w:r>
-              <w:rPr>
-                <w:rStyle w:val="VerbatimChar"/>
-                <w:b/>
-                <w:bCs/>
-              </w:rPr>
-              <w:t xml:space="preserve">service_catalog</w:t>
-            </w:r>
-            <w:r>
-              <w:rPr>
-                <w:b/>
-                <w:bCs/>
-              </w:rPr>
-              <w:t xml:space="preserve"> </w:t>
-            </w:r>
-            <w:r>
-              <w:rPr>
-                <w:b/>
-                <w:bCs/>
-              </w:rPr>
-              <w:t xml:space="preserve">SKU rows yet</w:t>
-            </w:r>
-            <w:r>
-              <w:t xml:space="preserve"> </w:t>
-            </w:r>
-            <w:r>
-              <w:t xml:space="preserve">(gap). Detailed CRUD-vs-view spec TODO. See</w:t>
+              <w:t xml:space="preserve">as flat SKUs (the Digital-Services grouping is taxonomy-only). Detailed CRUD-vs-view spec TODO. See</w:t>
             </w:r>
             <w:r>
               <w:t xml:space="preserve"> </w:t>
@@ -2785,7 +2752,7 @@
       </w:r>
     </w:p>
     <w:bookmarkEnd w:id="14"/>
-    <w:bookmarkStart w:id="61" w:name="per-surface-mechanics"/>
+    <w:bookmarkStart w:id="63" w:name="per-surface-mechanics"/>
     <w:p>
       <w:pPr>
         <w:pStyle w:val="Heading2"/>
@@ -22967,14 +22934,25 @@
       </w:r>
     </w:p>
     <w:bookmarkEnd w:id="60"/>
-    <w:bookmarkEnd w:id="61"/>
-    <w:bookmarkStart w:id="67" w:name="Xc7e30205e6be7ba74b71021e7544c0dc5649b69"/>
-    <w:p>
-      <w:pPr>
-        <w:pStyle w:val="Heading2"/>
-      </w:pPr>
-      <w:r>
-        <w:t xml:space="preserve">4. Two-admin approval pattern (locked scope per Vendor Agreement § 9.1)</w:t>
+    <w:bookmarkStart w:id="62" w:name="Xb3b31f3c5d2097bd25b46c7b608b8b0a68aeee8"/>
+    <w:p>
+      <w:pPr>
+        <w:pStyle w:val="Heading3"/>
+      </w:pPr>
+      <w:r>
+        <w:t xml:space="preserve">3.15 Taxonomy management (</w:t>
+      </w:r>
+      <w:r>
+        <w:rPr>
+          <w:rStyle w:val="VerbatimChar"/>
+        </w:rPr>
+        <w:t xml:space="preserve">/admin/taxonomy</w:t>
+      </w:r>
+      <w:r>
+        <w:t xml:space="preserve"> </w:t>
+      </w:r>
+      <w:r>
+        <w:t xml:space="preserve">· drafted 2026-06-03)</w:t>
       </w:r>
     </w:p>
     <w:p>
@@ -22982,19 +22960,7 @@
         <w:pStyle w:val="FirstParagraph"/>
       </w:pPr>
       <w:r>
-        <w:t xml:space="preserve">The</w:t>
-      </w:r>
-      <w:r>
-        <w:t xml:space="preserve"> </w:t>
-      </w:r>
-      <w:r>
-        <w:t xml:space="preserve">“four-eyes”</w:t>
-      </w:r>
-      <w:r>
-        <w:t xml:space="preserve"> </w:t>
-      </w:r>
-      <w:r>
-        <w:t xml:space="preserve">two-admin pattern applies ONLY to high-stakes, irreversible, or fraud-adjacent actions. Routine operational work — payment reconciliation, vendor verification, comp gifts within bounds, standard refunds, tier moves within policy — is</w:t>
+        <w:t xml:space="preserve">Surfaces the live marketplace</w:t>
       </w:r>
       <w:r>
         <w:t xml:space="preserve"> </w:t>
@@ -23004,22 +22970,99 @@
           <w:b/>
           <w:bCs/>
         </w:rPr>
-        <w:t xml:space="preserve">single-admin authority</w:t>
-      </w:r>
-      <w:r>
-        <w:t xml:space="preserve"> </w:t>
-      </w:r>
-      <w:r>
-        <w:t xml:space="preserve">so the team can run the day-to-day at speed.</w:t>
-      </w:r>
-    </w:p>
-    <w:bookmarkStart w:id="62" w:name="mechanics"/>
-    <w:p>
-      <w:pPr>
-        <w:pStyle w:val="Heading3"/>
-      </w:pPr>
-      <w:r>
-        <w:t xml:space="preserve">4.1 Mechanics</w:t>
+        <w:t xml:space="preserve">vendor taxonomy</w:t>
+      </w:r>
+      <w:r>
+        <w:t xml:space="preserve"> </w:t>
+      </w:r>
+      <w:r>
+        <w:t xml:space="preserve">so admins can see exactly how every</w:t>
+      </w:r>
+      <w:r>
+        <w:t xml:space="preserve"> </w:t>
+      </w:r>
+      <w:r>
+        <w:rPr>
+          <w:rStyle w:val="VerbatimChar"/>
+        </w:rPr>
+        <w:t xml:space="preserve">canonical_service</w:t>
+      </w:r>
+      <w:r>
+        <w:t xml:space="preserve"> </w:t>
+      </w:r>
+      <w:r>
+        <w:t xml:space="preserve">maps into the browsable catalog. Source of truth is the code-side</w:t>
+      </w:r>
+      <w:r>
+        <w:t xml:space="preserve"> </w:t>
+      </w:r>
+      <w:r>
+        <w:rPr>
+          <w:rStyle w:val="VerbatimChar"/>
+        </w:rPr>
+        <w:t xml:space="preserve">TAXONOMY_MAP</w:t>
+      </w:r>
+      <w:r>
+        <w:t xml:space="preserve"> </w:t>
+      </w:r>
+      <w:r>
+        <w:t xml:space="preserve">in</w:t>
+      </w:r>
+      <w:r>
+        <w:t xml:space="preserve"> </w:t>
+      </w:r>
+      <w:r>
+        <w:rPr>
+          <w:rStyle w:val="VerbatimChar"/>
+        </w:rPr>
+        <w:t xml:space="preserve">apps/web/lib/taxonomy.ts</w:t>
+      </w:r>
+      <w:r>
+        <w:t xml:space="preserve"> </w:t>
+      </w:r>
+      <w:r>
+        <w:t xml:space="preserve">(mirrors the 2026-05-30 shrink +</w:t>
+      </w:r>
+      <w:r>
+        <w:t xml:space="preserve"> </w:t>
+      </w:r>
+      <w:hyperlink r:id="rId61">
+        <w:r>
+          <w:rPr>
+            <w:rStyle w:val="Hyperlink"/>
+          </w:rPr>
+          <w:t xml:space="preserve">02_Specifications/Vendor_Taxonomy_V1_Master.md</w:t>
+        </w:r>
+      </w:hyperlink>
+      <w:r>
+        <w:t xml:space="preserve">); the DB holds the</w:t>
+      </w:r>
+      <w:r>
+        <w:t xml:space="preserve"> </w:t>
+      </w:r>
+      <w:r>
+        <w:rPr>
+          <w:rStyle w:val="VerbatimChar"/>
+        </w:rPr>
+        <w:t xml:space="preserve">canonical_service_schemas</w:t>
+      </w:r>
+      <w:r>
+        <w:t xml:space="preserve"> </w:t>
+      </w:r>
+      <w:r>
+        <w:t xml:space="preserve">rows.</w:t>
+      </w:r>
+    </w:p>
+    <w:p>
+      <w:pPr>
+        <w:pStyle w:val="BodyText"/>
+      </w:pPr>
+      <w:r>
+        <w:rPr>
+          <w:b/>
+          <w:bCs/>
+        </w:rPr>
+        <w:t xml:space="preserve">What it shows (V1 · read-only view):</w:t>
       </w:r>
     </w:p>
     <w:p>
@@ -23031,16 +23074,54 @@
         </w:numPr>
       </w:pPr>
       <w:r>
-        <w:t xml:space="preserve">Admin A initiates the action via the admin console UI (e.g.,</w:t>
-      </w:r>
-      <w:r>
-        <w:t xml:space="preserve"> </w:t>
-      </w:r>
-      <w:r>
-        <w:t xml:space="preserve">“Add internal account: jane@setnayan.com”</w:t>
-      </w:r>
-      <w:r>
-        <w:t xml:space="preserve">)</w:t>
+        <w:t xml:space="preserve">The</w:t>
+      </w:r>
+      <w:r>
+        <w:t xml:space="preserve"> </w:t>
+      </w:r>
+      <w:r>
+        <w:rPr>
+          <w:b/>
+          <w:bCs/>
+        </w:rPr>
+        <w:t xml:space="preserve">10-parent → tile → canonical</w:t>
+      </w:r>
+      <w:r>
+        <w:t xml:space="preserve"> </w:t>
+      </w:r>
+      <w:r>
+        <w:t xml:space="preserve">tree (Venue · Planning · Feast ·</w:t>
+      </w:r>
+      <w:r>
+        <w:t xml:space="preserve"> </w:t>
+      </w:r>
+      <w:r>
+        <w:rPr>
+          <w:b/>
+          <w:bCs/>
+        </w:rPr>
+        <w:t xml:space="preserve">Design</w:t>
+      </w:r>
+      <w:r>
+        <w:t xml:space="preserve"> </w:t>
+      </w:r>
+      <w:r>
+        <w:t xml:space="preserve">· Program · Documentary · Look · Booths · Prints · Transport), each parent expandable to its tiles, each tile to the</w:t>
+      </w:r>
+      <w:r>
+        <w:t xml:space="preserve"> </w:t>
+      </w:r>
+      <w:r>
+        <w:rPr>
+          <w:rStyle w:val="VerbatimChar"/>
+        </w:rPr>
+        <w:t xml:space="preserve">canonical_services</w:t>
+      </w:r>
+      <w:r>
+        <w:t xml:space="preserve"> </w:t>
+      </w:r>
+      <w:r>
+        <w:t xml:space="preserve">mapped under it.</w:t>
       </w:r>
     </w:p>
     <w:p>
@@ -23052,34 +23133,100 @@
         </w:numPr>
       </w:pPr>
       <w:r>
-        <w:t xml:space="preserve">Request lands in</w:t>
-      </w:r>
-      <w:r>
-        <w:t xml:space="preserve"> </w:t>
-      </w:r>
-      <w:r>
-        <w:rPr>
-          <w:rStyle w:val="VerbatimChar"/>
-        </w:rPr>
-        <w:t xml:space="preserve">admin_approval_requests</w:t>
-      </w:r>
-      <w:r>
-        <w:t xml:space="preserve"> </w:t>
-      </w:r>
-      <w:r>
-        <w:t xml:space="preserve">with status</w:t>
-      </w:r>
-      <w:r>
-        <w:t xml:space="preserve"> </w:t>
-      </w:r>
-      <w:r>
-        <w:rPr>
-          <w:rStyle w:val="VerbatimChar"/>
-        </w:rPr>
-        <w:t xml:space="preserve">pending</w:t>
-      </w:r>
-      <w:r>
-        <w:t xml:space="preserve">, free-form rationale captured</w:t>
+        <w:t xml:space="preserve">Per canonical: its</w:t>
+      </w:r>
+      <w:r>
+        <w:t xml:space="preserve"> </w:t>
+      </w:r>
+      <w:r>
+        <w:rPr>
+          <w:rStyle w:val="VerbatimChar"/>
+        </w:rPr>
+        <w:t xml:space="preserve">tile</w:t>
+      </w:r>
+      <w:r>
+        <w:t xml:space="preserve">, the</w:t>
+      </w:r>
+      <w:r>
+        <w:t xml:space="preserve"> </w:t>
+      </w:r>
+      <w:r>
+        <w:rPr>
+          <w:rStyle w:val="VerbatimChar"/>
+        </w:rPr>
+        <w:t xml:space="preserve">phase</w:t>
+      </w:r>
+      <w:r>
+        <w:t xml:space="preserve"> </w:t>
+      </w:r>
+      <w:r>
+        <w:t xml:space="preserve">badge (V1.1 base … V1.5+), and flags —</w:t>
+      </w:r>
+      <w:r>
+        <w:t xml:space="preserve"> </w:t>
+      </w:r>
+      <w:r>
+        <w:rPr>
+          <w:rStyle w:val="VerbatimChar"/>
+        </w:rPr>
+        <w:t xml:space="preserve">setnayan</w:t>
+      </w:r>
+      <w:r>
+        <w:t xml:space="preserve"> </w:t>
+      </w:r>
+      <w:r>
+        <w:t xml:space="preserve">(first-party insert · ✦ badge),</w:t>
+      </w:r>
+      <w:r>
+        <w:t xml:space="preserve"> </w:t>
+      </w:r>
+      <w:r>
+        <w:rPr>
+          <w:rStyle w:val="VerbatimChar"/>
+        </w:rPr>
+        <w:t xml:space="preserve">ph</w:t>
+      </w:r>
+      <w:r>
+        <w:t xml:space="preserve"> </w:t>
+      </w:r>
+      <w:r>
+        <w:t xml:space="preserve">(PH-specific),</w:t>
+      </w:r>
+      <w:r>
+        <w:t xml:space="preserve"> </w:t>
+      </w:r>
+      <w:r>
+        <w:rPr>
+          <w:rStyle w:val="VerbatimChar"/>
+        </w:rPr>
+        <w:t xml:space="preserve">faith</w:t>
+      </w:r>
+      <w:r>
+        <w:t xml:space="preserve">,</w:t>
+      </w:r>
+      <w:r>
+        <w:t xml:space="preserve"> </w:t>
+      </w:r>
+      <w:r>
+        <w:rPr>
+          <w:rStyle w:val="VerbatimChar"/>
+        </w:rPr>
+        <w:t xml:space="preserve">rental</w:t>
+      </w:r>
+      <w:r>
+        <w:t xml:space="preserve">,</w:t>
+      </w:r>
+      <w:r>
+        <w:t xml:space="preserve"> </w:t>
+      </w:r>
+      <w:r>
+        <w:rPr>
+          <w:rStyle w:val="VerbatimChar"/>
+        </w:rPr>
+        <w:t xml:space="preserve">tradition</w:t>
+      </w:r>
+      <w:r>
+        <w:t xml:space="preserve">.</w:t>
       </w:r>
     </w:p>
     <w:p>
@@ -23091,19 +23238,30 @@
         </w:numPr>
       </w:pPr>
       <w:r>
-        <w:t xml:space="preserve">Other admins see it in their Home queue under</w:t>
-      </w:r>
-      <w:r>
-        <w:t xml:space="preserve"> </w:t>
-      </w:r>
-      <w:r>
-        <w:t xml:space="preserve">“Two-admin approvals pending”</w:t>
-      </w:r>
-      <w:r>
-        <w:t xml:space="preserve"> </w:t>
-      </w:r>
-      <w:r>
-        <w:t xml:space="preserve">+ receive in-app notification</w:t>
+        <w:rPr>
+          <w:rStyle w:val="VerbatimChar"/>
+          <w:b/>
+          <w:bCs/>
+        </w:rPr>
+        <w:t xml:space="preserve">marketplaceHidden</w:t>
+      </w:r>
+      <w:r>
+        <w:t xml:space="preserve"> </w:t>
+      </w:r>
+      <w:r>
+        <w:t xml:space="preserve">canonicals (the 20 retired officiant/paperwork rows) in a collapsed</w:t>
+      </w:r>
+      <w:r>
+        <w:t xml:space="preserve"> </w:t>
+      </w:r>
+      <w:r>
+        <w:t xml:space="preserve">“Hidden”</w:t>
+      </w:r>
+      <w:r>
+        <w:t xml:space="preserve"> </w:t>
+      </w:r>
+      <w:r>
+        <w:t xml:space="preserve">group.</w:t>
       </w:r>
     </w:p>
     <w:p>
@@ -23115,112 +23273,67 @@
         </w:numPr>
       </w:pPr>
       <w:r>
-        <w:t xml:space="preserve">Admin B (must be a different person, enforced by</w:t>
-      </w:r>
-      <w:r>
-        <w:t xml:space="preserve"> </w:t>
-      </w:r>
-      <w:r>
-        <w:rPr>
-          <w:rStyle w:val="VerbatimChar"/>
-        </w:rPr>
-        <w:t xml:space="preserve">CHECK (approver_id != initiated_by)</w:t>
-      </w:r>
-      <w:r>
-        <w:t xml:space="preserve">) reviews and either:</w:t>
-      </w:r>
-    </w:p>
-    <w:p>
-      <w:pPr>
-        <w:pStyle w:val="Compact"/>
-        <w:numPr>
-          <w:ilvl w:val="1"/>
-          <w:numId w:val="1034"/>
-        </w:numPr>
-      </w:pPr>
+        <w:t xml:space="preserve">An</w:t>
+      </w:r>
+      <w:r>
+        <w:t xml:space="preserve"> </w:t>
+      </w:r>
       <w:r>
         <w:rPr>
           <w:b/>
           <w:bCs/>
         </w:rPr>
-        <w:t xml:space="preserve">Approves</w:t>
-      </w:r>
-      <w:r>
-        <w:t xml:space="preserve"> </w:t>
-      </w:r>
-      <w:r>
-        <w:t xml:space="preserve">→ status</w:t>
-      </w:r>
-      <w:r>
-        <w:t xml:space="preserve"> </w:t>
-      </w:r>
-      <w:r>
-        <w:rPr>
-          <w:rStyle w:val="VerbatimChar"/>
-        </w:rPr>
-        <w:t xml:space="preserve">approved</w:t>
-      </w:r>
-      <w:r>
-        <w:t xml:space="preserve">, action executes, full audit log entry written with both admin IDs</w:t>
-      </w:r>
-    </w:p>
-    <w:p>
-      <w:pPr>
-        <w:pStyle w:val="Compact"/>
-        <w:numPr>
-          <w:ilvl w:val="1"/>
-          <w:numId w:val="1034"/>
-        </w:numPr>
-      </w:pPr>
+        <w:t xml:space="preserve">“Unmapped”</w:t>
+      </w:r>
       <w:r>
         <w:rPr>
           <w:b/>
           <w:bCs/>
         </w:rPr>
-        <w:t xml:space="preserve">Rejects</w:t>
-      </w:r>
-      <w:r>
-        <w:t xml:space="preserve"> </w:t>
-      </w:r>
-      <w:r>
-        <w:t xml:space="preserve">→ status</w:t>
-      </w:r>
-      <w:r>
-        <w:t xml:space="preserve"> </w:t>
-      </w:r>
-      <w:r>
-        <w:rPr>
-          <w:rStyle w:val="VerbatimChar"/>
-        </w:rPr>
-        <w:t xml:space="preserve">rejected</w:t>
-      </w:r>
-      <w:r>
-        <w:t xml:space="preserve"> </w:t>
-      </w:r>
-      <w:r>
-        <w:t xml:space="preserve">with Admin B’s reason; Admin A is notified</w:t>
-      </w:r>
-    </w:p>
-    <w:p>
-      <w:pPr>
-        <w:pStyle w:val="Compact"/>
-        <w:numPr>
-          <w:ilvl w:val="1"/>
-          <w:numId w:val="1034"/>
-        </w:numPr>
-      </w:pPr>
+        <w:t xml:space="preserve"> </w:t>
+      </w:r>
       <w:r>
         <w:rPr>
           <w:b/>
           <w:bCs/>
         </w:rPr>
-        <w:t xml:space="preserve">Requests changes</w:t>
-      </w:r>
-      <w:r>
-        <w:t xml:space="preserve"> </w:t>
-      </w:r>
-      <w:r>
-        <w:t xml:space="preserve">→ comments; Admin A revises and re-submits</w:t>
+        <w:t xml:space="preserve">bucket</w:t>
+      </w:r>
+      <w:r>
+        <w:t xml:space="preserve"> </w:t>
+      </w:r>
+      <w:r>
+        <w:t xml:space="preserve">— any</w:t>
+      </w:r>
+      <w:r>
+        <w:t xml:space="preserve"> </w:t>
+      </w:r>
+      <w:r>
+        <w:rPr>
+          <w:rStyle w:val="VerbatimChar"/>
+        </w:rPr>
+        <w:t xml:space="preserve">canonical_service_schemas</w:t>
+      </w:r>
+      <w:r>
+        <w:t xml:space="preserve"> </w:t>
+      </w:r>
+      <w:r>
+        <w:t xml:space="preserve">row with no</w:t>
+      </w:r>
+      <w:r>
+        <w:t xml:space="preserve"> </w:t>
+      </w:r>
+      <w:r>
+        <w:rPr>
+          <w:rStyle w:val="VerbatimChar"/>
+        </w:rPr>
+        <w:t xml:space="preserve">TAXONOMY_MAP</w:t>
+      </w:r>
+      <w:r>
+        <w:t xml:space="preserve"> </w:t>
+      </w:r>
+      <w:r>
+        <w:t xml:space="preserve">entry surfaces here so admins spot drift the moment a DB row lands without a code mapping.</w:t>
       </w:r>
     </w:p>
     <w:p>
@@ -23236,13 +23349,419 @@
           <w:b/>
           <w:bCs/>
         </w:rPr>
-        <w:t xml:space="preserve">Expiry:</w:t>
-      </w:r>
-      <w:r>
-        <w:t xml:space="preserve"> </w:t>
-      </w:r>
-      <w:r>
-        <w:t xml:space="preserve">7-day decision window. Un-decided requests auto-expire and must be re-initiated.</w:t>
+        <w:t xml:space="preserve">Vendor counts per tile</w:t>
+      </w:r>
+      <w:r>
+        <w:t xml:space="preserve"> </w:t>
+      </w:r>
+      <w:r>
+        <w:t xml:space="preserve">(same</w:t>
+      </w:r>
+      <w:r>
+        <w:t xml:space="preserve"> </w:t>
+      </w:r>
+      <w:r>
+        <w:rPr>
+          <w:rStyle w:val="VerbatimChar"/>
+        </w:rPr>
+        <w:t xml:space="preserve">vendor-counts</w:t>
+      </w:r>
+      <w:r>
+        <w:t xml:space="preserve"> </w:t>
+      </w:r>
+      <w:r>
+        <w:t xml:space="preserve">source as the public</w:t>
+      </w:r>
+      <w:r>
+        <w:t xml:space="preserve"> </w:t>
+      </w:r>
+      <w:r>
+        <w:rPr>
+          <w:rStyle w:val="VerbatimChar"/>
+        </w:rPr>
+        <w:t xml:space="preserve">/vendors</w:t>
+      </w:r>
+      <w:r>
+        <w:t xml:space="preserve"> </w:t>
+      </w:r>
+      <w:r>
+        <w:t xml:space="preserve">strip) so admins see which tiles are thin/empty.</w:t>
+      </w:r>
+    </w:p>
+    <w:p>
+      <w:pPr>
+        <w:pStyle w:val="FirstParagraph"/>
+      </w:pPr>
+      <w:r>
+        <w:rPr>
+          <w:b/>
+          <w:bCs/>
+        </w:rPr>
+        <w:t xml:space="preserve">Design › Digital Services (2026-06-03).</w:t>
+      </w:r>
+      <w:r>
+        <w:t xml:space="preserve"> </w:t>
+      </w:r>
+      <w:r>
+        <w:t xml:space="preserve">The new 8th Design tile renders here with its three Setnayan-first-party canonicals —</w:t>
+      </w:r>
+      <w:r>
+        <w:t xml:space="preserve"> </w:t>
+      </w:r>
+      <w:r>
+        <w:rPr>
+          <w:rStyle w:val="VerbatimChar"/>
+        </w:rPr>
+        <w:t xml:space="preserve">setnayan_pakanta</w:t>
+      </w:r>
+      <w:r>
+        <w:t xml:space="preserve"> </w:t>
+      </w:r>
+      <w:r>
+        <w:t xml:space="preserve">·</w:t>
+      </w:r>
+      <w:r>
+        <w:t xml:space="preserve"> </w:t>
+      </w:r>
+      <w:r>
+        <w:rPr>
+          <w:rStyle w:val="VerbatimChar"/>
+        </w:rPr>
+        <w:t xml:space="preserve">setnayan_custom_monogram</w:t>
+      </w:r>
+      <w:r>
+        <w:t xml:space="preserve"> </w:t>
+      </w:r>
+      <w:r>
+        <w:t xml:space="preserve">·</w:t>
+      </w:r>
+      <w:r>
+        <w:t xml:space="preserve"> </w:t>
+      </w:r>
+      <w:r>
+        <w:rPr>
+          <w:rStyle w:val="VerbatimChar"/>
+        </w:rPr>
+        <w:t xml:space="preserve">setnayan_pailaw</w:t>
+      </w:r>
+      <w:r>
+        <w:t xml:space="preserve"> </w:t>
+      </w:r>
+      <w:r>
+        <w:t xml:space="preserve">(all ✦) — plus any 3rd-party digital vendors that register under it. Patiktok shows under Booths › Photo Booth. The tile is a</w:t>
+      </w:r>
+      <w:r>
+        <w:t xml:space="preserve"> </w:t>
+      </w:r>
+      <w:r>
+        <w:rPr>
+          <w:b/>
+          <w:bCs/>
+        </w:rPr>
+        <w:t xml:space="preserve">generic, vendor-listable</w:t>
+      </w:r>
+      <w:r>
+        <w:t xml:space="preserve"> </w:t>
+      </w:r>
+      <w:r>
+        <w:t xml:space="preserve">category (not a Setnayan-only shelf). Shipped to</w:t>
+      </w:r>
+      <w:r>
+        <w:t xml:space="preserve"> </w:t>
+      </w:r>
+      <w:r>
+        <w:rPr>
+          <w:rStyle w:val="VerbatimChar"/>
+        </w:rPr>
+        <w:t xml:space="preserve">taxonomy.ts</w:t>
+      </w:r>
+      <w:r>
+        <w:t xml:space="preserve"> </w:t>
+      </w:r>
+      <w:r>
+        <w:t xml:space="preserve">via PR #836. See</w:t>
+      </w:r>
+      <w:r>
+        <w:t xml:space="preserve"> </w:t>
+      </w:r>
+      <w:hyperlink r:id="rId10">
+        <w:r>
+          <w:rPr>
+            <w:rStyle w:val="Hyperlink"/>
+          </w:rPr>
+          <w:t xml:space="preserve">Digital_Services_Cross_Surface_Map_2026-06-03.md</w:t>
+        </w:r>
+      </w:hyperlink>
+      <w:r>
+        <w:t xml:space="preserve">.</w:t>
+      </w:r>
+    </w:p>
+    <w:p>
+      <w:pPr>
+        <w:pStyle w:val="BodyText"/>
+      </w:pPr>
+      <w:r>
+        <w:rPr>
+          <w:b/>
+          <w:bCs/>
+        </w:rPr>
+        <w:t xml:space="preserve">Relationship to the SKU catalog.</w:t>
+      </w:r>
+      <w:r>
+        <w:t xml:space="preserve"> </w:t>
+      </w:r>
+      <w:r>
+        <w:t xml:space="preserve">This surface manages the</w:t>
+      </w:r>
+      <w:r>
+        <w:t xml:space="preserve"> </w:t>
+      </w:r>
+      <w:r>
+        <w:rPr>
+          <w:b/>
+          <w:bCs/>
+        </w:rPr>
+        <w:t xml:space="preserve">marketplace category tree</w:t>
+      </w:r>
+      <w:r>
+        <w:t xml:space="preserve"> </w:t>
+      </w:r>
+      <w:r>
+        <w:t xml:space="preserve">(where vendors list + couples browse), NOT the purchasable Setnayan SKUs — those live in</w:t>
+      </w:r>
+      <w:r>
+        <w:t xml:space="preserve"> </w:t>
+      </w:r>
+      <w:r>
+        <w:rPr>
+          <w:rStyle w:val="VerbatimChar"/>
+        </w:rPr>
+        <w:t xml:space="preserve">/admin/pricing</w:t>
+      </w:r>
+      <w:r>
+        <w:t xml:space="preserve"> </w:t>
+      </w:r>
+      <w:r>
+        <w:t xml:space="preserve">+</w:t>
+      </w:r>
+      <w:r>
+        <w:t xml:space="preserve"> </w:t>
+      </w:r>
+      <w:r>
+        <w:rPr>
+          <w:rStyle w:val="VerbatimChar"/>
+        </w:rPr>
+        <w:t xml:space="preserve">/admin/addons</w:t>
+      </w:r>
+      <w:r>
+        <w:t xml:space="preserve"> </w:t>
+      </w:r>
+      <w:r>
+        <w:t xml:space="preserve">reading the V2</w:t>
+      </w:r>
+      <w:r>
+        <w:t xml:space="preserve"> </w:t>
+      </w:r>
+      <w:r>
+        <w:rPr>
+          <w:rStyle w:val="VerbatimChar"/>
+        </w:rPr>
+        <w:t xml:space="preserve">platform_retail_catalog_v2</w:t>
+      </w:r>
+      <w:r>
+        <w:t xml:space="preserve">. A couple buys</w:t>
+      </w:r>
+      <w:r>
+        <w:t xml:space="preserve"> </w:t>
+      </w:r>
+      <w:r>
+        <w:rPr>
+          <w:i/>
+          <w:iCs/>
+        </w:rPr>
+        <w:t xml:space="preserve">Pakanta the SKU</w:t>
+      </w:r>
+      <w:r>
+        <w:t xml:space="preserve"> </w:t>
+      </w:r>
+      <w:r>
+        <w:t xml:space="preserve">via the catalog; a vendor lists under</w:t>
+      </w:r>
+      <w:r>
+        <w:t xml:space="preserve"> </w:t>
+      </w:r>
+      <w:r>
+        <w:rPr>
+          <w:i/>
+          <w:iCs/>
+        </w:rPr>
+        <w:t xml:space="preserve">Digital Services the category</w:t>
+      </w:r>
+      <w:r>
+        <w:t xml:space="preserve"> </w:t>
+      </w:r>
+      <w:r>
+        <w:t xml:space="preserve">via the taxonomy. The V2 retail catalog is</w:t>
+      </w:r>
+      <w:r>
+        <w:t xml:space="preserve"> </w:t>
+      </w:r>
+      <w:r>
+        <w:rPr>
+          <w:b/>
+          <w:bCs/>
+        </w:rPr>
+        <w:t xml:space="preserve">flat (no category column)</w:t>
+      </w:r>
+      <w:r>
+        <w:t xml:space="preserve">, so the Digital-Services grouping lives only here + in</w:t>
+      </w:r>
+      <w:r>
+        <w:t xml:space="preserve"> </w:t>
+      </w:r>
+      <w:r>
+        <w:rPr>
+          <w:rStyle w:val="VerbatimChar"/>
+        </w:rPr>
+        <w:t xml:space="preserve">taxonomy.ts</w:t>
+      </w:r>
+      <w:r>
+        <w:t xml:space="preserve">.</w:t>
+      </w:r>
+    </w:p>
+    <w:p>
+      <w:pPr>
+        <w:pStyle w:val="BodyText"/>
+      </w:pPr>
+      <w:r>
+        <w:rPr>
+          <w:b/>
+          <w:bCs/>
+        </w:rPr>
+        <w:t xml:space="preserve">V1 read-only; CRUD lands V1.x</w:t>
+      </w:r>
+      <w:r>
+        <w:t xml:space="preserve"> </w:t>
+      </w:r>
+      <w:r>
+        <w:t xml:space="preserve">(per the 2026-05-22 read-mostly admin pattern). V1 is a viewer — taxonomy edits ship via</w:t>
+      </w:r>
+      <w:r>
+        <w:t xml:space="preserve"> </w:t>
+      </w:r>
+      <w:r>
+        <w:rPr>
+          <w:rStyle w:val="VerbatimChar"/>
+        </w:rPr>
+        <w:t xml:space="preserve">taxonomy.ts</w:t>
+      </w:r>
+      <w:r>
+        <w:t xml:space="preserve"> </w:t>
+      </w:r>
+      <w:r>
+        <w:t xml:space="preserve">PRs +</w:t>
+      </w:r>
+      <w:r>
+        <w:t xml:space="preserve"> </w:t>
+      </w:r>
+      <w:r>
+        <w:rPr>
+          <w:rStyle w:val="VerbatimChar"/>
+        </w:rPr>
+        <w:t xml:space="preserve">canonical_service_schemas</w:t>
+      </w:r>
+      <w:r>
+        <w:t xml:space="preserve"> </w:t>
+      </w:r>
+      <w:r>
+        <w:t xml:space="preserve">migrations (the code path, the same way the Digital Services tile shipped). V1.x adds in-console affordances: add / rename / reorder tiles, toggle</w:t>
+      </w:r>
+      <w:r>
+        <w:t xml:space="preserve"> </w:t>
+      </w:r>
+      <w:r>
+        <w:rPr>
+          <w:rStyle w:val="VerbatimChar"/>
+        </w:rPr>
+        <w:t xml:space="preserve">marketplaceHidden</w:t>
+      </w:r>
+      <w:r>
+        <w:t xml:space="preserve">, re-point a canonical’s tile, and a</w:t>
+      </w:r>
+      <w:r>
+        <w:t xml:space="preserve"> </w:t>
+      </w:r>
+      <w:r>
+        <w:t xml:space="preserve">“resolve unmapped”</w:t>
+      </w:r>
+      <w:r>
+        <w:t xml:space="preserve"> </w:t>
+      </w:r>
+      <w:r>
+        <w:t xml:space="preserve">action — all gated behind the two-admin pattern (§4) for structural changes, since they reshape the public marketplace.</w:t>
+      </w:r>
+    </w:p>
+    <w:p>
+      <w:r>
+        <w:pict>
+          <v:rect style="width:0;height:1.5pt" o:hralign="center" o:hrstd="t" o:hr="t"/>
+        </w:pict>
+      </w:r>
+    </w:p>
+    <w:bookmarkEnd w:id="62"/>
+    <w:bookmarkEnd w:id="63"/>
+    <w:bookmarkStart w:id="69" w:name="Xc7e30205e6be7ba74b71021e7544c0dc5649b69"/>
+    <w:p>
+      <w:pPr>
+        <w:pStyle w:val="Heading2"/>
+      </w:pPr>
+      <w:r>
+        <w:t xml:space="preserve">4. Two-admin approval pattern (locked scope per Vendor Agreement § 9.1)</w:t>
+      </w:r>
+    </w:p>
+    <w:p>
+      <w:pPr>
+        <w:pStyle w:val="FirstParagraph"/>
+      </w:pPr>
+      <w:r>
+        <w:t xml:space="preserve">The</w:t>
+      </w:r>
+      <w:r>
+        <w:t xml:space="preserve"> </w:t>
+      </w:r>
+      <w:r>
+        <w:t xml:space="preserve">“four-eyes”</w:t>
+      </w:r>
+      <w:r>
+        <w:t xml:space="preserve"> </w:t>
+      </w:r>
+      <w:r>
+        <w:t xml:space="preserve">two-admin pattern applies ONLY to high-stakes, irreversible, or fraud-adjacent actions. Routine operational work — payment reconciliation, vendor verification, comp gifts within bounds, standard refunds, tier moves within policy — is</w:t>
+      </w:r>
+      <w:r>
+        <w:t xml:space="preserve"> </w:t>
+      </w:r>
+      <w:r>
+        <w:rPr>
+          <w:b/>
+          <w:bCs/>
+        </w:rPr>
+        <w:t xml:space="preserve">single-admin authority</w:t>
+      </w:r>
+      <w:r>
+        <w:t xml:space="preserve"> </w:t>
+      </w:r>
+      <w:r>
+        <w:t xml:space="preserve">so the team can run the day-to-day at speed.</w:t>
+      </w:r>
+    </w:p>
+    <w:bookmarkStart w:id="64" w:name="mechanics"/>
+    <w:p>
+      <w:pPr>
+        <w:pStyle w:val="Heading3"/>
+      </w:pPr>
+      <w:r>
+        <w:t xml:space="preserve">4.1 Mechanics</w:t>
       </w:r>
     </w:p>
     <w:p>
@@ -23250,7 +23769,115 @@
         <w:pStyle w:val="Compact"/>
         <w:numPr>
           <w:ilvl w:val="0"/>
-          <w:numId w:val="1033"/>
+          <w:numId w:val="1034"/>
+        </w:numPr>
+      </w:pPr>
+      <w:r>
+        <w:t xml:space="preserve">Admin A initiates the action via the admin console UI (e.g.,</w:t>
+      </w:r>
+      <w:r>
+        <w:t xml:space="preserve"> </w:t>
+      </w:r>
+      <w:r>
+        <w:t xml:space="preserve">“Add internal account: jane@setnayan.com”</w:t>
+      </w:r>
+      <w:r>
+        <w:t xml:space="preserve">)</w:t>
+      </w:r>
+    </w:p>
+    <w:p>
+      <w:pPr>
+        <w:pStyle w:val="Compact"/>
+        <w:numPr>
+          <w:ilvl w:val="0"/>
+          <w:numId w:val="1034"/>
+        </w:numPr>
+      </w:pPr>
+      <w:r>
+        <w:t xml:space="preserve">Request lands in</w:t>
+      </w:r>
+      <w:r>
+        <w:t xml:space="preserve"> </w:t>
+      </w:r>
+      <w:r>
+        <w:rPr>
+          <w:rStyle w:val="VerbatimChar"/>
+        </w:rPr>
+        <w:t xml:space="preserve">admin_approval_requests</w:t>
+      </w:r>
+      <w:r>
+        <w:t xml:space="preserve"> </w:t>
+      </w:r>
+      <w:r>
+        <w:t xml:space="preserve">with status</w:t>
+      </w:r>
+      <w:r>
+        <w:t xml:space="preserve"> </w:t>
+      </w:r>
+      <w:r>
+        <w:rPr>
+          <w:rStyle w:val="VerbatimChar"/>
+        </w:rPr>
+        <w:t xml:space="preserve">pending</w:t>
+      </w:r>
+      <w:r>
+        <w:t xml:space="preserve">, free-form rationale captured</w:t>
+      </w:r>
+    </w:p>
+    <w:p>
+      <w:pPr>
+        <w:pStyle w:val="Compact"/>
+        <w:numPr>
+          <w:ilvl w:val="0"/>
+          <w:numId w:val="1034"/>
+        </w:numPr>
+      </w:pPr>
+      <w:r>
+        <w:t xml:space="preserve">Other admins see it in their Home queue under</w:t>
+      </w:r>
+      <w:r>
+        <w:t xml:space="preserve"> </w:t>
+      </w:r>
+      <w:r>
+        <w:t xml:space="preserve">“Two-admin approvals pending”</w:t>
+      </w:r>
+      <w:r>
+        <w:t xml:space="preserve"> </w:t>
+      </w:r>
+      <w:r>
+        <w:t xml:space="preserve">+ receive in-app notification</w:t>
+      </w:r>
+    </w:p>
+    <w:p>
+      <w:pPr>
+        <w:pStyle w:val="Compact"/>
+        <w:numPr>
+          <w:ilvl w:val="0"/>
+          <w:numId w:val="1034"/>
+        </w:numPr>
+      </w:pPr>
+      <w:r>
+        <w:t xml:space="preserve">Admin B (must be a different person, enforced by</w:t>
+      </w:r>
+      <w:r>
+        <w:t xml:space="preserve"> </w:t>
+      </w:r>
+      <w:r>
+        <w:rPr>
+          <w:rStyle w:val="VerbatimChar"/>
+        </w:rPr>
+        <w:t xml:space="preserve">CHECK (approver_id != initiated_by)</w:t>
+      </w:r>
+      <w:r>
+        <w:t xml:space="preserve">) reviews and either:</w:t>
+      </w:r>
+    </w:p>
+    <w:p>
+      <w:pPr>
+        <w:pStyle w:val="Compact"/>
+        <w:numPr>
+          <w:ilvl w:val="1"/>
+          <w:numId w:val="1035"/>
         </w:numPr>
       </w:pPr>
       <w:r>
@@ -23258,6 +23885,121 @@
           <w:b/>
           <w:bCs/>
         </w:rPr>
+        <w:t xml:space="preserve">Approves</w:t>
+      </w:r>
+      <w:r>
+        <w:t xml:space="preserve"> </w:t>
+      </w:r>
+      <w:r>
+        <w:t xml:space="preserve">→ status</w:t>
+      </w:r>
+      <w:r>
+        <w:t xml:space="preserve"> </w:t>
+      </w:r>
+      <w:r>
+        <w:rPr>
+          <w:rStyle w:val="VerbatimChar"/>
+        </w:rPr>
+        <w:t xml:space="preserve">approved</w:t>
+      </w:r>
+      <w:r>
+        <w:t xml:space="preserve">, action executes, full audit log entry written with both admin IDs</w:t>
+      </w:r>
+    </w:p>
+    <w:p>
+      <w:pPr>
+        <w:pStyle w:val="Compact"/>
+        <w:numPr>
+          <w:ilvl w:val="1"/>
+          <w:numId w:val="1035"/>
+        </w:numPr>
+      </w:pPr>
+      <w:r>
+        <w:rPr>
+          <w:b/>
+          <w:bCs/>
+        </w:rPr>
+        <w:t xml:space="preserve">Rejects</w:t>
+      </w:r>
+      <w:r>
+        <w:t xml:space="preserve"> </w:t>
+      </w:r>
+      <w:r>
+        <w:t xml:space="preserve">→ status</w:t>
+      </w:r>
+      <w:r>
+        <w:t xml:space="preserve"> </w:t>
+      </w:r>
+      <w:r>
+        <w:rPr>
+          <w:rStyle w:val="VerbatimChar"/>
+        </w:rPr>
+        <w:t xml:space="preserve">rejected</w:t>
+      </w:r>
+      <w:r>
+        <w:t xml:space="preserve"> </w:t>
+      </w:r>
+      <w:r>
+        <w:t xml:space="preserve">with Admin B’s reason; Admin A is notified</w:t>
+      </w:r>
+    </w:p>
+    <w:p>
+      <w:pPr>
+        <w:pStyle w:val="Compact"/>
+        <w:numPr>
+          <w:ilvl w:val="1"/>
+          <w:numId w:val="1035"/>
+        </w:numPr>
+      </w:pPr>
+      <w:r>
+        <w:rPr>
+          <w:b/>
+          <w:bCs/>
+        </w:rPr>
+        <w:t xml:space="preserve">Requests changes</w:t>
+      </w:r>
+      <w:r>
+        <w:t xml:space="preserve"> </w:t>
+      </w:r>
+      <w:r>
+        <w:t xml:space="preserve">→ comments; Admin A revises and re-submits</w:t>
+      </w:r>
+    </w:p>
+    <w:p>
+      <w:pPr>
+        <w:pStyle w:val="Compact"/>
+        <w:numPr>
+          <w:ilvl w:val="0"/>
+          <w:numId w:val="1034"/>
+        </w:numPr>
+      </w:pPr>
+      <w:r>
+        <w:rPr>
+          <w:b/>
+          <w:bCs/>
+        </w:rPr>
+        <w:t xml:space="preserve">Expiry:</w:t>
+      </w:r>
+      <w:r>
+        <w:t xml:space="preserve"> </w:t>
+      </w:r>
+      <w:r>
+        <w:t xml:space="preserve">7-day decision window. Un-decided requests auto-expire and must be re-initiated.</w:t>
+      </w:r>
+    </w:p>
+    <w:p>
+      <w:pPr>
+        <w:pStyle w:val="Compact"/>
+        <w:numPr>
+          <w:ilvl w:val="0"/>
+          <w:numId w:val="1034"/>
+        </w:numPr>
+      </w:pPr>
+      <w:r>
+        <w:rPr>
+          <w:b/>
+          <w:bCs/>
+        </w:rPr>
         <w:t xml:space="preserve">Bootstrap exception:</w:t>
       </w:r>
       <w:r>
@@ -23282,8 +24024,8 @@
         <w:t xml:space="preserve">audit tag. Single-use; no further exceptions after the second admin exists.</w:t>
       </w:r>
     </w:p>
-    <w:bookmarkEnd w:id="62"/>
-    <w:bookmarkStart w:id="63" w:name="required-for-the-major-decisions-list"/>
+    <w:bookmarkEnd w:id="64"/>
+    <w:bookmarkStart w:id="65" w:name="required-for-the-major-decisions-list"/>
     <w:p>
       <w:pPr>
         <w:pStyle w:val="Heading3"/>
@@ -23664,8 +24406,8 @@
         </w:tc>
       </w:tr>
     </w:tbl>
-    <w:bookmarkEnd w:id="63"/>
-    <w:bookmarkStart w:id="64" w:name="X754d6eede66ea75fcf8256626c58de509bb89e6"/>
+    <w:bookmarkEnd w:id="65"/>
+    <w:bookmarkStart w:id="66" w:name="X754d6eede66ea75fcf8256626c58de509bb89e6"/>
     <w:p>
       <w:pPr>
         <w:pStyle w:val="Heading3"/>
@@ -24016,918 +24758,14 @@
         </w:tc>
       </w:tr>
     </w:tbl>
-    <w:bookmarkEnd w:id="64"/>
-    <w:bookmarkStart w:id="65" w:name="why-this-scope-is-right-for-v1"/>
+    <w:bookmarkEnd w:id="66"/>
+    <w:bookmarkStart w:id="67" w:name="why-this-scope-is-right-for-v1"/>
     <w:p>
       <w:pPr>
         <w:pStyle w:val="Heading3"/>
       </w:pPr>
       <w:r>
         <w:t xml:space="preserve">4.4 Why this scope is right for V1</w:t>
-      </w:r>
-    </w:p>
-    <w:p>
-      <w:pPr>
-        <w:pStyle w:val="Compact"/>
-        <w:numPr>
-          <w:ilvl w:val="0"/>
-          <w:numId w:val="1035"/>
-        </w:numPr>
-      </w:pPr>
-      <w:r>
-        <w:rPr>
-          <w:b/>
-          <w:bCs/>
-        </w:rPr>
-        <w:t xml:space="preserve">Payment reconciliation is the team’s busiest activity.</w:t>
-      </w:r>
-      <w:r>
-        <w:t xml:space="preserve"> </w:t>
-      </w:r>
-      <w:r>
-        <w:t xml:space="preserve">A 24-hr SLA on dozens of daily payment matches × two-admin per match would mathematically miss the SLA and create a permanent backlog. Single-admin authority with full audit logging captures the fraud-mitigation value without the throughput cost.</w:t>
-      </w:r>
-    </w:p>
-    <w:p>
-      <w:pPr>
-        <w:pStyle w:val="Compact"/>
-        <w:numPr>
-          <w:ilvl w:val="0"/>
-          <w:numId w:val="1035"/>
-        </w:numPr>
-      </w:pPr>
-      <w:r>
-        <w:rPr>
-          <w:b/>
-          <w:bCs/>
-        </w:rPr>
-        <w:t xml:space="preserve">Vendor verification is queue-grindy.</w:t>
-      </w:r>
-      <w:r>
-        <w:t xml:space="preserve"> </w:t>
-      </w:r>
-      <w:r>
-        <w:t xml:space="preserve">Verification Handler clears dozens of vendors a week; gating each on a second admin would build a permanent backlog.</w:t>
-      </w:r>
-    </w:p>
-    <w:p>
-      <w:pPr>
-        <w:pStyle w:val="Compact"/>
-        <w:numPr>
-          <w:ilvl w:val="0"/>
-          <w:numId w:val="1035"/>
-        </w:numPr>
-      </w:pPr>
-      <w:r>
-        <w:rPr>
-          <w:b/>
-          <w:bCs/>
-        </w:rPr>
-        <w:t xml:space="preserve">Comp gifts ≤ ₱10K are forgiving.</w:t>
-      </w:r>
-      <w:r>
-        <w:t xml:space="preserve"> </w:t>
-      </w:r>
-      <w:r>
-        <w:t xml:space="preserve">Worst case of an over-issued comp at this scale costs less than the throughput hit. Above ₱10K (where the dollar value gets material) flips to two-admin via</w:t>
-      </w:r>
-      <w:r>
-        <w:t xml:space="preserve"> </w:t>
-      </w:r>
-      <w:r>
-        <w:rPr>
-          <w:rStyle w:val="VerbatimChar"/>
-        </w:rPr>
-        <w:t xml:space="preserve">unlimited_use_grant</w:t>
-      </w:r>
-      <w:r>
-        <w:t xml:space="preserve"> </w:t>
-      </w:r>
-      <w:r>
-        <w:t xml:space="preserve">policy.</w:t>
-      </w:r>
-    </w:p>
-    <w:p>
-      <w:pPr>
-        <w:pStyle w:val="Compact"/>
-        <w:numPr>
-          <w:ilvl w:val="0"/>
-          <w:numId w:val="1035"/>
-        </w:numPr>
-      </w:pPr>
-      <w:r>
-        <w:rPr>
-          <w:b/>
-          <w:bCs/>
-        </w:rPr>
-        <w:t xml:space="preserve">Major decisions are infrequent.</w:t>
-      </w:r>
-      <w:r>
-        <w:t xml:space="preserve"> </w:t>
-      </w:r>
-      <w:r>
-        <w:t xml:space="preserve">New admin promotions, internal-account creation, payment-account changes, mid-quarter pricing moves happen weekly or less — friction is a feature, not a bug, on those.</w:t>
-      </w:r>
-    </w:p>
-    <w:bookmarkEnd w:id="65"/>
-    <w:bookmarkStart w:id="66" w:name="schema-1"/>
-    <w:p>
-      <w:pPr>
-        <w:pStyle w:val="Heading3"/>
-      </w:pPr>
-      <w:r>
-        <w:t xml:space="preserve">4.5 Schema</w:t>
-      </w:r>
-    </w:p>
-    <w:p>
-      <w:pPr>
-        <w:pStyle w:val="SourceCode"/>
-      </w:pPr>
-      <w:r>
-        <w:rPr>
-          <w:rStyle w:val="KeywordTok"/>
-        </w:rPr>
-        <w:t xml:space="preserve">CREATE</w:t>
-      </w:r>
-      <w:r>
-        <w:rPr>
-          <w:rStyle w:val="NormalTok"/>
-        </w:rPr>
-        <w:t xml:space="preserve"> </w:t>
-      </w:r>
-      <w:r>
-        <w:rPr>
-          <w:rStyle w:val="KeywordTok"/>
-        </w:rPr>
-        <w:t xml:space="preserve">TABLE</w:t>
-      </w:r>
-      <w:r>
-        <w:rPr>
-          <w:rStyle w:val="NormalTok"/>
-        </w:rPr>
-        <w:t xml:space="preserve"> admin_approval_requests (</w:t>
-      </w:r>
-      <w:r>
-        <w:br/>
-      </w:r>
-      <w:r>
-        <w:rPr>
-          <w:rStyle w:val="NormalTok"/>
-        </w:rPr>
-        <w:t xml:space="preserve">    request_id          UUID </w:t>
-      </w:r>
-      <w:r>
-        <w:rPr>
-          <w:rStyle w:val="KeywordTok"/>
-        </w:rPr>
-        <w:t xml:space="preserve">PRIMARY</w:t>
-      </w:r>
-      <w:r>
-        <w:rPr>
-          <w:rStyle w:val="NormalTok"/>
-        </w:rPr>
-        <w:t xml:space="preserve"> </w:t>
-      </w:r>
-      <w:r>
-        <w:rPr>
-          <w:rStyle w:val="KeywordTok"/>
-        </w:rPr>
-        <w:t xml:space="preserve">KEY</w:t>
-      </w:r>
-      <w:r>
-        <w:rPr>
-          <w:rStyle w:val="NormalTok"/>
-        </w:rPr>
-        <w:t xml:space="preserve">,</w:t>
-      </w:r>
-      <w:r>
-        <w:br/>
-      </w:r>
-      <w:r>
-        <w:rPr>
-          <w:rStyle w:val="NormalTok"/>
-        </w:rPr>
-        <w:t xml:space="preserve">    initiated_by        UUID </w:t>
-      </w:r>
-      <w:r>
-        <w:rPr>
-          <w:rStyle w:val="KeywordTok"/>
-        </w:rPr>
-        <w:t xml:space="preserve">NOT</w:t>
-      </w:r>
-      <w:r>
-        <w:rPr>
-          <w:rStyle w:val="NormalTok"/>
-        </w:rPr>
-        <w:t xml:space="preserve"> </w:t>
-      </w:r>
-      <w:r>
-        <w:rPr>
-          <w:rStyle w:val="KeywordTok"/>
-        </w:rPr>
-        <w:t xml:space="preserve">NULL</w:t>
-      </w:r>
-      <w:r>
-        <w:rPr>
-          <w:rStyle w:val="NormalTok"/>
-        </w:rPr>
-        <w:t xml:space="preserve"> </w:t>
-      </w:r>
-      <w:r>
-        <w:rPr>
-          <w:rStyle w:val="KeywordTok"/>
-        </w:rPr>
-        <w:t xml:space="preserve">REFERENCES</w:t>
-      </w:r>
-      <w:r>
-        <w:rPr>
-          <w:rStyle w:val="NormalTok"/>
-        </w:rPr>
-        <w:t xml:space="preserve"> users(user_id),</w:t>
-      </w:r>
-      <w:r>
-        <w:br/>
-      </w:r>
-      <w:r>
-        <w:rPr>
-          <w:rStyle w:val="NormalTok"/>
-        </w:rPr>
-        <w:t xml:space="preserve">    action_type         TEXT </w:t>
-      </w:r>
-      <w:r>
-        <w:rPr>
-          <w:rStyle w:val="KeywordTok"/>
-        </w:rPr>
-        <w:t xml:space="preserve">NOT</w:t>
-      </w:r>
-      <w:r>
-        <w:rPr>
-          <w:rStyle w:val="NormalTok"/>
-        </w:rPr>
-        <w:t xml:space="preserve"> </w:t>
-      </w:r>
-      <w:r>
-        <w:rPr>
-          <w:rStyle w:val="KeywordTok"/>
-        </w:rPr>
-        <w:t xml:space="preserve">NULL</w:t>
-      </w:r>
-      <w:r>
-        <w:rPr>
-          <w:rStyle w:val="NormalTok"/>
-        </w:rPr>
-        <w:t xml:space="preserve">,  </w:t>
-      </w:r>
-      <w:r>
-        <w:rPr>
-          <w:rStyle w:val="CommentTok"/>
-        </w:rPr>
-        <w:t xml:space="preserve">-- 'promote_admin' | 'add_internal_account' | 'change_payment_account' | etc.</w:t>
-      </w:r>
-      <w:r>
-        <w:br/>
-      </w:r>
-      <w:r>
-        <w:rPr>
-          <w:rStyle w:val="NormalTok"/>
-        </w:rPr>
-        <w:t xml:space="preserve">    payload_json        JSONB </w:t>
-      </w:r>
-      <w:r>
-        <w:rPr>
-          <w:rStyle w:val="KeywordTok"/>
-        </w:rPr>
-        <w:t xml:space="preserve">NOT</w:t>
-      </w:r>
-      <w:r>
-        <w:rPr>
-          <w:rStyle w:val="NormalTok"/>
-        </w:rPr>
-        <w:t xml:space="preserve"> </w:t>
-      </w:r>
-      <w:r>
-        <w:rPr>
-          <w:rStyle w:val="KeywordTok"/>
-        </w:rPr>
-        <w:t xml:space="preserve">NULL</w:t>
-      </w:r>
-      <w:r>
-        <w:rPr>
-          <w:rStyle w:val="NormalTok"/>
-        </w:rPr>
-        <w:t xml:space="preserve">, </w:t>
-      </w:r>
-      <w:r>
-        <w:rPr>
-          <w:rStyle w:val="CommentTok"/>
-        </w:rPr>
-        <w:t xml:space="preserve">-- the proposed change details</w:t>
-      </w:r>
-      <w:r>
-        <w:br/>
-      </w:r>
-      <w:r>
-        <w:rPr>
-          <w:rStyle w:val="NormalTok"/>
-        </w:rPr>
-        <w:t xml:space="preserve">    rationale           TEXT </w:t>
-      </w:r>
-      <w:r>
-        <w:rPr>
-          <w:rStyle w:val="KeywordTok"/>
-        </w:rPr>
-        <w:t xml:space="preserve">NOT</w:t>
-      </w:r>
-      <w:r>
-        <w:rPr>
-          <w:rStyle w:val="NormalTok"/>
-        </w:rPr>
-        <w:t xml:space="preserve"> </w:t>
-      </w:r>
-      <w:r>
-        <w:rPr>
-          <w:rStyle w:val="KeywordTok"/>
-        </w:rPr>
-        <w:t xml:space="preserve">NULL</w:t>
-      </w:r>
-      <w:r>
-        <w:rPr>
-          <w:rStyle w:val="NormalTok"/>
-        </w:rPr>
-        <w:t xml:space="preserve">,  </w:t>
-      </w:r>
-      <w:r>
-        <w:rPr>
-          <w:rStyle w:val="CommentTok"/>
-        </w:rPr>
-        <w:t xml:space="preserve">-- Admin A's free-form reason</w:t>
-      </w:r>
-      <w:r>
-        <w:br/>
-      </w:r>
-      <w:r>
-        <w:rPr>
-          <w:rStyle w:val="NormalTok"/>
-        </w:rPr>
-        <w:t xml:space="preserve">    status              TEXT </w:t>
-      </w:r>
-      <w:r>
-        <w:rPr>
-          <w:rStyle w:val="KeywordTok"/>
-        </w:rPr>
-        <w:t xml:space="preserve">NOT</w:t>
-      </w:r>
-      <w:r>
-        <w:rPr>
-          <w:rStyle w:val="NormalTok"/>
-        </w:rPr>
-        <w:t xml:space="preserve"> </w:t>
-      </w:r>
-      <w:r>
-        <w:rPr>
-          <w:rStyle w:val="KeywordTok"/>
-        </w:rPr>
-        <w:t xml:space="preserve">NULL</w:t>
-      </w:r>
-      <w:r>
-        <w:rPr>
-          <w:rStyle w:val="NormalTok"/>
-        </w:rPr>
-        <w:t xml:space="preserve"> </w:t>
-      </w:r>
-      <w:r>
-        <w:rPr>
-          <w:rStyle w:val="KeywordTok"/>
-        </w:rPr>
-        <w:t xml:space="preserve">DEFAULT</w:t>
-      </w:r>
-      <w:r>
-        <w:rPr>
-          <w:rStyle w:val="NormalTok"/>
-        </w:rPr>
-        <w:t xml:space="preserve"> </w:t>
-      </w:r>
-      <w:r>
-        <w:rPr>
-          <w:rStyle w:val="StringTok"/>
-        </w:rPr>
-        <w:t xml:space="preserve">'pending'</w:t>
-      </w:r>
-      <w:r>
-        <w:br/>
-      </w:r>
-      <w:r>
-        <w:rPr>
-          <w:rStyle w:val="NormalTok"/>
-        </w:rPr>
-        <w:t xml:space="preserve">                        </w:t>
-      </w:r>
-      <w:r>
-        <w:rPr>
-          <w:rStyle w:val="KeywordTok"/>
-        </w:rPr>
-        <w:t xml:space="preserve">CHECK</w:t>
-      </w:r>
-      <w:r>
-        <w:rPr>
-          <w:rStyle w:val="NormalTok"/>
-        </w:rPr>
-        <w:t xml:space="preserve"> (status </w:t>
-      </w:r>
-      <w:r>
-        <w:rPr>
-          <w:rStyle w:val="KeywordTok"/>
-        </w:rPr>
-        <w:t xml:space="preserve">IN</w:t>
-      </w:r>
-      <w:r>
-        <w:rPr>
-          <w:rStyle w:val="NormalTok"/>
-        </w:rPr>
-        <w:t xml:space="preserve"> (</w:t>
-      </w:r>
-      <w:r>
-        <w:rPr>
-          <w:rStyle w:val="StringTok"/>
-        </w:rPr>
-        <w:t xml:space="preserve">'pending'</w:t>
-      </w:r>
-      <w:r>
-        <w:rPr>
-          <w:rStyle w:val="NormalTok"/>
-        </w:rPr>
-        <w:t xml:space="preserve">,</w:t>
-      </w:r>
-      <w:r>
-        <w:rPr>
-          <w:rStyle w:val="StringTok"/>
-        </w:rPr>
-        <w:t xml:space="preserve">'approved'</w:t>
-      </w:r>
-      <w:r>
-        <w:rPr>
-          <w:rStyle w:val="NormalTok"/>
-        </w:rPr>
-        <w:t xml:space="preserve">,</w:t>
-      </w:r>
-      <w:r>
-        <w:rPr>
-          <w:rStyle w:val="StringTok"/>
-        </w:rPr>
-        <w:t xml:space="preserve">'rejected'</w:t>
-      </w:r>
-      <w:r>
-        <w:rPr>
-          <w:rStyle w:val="NormalTok"/>
-        </w:rPr>
-        <w:t xml:space="preserve">,</w:t>
-      </w:r>
-      <w:r>
-        <w:rPr>
-          <w:rStyle w:val="StringTok"/>
-        </w:rPr>
-        <w:t xml:space="preserve">'expired'</w:t>
-      </w:r>
-      <w:r>
-        <w:rPr>
-          <w:rStyle w:val="NormalTok"/>
-        </w:rPr>
-        <w:t xml:space="preserve">)),</w:t>
-      </w:r>
-      <w:r>
-        <w:br/>
-      </w:r>
-      <w:r>
-        <w:rPr>
-          <w:rStyle w:val="NormalTok"/>
-        </w:rPr>
-        <w:t xml:space="preserve">    created_at          TIMESTAMPTZ </w:t>
-      </w:r>
-      <w:r>
-        <w:rPr>
-          <w:rStyle w:val="KeywordTok"/>
-        </w:rPr>
-        <w:t xml:space="preserve">NOT</w:t>
-      </w:r>
-      <w:r>
-        <w:rPr>
-          <w:rStyle w:val="NormalTok"/>
-        </w:rPr>
-        <w:t xml:space="preserve"> </w:t>
-      </w:r>
-      <w:r>
-        <w:rPr>
-          <w:rStyle w:val="KeywordTok"/>
-        </w:rPr>
-        <w:t xml:space="preserve">NULL</w:t>
-      </w:r>
-      <w:r>
-        <w:rPr>
-          <w:rStyle w:val="NormalTok"/>
-        </w:rPr>
-        <w:t xml:space="preserve"> </w:t>
-      </w:r>
-      <w:r>
-        <w:rPr>
-          <w:rStyle w:val="KeywordTok"/>
-        </w:rPr>
-        <w:t xml:space="preserve">DEFAULT</w:t>
-      </w:r>
-      <w:r>
-        <w:rPr>
-          <w:rStyle w:val="NormalTok"/>
-        </w:rPr>
-        <w:t xml:space="preserve"> NOW(),</w:t>
-      </w:r>
-      <w:r>
-        <w:br/>
-      </w:r>
-      <w:r>
-        <w:rPr>
-          <w:rStyle w:val="NormalTok"/>
-        </w:rPr>
-        <w:t xml:space="preserve">    expires_at          TIMESTAMPTZ </w:t>
-      </w:r>
-      <w:r>
-        <w:rPr>
-          <w:rStyle w:val="KeywordTok"/>
-        </w:rPr>
-        <w:t xml:space="preserve">NOT</w:t>
-      </w:r>
-      <w:r>
-        <w:rPr>
-          <w:rStyle w:val="NormalTok"/>
-        </w:rPr>
-        <w:t xml:space="preserve"> </w:t>
-      </w:r>
-      <w:r>
-        <w:rPr>
-          <w:rStyle w:val="KeywordTok"/>
-        </w:rPr>
-        <w:t xml:space="preserve">NULL</w:t>
-      </w:r>
-      <w:r>
-        <w:rPr>
-          <w:rStyle w:val="NormalTok"/>
-        </w:rPr>
-        <w:t xml:space="preserve"> </w:t>
-      </w:r>
-      <w:r>
-        <w:rPr>
-          <w:rStyle w:val="KeywordTok"/>
-        </w:rPr>
-        <w:t xml:space="preserve">DEFAULT</w:t>
-      </w:r>
-      <w:r>
-        <w:rPr>
-          <w:rStyle w:val="NormalTok"/>
-        </w:rPr>
-        <w:t xml:space="preserve"> (NOW() </w:t>
-      </w:r>
-      <w:r>
-        <w:rPr>
-          <w:rStyle w:val="OperatorTok"/>
-        </w:rPr>
-        <w:t xml:space="preserve">+</w:t>
-      </w:r>
-      <w:r>
-        <w:rPr>
-          <w:rStyle w:val="NormalTok"/>
-        </w:rPr>
-        <w:t xml:space="preserve"> </w:t>
-      </w:r>
-      <w:r>
-        <w:rPr>
-          <w:rStyle w:val="DataTypeTok"/>
-        </w:rPr>
-        <w:t xml:space="preserve">INTERVAL</w:t>
-      </w:r>
-      <w:r>
-        <w:rPr>
-          <w:rStyle w:val="NormalTok"/>
-        </w:rPr>
-        <w:t xml:space="preserve"> </w:t>
-      </w:r>
-      <w:r>
-        <w:rPr>
-          <w:rStyle w:val="StringTok"/>
-        </w:rPr>
-        <w:t xml:space="preserve">'7 days'</w:t>
-      </w:r>
-      <w:r>
-        <w:rPr>
-          <w:rStyle w:val="NormalTok"/>
-        </w:rPr>
-        <w:t xml:space="preserve">),</w:t>
-      </w:r>
-      <w:r>
-        <w:br/>
-      </w:r>
-      <w:r>
-        <w:rPr>
-          <w:rStyle w:val="NormalTok"/>
-        </w:rPr>
-        <w:t xml:space="preserve">    approver_id         UUID </w:t>
-      </w:r>
-      <w:r>
-        <w:rPr>
-          <w:rStyle w:val="KeywordTok"/>
-        </w:rPr>
-        <w:t xml:space="preserve">REFERENCES</w:t>
-      </w:r>
-      <w:r>
-        <w:rPr>
-          <w:rStyle w:val="NormalTok"/>
-        </w:rPr>
-        <w:t xml:space="preserve"> users(user_id),</w:t>
-      </w:r>
-      <w:r>
-        <w:br/>
-      </w:r>
-      <w:r>
-        <w:rPr>
-          <w:rStyle w:val="NormalTok"/>
-        </w:rPr>
-        <w:t xml:space="preserve">    decided_at          TIMESTAMPTZ,</w:t>
-      </w:r>
-      <w:r>
-        <w:br/>
-      </w:r>
-      <w:r>
-        <w:rPr>
-          <w:rStyle w:val="NormalTok"/>
-        </w:rPr>
-        <w:t xml:space="preserve">    decision_reason     TEXT,</w:t>
-      </w:r>
-      <w:r>
-        <w:br/>
-      </w:r>
-      <w:r>
-        <w:rPr>
-          <w:rStyle w:val="NormalTok"/>
-        </w:rPr>
-        <w:t xml:space="preserve">    </w:t>
-      </w:r>
-      <w:r>
-        <w:rPr>
-          <w:rStyle w:val="KeywordTok"/>
-        </w:rPr>
-        <w:t xml:space="preserve">CHECK</w:t>
-      </w:r>
-      <w:r>
-        <w:rPr>
-          <w:rStyle w:val="NormalTok"/>
-        </w:rPr>
-        <w:t xml:space="preserve"> (approver_id </w:t>
-      </w:r>
-      <w:r>
-        <w:rPr>
-          <w:rStyle w:val="KeywordTok"/>
-        </w:rPr>
-        <w:t xml:space="preserve">IS</w:t>
-      </w:r>
-      <w:r>
-        <w:rPr>
-          <w:rStyle w:val="NormalTok"/>
-        </w:rPr>
-        <w:t xml:space="preserve"> </w:t>
-      </w:r>
-      <w:r>
-        <w:rPr>
-          <w:rStyle w:val="KeywordTok"/>
-        </w:rPr>
-        <w:t xml:space="preserve">NULL</w:t>
-      </w:r>
-      <w:r>
-        <w:rPr>
-          <w:rStyle w:val="NormalTok"/>
-        </w:rPr>
-        <w:t xml:space="preserve"> </w:t>
-      </w:r>
-      <w:r>
-        <w:rPr>
-          <w:rStyle w:val="KeywordTok"/>
-        </w:rPr>
-        <w:t xml:space="preserve">OR</w:t>
-      </w:r>
-      <w:r>
-        <w:rPr>
-          <w:rStyle w:val="NormalTok"/>
-        </w:rPr>
-        <w:t xml:space="preserve"> approver_id </w:t>
-      </w:r>
-      <w:r>
-        <w:rPr>
-          <w:rStyle w:val="OperatorTok"/>
-        </w:rPr>
-        <w:t xml:space="preserve">!=</w:t>
-      </w:r>
-      <w:r>
-        <w:rPr>
-          <w:rStyle w:val="NormalTok"/>
-        </w:rPr>
-        <w:t xml:space="preserve"> initiated_by)</w:t>
-      </w:r>
-      <w:r>
-        <w:br/>
-      </w:r>
-      <w:r>
-        <w:rPr>
-          <w:rStyle w:val="NormalTok"/>
-        </w:rPr>
-        <w:t xml:space="preserve">);</w:t>
-      </w:r>
-      <w:r>
-        <w:br/>
-      </w:r>
-      <w:r>
-        <w:br/>
-      </w:r>
-      <w:r>
-        <w:rPr>
-          <w:rStyle w:val="KeywordTok"/>
-        </w:rPr>
-        <w:t xml:space="preserve">CREATE</w:t>
-      </w:r>
-      <w:r>
-        <w:rPr>
-          <w:rStyle w:val="NormalTok"/>
-        </w:rPr>
-        <w:t xml:space="preserve"> </w:t>
-      </w:r>
-      <w:r>
-        <w:rPr>
-          <w:rStyle w:val="KeywordTok"/>
-        </w:rPr>
-        <w:t xml:space="preserve">INDEX</w:t>
-      </w:r>
-      <w:r>
-        <w:rPr>
-          <w:rStyle w:val="NormalTok"/>
-        </w:rPr>
-        <w:t xml:space="preserve"> idx_approval_requests_pending </w:t>
-      </w:r>
-      <w:r>
-        <w:rPr>
-          <w:rStyle w:val="KeywordTok"/>
-        </w:rPr>
-        <w:t xml:space="preserve">ON</w:t>
-      </w:r>
-      <w:r>
-        <w:rPr>
-          <w:rStyle w:val="NormalTok"/>
-        </w:rPr>
-        <w:t xml:space="preserve"> admin_approval_requests(status) </w:t>
-      </w:r>
-      <w:r>
-        <w:rPr>
-          <w:rStyle w:val="KeywordTok"/>
-        </w:rPr>
-        <w:t xml:space="preserve">WHERE</w:t>
-      </w:r>
-      <w:r>
-        <w:rPr>
-          <w:rStyle w:val="NormalTok"/>
-        </w:rPr>
-        <w:t xml:space="preserve"> status </w:t>
-      </w:r>
-      <w:r>
-        <w:rPr>
-          <w:rStyle w:val="OperatorTok"/>
-        </w:rPr>
-        <w:t xml:space="preserve">=</w:t>
-      </w:r>
-      <w:r>
-        <w:rPr>
-          <w:rStyle w:val="NormalTok"/>
-        </w:rPr>
-        <w:t xml:space="preserve"> </w:t>
-      </w:r>
-      <w:r>
-        <w:rPr>
-          <w:rStyle w:val="StringTok"/>
-        </w:rPr>
-        <w:t xml:space="preserve">'pending'</w:t>
-      </w:r>
-      <w:r>
-        <w:rPr>
-          <w:rStyle w:val="NormalTok"/>
-        </w:rPr>
-        <w:t xml:space="preserve">;</w:t>
-      </w:r>
-      <w:r>
-        <w:br/>
-      </w:r>
-      <w:r>
-        <w:rPr>
-          <w:rStyle w:val="KeywordTok"/>
-        </w:rPr>
-        <w:t xml:space="preserve">CREATE</w:t>
-      </w:r>
-      <w:r>
-        <w:rPr>
-          <w:rStyle w:val="NormalTok"/>
-        </w:rPr>
-        <w:t xml:space="preserve"> </w:t>
-      </w:r>
-      <w:r>
-        <w:rPr>
-          <w:rStyle w:val="KeywordTok"/>
-        </w:rPr>
-        <w:t xml:space="preserve">INDEX</w:t>
-      </w:r>
-      <w:r>
-        <w:rPr>
-          <w:rStyle w:val="NormalTok"/>
-        </w:rPr>
-        <w:t xml:space="preserve"> idx_approval_requests_expires </w:t>
-      </w:r>
-      <w:r>
-        <w:rPr>
-          <w:rStyle w:val="KeywordTok"/>
-        </w:rPr>
-        <w:t xml:space="preserve">ON</w:t>
-      </w:r>
-      <w:r>
-        <w:rPr>
-          <w:rStyle w:val="NormalTok"/>
-        </w:rPr>
-        <w:t xml:space="preserve"> admin_approval_requests(expires_at) </w:t>
-      </w:r>
-      <w:r>
-        <w:rPr>
-          <w:rStyle w:val="KeywordTok"/>
-        </w:rPr>
-        <w:t xml:space="preserve">WHERE</w:t>
-      </w:r>
-      <w:r>
-        <w:rPr>
-          <w:rStyle w:val="NormalTok"/>
-        </w:rPr>
-        <w:t xml:space="preserve"> status </w:t>
-      </w:r>
-      <w:r>
-        <w:rPr>
-          <w:rStyle w:val="OperatorTok"/>
-        </w:rPr>
-        <w:t xml:space="preserve">=</w:t>
-      </w:r>
-      <w:r>
-        <w:rPr>
-          <w:rStyle w:val="NormalTok"/>
-        </w:rPr>
-        <w:t xml:space="preserve"> </w:t>
-      </w:r>
-      <w:r>
-        <w:rPr>
-          <w:rStyle w:val="StringTok"/>
-        </w:rPr>
-        <w:t xml:space="preserve">'pending'</w:t>
-      </w:r>
-      <w:r>
-        <w:rPr>
-          <w:rStyle w:val="NormalTok"/>
-        </w:rPr>
-        <w:t xml:space="preserve">;</w:t>
-      </w:r>
-    </w:p>
-    <w:p>
-      <w:r>
-        <w:pict>
-          <v:rect style="width:0;height:1.5pt" o:hralign="center" o:hrstd="t" o:hr="t"/>
-        </w:pict>
-      </w:r>
-    </w:p>
-    <w:bookmarkEnd w:id="66"/>
-    <w:bookmarkEnd w:id="67"/>
-    <w:bookmarkStart w:id="68" w:name="mobile-vital-info-rule-inherited"/>
-    <w:p>
-      <w:pPr>
-        <w:pStyle w:val="Heading2"/>
-      </w:pPr>
-      <w:r>
-        <w:t xml:space="preserve">5. Mobile vital-info rule (inherited)</w:t>
-      </w:r>
-    </w:p>
-    <w:p>
-      <w:pPr>
-        <w:pStyle w:val="FirstParagraph"/>
-      </w:pPr>
-      <w:r>
-        <w:t xml:space="preserve">Mobile admin is for</w:t>
-      </w:r>
-      <w:r>
-        <w:t xml:space="preserve"> </w:t>
-      </w:r>
-      <w:r>
-        <w:rPr>
-          <w:b/>
-          <w:bCs/>
-        </w:rPr>
-        <w:t xml:space="preserve">urgent approvals on the go</w:t>
-      </w:r>
-      <w:r>
-        <w:t xml:space="preserve">, not detailed work:</w:t>
       </w:r>
     </w:p>
     <w:p>
@@ -24939,7 +24777,17 @@
         </w:numPr>
       </w:pPr>
       <w:r>
-        <w:t xml:space="preserve">Home shows queue counts and the top 3 urgent items</w:t>
+        <w:rPr>
+          <w:b/>
+          <w:bCs/>
+        </w:rPr>
+        <w:t xml:space="preserve">Payment reconciliation is the team’s busiest activity.</w:t>
+      </w:r>
+      <w:r>
+        <w:t xml:space="preserve"> </w:t>
+      </w:r>
+      <w:r>
+        <w:t xml:space="preserve">A 24-hr SLA on dozens of daily payment matches × two-admin per match would mathematically miss the SLA and create a permanent backlog. Single-admin authority with full audit logging captures the fraud-mitigation value without the throughput cost.</w:t>
       </w:r>
     </w:p>
     <w:p>
@@ -24951,7 +24799,17 @@
         </w:numPr>
       </w:pPr>
       <w:r>
-        <w:t xml:space="preserve">Queues stack vertically with quick-approve buttons</w:t>
+        <w:rPr>
+          <w:b/>
+          <w:bCs/>
+        </w:rPr>
+        <w:t xml:space="preserve">Vendor verification is queue-grindy.</w:t>
+      </w:r>
+      <w:r>
+        <w:t xml:space="preserve"> </w:t>
+      </w:r>
+      <w:r>
+        <w:t xml:space="preserve">Verification Handler clears dozens of vendors a week; gating each on a second admin would build a permanent backlog.</w:t>
       </w:r>
     </w:p>
     <w:p>
@@ -24963,7 +24821,32 @@
         </w:numPr>
       </w:pPr>
       <w:r>
-        <w:t xml:space="preserve">Per-user / per-dispute detail opens as a full-screen sheet</w:t>
+        <w:rPr>
+          <w:b/>
+          <w:bCs/>
+        </w:rPr>
+        <w:t xml:space="preserve">Comp gifts ≤ ₱10K are forgiving.</w:t>
+      </w:r>
+      <w:r>
+        <w:t xml:space="preserve"> </w:t>
+      </w:r>
+      <w:r>
+        <w:t xml:space="preserve">Worst case of an over-issued comp at this scale costs less than the throughput hit. Above ₱10K (where the dollar value gets material) flips to two-admin via</w:t>
+      </w:r>
+      <w:r>
+        <w:t xml:space="preserve"> </w:t>
+      </w:r>
+      <w:r>
+        <w:rPr>
+          <w:rStyle w:val="VerbatimChar"/>
+        </w:rPr>
+        <w:t xml:space="preserve">unlimited_use_grant</w:t>
+      </w:r>
+      <w:r>
+        <w:t xml:space="preserve"> </w:t>
+      </w:r>
+      <w:r>
+        <w:t xml:space="preserve">policy.</w:t>
       </w:r>
     </w:p>
     <w:p>
@@ -24975,7 +24858,779 @@
         </w:numPr>
       </w:pPr>
       <w:r>
-        <w:t xml:space="preserve">Settings is mostly desktop-only (config work is detail-heavy)</w:t>
+        <w:rPr>
+          <w:b/>
+          <w:bCs/>
+        </w:rPr>
+        <w:t xml:space="preserve">Major decisions are infrequent.</w:t>
+      </w:r>
+      <w:r>
+        <w:t xml:space="preserve"> </w:t>
+      </w:r>
+      <w:r>
+        <w:t xml:space="preserve">New admin promotions, internal-account creation, payment-account changes, mid-quarter pricing moves happen weekly or less — friction is a feature, not a bug, on those.</w:t>
+      </w:r>
+    </w:p>
+    <w:bookmarkEnd w:id="67"/>
+    <w:bookmarkStart w:id="68" w:name="schema-1"/>
+    <w:p>
+      <w:pPr>
+        <w:pStyle w:val="Heading3"/>
+      </w:pPr>
+      <w:r>
+        <w:t xml:space="preserve">4.5 Schema</w:t>
+      </w:r>
+    </w:p>
+    <w:p>
+      <w:pPr>
+        <w:pStyle w:val="SourceCode"/>
+      </w:pPr>
+      <w:r>
+        <w:rPr>
+          <w:rStyle w:val="KeywordTok"/>
+        </w:rPr>
+        <w:t xml:space="preserve">CREATE</w:t>
+      </w:r>
+      <w:r>
+        <w:rPr>
+          <w:rStyle w:val="NormalTok"/>
+        </w:rPr>
+        <w:t xml:space="preserve"> </w:t>
+      </w:r>
+      <w:r>
+        <w:rPr>
+          <w:rStyle w:val="KeywordTok"/>
+        </w:rPr>
+        <w:t xml:space="preserve">TABLE</w:t>
+      </w:r>
+      <w:r>
+        <w:rPr>
+          <w:rStyle w:val="NormalTok"/>
+        </w:rPr>
+        <w:t xml:space="preserve"> admin_approval_requests (</w:t>
+      </w:r>
+      <w:r>
+        <w:br/>
+      </w:r>
+      <w:r>
+        <w:rPr>
+          <w:rStyle w:val="NormalTok"/>
+        </w:rPr>
+        <w:t xml:space="preserve">    request_id          UUID </w:t>
+      </w:r>
+      <w:r>
+        <w:rPr>
+          <w:rStyle w:val="KeywordTok"/>
+        </w:rPr>
+        <w:t xml:space="preserve">PRIMARY</w:t>
+      </w:r>
+      <w:r>
+        <w:rPr>
+          <w:rStyle w:val="NormalTok"/>
+        </w:rPr>
+        <w:t xml:space="preserve"> </w:t>
+      </w:r>
+      <w:r>
+        <w:rPr>
+          <w:rStyle w:val="KeywordTok"/>
+        </w:rPr>
+        <w:t xml:space="preserve">KEY</w:t>
+      </w:r>
+      <w:r>
+        <w:rPr>
+          <w:rStyle w:val="NormalTok"/>
+        </w:rPr>
+        <w:t xml:space="preserve">,</w:t>
+      </w:r>
+      <w:r>
+        <w:br/>
+      </w:r>
+      <w:r>
+        <w:rPr>
+          <w:rStyle w:val="NormalTok"/>
+        </w:rPr>
+        <w:t xml:space="preserve">    initiated_by        UUID </w:t>
+      </w:r>
+      <w:r>
+        <w:rPr>
+          <w:rStyle w:val="KeywordTok"/>
+        </w:rPr>
+        <w:t xml:space="preserve">NOT</w:t>
+      </w:r>
+      <w:r>
+        <w:rPr>
+          <w:rStyle w:val="NormalTok"/>
+        </w:rPr>
+        <w:t xml:space="preserve"> </w:t>
+      </w:r>
+      <w:r>
+        <w:rPr>
+          <w:rStyle w:val="KeywordTok"/>
+        </w:rPr>
+        <w:t xml:space="preserve">NULL</w:t>
+      </w:r>
+      <w:r>
+        <w:rPr>
+          <w:rStyle w:val="NormalTok"/>
+        </w:rPr>
+        <w:t xml:space="preserve"> </w:t>
+      </w:r>
+      <w:r>
+        <w:rPr>
+          <w:rStyle w:val="KeywordTok"/>
+        </w:rPr>
+        <w:t xml:space="preserve">REFERENCES</w:t>
+      </w:r>
+      <w:r>
+        <w:rPr>
+          <w:rStyle w:val="NormalTok"/>
+        </w:rPr>
+        <w:t xml:space="preserve"> users(user_id),</w:t>
+      </w:r>
+      <w:r>
+        <w:br/>
+      </w:r>
+      <w:r>
+        <w:rPr>
+          <w:rStyle w:val="NormalTok"/>
+        </w:rPr>
+        <w:t xml:space="preserve">    action_type         TEXT </w:t>
+      </w:r>
+      <w:r>
+        <w:rPr>
+          <w:rStyle w:val="KeywordTok"/>
+        </w:rPr>
+        <w:t xml:space="preserve">NOT</w:t>
+      </w:r>
+      <w:r>
+        <w:rPr>
+          <w:rStyle w:val="NormalTok"/>
+        </w:rPr>
+        <w:t xml:space="preserve"> </w:t>
+      </w:r>
+      <w:r>
+        <w:rPr>
+          <w:rStyle w:val="KeywordTok"/>
+        </w:rPr>
+        <w:t xml:space="preserve">NULL</w:t>
+      </w:r>
+      <w:r>
+        <w:rPr>
+          <w:rStyle w:val="NormalTok"/>
+        </w:rPr>
+        <w:t xml:space="preserve">,  </w:t>
+      </w:r>
+      <w:r>
+        <w:rPr>
+          <w:rStyle w:val="CommentTok"/>
+        </w:rPr>
+        <w:t xml:space="preserve">-- 'promote_admin' | 'add_internal_account' | 'change_payment_account' | etc.</w:t>
+      </w:r>
+      <w:r>
+        <w:br/>
+      </w:r>
+      <w:r>
+        <w:rPr>
+          <w:rStyle w:val="NormalTok"/>
+        </w:rPr>
+        <w:t xml:space="preserve">    payload_json        JSONB </w:t>
+      </w:r>
+      <w:r>
+        <w:rPr>
+          <w:rStyle w:val="KeywordTok"/>
+        </w:rPr>
+        <w:t xml:space="preserve">NOT</w:t>
+      </w:r>
+      <w:r>
+        <w:rPr>
+          <w:rStyle w:val="NormalTok"/>
+        </w:rPr>
+        <w:t xml:space="preserve"> </w:t>
+      </w:r>
+      <w:r>
+        <w:rPr>
+          <w:rStyle w:val="KeywordTok"/>
+        </w:rPr>
+        <w:t xml:space="preserve">NULL</w:t>
+      </w:r>
+      <w:r>
+        <w:rPr>
+          <w:rStyle w:val="NormalTok"/>
+        </w:rPr>
+        <w:t xml:space="preserve">, </w:t>
+      </w:r>
+      <w:r>
+        <w:rPr>
+          <w:rStyle w:val="CommentTok"/>
+        </w:rPr>
+        <w:t xml:space="preserve">-- the proposed change details</w:t>
+      </w:r>
+      <w:r>
+        <w:br/>
+      </w:r>
+      <w:r>
+        <w:rPr>
+          <w:rStyle w:val="NormalTok"/>
+        </w:rPr>
+        <w:t xml:space="preserve">    rationale           TEXT </w:t>
+      </w:r>
+      <w:r>
+        <w:rPr>
+          <w:rStyle w:val="KeywordTok"/>
+        </w:rPr>
+        <w:t xml:space="preserve">NOT</w:t>
+      </w:r>
+      <w:r>
+        <w:rPr>
+          <w:rStyle w:val="NormalTok"/>
+        </w:rPr>
+        <w:t xml:space="preserve"> </w:t>
+      </w:r>
+      <w:r>
+        <w:rPr>
+          <w:rStyle w:val="KeywordTok"/>
+        </w:rPr>
+        <w:t xml:space="preserve">NULL</w:t>
+      </w:r>
+      <w:r>
+        <w:rPr>
+          <w:rStyle w:val="NormalTok"/>
+        </w:rPr>
+        <w:t xml:space="preserve">,  </w:t>
+      </w:r>
+      <w:r>
+        <w:rPr>
+          <w:rStyle w:val="CommentTok"/>
+        </w:rPr>
+        <w:t xml:space="preserve">-- Admin A's free-form reason</w:t>
+      </w:r>
+      <w:r>
+        <w:br/>
+      </w:r>
+      <w:r>
+        <w:rPr>
+          <w:rStyle w:val="NormalTok"/>
+        </w:rPr>
+        <w:t xml:space="preserve">    status              TEXT </w:t>
+      </w:r>
+      <w:r>
+        <w:rPr>
+          <w:rStyle w:val="KeywordTok"/>
+        </w:rPr>
+        <w:t xml:space="preserve">NOT</w:t>
+      </w:r>
+      <w:r>
+        <w:rPr>
+          <w:rStyle w:val="NormalTok"/>
+        </w:rPr>
+        <w:t xml:space="preserve"> </w:t>
+      </w:r>
+      <w:r>
+        <w:rPr>
+          <w:rStyle w:val="KeywordTok"/>
+        </w:rPr>
+        <w:t xml:space="preserve">NULL</w:t>
+      </w:r>
+      <w:r>
+        <w:rPr>
+          <w:rStyle w:val="NormalTok"/>
+        </w:rPr>
+        <w:t xml:space="preserve"> </w:t>
+      </w:r>
+      <w:r>
+        <w:rPr>
+          <w:rStyle w:val="KeywordTok"/>
+        </w:rPr>
+        <w:t xml:space="preserve">DEFAULT</w:t>
+      </w:r>
+      <w:r>
+        <w:rPr>
+          <w:rStyle w:val="NormalTok"/>
+        </w:rPr>
+        <w:t xml:space="preserve"> </w:t>
+      </w:r>
+      <w:r>
+        <w:rPr>
+          <w:rStyle w:val="StringTok"/>
+        </w:rPr>
+        <w:t xml:space="preserve">'pending'</w:t>
+      </w:r>
+      <w:r>
+        <w:br/>
+      </w:r>
+      <w:r>
+        <w:rPr>
+          <w:rStyle w:val="NormalTok"/>
+        </w:rPr>
+        <w:t xml:space="preserve">                        </w:t>
+      </w:r>
+      <w:r>
+        <w:rPr>
+          <w:rStyle w:val="KeywordTok"/>
+        </w:rPr>
+        <w:t xml:space="preserve">CHECK</w:t>
+      </w:r>
+      <w:r>
+        <w:rPr>
+          <w:rStyle w:val="NormalTok"/>
+        </w:rPr>
+        <w:t xml:space="preserve"> (status </w:t>
+      </w:r>
+      <w:r>
+        <w:rPr>
+          <w:rStyle w:val="KeywordTok"/>
+        </w:rPr>
+        <w:t xml:space="preserve">IN</w:t>
+      </w:r>
+      <w:r>
+        <w:rPr>
+          <w:rStyle w:val="NormalTok"/>
+        </w:rPr>
+        <w:t xml:space="preserve"> (</w:t>
+      </w:r>
+      <w:r>
+        <w:rPr>
+          <w:rStyle w:val="StringTok"/>
+        </w:rPr>
+        <w:t xml:space="preserve">'pending'</w:t>
+      </w:r>
+      <w:r>
+        <w:rPr>
+          <w:rStyle w:val="NormalTok"/>
+        </w:rPr>
+        <w:t xml:space="preserve">,</w:t>
+      </w:r>
+      <w:r>
+        <w:rPr>
+          <w:rStyle w:val="StringTok"/>
+        </w:rPr>
+        <w:t xml:space="preserve">'approved'</w:t>
+      </w:r>
+      <w:r>
+        <w:rPr>
+          <w:rStyle w:val="NormalTok"/>
+        </w:rPr>
+        <w:t xml:space="preserve">,</w:t>
+      </w:r>
+      <w:r>
+        <w:rPr>
+          <w:rStyle w:val="StringTok"/>
+        </w:rPr>
+        <w:t xml:space="preserve">'rejected'</w:t>
+      </w:r>
+      <w:r>
+        <w:rPr>
+          <w:rStyle w:val="NormalTok"/>
+        </w:rPr>
+        <w:t xml:space="preserve">,</w:t>
+      </w:r>
+      <w:r>
+        <w:rPr>
+          <w:rStyle w:val="StringTok"/>
+        </w:rPr>
+        <w:t xml:space="preserve">'expired'</w:t>
+      </w:r>
+      <w:r>
+        <w:rPr>
+          <w:rStyle w:val="NormalTok"/>
+        </w:rPr>
+        <w:t xml:space="preserve">)),</w:t>
+      </w:r>
+      <w:r>
+        <w:br/>
+      </w:r>
+      <w:r>
+        <w:rPr>
+          <w:rStyle w:val="NormalTok"/>
+        </w:rPr>
+        <w:t xml:space="preserve">    created_at          TIMESTAMPTZ </w:t>
+      </w:r>
+      <w:r>
+        <w:rPr>
+          <w:rStyle w:val="KeywordTok"/>
+        </w:rPr>
+        <w:t xml:space="preserve">NOT</w:t>
+      </w:r>
+      <w:r>
+        <w:rPr>
+          <w:rStyle w:val="NormalTok"/>
+        </w:rPr>
+        <w:t xml:space="preserve"> </w:t>
+      </w:r>
+      <w:r>
+        <w:rPr>
+          <w:rStyle w:val="KeywordTok"/>
+        </w:rPr>
+        <w:t xml:space="preserve">NULL</w:t>
+      </w:r>
+      <w:r>
+        <w:rPr>
+          <w:rStyle w:val="NormalTok"/>
+        </w:rPr>
+        <w:t xml:space="preserve"> </w:t>
+      </w:r>
+      <w:r>
+        <w:rPr>
+          <w:rStyle w:val="KeywordTok"/>
+        </w:rPr>
+        <w:t xml:space="preserve">DEFAULT</w:t>
+      </w:r>
+      <w:r>
+        <w:rPr>
+          <w:rStyle w:val="NormalTok"/>
+        </w:rPr>
+        <w:t xml:space="preserve"> NOW(),</w:t>
+      </w:r>
+      <w:r>
+        <w:br/>
+      </w:r>
+      <w:r>
+        <w:rPr>
+          <w:rStyle w:val="NormalTok"/>
+        </w:rPr>
+        <w:t xml:space="preserve">    expires_at          TIMESTAMPTZ </w:t>
+      </w:r>
+      <w:r>
+        <w:rPr>
+          <w:rStyle w:val="KeywordTok"/>
+        </w:rPr>
+        <w:t xml:space="preserve">NOT</w:t>
+      </w:r>
+      <w:r>
+        <w:rPr>
+          <w:rStyle w:val="NormalTok"/>
+        </w:rPr>
+        <w:t xml:space="preserve"> </w:t>
+      </w:r>
+      <w:r>
+        <w:rPr>
+          <w:rStyle w:val="KeywordTok"/>
+        </w:rPr>
+        <w:t xml:space="preserve">NULL</w:t>
+      </w:r>
+      <w:r>
+        <w:rPr>
+          <w:rStyle w:val="NormalTok"/>
+        </w:rPr>
+        <w:t xml:space="preserve"> </w:t>
+      </w:r>
+      <w:r>
+        <w:rPr>
+          <w:rStyle w:val="KeywordTok"/>
+        </w:rPr>
+        <w:t xml:space="preserve">DEFAULT</w:t>
+      </w:r>
+      <w:r>
+        <w:rPr>
+          <w:rStyle w:val="NormalTok"/>
+        </w:rPr>
+        <w:t xml:space="preserve"> (NOW() </w:t>
+      </w:r>
+      <w:r>
+        <w:rPr>
+          <w:rStyle w:val="OperatorTok"/>
+        </w:rPr>
+        <w:t xml:space="preserve">+</w:t>
+      </w:r>
+      <w:r>
+        <w:rPr>
+          <w:rStyle w:val="NormalTok"/>
+        </w:rPr>
+        <w:t xml:space="preserve"> </w:t>
+      </w:r>
+      <w:r>
+        <w:rPr>
+          <w:rStyle w:val="DataTypeTok"/>
+        </w:rPr>
+        <w:t xml:space="preserve">INTERVAL</w:t>
+      </w:r>
+      <w:r>
+        <w:rPr>
+          <w:rStyle w:val="NormalTok"/>
+        </w:rPr>
+        <w:t xml:space="preserve"> </w:t>
+      </w:r>
+      <w:r>
+        <w:rPr>
+          <w:rStyle w:val="StringTok"/>
+        </w:rPr>
+        <w:t xml:space="preserve">'7 days'</w:t>
+      </w:r>
+      <w:r>
+        <w:rPr>
+          <w:rStyle w:val="NormalTok"/>
+        </w:rPr>
+        <w:t xml:space="preserve">),</w:t>
+      </w:r>
+      <w:r>
+        <w:br/>
+      </w:r>
+      <w:r>
+        <w:rPr>
+          <w:rStyle w:val="NormalTok"/>
+        </w:rPr>
+        <w:t xml:space="preserve">    approver_id         UUID </w:t>
+      </w:r>
+      <w:r>
+        <w:rPr>
+          <w:rStyle w:val="KeywordTok"/>
+        </w:rPr>
+        <w:t xml:space="preserve">REFERENCES</w:t>
+      </w:r>
+      <w:r>
+        <w:rPr>
+          <w:rStyle w:val="NormalTok"/>
+        </w:rPr>
+        <w:t xml:space="preserve"> users(user_id),</w:t>
+      </w:r>
+      <w:r>
+        <w:br/>
+      </w:r>
+      <w:r>
+        <w:rPr>
+          <w:rStyle w:val="NormalTok"/>
+        </w:rPr>
+        <w:t xml:space="preserve">    decided_at          TIMESTAMPTZ,</w:t>
+      </w:r>
+      <w:r>
+        <w:br/>
+      </w:r>
+      <w:r>
+        <w:rPr>
+          <w:rStyle w:val="NormalTok"/>
+        </w:rPr>
+        <w:t xml:space="preserve">    decision_reason     TEXT,</w:t>
+      </w:r>
+      <w:r>
+        <w:br/>
+      </w:r>
+      <w:r>
+        <w:rPr>
+          <w:rStyle w:val="NormalTok"/>
+        </w:rPr>
+        <w:t xml:space="preserve">    </w:t>
+      </w:r>
+      <w:r>
+        <w:rPr>
+          <w:rStyle w:val="KeywordTok"/>
+        </w:rPr>
+        <w:t xml:space="preserve">CHECK</w:t>
+      </w:r>
+      <w:r>
+        <w:rPr>
+          <w:rStyle w:val="NormalTok"/>
+        </w:rPr>
+        <w:t xml:space="preserve"> (approver_id </w:t>
+      </w:r>
+      <w:r>
+        <w:rPr>
+          <w:rStyle w:val="KeywordTok"/>
+        </w:rPr>
+        <w:t xml:space="preserve">IS</w:t>
+      </w:r>
+      <w:r>
+        <w:rPr>
+          <w:rStyle w:val="NormalTok"/>
+        </w:rPr>
+        <w:t xml:space="preserve"> </w:t>
+      </w:r>
+      <w:r>
+        <w:rPr>
+          <w:rStyle w:val="KeywordTok"/>
+        </w:rPr>
+        <w:t xml:space="preserve">NULL</w:t>
+      </w:r>
+      <w:r>
+        <w:rPr>
+          <w:rStyle w:val="NormalTok"/>
+        </w:rPr>
+        <w:t xml:space="preserve"> </w:t>
+      </w:r>
+      <w:r>
+        <w:rPr>
+          <w:rStyle w:val="KeywordTok"/>
+        </w:rPr>
+        <w:t xml:space="preserve">OR</w:t>
+      </w:r>
+      <w:r>
+        <w:rPr>
+          <w:rStyle w:val="NormalTok"/>
+        </w:rPr>
+        <w:t xml:space="preserve"> approver_id </w:t>
+      </w:r>
+      <w:r>
+        <w:rPr>
+          <w:rStyle w:val="OperatorTok"/>
+        </w:rPr>
+        <w:t xml:space="preserve">!=</w:t>
+      </w:r>
+      <w:r>
+        <w:rPr>
+          <w:rStyle w:val="NormalTok"/>
+        </w:rPr>
+        <w:t xml:space="preserve"> initiated_by)</w:t>
+      </w:r>
+      <w:r>
+        <w:br/>
+      </w:r>
+      <w:r>
+        <w:rPr>
+          <w:rStyle w:val="NormalTok"/>
+        </w:rPr>
+        <w:t xml:space="preserve">);</w:t>
+      </w:r>
+      <w:r>
+        <w:br/>
+      </w:r>
+      <w:r>
+        <w:br/>
+      </w:r>
+      <w:r>
+        <w:rPr>
+          <w:rStyle w:val="KeywordTok"/>
+        </w:rPr>
+        <w:t xml:space="preserve">CREATE</w:t>
+      </w:r>
+      <w:r>
+        <w:rPr>
+          <w:rStyle w:val="NormalTok"/>
+        </w:rPr>
+        <w:t xml:space="preserve"> </w:t>
+      </w:r>
+      <w:r>
+        <w:rPr>
+          <w:rStyle w:val="KeywordTok"/>
+        </w:rPr>
+        <w:t xml:space="preserve">INDEX</w:t>
+      </w:r>
+      <w:r>
+        <w:rPr>
+          <w:rStyle w:val="NormalTok"/>
+        </w:rPr>
+        <w:t xml:space="preserve"> idx_approval_requests_pending </w:t>
+      </w:r>
+      <w:r>
+        <w:rPr>
+          <w:rStyle w:val="KeywordTok"/>
+        </w:rPr>
+        <w:t xml:space="preserve">ON</w:t>
+      </w:r>
+      <w:r>
+        <w:rPr>
+          <w:rStyle w:val="NormalTok"/>
+        </w:rPr>
+        <w:t xml:space="preserve"> admin_approval_requests(status) </w:t>
+      </w:r>
+      <w:r>
+        <w:rPr>
+          <w:rStyle w:val="KeywordTok"/>
+        </w:rPr>
+        <w:t xml:space="preserve">WHERE</w:t>
+      </w:r>
+      <w:r>
+        <w:rPr>
+          <w:rStyle w:val="NormalTok"/>
+        </w:rPr>
+        <w:t xml:space="preserve"> status </w:t>
+      </w:r>
+      <w:r>
+        <w:rPr>
+          <w:rStyle w:val="OperatorTok"/>
+        </w:rPr>
+        <w:t xml:space="preserve">=</w:t>
+      </w:r>
+      <w:r>
+        <w:rPr>
+          <w:rStyle w:val="NormalTok"/>
+        </w:rPr>
+        <w:t xml:space="preserve"> </w:t>
+      </w:r>
+      <w:r>
+        <w:rPr>
+          <w:rStyle w:val="StringTok"/>
+        </w:rPr>
+        <w:t xml:space="preserve">'pending'</w:t>
+      </w:r>
+      <w:r>
+        <w:rPr>
+          <w:rStyle w:val="NormalTok"/>
+        </w:rPr>
+        <w:t xml:space="preserve">;</w:t>
+      </w:r>
+      <w:r>
+        <w:br/>
+      </w:r>
+      <w:r>
+        <w:rPr>
+          <w:rStyle w:val="KeywordTok"/>
+        </w:rPr>
+        <w:t xml:space="preserve">CREATE</w:t>
+      </w:r>
+      <w:r>
+        <w:rPr>
+          <w:rStyle w:val="NormalTok"/>
+        </w:rPr>
+        <w:t xml:space="preserve"> </w:t>
+      </w:r>
+      <w:r>
+        <w:rPr>
+          <w:rStyle w:val="KeywordTok"/>
+        </w:rPr>
+        <w:t xml:space="preserve">INDEX</w:t>
+      </w:r>
+      <w:r>
+        <w:rPr>
+          <w:rStyle w:val="NormalTok"/>
+        </w:rPr>
+        <w:t xml:space="preserve"> idx_approval_requests_expires </w:t>
+      </w:r>
+      <w:r>
+        <w:rPr>
+          <w:rStyle w:val="KeywordTok"/>
+        </w:rPr>
+        <w:t xml:space="preserve">ON</w:t>
+      </w:r>
+      <w:r>
+        <w:rPr>
+          <w:rStyle w:val="NormalTok"/>
+        </w:rPr>
+        <w:t xml:space="preserve"> admin_approval_requests(expires_at) </w:t>
+      </w:r>
+      <w:r>
+        <w:rPr>
+          <w:rStyle w:val="KeywordTok"/>
+        </w:rPr>
+        <w:t xml:space="preserve">WHERE</w:t>
+      </w:r>
+      <w:r>
+        <w:rPr>
+          <w:rStyle w:val="NormalTok"/>
+        </w:rPr>
+        <w:t xml:space="preserve"> status </w:t>
+      </w:r>
+      <w:r>
+        <w:rPr>
+          <w:rStyle w:val="OperatorTok"/>
+        </w:rPr>
+        <w:t xml:space="preserve">=</w:t>
+      </w:r>
+      <w:r>
+        <w:rPr>
+          <w:rStyle w:val="NormalTok"/>
+        </w:rPr>
+        <w:t xml:space="preserve"> </w:t>
+      </w:r>
+      <w:r>
+        <w:rPr>
+          <w:rStyle w:val="StringTok"/>
+        </w:rPr>
+        <w:t xml:space="preserve">'pending'</w:t>
+      </w:r>
+      <w:r>
+        <w:rPr>
+          <w:rStyle w:val="NormalTok"/>
+        </w:rPr>
+        <w:t xml:space="preserve">;</w:t>
       </w:r>
     </w:p>
     <w:p>
@@ -24986,13 +25641,35 @@
       </w:r>
     </w:p>
     <w:bookmarkEnd w:id="68"/>
-    <w:bookmarkStart w:id="69" w:name="cross-iteration-handoffs"/>
+    <w:bookmarkEnd w:id="69"/>
+    <w:bookmarkStart w:id="70" w:name="mobile-vital-info-rule-inherited"/>
     <w:p>
       <w:pPr>
         <w:pStyle w:val="Heading2"/>
       </w:pPr>
       <w:r>
-        <w:t xml:space="preserve">6. Cross-iteration handoffs</w:t>
+        <w:t xml:space="preserve">5. Mobile vital-info rule (inherited)</w:t>
+      </w:r>
+    </w:p>
+    <w:p>
+      <w:pPr>
+        <w:pStyle w:val="FirstParagraph"/>
+      </w:pPr>
+      <w:r>
+        <w:t xml:space="preserve">Mobile admin is for</w:t>
+      </w:r>
+      <w:r>
+        <w:t xml:space="preserve"> </w:t>
+      </w:r>
+      <w:r>
+        <w:rPr>
+          <w:b/>
+          <w:bCs/>
+        </w:rPr>
+        <w:t xml:space="preserve">urgent approvals on the go</w:t>
+      </w:r>
+      <w:r>
+        <w:t xml:space="preserve">, not detailed work:</w:t>
       </w:r>
     </w:p>
     <w:p>
@@ -25004,17 +25681,7 @@
         </w:numPr>
       </w:pPr>
       <w:r>
-        <w:rPr>
-          <w:b/>
-          <w:bCs/>
-        </w:rPr>
-        <w:t xml:space="preserve">0000</w:t>
-      </w:r>
-      <w:r>
-        <w:t xml:space="preserve"> </w:t>
-      </w:r>
-      <w:r>
-        <w:t xml:space="preserve">— admin sees couples + vendors created via 0000’s account flow</w:t>
+        <w:t xml:space="preserve">Home shows queue counts and the top 3 urgent items</w:t>
       </w:r>
     </w:p>
     <w:p>
@@ -25026,17 +25693,7 @@
         </w:numPr>
       </w:pPr>
       <w:r>
-        <w:rPr>
-          <w:b/>
-          <w:bCs/>
-        </w:rPr>
-        <w:t xml:space="preserve">0015</w:t>
-      </w:r>
-      <w:r>
-        <w:t xml:space="preserve"> </w:t>
-      </w:r>
-      <w:r>
-        <w:t xml:space="preserve">— vendor_registrations form data lands in admin verification queue</w:t>
+        <w:t xml:space="preserve">Queues stack vertically with quick-approve buttons</w:t>
       </w:r>
     </w:p>
     <w:p>
@@ -25048,17 +25705,7 @@
         </w:numPr>
       </w:pPr>
       <w:r>
-        <w:rPr>
-          <w:b/>
-          <w:bCs/>
-        </w:rPr>
-        <w:t xml:space="preserve">0006</w:t>
-      </w:r>
-      <w:r>
-        <w:t xml:space="preserve"> </w:t>
-      </w:r>
-      <w:r>
-        <w:t xml:space="preserve">— vendor catalog edits flow through admin service approval</w:t>
+        <w:t xml:space="preserve">Per-user / per-dispute detail opens as a full-screen sheet</w:t>
       </w:r>
     </w:p>
     <w:p>
@@ -25070,17 +25717,24 @@
         </w:numPr>
       </w:pPr>
       <w:r>
-        <w:rPr>
-          <w:b/>
-          <w:bCs/>
-        </w:rPr>
-        <w:t xml:space="preserve">0020</w:t>
-      </w:r>
-      <w:r>
-        <w:t xml:space="preserve"> </w:t>
-      </w:r>
-      <w:r>
-        <w:t xml:space="preserve">— admin payment confirmation queue is the activation rail (Phase 5c)</w:t>
+        <w:t xml:space="preserve">Settings is mostly desktop-only (config work is detail-heavy)</w:t>
+      </w:r>
+    </w:p>
+    <w:p>
+      <w:r>
+        <w:pict>
+          <v:rect style="width:0;height:1.5pt" o:hralign="center" o:hrstd="t" o:hr="t"/>
+        </w:pict>
+      </w:r>
+    </w:p>
+    <w:bookmarkEnd w:id="70"/>
+    <w:bookmarkStart w:id="71" w:name="cross-iteration-handoffs"/>
+    <w:p>
+      <w:pPr>
+        <w:pStyle w:val="Heading2"/>
+      </w:pPr>
+      <w:r>
+        <w:t xml:space="preserve">6. Cross-iteration handoffs</w:t>
       </w:r>
     </w:p>
     <w:p>
@@ -25088,7 +25742,7 @@
         <w:pStyle w:val="Compact"/>
         <w:numPr>
           <w:ilvl w:val="0"/>
-          <w:numId w:val="1037"/>
+          <w:numId w:val="1038"/>
         </w:numPr>
       </w:pPr>
       <w:r>
@@ -25096,13 +25750,13 @@
           <w:b/>
           <w:bCs/>
         </w:rPr>
-        <w:t xml:space="preserve">0021</w:t>
-      </w:r>
-      <w:r>
-        <w:t xml:space="preserve"> </w:t>
-      </w:r>
-      <w:r>
-        <w:t xml:space="preserve">— admin can impersonate couples for support</w:t>
+        <w:t xml:space="preserve">0000</w:t>
+      </w:r>
+      <w:r>
+        <w:t xml:space="preserve"> </w:t>
+      </w:r>
+      <w:r>
+        <w:t xml:space="preserve">— admin sees couples + vendors created via 0000’s account flow</w:t>
       </w:r>
     </w:p>
     <w:p>
@@ -25110,7 +25764,7 @@
         <w:pStyle w:val="Compact"/>
         <w:numPr>
           <w:ilvl w:val="0"/>
-          <w:numId w:val="1037"/>
+          <w:numId w:val="1038"/>
         </w:numPr>
       </w:pPr>
       <w:r>
@@ -25118,13 +25772,13 @@
           <w:b/>
           <w:bCs/>
         </w:rPr>
-        <w:t xml:space="preserve">0022</w:t>
-      </w:r>
-      <w:r>
-        <w:t xml:space="preserve"> </w:t>
-      </w:r>
-      <w:r>
-        <w:t xml:space="preserve">— admin sees vendor side; can approve / reject custom category proposals; processes dispute claims</w:t>
+        <w:t xml:space="preserve">0015</w:t>
+      </w:r>
+      <w:r>
+        <w:t xml:space="preserve"> </w:t>
+      </w:r>
+      <w:r>
+        <w:t xml:space="preserve">— vendor_registrations form data lands in admin verification queue</w:t>
       </w:r>
     </w:p>
     <w:p>
@@ -25132,7 +25786,95 @@
         <w:pStyle w:val="Compact"/>
         <w:numPr>
           <w:ilvl w:val="0"/>
-          <w:numId w:val="1037"/>
+          <w:numId w:val="1038"/>
+        </w:numPr>
+      </w:pPr>
+      <w:r>
+        <w:rPr>
+          <w:b/>
+          <w:bCs/>
+        </w:rPr>
+        <w:t xml:space="preserve">0006</w:t>
+      </w:r>
+      <w:r>
+        <w:t xml:space="preserve"> </w:t>
+      </w:r>
+      <w:r>
+        <w:t xml:space="preserve">— vendor catalog edits flow through admin service approval</w:t>
+      </w:r>
+    </w:p>
+    <w:p>
+      <w:pPr>
+        <w:pStyle w:val="Compact"/>
+        <w:numPr>
+          <w:ilvl w:val="0"/>
+          <w:numId w:val="1038"/>
+        </w:numPr>
+      </w:pPr>
+      <w:r>
+        <w:rPr>
+          <w:b/>
+          <w:bCs/>
+        </w:rPr>
+        <w:t xml:space="preserve">0020</w:t>
+      </w:r>
+      <w:r>
+        <w:t xml:space="preserve"> </w:t>
+      </w:r>
+      <w:r>
+        <w:t xml:space="preserve">— admin payment confirmation queue is the activation rail (Phase 5c)</w:t>
+      </w:r>
+    </w:p>
+    <w:p>
+      <w:pPr>
+        <w:pStyle w:val="Compact"/>
+        <w:numPr>
+          <w:ilvl w:val="0"/>
+          <w:numId w:val="1038"/>
+        </w:numPr>
+      </w:pPr>
+      <w:r>
+        <w:rPr>
+          <w:b/>
+          <w:bCs/>
+        </w:rPr>
+        <w:t xml:space="preserve">0021</w:t>
+      </w:r>
+      <w:r>
+        <w:t xml:space="preserve"> </w:t>
+      </w:r>
+      <w:r>
+        <w:t xml:space="preserve">— admin can impersonate couples for support</w:t>
+      </w:r>
+    </w:p>
+    <w:p>
+      <w:pPr>
+        <w:pStyle w:val="Compact"/>
+        <w:numPr>
+          <w:ilvl w:val="0"/>
+          <w:numId w:val="1038"/>
+        </w:numPr>
+      </w:pPr>
+      <w:r>
+        <w:rPr>
+          <w:b/>
+          <w:bCs/>
+        </w:rPr>
+        <w:t xml:space="preserve">0022</w:t>
+      </w:r>
+      <w:r>
+        <w:t xml:space="preserve"> </w:t>
+      </w:r>
+      <w:r>
+        <w:t xml:space="preserve">— admin sees vendor side; can approve / reject custom category proposals; processes dispute claims</w:t>
+      </w:r>
+    </w:p>
+    <w:p>
+      <w:pPr>
+        <w:pStyle w:val="Compact"/>
+        <w:numPr>
+          <w:ilvl w:val="0"/>
+          <w:numId w:val="1038"/>
         </w:numPr>
       </w:pPr>
       <w:r>
@@ -25156,8 +25898,8 @@
         </w:pict>
       </w:r>
     </w:p>
-    <w:bookmarkEnd w:id="69"/>
-    <w:bookmarkStart w:id="70" w:name="Xd4881637e7acba4a4ba0743ec8ee3c62da9c61c"/>
+    <w:bookmarkEnd w:id="71"/>
+    <w:bookmarkStart w:id="72" w:name="Xd4881637e7acba4a4ba0743ec8ee3c62da9c61c"/>
     <w:p>
       <w:pPr>
         <w:pStyle w:val="Heading2"/>
@@ -25795,8 +26537,8 @@
         </w:pict>
       </w:r>
     </w:p>
-    <w:bookmarkEnd w:id="70"/>
-    <w:bookmarkStart w:id="71" w:name="companions-and-next-steps"/>
+    <w:bookmarkEnd w:id="72"/>
+    <w:bookmarkStart w:id="73" w:name="companions-and-next-steps"/>
     <w:p>
       <w:pPr>
         <w:pStyle w:val="Heading2"/>
@@ -25810,7 +26552,7 @@
         <w:pStyle w:val="Compact"/>
         <w:numPr>
           <w:ilvl w:val="0"/>
-          <w:numId w:val="1038"/>
+          <w:numId w:val="1039"/>
         </w:numPr>
       </w:pPr>
       <w:r>
@@ -25831,7 +26573,7 @@
         <w:pStyle w:val="Compact"/>
         <w:numPr>
           <w:ilvl w:val="0"/>
-          <w:numId w:val="1038"/>
+          <w:numId w:val="1039"/>
         </w:numPr>
       </w:pPr>
       <w:r>
@@ -25852,15 +26594,15 @@
         <w:pStyle w:val="Compact"/>
         <w:numPr>
           <w:ilvl w:val="0"/>
-          <w:numId w:val="1038"/>
+          <w:numId w:val="1039"/>
         </w:numPr>
       </w:pPr>
       <w:r>
         <w:t xml:space="preserve">The admin console is operationally critical for Setnayan launch · ships alongside 0015 (marketing site)</w:t>
       </w:r>
     </w:p>
-    <w:bookmarkEnd w:id="71"/>
-    <w:bookmarkEnd w:id="72"/>
+    <w:bookmarkEnd w:id="73"/>
+    <w:bookmarkEnd w:id="74"/>
     <w:sectPr>
       <w:footnotePr>
         <w:numRestart w:val="eachSect"/>
@@ -26448,6 +27190,9 @@
     <w:abstractNumId w:val="991"/>
   </w:num>
   <w:num w:numId="1033">
+    <w:abstractNumId w:val="991"/>
+  </w:num>
+  <w:num w:numId="1034">
     <w:abstractNumId w:val="99411"/>
     <w:lvlOverride w:ilvl="0">
       <w:startOverride w:val="1"/>
@@ -26477,9 +27222,6 @@
       <w:startOverride w:val="1"/>
     </w:lvlOverride>
   </w:num>
-  <w:num w:numId="1034">
-    <w:abstractNumId w:val="991"/>
-  </w:num>
   <w:num w:numId="1035">
     <w:abstractNumId w:val="991"/>
   </w:num>
@@ -26490,6 +27232,9 @@
     <w:abstractNumId w:val="991"/>
   </w:num>
   <w:num w:numId="1038">
+    <w:abstractNumId w:val="991"/>
+  </w:num>
+  <w:num w:numId="1039">
     <w:abstractNumId w:val="991"/>
   </w:num>
 </w:numbering>

--- a/0023_admin_console/0023_admin_console.docx
+++ b/0023_admin_console/0023_admin_console.docx
@@ -2,7 +2,7 @@
 <file path=word/document.xml><?xml version="1.0" encoding="utf-8"?>
 <w:document xmlns:w="http://schemas.openxmlformats.org/wordprocessingml/2006/main" xmlns:m="http://schemas.openxmlformats.org/officeDocument/2006/math" xmlns:r="http://schemas.openxmlformats.org/officeDocument/2006/relationships" xmlns:o="urn:schemas-microsoft-com:office:office" xmlns:v="urn:schemas-microsoft-com:vml" xmlns:w10="urn:schemas-microsoft-com:office:word" xmlns:a="http://schemas.openxmlformats.org/drawingml/2006/main" xmlns:pic="http://schemas.openxmlformats.org/drawingml/2006/picture" xmlns:wp="http://schemas.openxmlformats.org/drawingml/2006/wordprocessingDrawing">
   <w:body>
-    <w:bookmarkStart w:id="75" w:name="Xc83ac237fa79d49c1a9bc1d2ae29769edfb8f49"/>
+    <w:bookmarkStart w:id="76" w:name="Xc83ac237fa79d49c1a9bc1d2ae29769edfb8f49"/>
     <w:p>
       <w:pPr>
         <w:pStyle w:val="Heading1"/>
@@ -104,13 +104,13 @@
         </w:pict>
       </w:r>
     </w:p>
-    <w:bookmarkStart w:id="13" w:name="the-29-admin-surfaces"/>
+    <w:bookmarkStart w:id="14" w:name="the-31-admin-surfaces"/>
     <w:p>
       <w:pPr>
         <w:pStyle w:val="Heading2"/>
       </w:pPr>
       <w:r>
-        <w:t xml:space="preserve">1. The 29 admin surfaces</w:t>
+        <w:t xml:space="preserve">1. The 31 admin surfaces</w:t>
       </w:r>
     </w:p>
     <w:p>
@@ -1093,6 +1093,278 @@
               <w:pStyle w:val="Compact"/>
             </w:pPr>
             <w:r>
+              <w:t xml:space="preserve">30</w:t>
+            </w:r>
+          </w:p>
+        </w:tc>
+        <w:tc>
+          <w:tcPr/>
+          <w:p>
+            <w:pPr>
+              <w:pStyle w:val="Compact"/>
+            </w:pPr>
+            <w:r>
+              <w:rPr>
+                <w:b/>
+                <w:bCs/>
+              </w:rPr>
+              <w:t xml:space="preserve">Wedding types</w:t>
+            </w:r>
+          </w:p>
+        </w:tc>
+        <w:tc>
+          <w:tcPr/>
+          <w:p>
+            <w:pPr>
+              <w:pStyle w:val="Compact"/>
+            </w:pPr>
+            <w:r>
+              <w:rPr>
+                <w:rStyle w:val="VerbatimChar"/>
+              </w:rPr>
+              <w:t xml:space="preserve">/admin/wedding-types</w:t>
+            </w:r>
+          </w:p>
+        </w:tc>
+        <w:tc>
+          <w:tcPr/>
+          <w:p>
+            <w:pPr>
+              <w:pStyle w:val="Compact"/>
+            </w:pPr>
+            <w:r>
+              <w:t xml:space="preserve">🆕 SHIPPED 2026-06-03 (#895). Per-religion launch gate (</w:t>
+            </w:r>
+            <w:hyperlink r:id="rId10">
+              <w:r>
+                <w:rPr>
+                  <w:rStyle w:val="Hyperlink"/>
+                </w:rPr>
+                <w:t xml:space="preserve">0043</w:t>
+              </w:r>
+            </w:hyperlink>
+            <w:r>
+              <w:t xml:space="preserve">) — readiness counts (compatible vendors + ceremonial venues per</w:t>
+            </w:r>
+            <w:r>
+              <w:t xml:space="preserve"> </w:t>
+            </w:r>
+            <w:r>
+              <w:rPr>
+                <w:rStyle w:val="VerbatimChar"/>
+              </w:rPr>
+              <w:t xml:space="preserve">ceremony_type</w:t>
+            </w:r>
+            <w:r>
+              <w:t xml:space="preserve">, from</w:t>
+            </w:r>
+            <w:r>
+              <w:t xml:space="preserve"> </w:t>
+            </w:r>
+            <w:r>
+              <w:rPr>
+                <w:rStyle w:val="VerbatimChar"/>
+              </w:rPr>
+              <w:t xml:space="preserve">compatible_ceremony_types[]</w:t>
+            </w:r>
+            <w:r>
+              <w:t xml:space="preserve">) vs an editable threshold ·</w:t>
+            </w:r>
+            <w:r>
+              <w:t xml:space="preserve"> </w:t>
+            </w:r>
+            <w:r>
+              <w:rPr>
+                <w:b/>
+                <w:bCs/>
+              </w:rPr>
+              <w:t xml:space="preserve">Open / Hold (coming-soon) / Disable</w:t>
+            </w:r>
+            <w:r>
+              <w:t xml:space="preserve">. Flipping a religion greys it (non-selectable) in BOTH the onboarding faith picker and the create-event picker. Writes</w:t>
+            </w:r>
+            <w:r>
+              <w:t xml:space="preserve"> </w:t>
+            </w:r>
+            <w:r>
+              <w:rPr>
+                <w:rStyle w:val="VerbatimChar"/>
+              </w:rPr>
+              <w:t xml:space="preserve">wedding_type_launch_status</w:t>
+            </w:r>
+            <w:r>
+              <w:t xml:space="preserve">.</w:t>
+            </w:r>
+          </w:p>
+        </w:tc>
+      </w:tr>
+      <w:tr>
+        <w:tc>
+          <w:tcPr/>
+          <w:p>
+            <w:pPr>
+              <w:pStyle w:val="Compact"/>
+            </w:pPr>
+            <w:r>
+              <w:t xml:space="preserve">Directory</w:t>
+            </w:r>
+          </w:p>
+        </w:tc>
+        <w:tc>
+          <w:tcPr/>
+          <w:p>
+            <w:pPr>
+              <w:pStyle w:val="Compact"/>
+            </w:pPr>
+            <w:r>
+              <w:t xml:space="preserve">31</w:t>
+            </w:r>
+          </w:p>
+        </w:tc>
+        <w:tc>
+          <w:tcPr/>
+          <w:p>
+            <w:pPr>
+              <w:pStyle w:val="Compact"/>
+            </w:pPr>
+            <w:r>
+              <w:rPr>
+                <w:b/>
+                <w:bCs/>
+              </w:rPr>
+              <w:t xml:space="preserve">Wedding traditions</w:t>
+            </w:r>
+          </w:p>
+        </w:tc>
+        <w:tc>
+          <w:tcPr/>
+          <w:p>
+            <w:pPr>
+              <w:pStyle w:val="Compact"/>
+            </w:pPr>
+            <w:r>
+              <w:rPr>
+                <w:rStyle w:val="VerbatimChar"/>
+              </w:rPr>
+              <w:t xml:space="preserve">/admin/wedding-traditions</w:t>
+            </w:r>
+          </w:p>
+        </w:tc>
+        <w:tc>
+          <w:tcPr/>
+          <w:p>
+            <w:pPr>
+              <w:pStyle w:val="Compact"/>
+            </w:pPr>
+            <w:r>
+              <w:t xml:space="preserve">🆕 SHIPPED 2026-06-03 (#898). Per-religion</w:t>
+            </w:r>
+            <w:r>
+              <w:t xml:space="preserve"> </w:t>
+            </w:r>
+            <w:r>
+              <w:t xml:space="preserve">“What to expect”</w:t>
+            </w:r>
+            <w:r>
+              <w:t xml:space="preserve"> </w:t>
+            </w:r>
+            <w:r>
+              <w:t xml:space="preserve">content editor (</w:t>
+            </w:r>
+            <w:hyperlink r:id="rId10">
+              <w:r>
+                <w:rPr>
+                  <w:rStyle w:val="Hyperlink"/>
+                </w:rPr>
+                <w:t xml:space="preserve">0043</w:t>
+              </w:r>
+            </w:hyperlink>
+            <w:r>
+              <w:t xml:space="preserve">) — edit / add / remove / reorder the traditions items shown on each couple’s</w:t>
+            </w:r>
+            <w:r>
+              <w:t xml:space="preserve"> </w:t>
+            </w:r>
+            <w:r>
+              <w:rPr>
+                <w:rStyle w:val="VerbatimChar"/>
+              </w:rPr>
+              <w:t xml:space="preserve">/paperwork</w:t>
+            </w:r>
+            <w:r>
+              <w:t xml:space="preserve"> </w:t>
+            </w:r>
+            <w:r>
+              <w:t xml:space="preserve">guide ·</w:t>
+            </w:r>
+            <w:r>
+              <w:t xml:space="preserve"> </w:t>
+            </w:r>
+            <w:r>
+              <w:rPr>
+                <w:b/>
+                <w:bCs/>
+              </w:rPr>
+              <w:t xml:space="preserve">Load starter content</w:t>
+            </w:r>
+            <w:r>
+              <w:t xml:space="preserve"> </w:t>
+            </w:r>
+            <w:r>
+              <w:t xml:space="preserve">copies the code defaults · drives the</w:t>
+            </w:r>
+            <w:r>
+              <w:t xml:space="preserve"> </w:t>
+            </w:r>
+            <w:r>
+              <w:rPr>
+                <w:rStyle w:val="VerbatimChar"/>
+              </w:rPr>
+              <w:t xml:space="preserve">wedding_tradition_items</w:t>
+            </w:r>
+            <w:r>
+              <w:t xml:space="preserve"> </w:t>
+            </w:r>
+            <w:r>
+              <w:t xml:space="preserve">table (code</w:t>
+            </w:r>
+            <w:r>
+              <w:t xml:space="preserve"> </w:t>
+            </w:r>
+            <w:r>
+              <w:rPr>
+                <w:rStyle w:val="VerbatimChar"/>
+              </w:rPr>
+              <w:t xml:space="preserve">lib/wedding-traditions.ts</w:t>
+            </w:r>
+            <w:r>
+              <w:t xml:space="preserve"> </w:t>
+            </w:r>
+            <w:r>
+              <w:t xml:space="preserve">is the fallback + seed source).</w:t>
+            </w:r>
+          </w:p>
+        </w:tc>
+      </w:tr>
+      <w:tr>
+        <w:tc>
+          <w:tcPr/>
+          <w:p>
+            <w:pPr>
+              <w:pStyle w:val="Compact"/>
+            </w:pPr>
+            <w:r>
+              <w:t xml:space="preserve">Directory</w:t>
+            </w:r>
+          </w:p>
+        </w:tc>
+        <w:tc>
+          <w:tcPr/>
+          <w:p>
+            <w:pPr>
+              <w:pStyle w:val="Compact"/>
+            </w:pPr>
+            <w:r>
               <w:t xml:space="preserve">13</w:t>
             </w:r>
           </w:p>
@@ -1716,7 +1988,7 @@
             <w:r>
               <w:t xml:space="preserve"> </w:t>
             </w:r>
-            <w:hyperlink r:id="rId10">
+            <w:hyperlink r:id="rId11">
               <w:r>
                 <w:rPr>
                   <w:rStyle w:val="Hyperlink"/>
@@ -2665,7 +2937,7 @@
       <w:r>
         <w:t xml:space="preserve"> </w:t>
       </w:r>
-      <w:hyperlink r:id="rId11">
+      <w:hyperlink r:id="rId12">
         <w:r>
           <w:rPr>
             <w:rStyle w:val="Hyperlink"/>
@@ -2682,7 +2954,7 @@
       <w:r>
         <w:t xml:space="preserve"> </w:t>
       </w:r>
-      <w:hyperlink r:id="rId12">
+      <w:hyperlink r:id="rId13">
         <w:r>
           <w:rPr>
             <w:rStyle w:val="Hyperlink"/>
@@ -2716,8 +2988,8 @@
         </w:pict>
       </w:r>
     </w:p>
-    <w:bookmarkEnd w:id="13"/>
-    <w:bookmarkStart w:id="14" w:name="X3287cb32d8e8918b7fc54714ce038e693274466"/>
+    <w:bookmarkEnd w:id="14"/>
+    <w:bookmarkStart w:id="15" w:name="X3287cb32d8e8918b7fc54714ce038e693274466"/>
     <w:p>
       <w:pPr>
         <w:pStyle w:val="Heading2"/>
@@ -2889,8 +3161,8 @@
         </w:pict>
       </w:r>
     </w:p>
-    <w:bookmarkEnd w:id="14"/>
-    <w:bookmarkStart w:id="64" w:name="per-surface-mechanics"/>
+    <w:bookmarkEnd w:id="15"/>
+    <w:bookmarkStart w:id="65" w:name="per-surface-mechanics"/>
     <w:p>
       <w:pPr>
         <w:pStyle w:val="Heading2"/>
@@ -2899,7 +3171,7 @@
         <w:t xml:space="preserve">3. Per-surface mechanics</w:t>
       </w:r>
     </w:p>
-    <w:bookmarkStart w:id="15" w:name="home-queue-overview"/>
+    <w:bookmarkStart w:id="16" w:name="home-queue-overview"/>
     <w:p>
       <w:pPr>
         <w:pStyle w:val="Heading3"/>
@@ -3056,8 +3328,8 @@
         <w:t xml:space="preserve">Below: recent admin activity feed (other admins’ actions), platform metrics (DAU, conversion, payments processed today).</w:t>
       </w:r>
     </w:p>
-    <w:bookmarkEnd w:id="15"/>
-    <w:bookmarkStart w:id="16" w:name="verification-queues"/>
+    <w:bookmarkEnd w:id="16"/>
+    <w:bookmarkStart w:id="17" w:name="verification-queues"/>
     <w:p>
       <w:pPr>
         <w:pStyle w:val="Heading3"/>
@@ -3656,8 +3928,8 @@
         <w:t xml:space="preserve">Each queue item has standard actions: Approve · Reject · Request more info · Flag for senior admin.</w:t>
       </w:r>
     </w:p>
-    <w:bookmarkEnd w:id="16"/>
-    <w:bookmarkStart w:id="17" w:name="payments-activations"/>
+    <w:bookmarkEnd w:id="17"/>
+    <w:bookmarkStart w:id="18" w:name="payments-activations"/>
     <w:p>
       <w:pPr>
         <w:pStyle w:val="Heading3"/>
@@ -3947,8 +4219,8 @@
         <w:t xml:space="preserve">“this is the vendor buying their own product, not a customer purchase.”</w:t>
       </w:r>
     </w:p>
-    <w:bookmarkEnd w:id="17"/>
-    <w:bookmarkStart w:id="18" w:name="users"/>
+    <w:bookmarkEnd w:id="18"/>
+    <w:bookmarkStart w:id="19" w:name="users"/>
     <w:p>
       <w:pPr>
         <w:pStyle w:val="Heading3"/>
@@ -5239,8 +5511,8 @@
         <w:t xml:space="preserve">column stays on the schema for now (deprecated; drop in a future migration once the audit window has passed).</w:t>
       </w:r>
     </w:p>
-    <w:bookmarkEnd w:id="18"/>
-    <w:bookmarkStart w:id="19" w:name="pricing-catalog"/>
+    <w:bookmarkEnd w:id="19"/>
+    <w:bookmarkStart w:id="20" w:name="pricing-catalog"/>
     <w:p>
       <w:pPr>
         <w:pStyle w:val="Heading3"/>
@@ -6749,8 +7021,8 @@
         <w:t xml:space="preserve">E.g., LAUNCH50 = 50% off Papic 5-seat for the first 100 redemptions, expires 2026-12-31.</w:t>
       </w:r>
     </w:p>
-    <w:bookmarkEnd w:id="19"/>
-    <w:bookmarkStart w:id="20" w:name="X629d01d941ffb7283460480520ac7430455fa9c"/>
+    <w:bookmarkEnd w:id="20"/>
+    <w:bookmarkStart w:id="21" w:name="X629d01d941ffb7283460480520ac7430455fa9c"/>
     <w:p>
       <w:pPr>
         <w:pStyle w:val="Heading3"/>
@@ -9262,8 +9534,8 @@
         <w:t xml:space="preserve">CHECK constraint enforces the mutual exclusivity locked in § 10a + § 10b — owners can never accidentally be flagged as team-pool eligible (which would create double-comping ambiguity).</w:t>
       </w:r>
     </w:p>
-    <w:bookmarkEnd w:id="20"/>
-    <w:bookmarkStart w:id="21" w:name="X62d13111ffeb67bac72323e8c803b2424f056e6"/>
+    <w:bookmarkEnd w:id="21"/>
+    <w:bookmarkStart w:id="22" w:name="X62d13111ffeb67bac72323e8c803b2424f056e6"/>
     <w:p>
       <w:pPr>
         <w:pStyle w:val="Heading3"/>
@@ -10239,8 +10511,8 @@
         <w:t xml:space="preserve">changing the receiving account numbers is the single highest-leverage fraud vector in the V1 payment system. If a compromised admin account silently swaps the BDO account number for an attacker-controlled one, every customer payment for 24 hours could route to the attacker. Two-admin approval makes this attack require simultaneous compromise of two admins, which is dramatically harder. The 24-hour reconciliation SLA means the attack window is bounded even if both admins are compromised — finance sees the diversion the next day.</w:t>
       </w:r>
     </w:p>
-    <w:bookmarkEnd w:id="21"/>
-    <w:bookmarkStart w:id="22" w:name="X993371b02f222a109786e8c79afe7766fce93b6"/>
+    <w:bookmarkEnd w:id="22"/>
+    <w:bookmarkStart w:id="23" w:name="X993371b02f222a109786e8c79afe7766fce93b6"/>
     <w:p>
       <w:pPr>
         <w:pStyle w:val="Heading3"/>
@@ -11233,8 +11505,8 @@
         <w:t xml:space="preserve">) or to align with renegotiated gateway contracts. Changes ripple to the customer-facing checkout fee calculator (0034 § Setnayan Pay) within 1 minute via cache TTL.</w:t>
       </w:r>
     </w:p>
-    <w:bookmarkEnd w:id="22"/>
-    <w:bookmarkStart w:id="23" w:name="Xe9854108212c086270d35a62e476819f4ef86f0"/>
+    <w:bookmarkEnd w:id="23"/>
+    <w:bookmarkStart w:id="24" w:name="Xe9854108212c086270d35a62e476819f4ef86f0"/>
     <w:p>
       <w:pPr>
         <w:pStyle w:val="Heading3"/>
@@ -11644,8 +11916,8 @@
         <w:t xml:space="preserve">);</w:t>
       </w:r>
     </w:p>
-    <w:bookmarkEnd w:id="23"/>
-    <w:bookmarkStart w:id="25" w:name="X2ed130420e47bed43fb955e334b9d6bc04e4b83"/>
+    <w:bookmarkEnd w:id="24"/>
+    <w:bookmarkStart w:id="26" w:name="X2ed130420e47bed43fb955e334b9d6bc04e4b83"/>
     <w:p>
       <w:pPr>
         <w:pStyle w:val="Heading3"/>
@@ -11788,7 +12060,7 @@
       <w:r>
         <w:t xml:space="preserve"> </w:t>
       </w:r>
-      <w:hyperlink r:id="rId24">
+      <w:hyperlink r:id="rId25">
         <w:r>
           <w:rPr>
             <w:rStyle w:val="Hyperlink"/>
@@ -12962,8 +13234,8 @@
         <w:t xml:space="preserve">schema lands in V1 (matrix is sparse — only BDO QR, GCash QR, and bank-transfer-manual are populated). When Maya Business is approved at V1.5+, the matrix expands automatically as the new method rows insert via § 3.5d migration. No code change needed to onboard new methods; the admin just flips toggles on the new rows.</w:t>
       </w:r>
     </w:p>
-    <w:bookmarkEnd w:id="25"/>
-    <w:bookmarkStart w:id="26" w:name="disputes-refunds"/>
+    <w:bookmarkEnd w:id="26"/>
+    <w:bookmarkStart w:id="27" w:name="disputes-refunds"/>
     <w:p>
       <w:pPr>
         <w:pStyle w:val="Heading3"/>
@@ -13183,8 +13455,8 @@
         <w:t xml:space="preserve">. High-value disputes (&gt; ₱20,000 refund) require two-admin approval.</w:t>
       </w:r>
     </w:p>
-    <w:bookmarkEnd w:id="26"/>
-    <w:bookmarkStart w:id="27" w:name="Xd7c336140f865377312ec7bbd876077fcae07d9"/>
+    <w:bookmarkEnd w:id="27"/>
+    <w:bookmarkStart w:id="28" w:name="Xd7c336140f865377312ec7bbd876077fcae07d9"/>
     <w:p>
       <w:pPr>
         <w:pStyle w:val="Heading3"/>
@@ -13287,8 +13559,8 @@
         <w:t xml:space="preserve">All decisions logged with admin attribution. Refunds &gt; ₱25K still require two-admin approval per § 9.1.</w:t>
       </w:r>
     </w:p>
-    <w:bookmarkEnd w:id="27"/>
-    <w:bookmarkStart w:id="28" w:name="settings"/>
+    <w:bookmarkEnd w:id="28"/>
+    <w:bookmarkStart w:id="29" w:name="settings"/>
     <w:p>
       <w:pPr>
         <w:pStyle w:val="Heading3"/>
@@ -13539,8 +13811,8 @@
         <w:t xml:space="preserve">for compliance / post-incident review</w:t>
       </w:r>
     </w:p>
-    <w:bookmarkEnd w:id="28"/>
-    <w:bookmarkStart w:id="29" w:name="funnel-analytics-new-2026-05-12"/>
+    <w:bookmarkEnd w:id="29"/>
+    <w:bookmarkStart w:id="30" w:name="funnel-analytics-new-2026-05-12"/>
     <w:p>
       <w:pPr>
         <w:pStyle w:val="Heading3"/>
@@ -14334,8 +14606,8 @@
         <w:t xml:space="preserve">; etc. Spec each iteration’s funnel-event emissions in its own .md doc when next touched.</w:t>
       </w:r>
     </w:p>
-    <w:bookmarkEnd w:id="29"/>
-    <w:bookmarkStart w:id="30" w:name="X35c3f4e33a0e275681f3aaa541c34d9d09ef9c4"/>
+    <w:bookmarkEnd w:id="30"/>
+    <w:bookmarkStart w:id="31" w:name="X35c3f4e33a0e275681f3aaa541c34d9d09ef9c4"/>
     <w:p>
       <w:pPr>
         <w:pStyle w:val="Heading3"/>
@@ -15920,8 +16192,8 @@
         </w:pict>
       </w:r>
     </w:p>
-    <w:bookmarkEnd w:id="30"/>
-    <w:bookmarkStart w:id="31" w:name="website-editor-locked-2026-05-15"/>
+    <w:bookmarkEnd w:id="31"/>
+    <w:bookmarkStart w:id="32" w:name="website-editor-locked-2026-05-15"/>
     <w:p>
       <w:pPr>
         <w:pStyle w:val="Heading3"/>
@@ -16347,8 +16619,8 @@
         </w:pict>
       </w:r>
     </w:p>
-    <w:bookmarkEnd w:id="31"/>
-    <w:bookmarkStart w:id="38" w:name="Xfa425620ba31ba0212d6c7de11585cc49d489b9"/>
+    <w:bookmarkEnd w:id="32"/>
+    <w:bookmarkStart w:id="39" w:name="Xfa425620ba31ba0212d6c7de11585cc49d489b9"/>
     <w:p>
       <w:pPr>
         <w:pStyle w:val="Heading3"/>
@@ -16399,7 +16671,7 @@
         <w:t xml:space="preserve">single-admin per § 4.3 (review decisions are reversible — admin can lift enforcement via the appeal flow without two-admin approval).</w:t>
       </w:r>
     </w:p>
-    <w:bookmarkStart w:id="32" w:name="queue-view-default"/>
+    <w:bookmarkStart w:id="33" w:name="queue-view-default"/>
     <w:p>
       <w:pPr>
         <w:pStyle w:val="Heading4"/>
@@ -17001,8 +17273,8 @@
         </w:tc>
       </w:tr>
     </w:tbl>
-    <w:bookmarkEnd w:id="32"/>
-    <w:bookmarkStart w:id="33" w:name="per-match-comparison-panel-drilldown"/>
+    <w:bookmarkEnd w:id="33"/>
+    <w:bookmarkStart w:id="34" w:name="per-match-comparison-panel-drilldown"/>
     <w:p>
       <w:pPr>
         <w:pStyle w:val="Heading4"/>
@@ -17019,8 +17291,8 @@
         <w:t xml:space="preserve">Clicking a row expands into a side-by-side comparison of the flagged account’s event vs each matched trial-used account’s event. Three columns: signal type / flagged-account value / matched-account value, with the matching signals highlighted. Admin can scan and decide: is this the same person on a new account (abuse) or a different couple at the same venue/date (false positive — common for popular Tagaytay venues on Saturday afternoons).</w:t>
       </w:r>
     </w:p>
-    <w:bookmarkEnd w:id="33"/>
-    <w:bookmarkStart w:id="34" w:name="admin-actions"/>
+    <w:bookmarkEnd w:id="34"/>
+    <w:bookmarkStart w:id="35" w:name="admin-actions"/>
     <w:p>
       <w:pPr>
         <w:pStyle w:val="Heading4"/>
@@ -17450,8 +17722,8 @@
         <w:t xml:space="preserve">(the trial-start UI shows the under-review modal).</w:t>
       </w:r>
     </w:p>
-    <w:bookmarkEnd w:id="34"/>
-    <w:bookmarkStart w:id="35" w:name="appeal-driven-enforcement-reversal"/>
+    <w:bookmarkEnd w:id="35"/>
+    <w:bookmarkStart w:id="36" w:name="appeal-driven-enforcement-reversal"/>
     <w:p>
       <w:pPr>
         <w:pStyle w:val="Heading4"/>
@@ -17619,8 +17891,8 @@
         <w:t xml:space="preserve">“Your appeal was reviewed and your Setnayan Concierge access has been restored. Reason: {admin_notes}.”</w:t>
       </w:r>
     </w:p>
-    <w:bookmarkEnd w:id="35"/>
-    <w:bookmarkStart w:id="36" w:name="mobile"/>
+    <w:bookmarkEnd w:id="36"/>
+    <w:bookmarkStart w:id="37" w:name="mobile"/>
     <w:p>
       <w:pPr>
         <w:pStyle w:val="Heading4"/>
@@ -17655,8 +17927,8 @@
         <w:t xml:space="preserve">opens the per-match comparison panel as a full-screen sheet with the Clear / Confirm / Defer actions at the bottom.</w:t>
       </w:r>
     </w:p>
-    <w:bookmarkEnd w:id="36"/>
-    <w:bookmarkStart w:id="37" w:name="X55f09cbb45585140ceeb8288a987485c4695ce1"/>
+    <w:bookmarkEnd w:id="37"/>
+    <w:bookmarkStart w:id="38" w:name="X55f09cbb45585140ceeb8288a987485c4695ce1"/>
     <w:p>
       <w:pPr>
         <w:pStyle w:val="Heading4"/>
@@ -18226,9 +18498,9 @@
         </w:pict>
       </w:r>
     </w:p>
-    <w:bookmarkEnd w:id="37"/>
     <w:bookmarkEnd w:id="38"/>
-    <w:bookmarkStart w:id="51" w:name="X3077a367f7be1b4761ca96ee83a509ba024c8b8"/>
+    <w:bookmarkEnd w:id="39"/>
+    <w:bookmarkStart w:id="52" w:name="X3077a367f7be1b4761ca96ee83a509ba024c8b8"/>
     <w:p>
       <w:pPr>
         <w:pStyle w:val="Heading3"/>
@@ -18326,7 +18598,7 @@
         <w:t xml:space="preserve">report (corpus root) on demand from live database state.</w:t>
       </w:r>
     </w:p>
-    <w:bookmarkStart w:id="39" w:name="layout-two-tab-card-grid"/>
+    <w:bookmarkStart w:id="40" w:name="layout-two-tab-card-grid"/>
     <w:p>
       <w:pPr>
         <w:pStyle w:val="Heading4"/>
@@ -18598,8 +18870,8 @@
         <w:t xml:space="preserve">sub-section so they don’t disrupt visual parity above.</w:t>
       </w:r>
     </w:p>
-    <w:bookmarkEnd w:id="39"/>
-    <w:bookmarkStart w:id="44" w:name="per-sku-settings-drawer"/>
+    <w:bookmarkEnd w:id="40"/>
+    <w:bookmarkStart w:id="45" w:name="per-sku-settings-drawer"/>
     <w:p>
       <w:pPr>
         <w:pStyle w:val="Heading4"/>
@@ -18616,7 +18888,7 @@
         <w:t xml:space="preserve">Click any tile → opens a right-side drawer (full height, 480 px wide) with 4 tabs:</w:t>
       </w:r>
     </w:p>
-    <w:bookmarkStart w:id="40" w:name="tab-1-eligibility"/>
+    <w:bookmarkStart w:id="41" w:name="tab-1-eligibility"/>
     <w:p>
       <w:pPr>
         <w:pStyle w:val="Heading5"/>
@@ -18835,8 +19107,8 @@
         <w:t xml:space="preserve">per the iteration 0023 § 2 audit pattern.</w:t>
       </w:r>
     </w:p>
-    <w:bookmarkEnd w:id="40"/>
-    <w:bookmarkStart w:id="41" w:name="tab-2-pricing"/>
+    <w:bookmarkEnd w:id="41"/>
+    <w:bookmarkStart w:id="42" w:name="tab-2-pricing"/>
     <w:p>
       <w:pPr>
         <w:pStyle w:val="Heading5"/>
@@ -19201,8 +19473,8 @@
         <w:t xml:space="preserve">with prior price · new price · prior frequency · new frequency · admin · reason · timestamp.</w:t>
       </w:r>
     </w:p>
-    <w:bookmarkEnd w:id="41"/>
-    <w:bookmarkStart w:id="42" w:name="tab-3-current-users"/>
+    <w:bookmarkEnd w:id="42"/>
+    <w:bookmarkStart w:id="43" w:name="tab-3-current-users"/>
     <w:p>
       <w:pPr>
         <w:pStyle w:val="Heading5"/>
@@ -19287,8 +19559,8 @@
         <w:t xml:space="preserve">For one-time SKUs (e.g., Papic 5-seat), shows lifetime purchases (one per event). For recurring SKUs (e.g., Vendor Pro Weekly), shows currently-active subscriptions only with a separate count for lifetime purchases.</w:t>
       </w:r>
     </w:p>
-    <w:bookmarkEnd w:id="42"/>
-    <w:bookmarkStart w:id="43" w:name="tab-4-statistics"/>
+    <w:bookmarkEnd w:id="43"/>
+    <w:bookmarkStart w:id="44" w:name="tab-4-statistics"/>
     <w:p>
       <w:pPr>
         <w:pStyle w:val="Heading5"/>
@@ -19676,9 +19948,9 @@
         <w:t xml:space="preserve">.</w:t>
       </w:r>
     </w:p>
-    <w:bookmarkEnd w:id="43"/>
     <w:bookmarkEnd w:id="44"/>
-    <w:bookmarkStart w:id="46" w:name="X98414b96873c8db6dfa6a21bbf3ac85e063f6a3"/>
+    <w:bookmarkEnd w:id="45"/>
+    <w:bookmarkStart w:id="47" w:name="X98414b96873c8db6dfa6a21bbf3ac85e063f6a3"/>
     <w:p>
       <w:pPr>
         <w:pStyle w:val="Heading4"/>
@@ -19794,7 +20066,7 @@
       <w:r>
         <w:t xml:space="preserve"> </w:t>
       </w:r>
-      <w:hyperlink r:id="rId45">
+      <w:hyperlink r:id="rId46">
         <w:r>
           <w:rPr>
             <w:rStyle w:val="Hyperlink"/>
@@ -19979,8 +20251,8 @@
         <w:t xml:space="preserve">The button is single-admin authority — generation is a read-only-from-DB operation, no state mutations. Only writes the report files.</w:t>
       </w:r>
     </w:p>
-    <w:bookmarkEnd w:id="46"/>
-    <w:bookmarkStart w:id="47" w:name="future-automation-v1.5-deferred"/>
+    <w:bookmarkEnd w:id="47"/>
+    <w:bookmarkStart w:id="48" w:name="future-automation-v1.5-deferred"/>
     <w:p>
       <w:pPr>
         <w:pStyle w:val="Heading4"/>
@@ -20174,8 +20446,8 @@
         <w:t xml:space="preserve">All four deferred to V1.5+; V1 ships with manual button-triggered regeneration.</w:t>
       </w:r>
     </w:p>
-    <w:bookmarkEnd w:id="47"/>
-    <w:bookmarkStart w:id="48" w:name="mobile-parity"/>
+    <w:bookmarkEnd w:id="48"/>
+    <w:bookmarkStart w:id="49" w:name="mobile-parity"/>
     <w:p>
       <w:pPr>
         <w:pStyle w:val="Heading4"/>
@@ -20192,8 +20464,8 @@
         <w:t xml:space="preserve">Card grid renders as 2-column on phone (1-column on narrow viewports). Drawer becomes a bottom sheet (full-height swipe-up) per the existing 0023 mobile pattern. All 4 tabs in the drawer remain accessible — no feature gating on mobile.</w:t>
       </w:r>
     </w:p>
-    <w:bookmarkEnd w:id="48"/>
-    <w:bookmarkStart w:id="49" w:name="schema-no-new-tables-leverages-existing"/>
+    <w:bookmarkEnd w:id="49"/>
+    <w:bookmarkStart w:id="50" w:name="schema-no-new-tables-leverages-existing"/>
     <w:p>
       <w:pPr>
         <w:pStyle w:val="Heading4"/>
@@ -20425,8 +20697,8 @@
         <w:t xml:space="preserve">) but no new DB tables.</w:t>
       </w:r>
     </w:p>
-    <w:bookmarkEnd w:id="49"/>
-    <w:bookmarkStart w:id="50" w:name="cross-references"/>
+    <w:bookmarkEnd w:id="50"/>
+    <w:bookmarkStart w:id="51" w:name="cross-references"/>
     <w:p>
       <w:pPr>
         <w:pStyle w:val="Heading4"/>
@@ -20635,7 +20907,7 @@
       <w:r>
         <w:t xml:space="preserve"> </w:t>
       </w:r>
-      <w:hyperlink r:id="rId45">
+      <w:hyperlink r:id="rId46">
         <w:r>
           <w:rPr>
             <w:rStyle w:val="VerbatimChar"/>
@@ -20657,9 +20929,9 @@
         </w:pict>
       </w:r>
     </w:p>
-    <w:bookmarkEnd w:id="50"/>
     <w:bookmarkEnd w:id="51"/>
-    <w:bookmarkStart w:id="59" w:name="X1c9fc3f178b58f11c75dbe413398c2545c9010a"/>
+    <w:bookmarkEnd w:id="52"/>
+    <w:bookmarkStart w:id="60" w:name="X1c9fc3f178b58f11c75dbe413398c2545c9010a"/>
     <w:p>
       <w:pPr>
         <w:pStyle w:val="Heading3"/>
@@ -20822,7 +21094,7 @@
         <w:t xml:space="preserve">) and hand-tweaks for accuracy / brand voice; hand-edits propagate to every future couple in that combination via the cache-forever architecture.</w:t>
       </w:r>
     </w:p>
-    <w:bookmarkStart w:id="52" w:name="X5aac32bc6ce7e9922bad979e1b29d680380cb3c"/>
+    <w:bookmarkStart w:id="53" w:name="X5aac32bc6ce7e9922bad979e1b29d680380cb3c"/>
     <w:p>
       <w:pPr>
         <w:pStyle w:val="Heading4"/>
@@ -21327,8 +21599,8 @@
         <w:t xml:space="preserve">(when a brain content audit is needed)</w:t>
       </w:r>
     </w:p>
-    <w:bookmarkEnd w:id="52"/>
-    <w:bookmarkStart w:id="53" w:name="b-subview-2-unanswered-questions-queue"/>
+    <w:bookmarkEnd w:id="53"/>
+    <w:bookmarkStart w:id="54" w:name="b-subview-2-unanswered-questions-queue"/>
     <w:p>
       <w:pPr>
         <w:pStyle w:val="Heading4"/>
@@ -21549,8 +21821,8 @@
         <w:t xml:space="preserve">Queue sorts by frequency descending — admin triages high-leverage chunks first.</w:t>
       </w:r>
     </w:p>
-    <w:bookmarkEnd w:id="53"/>
-    <w:bookmarkStart w:id="54" w:name="c-subview-3-concierge-cost-watch"/>
+    <w:bookmarkEnd w:id="54"/>
+    <w:bookmarkStart w:id="55" w:name="c-subview-3-concierge-cost-watch"/>
     <w:p>
       <w:pPr>
         <w:pStyle w:val="Heading4"/>
@@ -21669,8 +21941,8 @@
         <w:t xml:space="preserve">- Cache hit rate drops below 80% → admin investigates (likely brain edit invalidated too many cached responses; admin can do a planned regenerate sweep)</w:t>
       </w:r>
     </w:p>
-    <w:bookmarkEnd w:id="54"/>
-    <w:bookmarkStart w:id="55" w:name="d-subview-4-cowork-sync-lane"/>
+    <w:bookmarkEnd w:id="55"/>
+    <w:bookmarkStart w:id="56" w:name="d-subview-4-cowork-sync-lane"/>
     <w:p>
       <w:pPr>
         <w:pStyle w:val="Heading4"/>
@@ -21885,8 +22157,8 @@
         <w:t xml:space="preserve">workflow with inline diff comments back to Cowork. V1 ships approve / reject with text feedback.</w:t>
       </w:r>
     </w:p>
-    <w:bookmarkEnd w:id="55"/>
-    <w:bookmarkStart w:id="56" w:name="schema"/>
+    <w:bookmarkEnd w:id="56"/>
+    <w:bookmarkStart w:id="57" w:name="schema"/>
     <w:p>
       <w:pPr>
         <w:pStyle w:val="Heading4"/>
@@ -22062,8 +22334,8 @@
         <w:t xml:space="preserve">cowork_authored_by TEXT NULL · cowork_pending_review BOOLEAN NOT NULL DEFAULT FALSE</w:t>
       </w:r>
     </w:p>
-    <w:bookmarkEnd w:id="56"/>
-    <w:bookmarkStart w:id="57" w:name="mobile-placement"/>
+    <w:bookmarkEnd w:id="57"/>
+    <w:bookmarkStart w:id="58" w:name="mobile-placement"/>
     <w:p>
       <w:pPr>
         <w:pStyle w:val="Heading4"/>
@@ -22092,8 +22364,8 @@
         <w:t xml:space="preserve">tab on mobile (alongside Pricing, Disputes, Settings, Website editor, Concierge Abuse, Add-on Management). Mobile UI is read-only for content (admin reviews chunks on phone) — editing happens on desktop where the markdown editor + drawer fit.</w:t>
       </w:r>
     </w:p>
-    <w:bookmarkEnd w:id="57"/>
-    <w:bookmarkStart w:id="58" w:name="v1-vs-v1.5-scope"/>
+    <w:bookmarkEnd w:id="58"/>
+    <w:bookmarkStart w:id="59" w:name="v1-vs-v1.5-scope"/>
     <w:p>
       <w:pPr>
         <w:pStyle w:val="Heading4"/>
@@ -22187,9 +22459,9 @@
         </w:pict>
       </w:r>
     </w:p>
-    <w:bookmarkEnd w:id="58"/>
     <w:bookmarkEnd w:id="59"/>
-    <w:bookmarkStart w:id="60" w:name="X4aac9bb159c69783bbe0139d97fce0f9d406631"/>
+    <w:bookmarkEnd w:id="60"/>
+    <w:bookmarkStart w:id="61" w:name="X4aac9bb159c69783bbe0139d97fce0f9d406631"/>
     <w:p>
       <w:pPr>
         <w:pStyle w:val="Heading3"/>
@@ -23378,8 +23650,8 @@
         </w:pict>
       </w:r>
     </w:p>
-    <w:bookmarkEnd w:id="60"/>
-    <w:bookmarkStart w:id="62" w:name="X5a9d70cd3d7633d4aece050d7f43f8570ea8ae7"/>
+    <w:bookmarkEnd w:id="61"/>
+    <w:bookmarkStart w:id="63" w:name="X5a9d70cd3d7633d4aece050d7f43f8570ea8ae7"/>
     <w:p>
       <w:pPr>
         <w:pStyle w:val="Heading3"/>
@@ -23503,7 +23775,7 @@
       <w:r>
         <w:t xml:space="preserve"> </w:t>
       </w:r>
-      <w:hyperlink r:id="rId61">
+      <w:hyperlink r:id="rId62">
         <w:r>
           <w:rPr>
             <w:rStyle w:val="Hyperlink"/>
@@ -25489,7 +25761,7 @@
       <w:r>
         <w:t xml:space="preserve"> </w:t>
       </w:r>
-      <w:hyperlink r:id="rId10">
+      <w:hyperlink r:id="rId11">
         <w:r>
           <w:rPr>
             <w:rStyle w:val="Hyperlink"/>
@@ -27396,8 +27668,8 @@
         </w:pict>
       </w:r>
     </w:p>
-    <w:bookmarkEnd w:id="62"/>
-    <w:bookmarkStart w:id="63" w:name="X0283164adaba40b4a1953123c20b5d5e9d7a710"/>
+    <w:bookmarkEnd w:id="63"/>
+    <w:bookmarkStart w:id="64" w:name="X0283164adaba40b4a1953123c20b5d5e9d7a710"/>
     <w:p>
       <w:pPr>
         <w:pStyle w:val="Heading3"/>
@@ -28172,9 +28444,9 @@
         </w:pict>
       </w:r>
     </w:p>
-    <w:bookmarkEnd w:id="63"/>
     <w:bookmarkEnd w:id="64"/>
-    <w:bookmarkStart w:id="70" w:name="Xc7e30205e6be7ba74b71021e7544c0dc5649b69"/>
+    <w:bookmarkEnd w:id="65"/>
+    <w:bookmarkStart w:id="71" w:name="Xc7e30205e6be7ba74b71021e7544c0dc5649b69"/>
     <w:p>
       <w:pPr>
         <w:pStyle w:val="Heading2"/>
@@ -28219,7 +28491,7 @@
         <w:t xml:space="preserve">so the team can run the day-to-day at speed.</w:t>
       </w:r>
     </w:p>
-    <w:bookmarkStart w:id="65" w:name="mechanics"/>
+    <w:bookmarkStart w:id="66" w:name="mechanics"/>
     <w:p>
       <w:pPr>
         <w:pStyle w:val="Heading3"/>
@@ -28488,8 +28760,8 @@
         <w:t xml:space="preserve">audit tag. Single-use; no further exceptions after the second admin exists.</w:t>
       </w:r>
     </w:p>
-    <w:bookmarkEnd w:id="65"/>
-    <w:bookmarkStart w:id="66" w:name="required-for-the-major-decisions-list"/>
+    <w:bookmarkEnd w:id="66"/>
+    <w:bookmarkStart w:id="67" w:name="required-for-the-major-decisions-list"/>
     <w:p>
       <w:pPr>
         <w:pStyle w:val="Heading3"/>
@@ -28870,8 +29142,8 @@
         </w:tc>
       </w:tr>
     </w:tbl>
-    <w:bookmarkEnd w:id="66"/>
-    <w:bookmarkStart w:id="67" w:name="X754d6eede66ea75fcf8256626c58de509bb89e6"/>
+    <w:bookmarkEnd w:id="67"/>
+    <w:bookmarkStart w:id="68" w:name="X754d6eede66ea75fcf8256626c58de509bb89e6"/>
     <w:p>
       <w:pPr>
         <w:pStyle w:val="Heading3"/>
@@ -29222,8 +29494,8 @@
         </w:tc>
       </w:tr>
     </w:tbl>
-    <w:bookmarkEnd w:id="67"/>
-    <w:bookmarkStart w:id="68" w:name="why-this-scope-is-right-for-v1"/>
+    <w:bookmarkEnd w:id="68"/>
+    <w:bookmarkStart w:id="69" w:name="why-this-scope-is-right-for-v1"/>
     <w:p>
       <w:pPr>
         <w:pStyle w:val="Heading3"/>
@@ -29335,8 +29607,8 @@
         <w:t xml:space="preserve">New admin promotions, internal-account creation, payment-account changes, mid-quarter pricing moves happen weekly or less — friction is a feature, not a bug, on those.</w:t>
       </w:r>
     </w:p>
-    <w:bookmarkEnd w:id="68"/>
-    <w:bookmarkStart w:id="69" w:name="schema-1"/>
+    <w:bookmarkEnd w:id="69"/>
+    <w:bookmarkStart w:id="70" w:name="schema-1"/>
     <w:p>
       <w:pPr>
         <w:pStyle w:val="Heading3"/>
@@ -30104,9 +30376,9 @@
         </w:pict>
       </w:r>
     </w:p>
-    <w:bookmarkEnd w:id="69"/>
     <w:bookmarkEnd w:id="70"/>
-    <w:bookmarkStart w:id="71" w:name="mobile-vital-info-rule-inherited"/>
+    <w:bookmarkEnd w:id="71"/>
+    <w:bookmarkStart w:id="72" w:name="mobile-vital-info-rule-inherited"/>
     <w:p>
       <w:pPr>
         <w:pStyle w:val="Heading2"/>
@@ -30191,8 +30463,8 @@
         </w:pict>
       </w:r>
     </w:p>
-    <w:bookmarkEnd w:id="71"/>
-    <w:bookmarkStart w:id="72" w:name="cross-iteration-handoffs"/>
+    <w:bookmarkEnd w:id="72"/>
+    <w:bookmarkStart w:id="73" w:name="cross-iteration-handoffs"/>
     <w:p>
       <w:pPr>
         <w:pStyle w:val="Heading2"/>
@@ -30362,8 +30634,8 @@
         </w:pict>
       </w:r>
     </w:p>
-    <w:bookmarkEnd w:id="72"/>
-    <w:bookmarkStart w:id="73" w:name="Xd4881637e7acba4a4ba0743ec8ee3c62da9c61c"/>
+    <w:bookmarkEnd w:id="73"/>
+    <w:bookmarkStart w:id="74" w:name="Xd4881637e7acba4a4ba0743ec8ee3c62da9c61c"/>
     <w:p>
       <w:pPr>
         <w:pStyle w:val="Heading2"/>
@@ -31001,8 +31273,8 @@
         </w:pict>
       </w:r>
     </w:p>
-    <w:bookmarkEnd w:id="73"/>
-    <w:bookmarkStart w:id="74" w:name="companions-and-next-steps"/>
+    <w:bookmarkEnd w:id="74"/>
+    <w:bookmarkStart w:id="75" w:name="companions-and-next-steps"/>
     <w:p>
       <w:pPr>
         <w:pStyle w:val="Heading2"/>
@@ -31065,8 +31337,8 @@
         <w:t xml:space="preserve">The admin console is operationally critical for Setnayan launch · ships alongside 0015 (marketing site)</w:t>
       </w:r>
     </w:p>
-    <w:bookmarkEnd w:id="74"/>
     <w:bookmarkEnd w:id="75"/>
+    <w:bookmarkEnd w:id="76"/>
     <w:sectPr>
       <w:footnotePr>
         <w:numRestart w:val="eachSect"/>

--- a/0023_admin_console/0023_admin_console.docx
+++ b/0023_admin_console/0023_admin_console.docx
@@ -2,7 +2,7 @@
 <file path=word/document.xml><?xml version="1.0" encoding="utf-8"?>
 <w:document xmlns:w="http://schemas.openxmlformats.org/wordprocessingml/2006/main" xmlns:m="http://schemas.openxmlformats.org/officeDocument/2006/math" xmlns:r="http://schemas.openxmlformats.org/officeDocument/2006/relationships" xmlns:o="urn:schemas-microsoft-com:office:office" xmlns:v="urn:schemas-microsoft-com:vml" xmlns:w10="urn:schemas-microsoft-com:office:word" xmlns:a="http://schemas.openxmlformats.org/drawingml/2006/main" xmlns:pic="http://schemas.openxmlformats.org/drawingml/2006/picture" xmlns:wp="http://schemas.openxmlformats.org/drawingml/2006/wordprocessingDrawing">
   <w:body>
-    <w:bookmarkStart w:id="76" w:name="Xc83ac237fa79d49c1a9bc1d2ae29769edfb8f49"/>
+    <w:bookmarkStart w:id="81" w:name="Xc83ac237fa79d49c1a9bc1d2ae29769edfb8f49"/>
     <w:p>
       <w:pPr>
         <w:pStyle w:val="Heading1"/>
@@ -104,7 +104,142 @@
         </w:pict>
       </w:r>
     </w:p>
-    <w:bookmarkStart w:id="14" w:name="the-31-admin-surfaces"/>
+    <w:p>
+      <w:pPr>
+        <w:pStyle w:val="BlockText"/>
+      </w:pPr>
+      <w:r>
+        <w:rPr>
+          <w:b/>
+          <w:bCs/>
+        </w:rPr>
+        <w:t xml:space="preserve">AMENDMENT 2026-06-05 (owner-locked) — zero-tolerance review-fraud enforcement.</w:t>
+      </w:r>
+      <w:r>
+        <w:t xml:space="preserve"> </w:t>
+      </w:r>
+      <w:r>
+        <w:t xml:space="preserve">Canonical spec =</w:t>
+      </w:r>
+      <w:r>
+        <w:t xml:space="preserve"> </w:t>
+      </w:r>
+      <w:hyperlink r:id="rId9">
+        <w:r>
+          <w:rPr>
+            <w:rStyle w:val="VerbatimChar"/>
+          </w:rPr>
+          <w:t xml:space="preserve">Vendor_Value_Proposition_and_Reviews_2026-06-05.md</w:t>
+        </w:r>
+      </w:hyperlink>
+      <w:r>
+        <w:t xml:space="preserve"> </w:t>
+      </w:r>
+      <w:r>
+        <w:t xml:space="preserve">Part C6. Reviews are</w:t>
+      </w:r>
+      <w:r>
+        <w:t xml:space="preserve"> </w:t>
+      </w:r>
+      <w:r>
+        <w:rPr>
+          <w:b/>
+          <w:bCs/>
+        </w:rPr>
+        <w:t xml:space="preserve">event-bound</w:t>
+      </w:r>
+      <w:r>
+        <w:t xml:space="preserve"> </w:t>
+      </w:r>
+      <w:r>
+        <w:t xml:space="preserve">(no review without a proven event). A</w:t>
+      </w:r>
+      <w:r>
+        <w:t xml:space="preserve"> </w:t>
+      </w:r>
+      <w:r>
+        <w:rPr>
+          <w:b/>
+          <w:bCs/>
+        </w:rPr>
+        <w:t xml:space="preserve">proven fake event</w:t>
+      </w:r>
+      <w:r>
+        <w:t xml:space="preserve"> </w:t>
+      </w:r>
+      <w:r>
+        <w:t xml:space="preserve">(staged to farm reviews/stats) =</w:t>
+      </w:r>
+      <w:r>
+        <w:t xml:space="preserve"> </w:t>
+      </w:r>
+      <w:r>
+        <w:rPr>
+          <w:b/>
+          <w:bCs/>
+        </w:rPr>
+        <w:t xml:space="preserve">account TERMINATION, start from scratch — NO 3-strike</w:t>
+      </w:r>
+      <w:r>
+        <w:t xml:space="preserve">, admin-adjudicated via the</w:t>
+      </w:r>
+      <w:r>
+        <w:t xml:space="preserve"> </w:t>
+      </w:r>
+      <w:r>
+        <w:rPr>
+          <w:b/>
+          <w:bCs/>
+        </w:rPr>
+        <w:t xml:space="preserve">Reviews</w:t>
+      </w:r>
+      <w:r>
+        <w:t xml:space="preserve"> </w:t>
+      </w:r>
+      <w:r>
+        <w:t xml:space="preserve">queue (surface #4) +</w:t>
+      </w:r>
+      <w:r>
+        <w:t xml:space="preserve"> </w:t>
+      </w:r>
+      <w:r>
+        <w:rPr>
+          <w:b/>
+          <w:bCs/>
+        </w:rPr>
+        <w:t xml:space="preserve">Users</w:t>
+      </w:r>
+      <w:r>
+        <w:t xml:space="preserve"> </w:t>
+      </w:r>
+      <w:r>
+        <w:t xml:space="preserve">(suspend/terminate). This is</w:t>
+      </w:r>
+      <w:r>
+        <w:t xml:space="preserve"> </w:t>
+      </w:r>
+      <w:r>
+        <w:rPr>
+          <w:b/>
+          <w:bCs/>
+        </w:rPr>
+        <w:t xml:space="preserve">distinct from and stricter than</w:t>
+      </w:r>
+      <w:r>
+        <w:t xml:space="preserve"> </w:t>
+      </w:r>
+      <w:r>
+        <w:t xml:space="preserve">the tiered Concierge trial-abuse enforcement (surface #7 · warning → trial ban → full ban) — the two policies coexist for two different abuse vectors. Guest-level reviews (up to 250+ per in-app event) and the single review from a 1-token outside-event sync both flow through surface #4 moderation + the always-on NSFW filter.</w:t>
+      </w:r>
+    </w:p>
+    <w:p>
+      <w:r>
+        <w:pict>
+          <v:rect style="width:0;height:1.5pt" o:hralign="center" o:hrstd="t" o:hr="t"/>
+        </w:pict>
+      </w:r>
+    </w:p>
+    <w:bookmarkStart w:id="15" w:name="the-31-admin-surfaces"/>
     <w:p>
       <w:pPr>
         <w:pStyle w:val="Heading2"/>
@@ -147,7 +282,7 @@
       <w:r>
         <w:t xml:space="preserve">. Surface count refreshed 2026-05-23 to enumerate ALL shipped admin routes — the prior 11-surface table (2026-05-18) listed only the speced surfaces and silently missed the 12 operational surfaces that shipped during the V1 build burst (Funnels, Payouts, Receipts, BIR 2307, Ads, Demo vendors, Events, Help inbox, Force majeure, Moodboard library, Operations &amp; Hiring, Taxonomy, plus Reviews). The 4 missing-from-code surfaces from the prior table (Disputes, Pricing, Add-on Management, Concierge Brain) all shipped in the 2026-05-23 admin alignment batch (</w:t>
       </w:r>
-      <w:hyperlink r:id="rId9">
+      <w:hyperlink r:id="rId10">
         <w:r>
           <w:rPr>
             <w:rStyle w:val="Hyperlink"/>
@@ -1135,7 +1270,7 @@
             <w:r>
               <w:t xml:space="preserve">🆕 SHIPPED 2026-06-03 (#895). Per-religion launch gate (</w:t>
             </w:r>
-            <w:hyperlink r:id="rId10">
+            <w:hyperlink r:id="rId11">
               <w:r>
                 <w:rPr>
                   <w:rStyle w:val="Hyperlink"/>
@@ -1271,7 +1406,7 @@
             <w:r>
               <w:t xml:space="preserve">content editor (</w:t>
             </w:r>
-            <w:hyperlink r:id="rId10">
+            <w:hyperlink r:id="rId11">
               <w:r>
                 <w:rPr>
                   <w:rStyle w:val="Hyperlink"/>
@@ -1988,7 +2123,7 @@
             <w:r>
               <w:t xml:space="preserve"> </w:t>
             </w:r>
-            <w:hyperlink r:id="rId11">
+            <w:hyperlink r:id="rId12">
               <w:r>
                 <w:rPr>
                   <w:rStyle w:val="Hyperlink"/>
@@ -2937,7 +3072,7 @@
       <w:r>
         <w:t xml:space="preserve"> </w:t>
       </w:r>
-      <w:hyperlink r:id="rId12">
+      <w:hyperlink r:id="rId13">
         <w:r>
           <w:rPr>
             <w:rStyle w:val="Hyperlink"/>
@@ -2954,7 +3089,7 @@
       <w:r>
         <w:t xml:space="preserve"> </w:t>
       </w:r>
-      <w:hyperlink r:id="rId13">
+      <w:hyperlink r:id="rId14">
         <w:r>
           <w:rPr>
             <w:rStyle w:val="Hyperlink"/>
@@ -2988,8 +3123,8 @@
         </w:pict>
       </w:r>
     </w:p>
-    <w:bookmarkEnd w:id="14"/>
-    <w:bookmarkStart w:id="15" w:name="X3287cb32d8e8918b7fc54714ce038e693274466"/>
+    <w:bookmarkEnd w:id="15"/>
+    <w:bookmarkStart w:id="16" w:name="X3287cb32d8e8918b7fc54714ce038e693274466"/>
     <w:p>
       <w:pPr>
         <w:pStyle w:val="Heading2"/>
@@ -3161,8 +3296,8 @@
         </w:pict>
       </w:r>
     </w:p>
-    <w:bookmarkEnd w:id="15"/>
-    <w:bookmarkStart w:id="65" w:name="per-surface-mechanics"/>
+    <w:bookmarkEnd w:id="16"/>
+    <w:bookmarkStart w:id="66" w:name="per-surface-mechanics"/>
     <w:p>
       <w:pPr>
         <w:pStyle w:val="Heading2"/>
@@ -3171,7 +3306,7 @@
         <w:t xml:space="preserve">3. Per-surface mechanics</w:t>
       </w:r>
     </w:p>
-    <w:bookmarkStart w:id="16" w:name="home-queue-overview"/>
+    <w:bookmarkStart w:id="17" w:name="home-queue-overview"/>
     <w:p>
       <w:pPr>
         <w:pStyle w:val="Heading3"/>
@@ -3328,8 +3463,8 @@
         <w:t xml:space="preserve">Below: recent admin activity feed (other admins’ actions), platform metrics (DAU, conversion, payments processed today).</w:t>
       </w:r>
     </w:p>
-    <w:bookmarkEnd w:id="16"/>
-    <w:bookmarkStart w:id="17" w:name="verification-queues"/>
+    <w:bookmarkEnd w:id="17"/>
+    <w:bookmarkStart w:id="18" w:name="verification-queues"/>
     <w:p>
       <w:pPr>
         <w:pStyle w:val="Heading3"/>
@@ -3928,8 +4063,8 @@
         <w:t xml:space="preserve">Each queue item has standard actions: Approve · Reject · Request more info · Flag for senior admin.</w:t>
       </w:r>
     </w:p>
-    <w:bookmarkEnd w:id="17"/>
-    <w:bookmarkStart w:id="18" w:name="payments-activations"/>
+    <w:bookmarkEnd w:id="18"/>
+    <w:bookmarkStart w:id="19" w:name="payments-activations"/>
     <w:p>
       <w:pPr>
         <w:pStyle w:val="Heading3"/>
@@ -4219,8 +4354,8 @@
         <w:t xml:space="preserve">“this is the vendor buying their own product, not a customer purchase.”</w:t>
       </w:r>
     </w:p>
-    <w:bookmarkEnd w:id="18"/>
-    <w:bookmarkStart w:id="19" w:name="users"/>
+    <w:bookmarkEnd w:id="19"/>
+    <w:bookmarkStart w:id="20" w:name="users"/>
     <w:p>
       <w:pPr>
         <w:pStyle w:val="Heading3"/>
@@ -5511,8 +5646,8 @@
         <w:t xml:space="preserve">column stays on the schema for now (deprecated; drop in a future migration once the audit window has passed).</w:t>
       </w:r>
     </w:p>
-    <w:bookmarkEnd w:id="19"/>
-    <w:bookmarkStart w:id="20" w:name="pricing-catalog"/>
+    <w:bookmarkEnd w:id="20"/>
+    <w:bookmarkStart w:id="21" w:name="pricing-catalog"/>
     <w:p>
       <w:pPr>
         <w:pStyle w:val="Heading3"/>
@@ -7021,8 +7156,8 @@
         <w:t xml:space="preserve">E.g., LAUNCH50 = 50% off Papic 5-seat for the first 100 redemptions, expires 2026-12-31.</w:t>
       </w:r>
     </w:p>
-    <w:bookmarkEnd w:id="20"/>
-    <w:bookmarkStart w:id="21" w:name="X629d01d941ffb7283460480520ac7430455fa9c"/>
+    <w:bookmarkEnd w:id="21"/>
+    <w:bookmarkStart w:id="22" w:name="X629d01d941ffb7283460480520ac7430455fa9c"/>
     <w:p>
       <w:pPr>
         <w:pStyle w:val="Heading3"/>
@@ -9534,8 +9669,8 @@
         <w:t xml:space="preserve">CHECK constraint enforces the mutual exclusivity locked in § 10a + § 10b — owners can never accidentally be flagged as team-pool eligible (which would create double-comping ambiguity).</w:t>
       </w:r>
     </w:p>
-    <w:bookmarkEnd w:id="21"/>
-    <w:bookmarkStart w:id="22" w:name="X62d13111ffeb67bac72323e8c803b2424f056e6"/>
+    <w:bookmarkEnd w:id="22"/>
+    <w:bookmarkStart w:id="23" w:name="X62d13111ffeb67bac72323e8c803b2424f056e6"/>
     <w:p>
       <w:pPr>
         <w:pStyle w:val="Heading3"/>
@@ -10511,8 +10646,8 @@
         <w:t xml:space="preserve">changing the receiving account numbers is the single highest-leverage fraud vector in the V1 payment system. If a compromised admin account silently swaps the BDO account number for an attacker-controlled one, every customer payment for 24 hours could route to the attacker. Two-admin approval makes this attack require simultaneous compromise of two admins, which is dramatically harder. The 24-hour reconciliation SLA means the attack window is bounded even if both admins are compromised — finance sees the diversion the next day.</w:t>
       </w:r>
     </w:p>
-    <w:bookmarkEnd w:id="22"/>
-    <w:bookmarkStart w:id="23" w:name="X993371b02f222a109786e8c79afe7766fce93b6"/>
+    <w:bookmarkEnd w:id="23"/>
+    <w:bookmarkStart w:id="24" w:name="X993371b02f222a109786e8c79afe7766fce93b6"/>
     <w:p>
       <w:pPr>
         <w:pStyle w:val="Heading3"/>
@@ -11505,8 +11640,8 @@
         <w:t xml:space="preserve">) or to align with renegotiated gateway contracts. Changes ripple to the customer-facing checkout fee calculator (0034 § Setnayan Pay) within 1 minute via cache TTL.</w:t>
       </w:r>
     </w:p>
-    <w:bookmarkEnd w:id="23"/>
-    <w:bookmarkStart w:id="24" w:name="Xe9854108212c086270d35a62e476819f4ef86f0"/>
+    <w:bookmarkEnd w:id="24"/>
+    <w:bookmarkStart w:id="25" w:name="Xe9854108212c086270d35a62e476819f4ef86f0"/>
     <w:p>
       <w:pPr>
         <w:pStyle w:val="Heading3"/>
@@ -11916,8 +12051,8 @@
         <w:t xml:space="preserve">);</w:t>
       </w:r>
     </w:p>
-    <w:bookmarkEnd w:id="24"/>
-    <w:bookmarkStart w:id="26" w:name="X2ed130420e47bed43fb955e334b9d6bc04e4b83"/>
+    <w:bookmarkEnd w:id="25"/>
+    <w:bookmarkStart w:id="27" w:name="X2ed130420e47bed43fb955e334b9d6bc04e4b83"/>
     <w:p>
       <w:pPr>
         <w:pStyle w:val="Heading3"/>
@@ -12060,7 +12195,7 @@
       <w:r>
         <w:t xml:space="preserve"> </w:t>
       </w:r>
-      <w:hyperlink r:id="rId25">
+      <w:hyperlink r:id="rId26">
         <w:r>
           <w:rPr>
             <w:rStyle w:val="Hyperlink"/>
@@ -13234,8 +13369,8 @@
         <w:t xml:space="preserve">schema lands in V1 (matrix is sparse — only BDO QR, GCash QR, and bank-transfer-manual are populated). When Maya Business is approved at V1.5+, the matrix expands automatically as the new method rows insert via § 3.5d migration. No code change needed to onboard new methods; the admin just flips toggles on the new rows.</w:t>
       </w:r>
     </w:p>
-    <w:bookmarkEnd w:id="26"/>
-    <w:bookmarkStart w:id="27" w:name="disputes-refunds"/>
+    <w:bookmarkEnd w:id="27"/>
+    <w:bookmarkStart w:id="28" w:name="disputes-refunds"/>
     <w:p>
       <w:pPr>
         <w:pStyle w:val="Heading3"/>
@@ -13455,8 +13590,8 @@
         <w:t xml:space="preserve">. High-value disputes (&gt; ₱20,000 refund) require two-admin approval.</w:t>
       </w:r>
     </w:p>
-    <w:bookmarkEnd w:id="27"/>
-    <w:bookmarkStart w:id="28" w:name="Xd7c336140f865377312ec7bbd876077fcae07d9"/>
+    <w:bookmarkEnd w:id="28"/>
+    <w:bookmarkStart w:id="29" w:name="Xd7c336140f865377312ec7bbd876077fcae07d9"/>
     <w:p>
       <w:pPr>
         <w:pStyle w:val="Heading3"/>
@@ -13559,8 +13694,8 @@
         <w:t xml:space="preserve">All decisions logged with admin attribution. Refunds &gt; ₱25K still require two-admin approval per § 9.1.</w:t>
       </w:r>
     </w:p>
-    <w:bookmarkEnd w:id="28"/>
-    <w:bookmarkStart w:id="29" w:name="settings"/>
+    <w:bookmarkEnd w:id="29"/>
+    <w:bookmarkStart w:id="30" w:name="settings"/>
     <w:p>
       <w:pPr>
         <w:pStyle w:val="Heading3"/>
@@ -13811,8 +13946,8 @@
         <w:t xml:space="preserve">for compliance / post-incident review</w:t>
       </w:r>
     </w:p>
-    <w:bookmarkEnd w:id="29"/>
-    <w:bookmarkStart w:id="30" w:name="funnel-analytics-new-2026-05-12"/>
+    <w:bookmarkEnd w:id="30"/>
+    <w:bookmarkStart w:id="31" w:name="funnel-analytics-new-2026-05-12"/>
     <w:p>
       <w:pPr>
         <w:pStyle w:val="Heading3"/>
@@ -14606,8 +14741,8 @@
         <w:t xml:space="preserve">; etc. Spec each iteration’s funnel-event emissions in its own .md doc when next touched.</w:t>
       </w:r>
     </w:p>
-    <w:bookmarkEnd w:id="30"/>
-    <w:bookmarkStart w:id="31" w:name="X35c3f4e33a0e275681f3aaa541c34d9d09ef9c4"/>
+    <w:bookmarkEnd w:id="31"/>
+    <w:bookmarkStart w:id="32" w:name="X35c3f4e33a0e275681f3aaa541c34d9d09ef9c4"/>
     <w:p>
       <w:pPr>
         <w:pStyle w:val="Heading3"/>
@@ -16192,8 +16327,8 @@
         </w:pict>
       </w:r>
     </w:p>
-    <w:bookmarkEnd w:id="31"/>
-    <w:bookmarkStart w:id="32" w:name="website-editor-locked-2026-05-15"/>
+    <w:bookmarkEnd w:id="32"/>
+    <w:bookmarkStart w:id="33" w:name="website-editor-locked-2026-05-15"/>
     <w:p>
       <w:pPr>
         <w:pStyle w:val="Heading3"/>
@@ -16619,8 +16754,8 @@
         </w:pict>
       </w:r>
     </w:p>
-    <w:bookmarkEnd w:id="32"/>
-    <w:bookmarkStart w:id="39" w:name="Xfa425620ba31ba0212d6c7de11585cc49d489b9"/>
+    <w:bookmarkEnd w:id="33"/>
+    <w:bookmarkStart w:id="40" w:name="Xfa425620ba31ba0212d6c7de11585cc49d489b9"/>
     <w:p>
       <w:pPr>
         <w:pStyle w:val="Heading3"/>
@@ -16671,7 +16806,7 @@
         <w:t xml:space="preserve">single-admin per § 4.3 (review decisions are reversible — admin can lift enforcement via the appeal flow without two-admin approval).</w:t>
       </w:r>
     </w:p>
-    <w:bookmarkStart w:id="33" w:name="queue-view-default"/>
+    <w:bookmarkStart w:id="34" w:name="queue-view-default"/>
     <w:p>
       <w:pPr>
         <w:pStyle w:val="Heading4"/>
@@ -17273,8 +17408,8 @@
         </w:tc>
       </w:tr>
     </w:tbl>
-    <w:bookmarkEnd w:id="33"/>
-    <w:bookmarkStart w:id="34" w:name="per-match-comparison-panel-drilldown"/>
+    <w:bookmarkEnd w:id="34"/>
+    <w:bookmarkStart w:id="35" w:name="per-match-comparison-panel-drilldown"/>
     <w:p>
       <w:pPr>
         <w:pStyle w:val="Heading4"/>
@@ -17291,8 +17426,8 @@
         <w:t xml:space="preserve">Clicking a row expands into a side-by-side comparison of the flagged account’s event vs each matched trial-used account’s event. Three columns: signal type / flagged-account value / matched-account value, with the matching signals highlighted. Admin can scan and decide: is this the same person on a new account (abuse) or a different couple at the same venue/date (false positive — common for popular Tagaytay venues on Saturday afternoons).</w:t>
       </w:r>
     </w:p>
-    <w:bookmarkEnd w:id="34"/>
-    <w:bookmarkStart w:id="35" w:name="admin-actions"/>
+    <w:bookmarkEnd w:id="35"/>
+    <w:bookmarkStart w:id="36" w:name="admin-actions"/>
     <w:p>
       <w:pPr>
         <w:pStyle w:val="Heading4"/>
@@ -17722,8 +17857,8 @@
         <w:t xml:space="preserve">(the trial-start UI shows the under-review modal).</w:t>
       </w:r>
     </w:p>
-    <w:bookmarkEnd w:id="35"/>
-    <w:bookmarkStart w:id="36" w:name="appeal-driven-enforcement-reversal"/>
+    <w:bookmarkEnd w:id="36"/>
+    <w:bookmarkStart w:id="37" w:name="appeal-driven-enforcement-reversal"/>
     <w:p>
       <w:pPr>
         <w:pStyle w:val="Heading4"/>
@@ -17891,8 +18026,8 @@
         <w:t xml:space="preserve">“Your appeal was reviewed and your Setnayan Concierge access has been restored. Reason: {admin_notes}.”</w:t>
       </w:r>
     </w:p>
-    <w:bookmarkEnd w:id="36"/>
-    <w:bookmarkStart w:id="37" w:name="mobile"/>
+    <w:bookmarkEnd w:id="37"/>
+    <w:bookmarkStart w:id="38" w:name="mobile"/>
     <w:p>
       <w:pPr>
         <w:pStyle w:val="Heading4"/>
@@ -17927,8 +18062,8 @@
         <w:t xml:space="preserve">opens the per-match comparison panel as a full-screen sheet with the Clear / Confirm / Defer actions at the bottom.</w:t>
       </w:r>
     </w:p>
-    <w:bookmarkEnd w:id="37"/>
-    <w:bookmarkStart w:id="38" w:name="X55f09cbb45585140ceeb8288a987485c4695ce1"/>
+    <w:bookmarkEnd w:id="38"/>
+    <w:bookmarkStart w:id="39" w:name="X55f09cbb45585140ceeb8288a987485c4695ce1"/>
     <w:p>
       <w:pPr>
         <w:pStyle w:val="Heading4"/>
@@ -18498,9 +18633,9 @@
         </w:pict>
       </w:r>
     </w:p>
-    <w:bookmarkEnd w:id="38"/>
     <w:bookmarkEnd w:id="39"/>
-    <w:bookmarkStart w:id="52" w:name="X3077a367f7be1b4761ca96ee83a509ba024c8b8"/>
+    <w:bookmarkEnd w:id="40"/>
+    <w:bookmarkStart w:id="53" w:name="X3077a367f7be1b4761ca96ee83a509ba024c8b8"/>
     <w:p>
       <w:pPr>
         <w:pStyle w:val="Heading3"/>
@@ -18598,7 +18733,7 @@
         <w:t xml:space="preserve">report (corpus root) on demand from live database state.</w:t>
       </w:r>
     </w:p>
-    <w:bookmarkStart w:id="40" w:name="layout-two-tab-card-grid"/>
+    <w:bookmarkStart w:id="41" w:name="layout-two-tab-card-grid"/>
     <w:p>
       <w:pPr>
         <w:pStyle w:val="Heading4"/>
@@ -18870,8 +19005,8 @@
         <w:t xml:space="preserve">sub-section so they don’t disrupt visual parity above.</w:t>
       </w:r>
     </w:p>
-    <w:bookmarkEnd w:id="40"/>
-    <w:bookmarkStart w:id="45" w:name="per-sku-settings-drawer"/>
+    <w:bookmarkEnd w:id="41"/>
+    <w:bookmarkStart w:id="46" w:name="per-sku-settings-drawer"/>
     <w:p>
       <w:pPr>
         <w:pStyle w:val="Heading4"/>
@@ -18888,7 +19023,7 @@
         <w:t xml:space="preserve">Click any tile → opens a right-side drawer (full height, 480 px wide) with 4 tabs:</w:t>
       </w:r>
     </w:p>
-    <w:bookmarkStart w:id="41" w:name="tab-1-eligibility"/>
+    <w:bookmarkStart w:id="42" w:name="tab-1-eligibility"/>
     <w:p>
       <w:pPr>
         <w:pStyle w:val="Heading5"/>
@@ -19107,8 +19242,8 @@
         <w:t xml:space="preserve">per the iteration 0023 § 2 audit pattern.</w:t>
       </w:r>
     </w:p>
-    <w:bookmarkEnd w:id="41"/>
-    <w:bookmarkStart w:id="42" w:name="tab-2-pricing"/>
+    <w:bookmarkEnd w:id="42"/>
+    <w:bookmarkStart w:id="43" w:name="tab-2-pricing"/>
     <w:p>
       <w:pPr>
         <w:pStyle w:val="Heading5"/>
@@ -19473,8 +19608,8 @@
         <w:t xml:space="preserve">with prior price · new price · prior frequency · new frequency · admin · reason · timestamp.</w:t>
       </w:r>
     </w:p>
-    <w:bookmarkEnd w:id="42"/>
-    <w:bookmarkStart w:id="43" w:name="tab-3-current-users"/>
+    <w:bookmarkEnd w:id="43"/>
+    <w:bookmarkStart w:id="44" w:name="tab-3-current-users"/>
     <w:p>
       <w:pPr>
         <w:pStyle w:val="Heading5"/>
@@ -19559,8 +19694,8 @@
         <w:t xml:space="preserve">For one-time SKUs (e.g., Papic 5-seat), shows lifetime purchases (one per event). For recurring SKUs (e.g., Vendor Pro Weekly), shows currently-active subscriptions only with a separate count for lifetime purchases.</w:t>
       </w:r>
     </w:p>
-    <w:bookmarkEnd w:id="43"/>
-    <w:bookmarkStart w:id="44" w:name="tab-4-statistics"/>
+    <w:bookmarkEnd w:id="44"/>
+    <w:bookmarkStart w:id="45" w:name="tab-4-statistics"/>
     <w:p>
       <w:pPr>
         <w:pStyle w:val="Heading5"/>
@@ -19948,9 +20083,9 @@
         <w:t xml:space="preserve">.</w:t>
       </w:r>
     </w:p>
-    <w:bookmarkEnd w:id="44"/>
     <w:bookmarkEnd w:id="45"/>
-    <w:bookmarkStart w:id="47" w:name="X98414b96873c8db6dfa6a21bbf3ac85e063f6a3"/>
+    <w:bookmarkEnd w:id="46"/>
+    <w:bookmarkStart w:id="48" w:name="X98414b96873c8db6dfa6a21bbf3ac85e063f6a3"/>
     <w:p>
       <w:pPr>
         <w:pStyle w:val="Heading4"/>
@@ -20066,7 +20201,7 @@
       <w:r>
         <w:t xml:space="preserve"> </w:t>
       </w:r>
-      <w:hyperlink r:id="rId46">
+      <w:hyperlink r:id="rId47">
         <w:r>
           <w:rPr>
             <w:rStyle w:val="Hyperlink"/>
@@ -20251,8 +20386,8 @@
         <w:t xml:space="preserve">The button is single-admin authority — generation is a read-only-from-DB operation, no state mutations. Only writes the report files.</w:t>
       </w:r>
     </w:p>
-    <w:bookmarkEnd w:id="47"/>
-    <w:bookmarkStart w:id="48" w:name="future-automation-v1.5-deferred"/>
+    <w:bookmarkEnd w:id="48"/>
+    <w:bookmarkStart w:id="49" w:name="future-automation-v1.5-deferred"/>
     <w:p>
       <w:pPr>
         <w:pStyle w:val="Heading4"/>
@@ -20446,8 +20581,8 @@
         <w:t xml:space="preserve">All four deferred to V1.5+; V1 ships with manual button-triggered regeneration.</w:t>
       </w:r>
     </w:p>
-    <w:bookmarkEnd w:id="48"/>
-    <w:bookmarkStart w:id="49" w:name="mobile-parity"/>
+    <w:bookmarkEnd w:id="49"/>
+    <w:bookmarkStart w:id="50" w:name="mobile-parity"/>
     <w:p>
       <w:pPr>
         <w:pStyle w:val="Heading4"/>
@@ -20464,8 +20599,8 @@
         <w:t xml:space="preserve">Card grid renders as 2-column on phone (1-column on narrow viewports). Drawer becomes a bottom sheet (full-height swipe-up) per the existing 0023 mobile pattern. All 4 tabs in the drawer remain accessible — no feature gating on mobile.</w:t>
       </w:r>
     </w:p>
-    <w:bookmarkEnd w:id="49"/>
-    <w:bookmarkStart w:id="50" w:name="schema-no-new-tables-leverages-existing"/>
+    <w:bookmarkEnd w:id="50"/>
+    <w:bookmarkStart w:id="51" w:name="schema-no-new-tables-leverages-existing"/>
     <w:p>
       <w:pPr>
         <w:pStyle w:val="Heading4"/>
@@ -20697,8 +20832,8 @@
         <w:t xml:space="preserve">) but no new DB tables.</w:t>
       </w:r>
     </w:p>
-    <w:bookmarkEnd w:id="50"/>
-    <w:bookmarkStart w:id="51" w:name="cross-references"/>
+    <w:bookmarkEnd w:id="51"/>
+    <w:bookmarkStart w:id="52" w:name="cross-references"/>
     <w:p>
       <w:pPr>
         <w:pStyle w:val="Heading4"/>
@@ -20907,7 +21042,7 @@
       <w:r>
         <w:t xml:space="preserve"> </w:t>
       </w:r>
-      <w:hyperlink r:id="rId46">
+      <w:hyperlink r:id="rId47">
         <w:r>
           <w:rPr>
             <w:rStyle w:val="VerbatimChar"/>
@@ -20929,9 +21064,9 @@
         </w:pict>
       </w:r>
     </w:p>
-    <w:bookmarkEnd w:id="51"/>
     <w:bookmarkEnd w:id="52"/>
-    <w:bookmarkStart w:id="60" w:name="X1c9fc3f178b58f11c75dbe413398c2545c9010a"/>
+    <w:bookmarkEnd w:id="53"/>
+    <w:bookmarkStart w:id="61" w:name="X1c9fc3f178b58f11c75dbe413398c2545c9010a"/>
     <w:p>
       <w:pPr>
         <w:pStyle w:val="Heading3"/>
@@ -21094,7 +21229,7 @@
         <w:t xml:space="preserve">) and hand-tweaks for accuracy / brand voice; hand-edits propagate to every future couple in that combination via the cache-forever architecture.</w:t>
       </w:r>
     </w:p>
-    <w:bookmarkStart w:id="53" w:name="X5aac32bc6ce7e9922bad979e1b29d680380cb3c"/>
+    <w:bookmarkStart w:id="54" w:name="X5aac32bc6ce7e9922bad979e1b29d680380cb3c"/>
     <w:p>
       <w:pPr>
         <w:pStyle w:val="Heading4"/>
@@ -21599,8 +21734,8 @@
         <w:t xml:space="preserve">(when a brain content audit is needed)</w:t>
       </w:r>
     </w:p>
-    <w:bookmarkEnd w:id="53"/>
-    <w:bookmarkStart w:id="54" w:name="b-subview-2-unanswered-questions-queue"/>
+    <w:bookmarkEnd w:id="54"/>
+    <w:bookmarkStart w:id="55" w:name="b-subview-2-unanswered-questions-queue"/>
     <w:p>
       <w:pPr>
         <w:pStyle w:val="Heading4"/>
@@ -21821,8 +21956,8 @@
         <w:t xml:space="preserve">Queue sorts by frequency descending — admin triages high-leverage chunks first.</w:t>
       </w:r>
     </w:p>
-    <w:bookmarkEnd w:id="54"/>
-    <w:bookmarkStart w:id="55" w:name="c-subview-3-concierge-cost-watch"/>
+    <w:bookmarkEnd w:id="55"/>
+    <w:bookmarkStart w:id="56" w:name="c-subview-3-concierge-cost-watch"/>
     <w:p>
       <w:pPr>
         <w:pStyle w:val="Heading4"/>
@@ -21941,8 +22076,8 @@
         <w:t xml:space="preserve">- Cache hit rate drops below 80% → admin investigates (likely brain edit invalidated too many cached responses; admin can do a planned regenerate sweep)</w:t>
       </w:r>
     </w:p>
-    <w:bookmarkEnd w:id="55"/>
-    <w:bookmarkStart w:id="56" w:name="d-subview-4-cowork-sync-lane"/>
+    <w:bookmarkEnd w:id="56"/>
+    <w:bookmarkStart w:id="57" w:name="d-subview-4-cowork-sync-lane"/>
     <w:p>
       <w:pPr>
         <w:pStyle w:val="Heading4"/>
@@ -22157,8 +22292,8 @@
         <w:t xml:space="preserve">workflow with inline diff comments back to Cowork. V1 ships approve / reject with text feedback.</w:t>
       </w:r>
     </w:p>
-    <w:bookmarkEnd w:id="56"/>
-    <w:bookmarkStart w:id="57" w:name="schema"/>
+    <w:bookmarkEnd w:id="57"/>
+    <w:bookmarkStart w:id="58" w:name="schema"/>
     <w:p>
       <w:pPr>
         <w:pStyle w:val="Heading4"/>
@@ -22334,8 +22469,8 @@
         <w:t xml:space="preserve">cowork_authored_by TEXT NULL · cowork_pending_review BOOLEAN NOT NULL DEFAULT FALSE</w:t>
       </w:r>
     </w:p>
-    <w:bookmarkEnd w:id="57"/>
-    <w:bookmarkStart w:id="58" w:name="mobile-placement"/>
+    <w:bookmarkEnd w:id="58"/>
+    <w:bookmarkStart w:id="59" w:name="mobile-placement"/>
     <w:p>
       <w:pPr>
         <w:pStyle w:val="Heading4"/>
@@ -22364,8 +22499,8 @@
         <w:t xml:space="preserve">tab on mobile (alongside Pricing, Disputes, Settings, Website editor, Concierge Abuse, Add-on Management). Mobile UI is read-only for content (admin reviews chunks on phone) — editing happens on desktop where the markdown editor + drawer fit.</w:t>
       </w:r>
     </w:p>
-    <w:bookmarkEnd w:id="58"/>
-    <w:bookmarkStart w:id="59" w:name="v1-vs-v1.5-scope"/>
+    <w:bookmarkEnd w:id="59"/>
+    <w:bookmarkStart w:id="60" w:name="v1-vs-v1.5-scope"/>
     <w:p>
       <w:pPr>
         <w:pStyle w:val="Heading4"/>
@@ -22459,9 +22594,9 @@
         </w:pict>
       </w:r>
     </w:p>
-    <w:bookmarkEnd w:id="59"/>
     <w:bookmarkEnd w:id="60"/>
-    <w:bookmarkStart w:id="61" w:name="X4aac9bb159c69783bbe0139d97fce0f9d406631"/>
+    <w:bookmarkEnd w:id="61"/>
+    <w:bookmarkStart w:id="62" w:name="X4aac9bb159c69783bbe0139d97fce0f9d406631"/>
     <w:p>
       <w:pPr>
         <w:pStyle w:val="Heading3"/>
@@ -23650,8 +23785,8 @@
         </w:pict>
       </w:r>
     </w:p>
-    <w:bookmarkEnd w:id="61"/>
-    <w:bookmarkStart w:id="63" w:name="X5a9d70cd3d7633d4aece050d7f43f8570ea8ae7"/>
+    <w:bookmarkEnd w:id="62"/>
+    <w:bookmarkStart w:id="64" w:name="X5a9d70cd3d7633d4aece050d7f43f8570ea8ae7"/>
     <w:p>
       <w:pPr>
         <w:pStyle w:val="Heading3"/>
@@ -23775,7 +23910,7 @@
       <w:r>
         <w:t xml:space="preserve"> </w:t>
       </w:r>
-      <w:hyperlink r:id="rId62">
+      <w:hyperlink r:id="rId63">
         <w:r>
           <w:rPr>
             <w:rStyle w:val="Hyperlink"/>
@@ -25761,7 +25896,7 @@
       <w:r>
         <w:t xml:space="preserve"> </w:t>
       </w:r>
-      <w:hyperlink r:id="rId11">
+      <w:hyperlink r:id="rId12">
         <w:r>
           <w:rPr>
             <w:rStyle w:val="Hyperlink"/>
@@ -27668,8 +27803,8 @@
         </w:pict>
       </w:r>
     </w:p>
-    <w:bookmarkEnd w:id="63"/>
-    <w:bookmarkStart w:id="64" w:name="X0283164adaba40b4a1953123c20b5d5e9d7a710"/>
+    <w:bookmarkEnd w:id="64"/>
+    <w:bookmarkStart w:id="65" w:name="X0283164adaba40b4a1953123c20b5d5e9d7a710"/>
     <w:p>
       <w:pPr>
         <w:pStyle w:val="Heading3"/>
@@ -28444,9 +28579,9 @@
         </w:pict>
       </w:r>
     </w:p>
-    <w:bookmarkEnd w:id="64"/>
     <w:bookmarkEnd w:id="65"/>
-    <w:bookmarkStart w:id="71" w:name="Xc7e30205e6be7ba74b71021e7544c0dc5649b69"/>
+    <w:bookmarkEnd w:id="66"/>
+    <w:bookmarkStart w:id="72" w:name="Xc7e30205e6be7ba74b71021e7544c0dc5649b69"/>
     <w:p>
       <w:pPr>
         <w:pStyle w:val="Heading2"/>
@@ -28491,7 +28626,7 @@
         <w:t xml:space="preserve">so the team can run the day-to-day at speed.</w:t>
       </w:r>
     </w:p>
-    <w:bookmarkStart w:id="66" w:name="mechanics"/>
+    <w:bookmarkStart w:id="67" w:name="mechanics"/>
     <w:p>
       <w:pPr>
         <w:pStyle w:val="Heading3"/>
@@ -28760,8 +28895,8 @@
         <w:t xml:space="preserve">audit tag. Single-use; no further exceptions after the second admin exists.</w:t>
       </w:r>
     </w:p>
-    <w:bookmarkEnd w:id="66"/>
-    <w:bookmarkStart w:id="67" w:name="required-for-the-major-decisions-list"/>
+    <w:bookmarkEnd w:id="67"/>
+    <w:bookmarkStart w:id="68" w:name="required-for-the-major-decisions-list"/>
     <w:p>
       <w:pPr>
         <w:pStyle w:val="Heading3"/>
@@ -29142,8 +29277,8 @@
         </w:tc>
       </w:tr>
     </w:tbl>
-    <w:bookmarkEnd w:id="67"/>
-    <w:bookmarkStart w:id="68" w:name="X754d6eede66ea75fcf8256626c58de509bb89e6"/>
+    <w:bookmarkEnd w:id="68"/>
+    <w:bookmarkStart w:id="69" w:name="X754d6eede66ea75fcf8256626c58de509bb89e6"/>
     <w:p>
       <w:pPr>
         <w:pStyle w:val="Heading3"/>
@@ -29494,8 +29629,8 @@
         </w:tc>
       </w:tr>
     </w:tbl>
-    <w:bookmarkEnd w:id="68"/>
-    <w:bookmarkStart w:id="69" w:name="why-this-scope-is-right-for-v1"/>
+    <w:bookmarkEnd w:id="69"/>
+    <w:bookmarkStart w:id="70" w:name="why-this-scope-is-right-for-v1"/>
     <w:p>
       <w:pPr>
         <w:pStyle w:val="Heading3"/>
@@ -29607,8 +29742,8 @@
         <w:t xml:space="preserve">New admin promotions, internal-account creation, payment-account changes, mid-quarter pricing moves happen weekly or less — friction is a feature, not a bug, on those.</w:t>
       </w:r>
     </w:p>
-    <w:bookmarkEnd w:id="69"/>
-    <w:bookmarkStart w:id="70" w:name="schema-1"/>
+    <w:bookmarkEnd w:id="70"/>
+    <w:bookmarkStart w:id="71" w:name="schema-1"/>
     <w:p>
       <w:pPr>
         <w:pStyle w:val="Heading3"/>
@@ -30376,9 +30511,9 @@
         </w:pict>
       </w:r>
     </w:p>
-    <w:bookmarkEnd w:id="70"/>
     <w:bookmarkEnd w:id="71"/>
-    <w:bookmarkStart w:id="72" w:name="mobile-vital-info-rule-inherited"/>
+    <w:bookmarkEnd w:id="72"/>
+    <w:bookmarkStart w:id="73" w:name="mobile-vital-info-rule-inherited"/>
     <w:p>
       <w:pPr>
         <w:pStyle w:val="Heading2"/>
@@ -30463,8 +30598,8 @@
         </w:pict>
       </w:r>
     </w:p>
-    <w:bookmarkEnd w:id="72"/>
-    <w:bookmarkStart w:id="73" w:name="cross-iteration-handoffs"/>
+    <w:bookmarkEnd w:id="73"/>
+    <w:bookmarkStart w:id="74" w:name="cross-iteration-handoffs"/>
     <w:p>
       <w:pPr>
         <w:pStyle w:val="Heading2"/>
@@ -30634,8 +30769,8 @@
         </w:pict>
       </w:r>
     </w:p>
-    <w:bookmarkEnd w:id="73"/>
-    <w:bookmarkStart w:id="74" w:name="Xd4881637e7acba4a4ba0743ec8ee3c62da9c61c"/>
+    <w:bookmarkEnd w:id="74"/>
+    <w:bookmarkStart w:id="75" w:name="Xd4881637e7acba4a4ba0743ec8ee3c62da9c61c"/>
     <w:p>
       <w:pPr>
         <w:pStyle w:val="Heading2"/>
@@ -31273,8 +31408,8 @@
         </w:pict>
       </w:r>
     </w:p>
-    <w:bookmarkEnd w:id="74"/>
-    <w:bookmarkStart w:id="75" w:name="companions-and-next-steps"/>
+    <w:bookmarkEnd w:id="75"/>
+    <w:bookmarkStart w:id="76" w:name="companions-and-next-steps"/>
     <w:p>
       <w:pPr>
         <w:pStyle w:val="Heading2"/>
@@ -31337,8 +31472,1095 @@
         <w:t xml:space="preserve">The admin console is operationally critical for Setnayan launch · ships alongside 0015 (marketing site)</w:t>
       </w:r>
     </w:p>
-    <w:bookmarkEnd w:id="75"/>
+    <w:p>
+      <w:r>
+        <w:pict>
+          <v:rect style="width:0;height:1.5pt" o:hralign="center" o:hrstd="t" o:hr="t"/>
+        </w:pict>
+      </w:r>
+    </w:p>
     <w:bookmarkEnd w:id="76"/>
+    <w:bookmarkStart w:id="77" w:name="X04cce852a00fd3b7ce4c7d0209881fa63184dfa"/>
+    <w:p>
+      <w:pPr>
+        <w:pStyle w:val="Heading2"/>
+      </w:pPr>
+      <w:r>
+        <w:t xml:space="preserve">Payment-option moderation queue (added 2026-06-04)</w:t>
+      </w:r>
+    </w:p>
+    <w:p>
+      <w:pPr>
+        <w:pStyle w:val="BlockText"/>
+      </w:pPr>
+      <w:r>
+        <w:t xml:space="preserve">Shipped 2026-06-04 (PR #969). New admin surface at</w:t>
+      </w:r>
+      <w:r>
+        <w:t xml:space="preserve"> </w:t>
+      </w:r>
+      <w:r>
+        <w:rPr>
+          <w:rStyle w:val="VerbatimChar"/>
+        </w:rPr>
+        <w:t xml:space="preserve">/admin/payment-options</w:t>
+      </w:r>
+      <w:r>
+        <w:t xml:space="preserve"> </w:t>
+      </w:r>
+      <w:r>
+        <w:t xml:space="preserve">(Queues group): screens vendor-published payment</w:t>
+      </w:r>
+      <w:r>
+        <w:t xml:space="preserve"> </w:t>
+      </w:r>
+      <w:r>
+        <w:rPr>
+          <w:b/>
+          <w:bCs/>
+        </w:rPr>
+        <w:t xml:space="preserve">links + QRs</w:t>
+      </w:r>
+      <w:r>
+        <w:t xml:space="preserve"> </w:t>
+      </w:r>
+      <w:r>
+        <w:t xml:space="preserve">for fraud. Shows the decoded destination + domain/allowlist check per entry;</w:t>
+      </w:r>
+      <w:r>
+        <w:t xml:space="preserve"> </w:t>
+      </w:r>
+      <w:r>
+        <w:rPr>
+          <w:b/>
+          <w:bCs/>
+        </w:rPr>
+        <w:t xml:space="preserve">approve / hold / remove</w:t>
+      </w:r>
+      <w:r>
+        <w:t xml:space="preserve">, audit-logged. Off-allowlist links and URL shorteners surface here for review before a couple ever sees them. Governance only — approving does NOT make Setnayan the payment processor; vendor&lt;-&gt;couple money is always off-platform. Canonical spec:</w:t>
+      </w:r>
+      <w:r>
+        <w:t xml:space="preserve"> </w:t>
+      </w:r>
+      <w:r>
+        <w:rPr>
+          <w:b/>
+          <w:bCs/>
+        </w:rPr>
+        <w:t xml:space="preserve">0034 -&gt;</w:t>
+      </w:r>
+      <w:r>
+        <w:rPr>
+          <w:b/>
+          <w:bCs/>
+        </w:rPr>
+        <w:t xml:space="preserve"> </w:t>
+      </w:r>
+      <w:r>
+        <w:rPr>
+          <w:b/>
+          <w:bCs/>
+        </w:rPr>
+        <w:t xml:space="preserve">“Vendor Payment Options — off-platform direct rail”</w:t>
+      </w:r>
+      <w:r>
+        <w:t xml:space="preserve">.</w:t>
+      </w:r>
+    </w:p>
+    <w:p>
+      <w:r>
+        <w:pict>
+          <v:rect style="width:0;height:1.5pt" o:hralign="center" o:hrstd="t" o:hr="t"/>
+        </w:pict>
+      </w:r>
+    </w:p>
+    <w:bookmarkEnd w:id="77"/>
+    <w:bookmarkStart w:id="80" w:name="budget-planner-controls-added-2026-06-05"/>
+    <w:p>
+      <w:pPr>
+        <w:pStyle w:val="Heading2"/>
+      </w:pPr>
+      <w:r>
+        <w:t xml:space="preserve">Budget Planner controls (added 2026-06-05)</w:t>
+      </w:r>
+    </w:p>
+    <w:p>
+      <w:pPr>
+        <w:pStyle w:val="BlockText"/>
+      </w:pPr>
+      <w:r>
+        <w:rPr>
+          <w:b/>
+          <w:bCs/>
+        </w:rPr>
+        <w:t xml:space="preserve">New V1.x admin capability.</w:t>
+      </w:r>
+      <w:r>
+        <w:t xml:space="preserve"> </w:t>
+      </w:r>
+      <w:r>
+        <w:t xml:space="preserve">Two admin responsibilities for the couple-side</w:t>
+      </w:r>
+      <w:r>
+        <w:t xml:space="preserve"> </w:t>
+      </w:r>
+      <w:r>
+        <w:rPr>
+          <w:b/>
+          <w:bCs/>
+        </w:rPr>
+        <w:t xml:space="preserve">Budget Planner allocation engine</w:t>
+      </w:r>
+      <w:r>
+        <w:t xml:space="preserve"> </w:t>
+      </w:r>
+      <w:r>
+        <w:t xml:space="preserve">(the top-down</w:t>
+      </w:r>
+      <w:r>
+        <w:t xml:space="preserve"> </w:t>
+      </w:r>
+      <w:r>
+        <w:t xml:space="preserve">“what each service should cost”</w:t>
+      </w:r>
+      <w:r>
+        <w:t xml:space="preserve"> </w:t>
+      </w:r>
+      <w:r>
+        <w:t xml:space="preserve">recommender, layered on the 0007 tracking ledger). Engine/planner home =</w:t>
+      </w:r>
+      <w:r>
+        <w:t xml:space="preserve"> </w:t>
+      </w:r>
+      <w:r>
+        <w:rPr>
+          <w:b/>
+          <w:bCs/>
+        </w:rPr>
+        <w:t xml:space="preserve">0007</w:t>
+      </w:r>
+      <w:r>
+        <w:t xml:space="preserve">; couple-side consent/opt-out/RA 10173 erasure =</w:t>
+      </w:r>
+      <w:r>
+        <w:t xml:space="preserve"> </w:t>
+      </w:r>
+      <w:r>
+        <w:rPr>
+          <w:b/>
+          <w:bCs/>
+        </w:rPr>
+        <w:t xml:space="preserve">0025</w:t>
+      </w:r>
+      <w:r>
+        <w:t xml:space="preserve">.</w:t>
+      </w:r>
+      <w:r>
+        <w:t xml:space="preserve"> </w:t>
+      </w:r>
+      <w:r>
+        <w:rPr>
+          <w:b/>
+          <w:bCs/>
+        </w:rPr>
+        <w:t xml:space="preserve">Build state:</w:t>
+      </w:r>
+      <w:r>
+        <w:t xml:space="preserve"> </w:t>
+      </w:r>
+      <w:r>
+        <w:t xml:space="preserve">the admin surface is</w:t>
+      </w:r>
+      <w:r>
+        <w:t xml:space="preserve"> </w:t>
+      </w:r>
+      <w:r>
+        <w:rPr>
+          <w:b/>
+          <w:bCs/>
+        </w:rPr>
+        <w:t xml:space="preserve">BUILT 2026-06-05 (PR #1000)</w:t>
+      </w:r>
+      <w:r>
+        <w:t xml:space="preserve"> </w:t>
+      </w:r>
+      <w:r>
+        <w:t xml:space="preserve">—</w:t>
+      </w:r>
+      <w:r>
+        <w:t xml:space="preserve"> </w:t>
+      </w:r>
+      <w:r>
+        <w:rPr>
+          <w:rStyle w:val="VerbatimChar"/>
+        </w:rPr>
+        <w:t xml:space="preserve">/admin/budget-planner</w:t>
+      </w:r>
+      <w:r>
+        <w:t xml:space="preserve"> </w:t>
+      </w:r>
+      <w:r>
+        <w:t xml:space="preserve">(Money nav group) ships the benchmark-seeding table, the engine-knob form, and the de-identified insights table; migration</w:t>
+      </w:r>
+      <w:r>
+        <w:t xml:space="preserve"> </w:t>
+      </w:r>
+      <w:r>
+        <w:rPr>
+          <w:rStyle w:val="VerbatimChar"/>
+        </w:rPr>
+        <w:t xml:space="preserve">20260826000000</w:t>
+      </w:r>
+      <w:r>
+        <w:t xml:space="preserve"> </w:t>
+      </w:r>
+      <w:r>
+        <w:t xml:space="preserve">(config + benchmarks)</w:t>
+      </w:r>
+      <w:r>
+        <w:t xml:space="preserve"> </w:t>
+      </w:r>
+      <w:r>
+        <w:rPr>
+          <w:b/>
+          <w:bCs/>
+        </w:rPr>
+        <w:t xml:space="preserve">applied to prod</w:t>
+      </w:r>
+      <w:r>
+        <w:t xml:space="preserve">. Built on the PR #996 engine + the</w:t>
+      </w:r>
+      <w:r>
+        <w:t xml:space="preserve"> </w:t>
+      </w:r>
+      <w:r>
+        <w:rPr>
+          <w:rStyle w:val="VerbatimChar"/>
+        </w:rPr>
+        <w:t xml:space="preserve">20260824000000</w:t>
+      </w:r>
+      <w:r>
+        <w:t xml:space="preserve"> </w:t>
+      </w:r>
+      <w:r>
+        <w:t xml:space="preserve">capture table. Still follow-on: the dedicated de-identified Layer-2 table + cron-free rollup, and the two-admin raw-export flow. Full design:</w:t>
+      </w:r>
+      <w:r>
+        <w:t xml:space="preserve"> </w:t>
+      </w:r>
+      <w:r>
+        <w:rPr>
+          <w:rStyle w:val="VerbatimChar"/>
+        </w:rPr>
+        <w:t xml:space="preserve">Budget_Planner_Allocation_Engine_2026-06-05.md</w:t>
+      </w:r>
+      <w:r>
+        <w:t xml:space="preserve"> </w:t>
+      </w:r>
+      <w:r>
+        <w:t xml:space="preserve">§3/§7/§8/§10 ·</w:t>
+      </w:r>
+      <w:r>
+        <w:t xml:space="preserve"> </w:t>
+      </w:r>
+      <w:r>
+        <w:rPr>
+          <w:rStyle w:val="VerbatimChar"/>
+        </w:rPr>
+        <w:t xml:space="preserve">DECISION_LOG.md</w:t>
+      </w:r>
+      <w:r>
+        <w:t xml:space="preserve"> </w:t>
+      </w:r>
+      <w:r>
+        <w:t xml:space="preserve">2026-06-05.</w:t>
+      </w:r>
+    </w:p>
+    <w:bookmarkStart w:id="78" w:name="X3d3e467cabe53113300e1f00765678546c33131"/>
+    <w:p>
+      <w:pPr>
+        <w:pStyle w:val="Heading3"/>
+      </w:pPr>
+      <w:r>
+        <w:t xml:space="preserve">A · Allocation engine tuning (single admin-tunable config)</w:t>
+      </w:r>
+    </w:p>
+    <w:p>
+      <w:pPr>
+        <w:pStyle w:val="FirstParagraph"/>
+      </w:pPr>
+      <w:r>
+        <w:t xml:space="preserve">The engine’s behavior lives in</w:t>
+      </w:r>
+      <w:r>
+        <w:t xml:space="preserve"> </w:t>
+      </w:r>
+      <w:r>
+        <w:rPr>
+          <w:b/>
+          <w:bCs/>
+        </w:rPr>
+        <w:t xml:space="preserve">one admin-tunable config constant</w:t>
+      </w:r>
+      <w:r>
+        <w:t xml:space="preserve"> </w:t>
+      </w:r>
+      <w:r>
+        <w:t xml:space="preserve">(the same pattern as the future</w:t>
+      </w:r>
+      <w:r>
+        <w:t xml:space="preserve"> </w:t>
+      </w:r>
+      <w:r>
+        <w:rPr>
+          <w:rStyle w:val="VerbatimChar"/>
+        </w:rPr>
+        <w:t xml:space="preserve">COMPAT_WEIGHTS</w:t>
+      </w:r>
+      <w:r>
+        <w:t xml:space="preserve"> </w:t>
+      </w:r>
+      <w:r>
+        <w:t xml:space="preserve">surface —</w:t>
+      </w:r>
+      <w:r>
+        <w:t xml:space="preserve"> </w:t>
+      </w:r>
+      <w:r>
+        <w:rPr>
+          <w:rStyle w:val="VerbatimChar"/>
+        </w:rPr>
+        <w:t xml:space="preserve">lib/compat-score.ts</w:t>
+      </w:r>
+      <w:r>
+        <w:t xml:space="preserve">), not scattered magic numbers. Admin-set knobs:</w:t>
+      </w:r>
+    </w:p>
+    <w:p>
+      <w:pPr>
+        <w:pStyle w:val="Compact"/>
+        <w:numPr>
+          <w:ilvl w:val="0"/>
+          <w:numId w:val="1045"/>
+        </w:numPr>
+      </w:pPr>
+      <w:r>
+        <w:rPr>
+          <w:rStyle w:val="VerbatimChar"/>
+          <w:b/>
+          <w:bCs/>
+        </w:rPr>
+        <w:t xml:space="preserve">minSampleN</w:t>
+      </w:r>
+      <w:r>
+        <w:t xml:space="preserve"> </w:t>
+      </w:r>
+      <w:r>
+        <w:t xml:space="preserve">— the floor count of solo vendor prices a leaf needs before its real-market median is trusted (below it, the thin-data fallback fires).</w:t>
+      </w:r>
+    </w:p>
+    <w:p>
+      <w:pPr>
+        <w:pStyle w:val="Compact"/>
+        <w:numPr>
+          <w:ilvl w:val="0"/>
+          <w:numId w:val="1045"/>
+        </w:numPr>
+      </w:pPr>
+      <w:r>
+        <w:rPr>
+          <w:b/>
+          <w:bCs/>
+        </w:rPr>
+        <w:t xml:space="preserve">Confidence cutoffs</w:t>
+      </w:r>
+      <w:r>
+        <w:t xml:space="preserve"> </w:t>
+      </w:r>
+      <w:r>
+        <w:t xml:space="preserve">— the sample-count + spread thresholds that drive each leaf’s</w:t>
+      </w:r>
+      <w:r>
+        <w:t xml:space="preserve"> </w:t>
+      </w:r>
+      <w:r>
+        <w:rPr>
+          <w:rStyle w:val="VerbatimChar"/>
+        </w:rPr>
+        <w:t xml:space="preserve">"rough estimate"</w:t>
+      </w:r>
+      <w:r>
+        <w:t xml:space="preserve"> </w:t>
+      </w:r>
+      <w:r>
+        <w:t xml:space="preserve">vs confident label.</w:t>
+      </w:r>
+    </w:p>
+    <w:p>
+      <w:pPr>
+        <w:pStyle w:val="Compact"/>
+        <w:numPr>
+          <w:ilvl w:val="0"/>
+          <w:numId w:val="1045"/>
+        </w:numPr>
+      </w:pPr>
+      <w:r>
+        <w:rPr>
+          <w:rStyle w:val="VerbatimChar"/>
+          <w:b/>
+          <w:bCs/>
+        </w:rPr>
+        <w:t xml:space="preserve">bandPct</w:t>
+      </w:r>
+      <w:r>
+        <w:t xml:space="preserve"> </w:t>
+      </w:r>
+      <w:r>
+        <w:t xml:space="preserve">— the shopping-band width around the median (the</w:t>
+      </w:r>
+      <w:r>
+        <w:t xml:space="preserve"> </w:t>
+      </w:r>
+      <w:r>
+        <w:rPr>
+          <w:rStyle w:val="VerbatimChar"/>
+        </w:rPr>
+        <w:t xml:space="preserve">p25–median–p75</w:t>
+      </w:r>
+      <w:r>
+        <w:t xml:space="preserve"> </w:t>
+      </w:r>
+      <w:r>
+        <w:t xml:space="preserve">“₱X–₱Y to work in”</w:t>
+      </w:r>
+      <w:r>
+        <w:t xml:space="preserve"> </w:t>
+      </w:r>
+      <w:r>
+        <w:t xml:space="preserve">range; fixed ±% vs category-specific).</w:t>
+      </w:r>
+    </w:p>
+    <w:p>
+      <w:pPr>
+        <w:pStyle w:val="Compact"/>
+        <w:numPr>
+          <w:ilvl w:val="0"/>
+          <w:numId w:val="1045"/>
+        </w:numPr>
+      </w:pPr>
+      <w:r>
+        <w:rPr>
+          <w:rStyle w:val="VerbatimChar"/>
+          <w:b/>
+          <w:bCs/>
+        </w:rPr>
+        <w:t xml:space="preserve">surplusMode</w:t>
+      </w:r>
+      <w:r>
+        <w:t xml:space="preserve"> </w:t>
+      </w:r>
+      <w:r>
+        <w:t xml:space="preserve">—</w:t>
+      </w:r>
+      <w:r>
+        <w:t xml:space="preserve"> </w:t>
+      </w:r>
+      <w:r>
+        <w:rPr>
+          <w:rStyle w:val="VerbatimChar"/>
+        </w:rPr>
+        <w:t xml:space="preserve">'park'</w:t>
+      </w:r>
+      <w:r>
+        <w:t xml:space="preserve"> </w:t>
+      </w:r>
+      <w:r>
+        <w:t xml:space="preserve">(default · leftover shows as the explicit</w:t>
+      </w:r>
+      <w:r>
+        <w:t xml:space="preserve"> </w:t>
+      </w:r>
+      <w:r>
+        <w:rPr>
+          <w:b/>
+          <w:bCs/>
+        </w:rPr>
+        <w:t xml:space="preserve">Cushion</w:t>
+      </w:r>
+      <w:r>
+        <w:t xml:space="preserve"> </w:t>
+      </w:r>
+      <w:r>
+        <w:t xml:space="preserve">line, no leaf inflated above its market median) vs</w:t>
+      </w:r>
+      <w:r>
+        <w:t xml:space="preserve"> </w:t>
+      </w:r>
+      <w:r>
+        <w:rPr>
+          <w:rStyle w:val="VerbatimChar"/>
+        </w:rPr>
+        <w:t xml:space="preserve">'distribute'</w:t>
+      </w:r>
+      <w:r>
+        <w:t xml:space="preserve">.</w:t>
+      </w:r>
+    </w:p>
+    <w:p>
+      <w:pPr>
+        <w:pStyle w:val="FirstParagraph"/>
+      </w:pPr>
+      <w:r>
+        <w:t xml:space="preserve">The engine reads solo</w:t>
+      </w:r>
+      <w:r>
+        <w:t xml:space="preserve"> </w:t>
+      </w:r>
+      <w:r>
+        <w:rPr>
+          <w:rStyle w:val="VerbatimChar"/>
+        </w:rPr>
+        <w:t xml:space="preserve">vendor_services.starting_price_php</w:t>
+      </w:r>
+      <w:r>
+        <w:t xml:space="preserve">,</w:t>
+      </w:r>
+      <w:r>
+        <w:t xml:space="preserve"> </w:t>
+      </w:r>
+      <w:r>
+        <w:rPr>
+          <w:b/>
+          <w:bCs/>
+        </w:rPr>
+        <w:t xml:space="preserve">GATE-scoped to the couple’s market</w:t>
+      </w:r>
+      <w:r>
+        <w:t xml:space="preserve"> </w:t>
+      </w:r>
+      <w:r>
+        <w:t xml:space="preserve">(region · venue type · pax band · ceremony — the same eligibility gate the matcher runs), to compute each leaf’s median. Bundles/packages are excluded (intra-bundle accounting, not standalone market price).</w:t>
+      </w:r>
+    </w:p>
+    <w:p>
+      <w:pPr>
+        <w:pStyle w:val="BodyText"/>
+      </w:pPr>
+      <w:r>
+        <w:rPr>
+          <w:b/>
+          <w:bCs/>
+        </w:rPr>
+        <w:t xml:space="preserve">Benchmark seeds (the one non-market input).</w:t>
+      </w:r>
+      <w:r>
+        <w:t xml:space="preserve"> </w:t>
+      </w:r>
+      <w:r>
+        <w:t xml:space="preserve">When a leaf has</w:t>
+      </w:r>
+      <w:r>
+        <w:t xml:space="preserve"> </w:t>
+      </w:r>
+      <w:r>
+        <w:rPr>
+          <w:b/>
+          <w:bCs/>
+        </w:rPr>
+        <w:t xml:space="preserve">fewer than</w:t>
+      </w:r>
+      <w:r>
+        <w:rPr>
+          <w:b/>
+          <w:bCs/>
+        </w:rPr>
+        <w:t xml:space="preserve"> </w:t>
+      </w:r>
+      <w:r>
+        <w:rPr>
+          <w:rStyle w:val="VerbatimChar"/>
+          <w:b/>
+          <w:bCs/>
+        </w:rPr>
+        <w:t xml:space="preserve">minSampleN</w:t>
+      </w:r>
+      <w:r>
+        <w:t xml:space="preserve"> </w:t>
+      </w:r>
+      <w:r>
+        <w:t xml:space="preserve">solo prices, the engine falls back to a</w:t>
+      </w:r>
+      <w:r>
+        <w:t xml:space="preserve"> </w:t>
+      </w:r>
+      <w:r>
+        <w:rPr>
+          <w:b/>
+          <w:bCs/>
+        </w:rPr>
+        <w:t xml:space="preserve">per-leaf BENCHMARK price the admin seeds</w:t>
+      </w:r>
+      <w:r>
+        <w:t xml:space="preserve">. These seeds are the</w:t>
+      </w:r>
+      <w:r>
+        <w:t xml:space="preserve"> </w:t>
+      </w:r>
+      <w:r>
+        <w:rPr>
+          <w:b/>
+          <w:bCs/>
+        </w:rPr>
+        <w:t xml:space="preserve">ONLY non-market numbers in the engine</w:t>
+      </w:r>
+      <w:r>
+        <w:t xml:space="preserve"> </w:t>
+      </w:r>
+      <w:r>
+        <w:t xml:space="preserve">— they are</w:t>
+      </w:r>
+      <w:r>
+        <w:t xml:space="preserve"> </w:t>
+      </w:r>
+      <w:r>
+        <w:rPr>
+          <w:b/>
+          <w:bCs/>
+        </w:rPr>
+        <w:t xml:space="preserve">owner/admin-set and NEVER invented</w:t>
+      </w:r>
+      <w:r>
+        <w:t xml:space="preserve"> </w:t>
+      </w:r>
+      <w:r>
+        <w:t xml:space="preserve">([[project_setnayan_pax_based_pricing]]). Every benchmark edit is audit-logged (</w:t>
+      </w:r>
+      <w:r>
+        <w:rPr>
+          <w:rStyle w:val="VerbatimChar"/>
+        </w:rPr>
+        <w:t xml:space="preserve">admin_audit_log</w:t>
+      </w:r>
+      <w:r>
+        <w:t xml:space="preserve">, action</w:t>
+      </w:r>
+      <w:r>
+        <w:t xml:space="preserve"> </w:t>
+      </w:r>
+      <w:r>
+        <w:rPr>
+          <w:rStyle w:val="VerbatimChar"/>
+        </w:rPr>
+        <w:t xml:space="preserve">budget_benchmark_seed_changed</w:t>
+      </w:r>
+      <w:r>
+        <w:t xml:space="preserve">, before/after + reason).</w:t>
+      </w:r>
+    </w:p>
+    <w:bookmarkEnd w:id="78"/>
+    <w:bookmarkStart w:id="79" w:name="Xf216c6a7f5c54f2864e4f7df281e9fbaf1465f4"/>
+    <w:p>
+      <w:pPr>
+        <w:pStyle w:val="Heading3"/>
+      </w:pPr>
+      <w:r>
+        <w:t xml:space="preserve">B · Behavioral-data governance (most-protected data class)</w:t>
+      </w:r>
+    </w:p>
+    <w:p>
+      <w:pPr>
+        <w:pStyle w:val="FirstParagraph"/>
+      </w:pPr>
+      <w:r>
+        <w:t xml:space="preserve">The couple’s allocation choices are captured as a first-party behavioral dataset — Setnayan’s edge, and a</w:t>
+      </w:r>
+      <w:r>
+        <w:t xml:space="preserve"> </w:t>
+      </w:r>
+      <w:r>
+        <w:rPr>
+          <w:b/>
+          <w:bCs/>
+        </w:rPr>
+        <w:t xml:space="preserve">most-protected class</w:t>
+      </w:r>
+      <w:r>
+        <w:t xml:space="preserve"> </w:t>
+      </w:r>
+      <w:r>
+        <w:t xml:space="preserve">(§7). Governance is privacy-by-design:</w:t>
+      </w:r>
+    </w:p>
+    <w:p>
+      <w:pPr>
+        <w:pStyle w:val="Compact"/>
+        <w:numPr>
+          <w:ilvl w:val="0"/>
+          <w:numId w:val="1046"/>
+        </w:numPr>
+      </w:pPr>
+      <w:r>
+        <w:rPr>
+          <w:b/>
+          <w:bCs/>
+        </w:rPr>
+        <w:t xml:space="preserve">No blanket admin read of raw Layer-1.</w:t>
+      </w:r>
+      <w:r>
+        <w:t xml:space="preserve"> </w:t>
+      </w:r>
+      <w:r>
+        <w:t xml:space="preserve">Admins get</w:t>
+      </w:r>
+      <w:r>
+        <w:t xml:space="preserve"> </w:t>
+      </w:r>
+      <w:r>
+        <w:rPr>
+          <w:b/>
+          <w:bCs/>
+        </w:rPr>
+        <w:t xml:space="preserve">NO blanket read</w:t>
+      </w:r>
+      <w:r>
+        <w:t xml:space="preserve"> </w:t>
+      </w:r>
+      <w:r>
+        <w:t xml:space="preserve">of the identified, per-event</w:t>
+      </w:r>
+      <w:r>
+        <w:t xml:space="preserve"> </w:t>
+      </w:r>
+      <w:r>
+        <w:rPr>
+          <w:rStyle w:val="VerbatimChar"/>
+        </w:rPr>
+        <w:t xml:space="preserve">budget_allocation_decisions</w:t>
+      </w:r>
+      <w:r>
+        <w:t xml:space="preserve"> </w:t>
+      </w:r>
+      <w:r>
+        <w:t xml:space="preserve">table — enforced at</w:t>
+      </w:r>
+      <w:r>
+        <w:t xml:space="preserve"> </w:t>
+      </w:r>
+      <w:r>
+        <w:rPr>
+          <w:b/>
+          <w:bCs/>
+        </w:rPr>
+        <w:t xml:space="preserve">RLS</w:t>
+      </w:r>
+      <w:r>
+        <w:t xml:space="preserve"> </w:t>
+      </w:r>
+      <w:r>
+        <w:t xml:space="preserve">(couple-own-only via canonical</w:t>
+      </w:r>
+      <w:r>
+        <w:t xml:space="preserve"> </w:t>
+      </w:r>
+      <w:r>
+        <w:rPr>
+          <w:rStyle w:val="VerbatimChar"/>
+        </w:rPr>
+        <w:t xml:space="preserve">current_event_ids</w:t>
+      </w:r>
+      <w:r>
+        <w:t xml:space="preserve">; aggregation runs as service-role).</w:t>
+      </w:r>
+    </w:p>
+    <w:p>
+      <w:pPr>
+        <w:pStyle w:val="Compact"/>
+        <w:numPr>
+          <w:ilvl w:val="0"/>
+          <w:numId w:val="1046"/>
+        </w:numPr>
+      </w:pPr>
+      <w:r>
+        <w:rPr>
+          <w:b/>
+          <w:bCs/>
+        </w:rPr>
+        <w:t xml:space="preserve">Raw / bulk export sits behind two gates.</w:t>
+      </w:r>
+      <w:r>
+        <w:t xml:space="preserve"> </w:t>
+      </w:r>
+      <w:r>
+        <w:t xml:space="preserve">Any raw-layer access or bulk export of behavioral data requires the</w:t>
+      </w:r>
+      <w:r>
+        <w:t xml:space="preserve"> </w:t>
+      </w:r>
+      <w:r>
+        <w:rPr>
+          <w:b/>
+          <w:bCs/>
+        </w:rPr>
+        <w:t xml:space="preserve">TWO-ADMIN approval gate</w:t>
+      </w:r>
+      <w:r>
+        <w:t xml:space="preserve"> </w:t>
+      </w:r>
+      <w:r>
+        <w:t xml:space="preserve">(§ 4)</w:t>
+      </w:r>
+      <w:r>
+        <w:t xml:space="preserve"> </w:t>
+      </w:r>
+      <w:r>
+        <w:rPr>
+          <w:b/>
+          <w:bCs/>
+        </w:rPr>
+        <w:t xml:space="preserve">plus</w:t>
+      </w:r>
+      <w:r>
+        <w:t xml:space="preserve"> </w:t>
+      </w:r>
+      <w:r>
+        <w:t xml:space="preserve">an</w:t>
+      </w:r>
+      <w:r>
+        <w:t xml:space="preserve"> </w:t>
+      </w:r>
+      <w:r>
+        <w:rPr>
+          <w:b/>
+          <w:bCs/>
+        </w:rPr>
+        <w:t xml:space="preserve">access audit log</w:t>
+      </w:r>
+      <w:r>
+        <w:t xml:space="preserve"> </w:t>
+      </w:r>
+      <w:r>
+        <w:t xml:space="preserve">entry — who exported what, when, and why.</w:t>
+      </w:r>
+    </w:p>
+    <w:p>
+      <w:pPr>
+        <w:pStyle w:val="Compact"/>
+        <w:numPr>
+          <w:ilvl w:val="0"/>
+          <w:numId w:val="1046"/>
+        </w:numPr>
+      </w:pPr>
+      <w:r>
+        <w:rPr>
+          <w:b/>
+          <w:bCs/>
+        </w:rPr>
+        <w:t xml:space="preserve">Dashboards read de-identified Layer-2 only.</w:t>
+      </w:r>
+      <w:r>
+        <w:t xml:space="preserve"> </w:t>
+      </w:r>
+      <w:r>
+        <w:t xml:space="preserve">Admin trend / effectiveness dashboards (</w:t>
+      </w:r>
+      <w:r>
+        <w:rPr>
+          <w:b/>
+          <w:bCs/>
+        </w:rPr>
+        <w:t xml:space="preserve">“trending services”</w:t>
+      </w:r>
+      <w:r>
+        <w:t xml:space="preserve">,</w:t>
+      </w:r>
+      <w:r>
+        <w:t xml:space="preserve"> </w:t>
+      </w:r>
+      <w:r>
+        <w:rPr>
+          <w:b/>
+          <w:bCs/>
+        </w:rPr>
+        <w:t xml:space="preserve">“effective services”</w:t>
+      </w:r>
+      <w:r>
+        <w:t xml:space="preserve">, upsell signals) read</w:t>
+      </w:r>
+      <w:r>
+        <w:t xml:space="preserve"> </w:t>
+      </w:r>
+      <w:r>
+        <w:rPr>
+          <w:b/>
+          <w:bCs/>
+        </w:rPr>
+        <w:t xml:space="preserve">ONLY the de-identified Layer-2 aggregates</w:t>
+      </w:r>
+      <w:r>
+        <w:t xml:space="preserve"> </w:t>
+      </w:r>
+      <w:r>
+        <w:t xml:space="preserve">— segment-keyed (budget band · region · pax band · event type · leaf), aggregate +</w:t>
+      </w:r>
+      <w:r>
+        <w:t xml:space="preserve"> </w:t>
+      </w:r>
+      <w:r>
+        <w:rPr>
+          <w:b/>
+          <w:bCs/>
+        </w:rPr>
+        <w:t xml:space="preserve">minimum-N / k-anonymity</w:t>
+      </w:r>
+      <w:r>
+        <w:t xml:space="preserve"> </w:t>
+      </w:r>
+      <w:r>
+        <w:t xml:space="preserve">so a thin segment can’t re-identify a couple. PII never crosses into Layer-2.</w:t>
+      </w:r>
+    </w:p>
+    <w:p>
+      <w:pPr>
+        <w:pStyle w:val="Compact"/>
+        <w:numPr>
+          <w:ilvl w:val="0"/>
+          <w:numId w:val="1046"/>
+        </w:numPr>
+      </w:pPr>
+      <w:r>
+        <w:rPr>
+          <w:b/>
+          <w:bCs/>
+        </w:rPr>
+        <w:t xml:space="preserve">Insights dashboard BUILT (PR #1000) — Layer-2 table is the follow-on.</w:t>
+      </w:r>
+      <w:r>
+        <w:t xml:space="preserve"> </w:t>
+      </w:r>
+      <w:r>
+        <w:t xml:space="preserve">The admin insights dashboard ships now: it aggregates the Layer-1 snapshots</w:t>
+      </w:r>
+      <w:r>
+        <w:t xml:space="preserve"> </w:t>
+      </w:r>
+      <w:r>
+        <w:rPr>
+          <w:b/>
+          <w:bCs/>
+        </w:rPr>
+        <w:t xml:space="preserve">on-the-fly via the service-role client with the min-N / k-anonymity gate</w:t>
+      </w:r>
+      <w:r>
+        <w:t xml:space="preserve"> </w:t>
+      </w:r>
+      <w:r>
+        <w:t xml:space="preserve">(admins see patterns, never raw rows). Still follow-on: a dedicated</w:t>
+      </w:r>
+      <w:r>
+        <w:t xml:space="preserve"> </w:t>
+      </w:r>
+      <w:r>
+        <w:rPr>
+          <w:b/>
+          <w:bCs/>
+        </w:rPr>
+        <w:t xml:space="preserve">de-identified Layer-2 table</w:t>
+      </w:r>
+      <w:r>
+        <w:t xml:space="preserve"> </w:t>
+      </w:r>
+      <w:r>
+        <w:t xml:space="preserve">+ its</w:t>
+      </w:r>
+      <w:r>
+        <w:t xml:space="preserve"> </w:t>
+      </w:r>
+      <w:r>
+        <w:rPr>
+          <w:b/>
+          <w:bCs/>
+        </w:rPr>
+        <w:t xml:space="preserve">cron-free</w:t>
+      </w:r>
+      <w:r>
+        <w:t xml:space="preserve"> </w:t>
+      </w:r>
+      <w:r>
+        <w:t xml:space="preserve">on-write/</w:t>
+      </w:r>
+      <w:r>
+        <w:rPr>
+          <w:rStyle w:val="VerbatimChar"/>
+        </w:rPr>
+        <w:t xml:space="preserve">after()</w:t>
+      </w:r>
+      <w:r>
+        <w:t xml:space="preserve"> </w:t>
+      </w:r>
+      <w:r>
+        <w:t xml:space="preserve">rollup ([[project_setnayan_cron_free]]) for scale, and the gated</w:t>
+      </w:r>
+      <w:r>
+        <w:t xml:space="preserve"> </w:t>
+      </w:r>
+      <w:r>
+        <w:rPr>
+          <w:b/>
+          <w:bCs/>
+        </w:rPr>
+        <w:t xml:space="preserve">two-admin raw-export</w:t>
+      </w:r>
+      <w:r>
+        <w:t xml:space="preserve"> </w:t>
+      </w:r>
+      <w:r>
+        <w:t xml:space="preserve">flow.</w:t>
+      </w:r>
+    </w:p>
+    <w:p>
+      <w:pPr>
+        <w:pStyle w:val="FirstParagraph"/>
+      </w:pPr>
+      <w:r>
+        <w:rPr>
+          <w:b/>
+          <w:bCs/>
+        </w:rPr>
+        <w:t xml:space="preserve">Upsell rule.</w:t>
+      </w:r>
+      <w:r>
+        <w:t xml:space="preserve"> </w:t>
+      </w:r>
+      <w:r>
+        <w:t xml:space="preserve">“Push more services to a client”</w:t>
+      </w:r>
+      <w:r>
+        <w:t xml:space="preserve"> </w:t>
+      </w:r>
+      <w:r>
+        <w:t xml:space="preserve">uses</w:t>
+      </w:r>
+      <w:r>
+        <w:t xml:space="preserve"> </w:t>
+      </w:r>
+      <w:r>
+        <w:rPr>
+          <w:b/>
+          <w:bCs/>
+        </w:rPr>
+        <w:t xml:space="preserve">that client’s own data + de-identified population patterns</w:t>
+      </w:r>
+      <w:r>
+        <w:t xml:space="preserve"> </w:t>
+      </w:r>
+      <w:r>
+        <w:t xml:space="preserve">— NEVER one couple’s identifiable data to target another.</w:t>
+      </w:r>
+    </w:p>
+    <w:bookmarkEnd w:id="79"/>
+    <w:bookmarkEnd w:id="80"/>
+    <w:bookmarkEnd w:id="81"/>
     <w:sectPr>
       <w:footnotePr>
         <w:numRestart w:val="eachSect"/>
@@ -32013,6 +33235,12 @@
     <w:abstractNumId w:val="991"/>
   </w:num>
   <w:num w:numId="1044">
+    <w:abstractNumId w:val="991"/>
+  </w:num>
+  <w:num w:numId="1045">
+    <w:abstractNumId w:val="991"/>
+  </w:num>
+  <w:num w:numId="1046">
     <w:abstractNumId w:val="991"/>
   </w:num>
 </w:numbering>
